--- a/rider/szigligeti-technikai-egyezteto-sablon.docx
+++ b/rider/szigligeti-technikai-egyezteto-sablon.docx
@@ -1,84 +1,55 @@
 
 <file path=word/document.xml><?xml version="1.0" encoding="utf-8"?>
-<w:document xmlns:wpc="http://schemas.microsoft.com/office/word/2010/wordprocessingCanvas" xmlns:cx="http://schemas.microsoft.com/office/drawing/2014/chartex" xmlns:cx1="http://schemas.microsoft.com/office/drawing/2015/9/8/chartex" xmlns:cx2="http://schemas.microsoft.com/office/drawing/2015/10/21/chartex" xmlns:cx3="http://schemas.microsoft.com/office/drawing/2016/5/9/chartex" xmlns:cx4="http://schemas.microsoft.com/office/drawing/2016/5/10/chartex" xmlns:cx5="http://schemas.microsoft.com/office/drawing/2016/5/11/chartex" xmlns:cx6="http://schemas.microsoft.com/office/drawing/2016/5/12/chartex" xmlns:cx7="http://schemas.microsoft.com/office/drawing/2016/5/13/chartex" xmlns:cx8="http://schemas.microsoft.com/office/drawing/2016/5/14/chartex" xmlns:mc="http://schemas.openxmlformats.org/markup-compatibility/2006" xmlns:aink="http://schemas.microsoft.com/office/drawing/2016/ink" xmlns:am3d="http://schemas.microsoft.com/office/drawing/2017/model3d" xmlns:o="urn:schemas-microsoft-com:office:office" xmlns:oel="http://schemas.microsoft.com/office/2019/extlst" xmlns:r="http://schemas.openxmlformats.org/officeDocument/2006/relationships" xmlns:m="http://schemas.openxmlformats.org/officeDocument/2006/math" xmlns:v="urn:schemas-microsoft-com:vml" xmlns:wp14="http://schemas.microsoft.com/office/word/2010/wordprocessingDrawing" xmlns:wp="http://schemas.openxmlformats.org/drawingml/2006/wordprocessingDrawing" xmlns:w10="urn:schemas-microsoft-com:office:word" xmlns:w="http://schemas.openxmlformats.org/wordprocessingml/2006/main" xmlns:w14="http://schemas.microsoft.com/office/word/2010/wordml" xmlns:w15="http://schemas.microsoft.com/office/word/2012/wordml" xmlns:w16cex="http://schemas.microsoft.com/office/word/2018/wordml/cex" xmlns:w16cid="http://schemas.microsoft.com/office/word/2016/wordml/cid" xmlns:w16="http://schemas.microsoft.com/office/word/2018/wordml" xmlns:w16du="http://schemas.microsoft.com/office/word/2023/wordml/word16du" xmlns:w16sdtdh="http://schemas.microsoft.com/office/word/2020/wordml/sdtdatahash" xmlns:w16sdtfl="http://schemas.microsoft.com/office/word/2024/wordml/sdtformatlock" xmlns:w16se="http://schemas.microsoft.com/office/word/2015/wordml/symex" xmlns:wpg="http://schemas.microsoft.com/office/word/2010/wordprocessingGroup" xmlns:wpi="http://schemas.microsoft.com/office/word/2010/wordprocessingInk" xmlns:wne="http://schemas.microsoft.com/office/word/2006/wordml" xmlns:wps="http://schemas.microsoft.com/office/word/2010/wordprocessingShape" mc:Ignorable="w14 w15 w16se w16cid w16 w16cex w16sdtdh w16sdtfl w16du wp14">
+<w:document xmlns:wpc="http://schemas.microsoft.com/office/word/2010/wordprocessingCanvas" xmlns:cx="http://schemas.microsoft.com/office/drawing/2014/chartex" xmlns:cx1="http://schemas.microsoft.com/office/drawing/2015/9/8/chartex" xmlns:cx2="http://schemas.microsoft.com/office/drawing/2015/10/21/chartex" xmlns:cx3="http://schemas.microsoft.com/office/drawing/2016/5/9/chartex" xmlns:cx4="http://schemas.microsoft.com/office/drawing/2016/5/10/chartex" xmlns:cx5="http://schemas.microsoft.com/office/drawing/2016/5/11/chartex" xmlns:cx6="http://schemas.microsoft.com/office/drawing/2016/5/12/chartex" xmlns:cx7="http://schemas.microsoft.com/office/drawing/2016/5/13/chartex" xmlns:cx8="http://schemas.microsoft.com/office/drawing/2016/5/14/chartex" xmlns:mc="http://schemas.openxmlformats.org/markup-compatibility/2006" xmlns:aink="http://schemas.microsoft.com/office/drawing/2016/ink" xmlns:am3d="http://schemas.microsoft.com/office/drawing/2017/model3d" xmlns:o="urn:schemas-microsoft-com:office:office" xmlns:r="http://schemas.openxmlformats.org/officeDocument/2006/relationships" xmlns:m="http://schemas.openxmlformats.org/officeDocument/2006/math" xmlns:v="urn:schemas-microsoft-com:vml" xmlns:wp14="http://schemas.microsoft.com/office/word/2010/wordprocessingDrawing" xmlns:wp="http://schemas.openxmlformats.org/drawingml/2006/wordprocessingDrawing" xmlns:w10="urn:schemas-microsoft-com:office:word" xmlns:w="http://schemas.openxmlformats.org/wordprocessingml/2006/main" xmlns:w14="http://schemas.microsoft.com/office/word/2010/wordml" xmlns:w15="http://schemas.microsoft.com/office/word/2012/wordml" xmlns:w16cex="http://schemas.microsoft.com/office/word/2018/wordml/cex" xmlns:w16cid="http://schemas.microsoft.com/office/word/2016/wordml/cid" xmlns:w16="http://schemas.microsoft.com/office/word/2018/wordml" xmlns:w16sdtdh="http://schemas.microsoft.com/office/word/2020/wordml/sdtdatahash" xmlns:w16se="http://schemas.microsoft.com/office/word/2015/wordml/symex" xmlns:wpg="http://schemas.microsoft.com/office/word/2010/wordprocessingGroup" xmlns:wpi="http://schemas.microsoft.com/office/word/2010/wordprocessingInk" xmlns:wne="http://schemas.microsoft.com/office/word/2006/wordml" xmlns:wps="http://schemas.microsoft.com/office/word/2010/wordprocessingShape" mc:Ignorable="w14 w15 w16se w16cid w16 w16cex w16sdtdh wp14">
   <w:body>
     <w:p>
       <w:pPr>
-        <w:pBdr>
-          <w:top w:val="nil"/>
-          <w:left w:val="nil"/>
-          <w:bottom w:val="nil"/>
-          <w:right w:val="nil"/>
-          <w:between w:val="nil"/>
-        </w:pBdr>
-        <w:spacing w:after="0" w:line="240" w:lineRule="auto"/>
+        <w:pStyle w:val="Nincstrkz"/>
         <w:jc w:val="center"/>
         <w:rPr>
-          <w:rFonts w:ascii="Times New Roman" w:eastAsia="Times New Roman" w:hAnsi="Times New Roman" w:cs="Times New Roman"/>
           <w:b/>
-          <w:bCs/>
-          <w:color w:val="000000"/>
-          <w:sz w:val="24"/>
-          <w:szCs w:val="24"/>
         </w:rPr>
       </w:pPr>
     </w:p>
     <w:p>
       <w:pPr>
-        <w:pBdr>
-          <w:top w:val="nil"/>
-          <w:left w:val="nil"/>
-          <w:bottom w:val="nil"/>
-          <w:right w:val="nil"/>
-          <w:between w:val="nil"/>
-        </w:pBdr>
-        <w:spacing w:after="0" w:line="240" w:lineRule="auto"/>
+        <w:pStyle w:val="Nincstrkz"/>
         <w:jc w:val="center"/>
         <w:rPr>
-          <w:rFonts w:ascii="Times New Roman" w:eastAsia="Times New Roman" w:hAnsi="Times New Roman" w:cs="Times New Roman"/>
           <w:b/>
-          <w:bCs/>
-          <w:color w:val="000000"/>
-          <w:sz w:val="46"/>
-          <w:szCs w:val="46"/>
+          <w:spacing w:val="20"/>
+          <w:kern w:val="2"/>
+          <w:position w:val="17"/>
+          <w:sz w:val="28"/>
+          <w:szCs w:val="28"/>
           <w:u w:val="single"/>
-          <w:vertAlign w:val="superscript"/>
         </w:rPr>
       </w:pPr>
       <w:r>
         <w:rPr>
-          <w:rFonts w:ascii="Times New Roman" w:eastAsia="Times New Roman" w:hAnsi="Times New Roman" w:cs="Times New Roman"/>
           <w:b/>
-          <w:bCs/>
-          <w:color w:val="000000"/>
-          <w:sz w:val="46"/>
-          <w:szCs w:val="46"/>
+          <w:spacing w:val="20"/>
+          <w:kern w:val="2"/>
+          <w:position w:val="17"/>
+          <w:sz w:val="28"/>
+          <w:szCs w:val="28"/>
           <w:u w:val="single"/>
-          <w:vertAlign w:val="superscript"/>
         </w:rPr>
         <w:t>SZOLNOKI SZIGLIGETI SZÍNHÁZ NONPROFIT KFT.</w:t>
       </w:r>
     </w:p>
     <w:p>
       <w:pPr>
-        <w:pBdr>
-          <w:top w:val="nil"/>
-          <w:left w:val="nil"/>
-          <w:bottom w:val="nil"/>
-          <w:right w:val="nil"/>
-          <w:between w:val="nil"/>
-        </w:pBdr>
-        <w:spacing w:after="0" w:line="240" w:lineRule="auto"/>
+        <w:pStyle w:val="Nincstrkz"/>
         <w:jc w:val="center"/>
         <w:rPr>
-          <w:rFonts w:ascii="Times New Roman" w:eastAsia="Times New Roman" w:hAnsi="Times New Roman" w:cs="Times New Roman"/>
           <w:b/>
-          <w:bCs/>
-          <w:color w:val="000000"/>
-          <w:sz w:val="46"/>
-          <w:szCs w:val="46"/>
+          <w:spacing w:val="20"/>
+          <w:kern w:val="2"/>
+          <w:position w:val="17"/>
+          <w:sz w:val="28"/>
+          <w:szCs w:val="28"/>
           <w:u w:val="single"/>
-          <w:vertAlign w:val="superscript"/>
         </w:rPr>
       </w:pPr>
     </w:p>
@@ -92,7 +63,6 @@
         <w:jc w:val="center"/>
         <w:rPr>
           <w:sz w:val="24"/>
-          <w:szCs w:val="24"/>
         </w:rPr>
       </w:pPr>
       <w:r>
@@ -101,9 +71,7 @@
     </w:p>
     <w:tbl>
       <w:tblPr>
-        <w:tblStyle w:val="a"/>
-        <w:tblW w:w="9212" w:type="dxa"/>
-        <w:tblInd w:w="0" w:type="dxa"/>
+        <w:tblW w:w="0" w:type="auto"/>
         <w:tblLayout w:type="fixed"/>
         <w:tblLook w:val="0000" w:firstRow="0" w:lastRow="0" w:firstColumn="0" w:lastColumn="0" w:noHBand="0" w:noVBand="0"/>
       </w:tblPr>
@@ -120,6 +88,7 @@
               <w:bottom w:val="single" w:sz="4" w:space="0" w:color="000000"/>
               <w:right w:val="single" w:sz="4" w:space="0" w:color="000000"/>
             </w:tcBorders>
+            <w:shd w:val="clear" w:color="auto" w:fill="auto"/>
           </w:tcPr>
           <w:p>
             <w:pPr>
@@ -132,9 +101,8 @@
             <w:r>
               <w:rPr>
                 <w:sz w:val="24"/>
-                <w:szCs w:val="24"/>
-              </w:rPr>
-              <w:t>Színház neve: Mandala Dalszínház</w:t>
+              </w:rPr>
+              <w:t xml:space="preserve">Színház neve: </w:t>
             </w:r>
           </w:p>
         </w:tc>
@@ -152,6 +120,7 @@
               <w:bottom w:val="single" w:sz="4" w:space="0" w:color="000000"/>
               <w:right w:val="single" w:sz="4" w:space="0" w:color="000000"/>
             </w:tcBorders>
+            <w:shd w:val="clear" w:color="auto" w:fill="auto"/>
           </w:tcPr>
           <w:p>
             <w:pPr>
@@ -162,41 +131,14 @@
               <w:spacing w:line="240" w:lineRule="auto"/>
               <w:rPr>
                 <w:sz w:val="24"/>
-                <w:szCs w:val="24"/>
               </w:rPr>
             </w:pPr>
             <w:r>
               <w:rPr>
                 <w:sz w:val="24"/>
-                <w:szCs w:val="24"/>
-              </w:rPr>
-              <w:t xml:space="preserve">Előadás szerzője, címe: Zágon - </w:t>
-            </w:r>
-            <w:proofErr w:type="spellStart"/>
-            <w:r>
-              <w:rPr>
-                <w:sz w:val="24"/>
-                <w:szCs w:val="24"/>
-              </w:rPr>
-              <w:t>Nóti</w:t>
-            </w:r>
-            <w:proofErr w:type="spellEnd"/>
-            <w:r>
-              <w:rPr>
-                <w:sz w:val="24"/>
-                <w:szCs w:val="24"/>
-              </w:rPr>
-              <w:t xml:space="preserve"> - </w:t>
-            </w:r>
-            <w:proofErr w:type="spellStart"/>
-            <w:r>
-              <w:rPr>
-                <w:sz w:val="24"/>
-                <w:szCs w:val="24"/>
-              </w:rPr>
-              <w:t>Eisemann</w:t>
-            </w:r>
-            <w:proofErr w:type="spellEnd"/>
+              </w:rPr>
+              <w:t xml:space="preserve">Előadás szerzője, címe: </w:t>
+            </w:r>
           </w:p>
           <w:p/>
         </w:tc>
@@ -214,6 +156,7 @@
               <w:bottom w:val="single" w:sz="4" w:space="0" w:color="000000"/>
               <w:right w:val="single" w:sz="4" w:space="0" w:color="000000"/>
             </w:tcBorders>
+            <w:shd w:val="clear" w:color="auto" w:fill="auto"/>
           </w:tcPr>
           <w:p>
             <w:pPr>
@@ -224,15 +167,13 @@
               <w:spacing w:line="240" w:lineRule="auto"/>
               <w:rPr>
                 <w:sz w:val="24"/>
-                <w:szCs w:val="24"/>
               </w:rPr>
             </w:pPr>
             <w:r>
               <w:rPr>
                 <w:sz w:val="24"/>
-                <w:szCs w:val="24"/>
-              </w:rPr>
-              <w:t>Előadás időpontja: 2026.02.26. 19.00 h</w:t>
+              </w:rPr>
+              <w:t>Előadás időpontja:</w:t>
             </w:r>
           </w:p>
           <w:p/>
@@ -248,6 +189,7 @@
               <w:bottom w:val="single" w:sz="4" w:space="0" w:color="000000"/>
               <w:right w:val="single" w:sz="4" w:space="0" w:color="000000"/>
             </w:tcBorders>
+            <w:shd w:val="clear" w:color="auto" w:fill="auto"/>
           </w:tcPr>
           <w:p>
             <w:pPr>
@@ -260,34 +202,15 @@
             <w:r>
               <w:rPr>
                 <w:sz w:val="24"/>
-                <w:szCs w:val="24"/>
               </w:rPr>
               <w:t>Kapcsolattartó személy</w:t>
             </w:r>
             <w:r>
               <w:rPr>
                 <w:b w:val="0"/>
-                <w:bCs w:val="0"/>
                 <w:sz w:val="20"/>
-                <w:szCs w:val="20"/>
               </w:rPr>
               <w:t xml:space="preserve">: </w:t>
-            </w:r>
-            <w:proofErr w:type="spellStart"/>
-            <w:r>
-              <w:rPr>
-                <w:sz w:val="20"/>
-                <w:szCs w:val="20"/>
-              </w:rPr>
-              <w:t>Simai</w:t>
-            </w:r>
-            <w:proofErr w:type="spellEnd"/>
-            <w:r>
-              <w:rPr>
-                <w:sz w:val="20"/>
-                <w:szCs w:val="20"/>
-              </w:rPr>
-              <w:t xml:space="preserve"> György 06309978608</w:t>
             </w:r>
           </w:p>
         </w:tc>
@@ -296,9 +219,7 @@
     <w:p/>
     <w:tbl>
       <w:tblPr>
-        <w:tblStyle w:val="a0"/>
-        <w:tblW w:w="9212" w:type="dxa"/>
-        <w:tblInd w:w="0" w:type="dxa"/>
+        <w:tblW w:w="0" w:type="auto"/>
         <w:tblLayout w:type="fixed"/>
         <w:tblLook w:val="0000" w:firstRow="0" w:lastRow="0" w:firstColumn="0" w:lastColumn="0" w:noHBand="0" w:noVBand="0"/>
       </w:tblPr>
@@ -316,6 +237,7 @@
               <w:bottom w:val="single" w:sz="4" w:space="0" w:color="000000"/>
               <w:right w:val="single" w:sz="4" w:space="0" w:color="000000"/>
             </w:tcBorders>
+            <w:shd w:val="clear" w:color="auto" w:fill="auto"/>
           </w:tcPr>
           <w:p>
             <w:pPr>
@@ -326,15 +248,12 @@
               <w:spacing w:line="240" w:lineRule="auto"/>
               <w:rPr>
                 <w:b w:val="0"/>
-                <w:bCs w:val="0"/>
                 <w:sz w:val="20"/>
-                <w:szCs w:val="20"/>
               </w:rPr>
             </w:pPr>
             <w:r>
               <w:rPr>
                 <w:sz w:val="24"/>
-                <w:szCs w:val="24"/>
               </w:rPr>
               <w:t>Terveznek-e előzetes helyszíni szemlét:</w:t>
             </w:r>
@@ -350,9 +269,7 @@
             <w:r>
               <w:rPr>
                 <w:b w:val="0"/>
-                <w:bCs w:val="0"/>
                 <w:sz w:val="20"/>
-                <w:szCs w:val="20"/>
               </w:rPr>
               <w:t>(kérem egyeztetni)</w:t>
             </w:r>
@@ -367,12 +284,9 @@
               <w:bottom w:val="single" w:sz="4" w:space="0" w:color="000000"/>
               <w:right w:val="single" w:sz="4" w:space="0" w:color="000000"/>
             </w:tcBorders>
-          </w:tcPr>
-          <w:p>
-            <w:r>
-              <w:t>Nem</w:t>
-            </w:r>
-          </w:p>
+            <w:shd w:val="clear" w:color="auto" w:fill="auto"/>
+          </w:tcPr>
+          <w:p/>
         </w:tc>
       </w:tr>
     </w:tbl>
@@ -383,9 +297,7 @@
     </w:p>
     <w:tbl>
       <w:tblPr>
-        <w:tblStyle w:val="a1"/>
-        <w:tblW w:w="9212" w:type="dxa"/>
-        <w:tblInd w:w="0" w:type="dxa"/>
+        <w:tblW w:w="0" w:type="auto"/>
         <w:tblLayout w:type="fixed"/>
         <w:tblLook w:val="0000" w:firstRow="0" w:lastRow="0" w:firstColumn="0" w:lastColumn="0" w:noHBand="0" w:noVBand="0"/>
       </w:tblPr>
@@ -407,6 +319,7 @@
               <w:bottom w:val="single" w:sz="4" w:space="0" w:color="000000"/>
               <w:right w:val="single" w:sz="4" w:space="0" w:color="000000"/>
             </w:tcBorders>
+            <w:shd w:val="clear" w:color="auto" w:fill="auto"/>
           </w:tcPr>
           <w:p>
             <w:pPr>
@@ -430,6 +343,7 @@
               <w:bottom w:val="single" w:sz="4" w:space="0" w:color="000000"/>
               <w:right w:val="single" w:sz="4" w:space="0" w:color="000000"/>
             </w:tcBorders>
+            <w:shd w:val="clear" w:color="auto" w:fill="auto"/>
           </w:tcPr>
           <w:p>
             <w:pPr>
@@ -453,6 +367,7 @@
               <w:bottom w:val="single" w:sz="4" w:space="0" w:color="000000"/>
               <w:right w:val="single" w:sz="4" w:space="0" w:color="000000"/>
             </w:tcBorders>
+            <w:shd w:val="clear" w:color="auto" w:fill="auto"/>
           </w:tcPr>
           <w:p>
             <w:pPr>
@@ -501,12 +416,9 @@
               <w:bottom w:val="single" w:sz="4" w:space="0" w:color="000000"/>
               <w:right w:val="single" w:sz="4" w:space="0" w:color="000000"/>
             </w:tcBorders>
-          </w:tcPr>
-          <w:p>
-            <w:r>
-              <w:t>180 perc</w:t>
-            </w:r>
-          </w:p>
+            <w:shd w:val="clear" w:color="auto" w:fill="auto"/>
+          </w:tcPr>
+          <w:p/>
         </w:tc>
         <w:tc>
           <w:tcPr>
@@ -517,6 +429,7 @@
               <w:bottom w:val="single" w:sz="4" w:space="0" w:color="000000"/>
               <w:right w:val="single" w:sz="4" w:space="0" w:color="000000"/>
             </w:tcBorders>
+            <w:shd w:val="clear" w:color="auto" w:fill="auto"/>
           </w:tcPr>
           <w:p>
             <w:pPr>
@@ -525,9 +438,6 @@
                 <w:tab w:val="left" w:pos="6120"/>
               </w:tabs>
             </w:pPr>
-            <w:r>
-              <w:t>2</w:t>
-            </w:r>
           </w:p>
         </w:tc>
         <w:tc>
@@ -539,11 +449,14 @@
               <w:bottom w:val="single" w:sz="4" w:space="0" w:color="000000"/>
               <w:right w:val="single" w:sz="4" w:space="0" w:color="000000"/>
             </w:tcBorders>
-          </w:tcPr>
-          <w:p>
-            <w:r>
-              <w:t>15-20 perc, igazodva a helyi szokásokhoz</w:t>
-            </w:r>
+            <w:shd w:val="clear" w:color="auto" w:fill="auto"/>
+          </w:tcPr>
+          <w:p>
+            <w:pPr>
+              <w:rPr>
+                <w:bCs/>
+              </w:rPr>
+            </w:pPr>
           </w:p>
         </w:tc>
       </w:tr>
@@ -551,9 +464,7 @@
     <w:p/>
     <w:tbl>
       <w:tblPr>
-        <w:tblStyle w:val="a2"/>
-        <w:tblW w:w="9212" w:type="dxa"/>
-        <w:tblInd w:w="0" w:type="dxa"/>
+        <w:tblW w:w="10862" w:type="dxa"/>
         <w:tblLayout w:type="fixed"/>
         <w:tblLook w:val="0000" w:firstRow="0" w:lastRow="0" w:firstColumn="0" w:lastColumn="0" w:noHBand="0" w:noVBand="0"/>
       </w:tblPr>
@@ -562,8 +473,13 @@
         <w:gridCol w:w="3071"/>
         <w:gridCol w:w="1650"/>
         <w:gridCol w:w="1421"/>
+        <w:gridCol w:w="1650"/>
       </w:tblGrid>
       <w:tr>
+        <w:trPr>
+          <w:gridAfter w:val="1"/>
+          <w:wAfter w:w="1650" w:type="dxa"/>
+        </w:trPr>
         <w:tc>
           <w:tcPr>
             <w:tcW w:w="3070" w:type="dxa"/>
@@ -573,15 +489,15 @@
               <w:bottom w:val="single" w:sz="4" w:space="0" w:color="000000"/>
               <w:right w:val="single" w:sz="4" w:space="0" w:color="000000"/>
             </w:tcBorders>
-          </w:tcPr>
-          <w:p>
-            <w:pPr>
-              <w:spacing w:line="360" w:lineRule="auto"/>
-            </w:pPr>
-            <w:r>
-              <w:rPr>
-                <w:b/>
-                <w:bCs/>
+            <w:shd w:val="clear" w:color="auto" w:fill="auto"/>
+          </w:tcPr>
+          <w:p>
+            <w:pPr>
+              <w:spacing w:line="360" w:lineRule="auto"/>
+            </w:pPr>
+            <w:r>
+              <w:rPr>
+                <w:b/>
               </w:rPr>
               <w:t>Próba igény</w:t>
             </w:r>
@@ -596,15 +512,17 @@
               <w:bottom w:val="single" w:sz="4" w:space="0" w:color="000000"/>
               <w:right w:val="single" w:sz="4" w:space="0" w:color="000000"/>
             </w:tcBorders>
-          </w:tcPr>
-          <w:p>
-            <w:pPr>
-              <w:spacing w:line="360" w:lineRule="auto"/>
-            </w:pPr>
-            <w:bookmarkStart w:id="0" w:name="_heading=h.qs4bd0sdgsxv" w:colFirst="0" w:colLast="0"/>
-            <w:bookmarkEnd w:id="0"/>
-            <w:r>
-              <w:t>Lejáró próba</w:t>
+            <w:shd w:val="clear" w:color="auto" w:fill="auto"/>
+          </w:tcPr>
+          <w:p>
+            <w:pPr>
+              <w:spacing w:line="360" w:lineRule="auto"/>
+            </w:pPr>
+            <w:r>
+              <w:rPr>
+                <w:b/>
+              </w:rPr>
+              <w:t>Felújító vagy lejáró:</w:t>
             </w:r>
           </w:p>
         </w:tc>
@@ -617,15 +535,15 @@
               <w:bottom w:val="single" w:sz="4" w:space="0" w:color="000000"/>
               <w:right w:val="single" w:sz="4" w:space="0" w:color="000000"/>
             </w:tcBorders>
-          </w:tcPr>
-          <w:p>
-            <w:pPr>
-              <w:spacing w:line="360" w:lineRule="auto"/>
-            </w:pPr>
-            <w:r>
-              <w:rPr>
-                <w:b/>
-                <w:bCs/>
+            <w:shd w:val="clear" w:color="auto" w:fill="auto"/>
+          </w:tcPr>
+          <w:p>
+            <w:pPr>
+              <w:spacing w:line="360" w:lineRule="auto"/>
+            </w:pPr>
+            <w:r>
+              <w:rPr>
+                <w:b/>
               </w:rPr>
               <w:t>Időpont:</w:t>
             </w:r>
@@ -640,15 +558,15 @@
               <w:bottom w:val="single" w:sz="4" w:space="0" w:color="000000"/>
               <w:right w:val="single" w:sz="4" w:space="0" w:color="000000"/>
             </w:tcBorders>
-          </w:tcPr>
-          <w:p>
-            <w:pPr>
-              <w:spacing w:line="360" w:lineRule="auto"/>
-            </w:pPr>
-            <w:r>
-              <w:rPr>
-                <w:b/>
-                <w:bCs/>
+            <w:shd w:val="clear" w:color="auto" w:fill="auto"/>
+          </w:tcPr>
+          <w:p>
+            <w:pPr>
+              <w:spacing w:line="360" w:lineRule="auto"/>
+            </w:pPr>
+            <w:r>
+              <w:rPr>
+                <w:b/>
               </w:rPr>
               <w:t>Időtartam:</w:t>
             </w:r>
@@ -665,13 +583,14 @@
               <w:bottom w:val="single" w:sz="4" w:space="0" w:color="000000"/>
               <w:right w:val="single" w:sz="4" w:space="0" w:color="000000"/>
             </w:tcBorders>
-          </w:tcPr>
-          <w:p>
-            <w:pPr>
-              <w:spacing w:line="360" w:lineRule="auto"/>
-              <w:rPr>
-                <w:b/>
-                <w:bCs/>
+            <w:shd w:val="clear" w:color="auto" w:fill="auto"/>
+          </w:tcPr>
+          <w:p>
+            <w:pPr>
+              <w:snapToGrid w:val="0"/>
+              <w:spacing w:line="360" w:lineRule="auto"/>
+              <w:rPr>
+                <w:b/>
               </w:rPr>
             </w:pPr>
           </w:p>
@@ -685,6 +604,7 @@
               <w:bottom w:val="single" w:sz="4" w:space="0" w:color="000000"/>
               <w:right w:val="single" w:sz="4" w:space="0" w:color="000000"/>
             </w:tcBorders>
+            <w:shd w:val="clear" w:color="auto" w:fill="auto"/>
           </w:tcPr>
           <w:p>
             <w:pPr>
@@ -701,14 +621,12 @@
               <w:bottom w:val="single" w:sz="4" w:space="0" w:color="000000"/>
               <w:right w:val="single" w:sz="4" w:space="0" w:color="000000"/>
             </w:tcBorders>
-          </w:tcPr>
-          <w:p>
-            <w:pPr>
-              <w:spacing w:line="360" w:lineRule="auto"/>
-            </w:pPr>
-            <w:r>
-              <w:t>16.30</w:t>
-            </w:r>
+            <w:shd w:val="clear" w:color="auto" w:fill="auto"/>
+          </w:tcPr>
+          <w:p>
+            <w:pPr>
+              <w:spacing w:line="360" w:lineRule="auto"/>
+            </w:pPr>
           </w:p>
         </w:tc>
         <w:tc>
@@ -720,14 +638,23 @@
               <w:bottom w:val="single" w:sz="4" w:space="0" w:color="000000"/>
               <w:right w:val="single" w:sz="4" w:space="0" w:color="000000"/>
             </w:tcBorders>
-          </w:tcPr>
-          <w:p>
-            <w:pPr>
-              <w:spacing w:line="360" w:lineRule="auto"/>
-            </w:pPr>
-            <w:r>
-              <w:t>1.5 óra</w:t>
-            </w:r>
+            <w:shd w:val="clear" w:color="auto" w:fill="auto"/>
+          </w:tcPr>
+          <w:p>
+            <w:pPr>
+              <w:snapToGrid w:val="0"/>
+              <w:spacing w:line="360" w:lineRule="auto"/>
+            </w:pPr>
+          </w:p>
+        </w:tc>
+        <w:tc>
+          <w:tcPr>
+            <w:tcW w:w="1650" w:type="dxa"/>
+          </w:tcPr>
+          <w:p>
+            <w:pPr>
+              <w:spacing w:line="259" w:lineRule="auto"/>
+            </w:pPr>
           </w:p>
         </w:tc>
       </w:tr>
@@ -735,10 +662,13 @@
     <w:p/>
     <w:tbl>
       <w:tblPr>
-        <w:tblStyle w:val="a3"/>
         <w:tblW w:w="9229" w:type="dxa"/>
         <w:tblInd w:w="70" w:type="dxa"/>
         <w:tblLayout w:type="fixed"/>
+        <w:tblCellMar>
+          <w:left w:w="70" w:type="dxa"/>
+          <w:right w:w="70" w:type="dxa"/>
+        </w:tblCellMar>
         <w:tblLook w:val="0000" w:firstRow="0" w:lastRow="0" w:firstColumn="0" w:lastColumn="0" w:noHBand="0" w:noVBand="0"/>
       </w:tblPr>
       <w:tblGrid>
@@ -757,8 +687,13 @@
           </w:tcPr>
           <w:p>
             <w:pPr>
+              <w:snapToGrid w:val="0"/>
               <w:spacing w:line="360" w:lineRule="auto"/>
               <w:jc w:val="both"/>
+              <w:rPr>
+                <w:bCs/>
+                <w:kern w:val="2"/>
+              </w:rPr>
             </w:pPr>
           </w:p>
         </w:tc>
@@ -775,28 +710,33 @@
           </w:tcPr>
           <w:p>
             <w:pPr>
+              <w:snapToGrid w:val="0"/>
               <w:jc w:val="center"/>
               <w:rPr>
                 <w:b/>
                 <w:bCs/>
-              </w:rPr>
-            </w:pPr>
-            <w:r>
-              <w:rPr>
-                <w:b/>
-                <w:bCs/>
+                <w:kern w:val="2"/>
+              </w:rPr>
+            </w:pPr>
+            <w:r>
+              <w:rPr>
+                <w:b/>
+                <w:bCs/>
+                <w:kern w:val="2"/>
               </w:rPr>
               <w:t>időtartama</w:t>
             </w:r>
           </w:p>
           <w:p>
             <w:pPr>
+              <w:snapToGrid w:val="0"/>
               <w:jc w:val="center"/>
             </w:pPr>
             <w:r>
               <w:rPr>
                 <w:b/>
                 <w:bCs/>
+                <w:kern w:val="2"/>
               </w:rPr>
               <w:t>(óra):</w:t>
             </w:r>
@@ -815,28 +755,33 @@
           </w:tcPr>
           <w:p>
             <w:pPr>
+              <w:snapToGrid w:val="0"/>
               <w:jc w:val="center"/>
               <w:rPr>
                 <w:b/>
                 <w:bCs/>
-              </w:rPr>
-            </w:pPr>
-            <w:r>
-              <w:rPr>
-                <w:b/>
-                <w:bCs/>
+                <w:kern w:val="2"/>
+              </w:rPr>
+            </w:pPr>
+            <w:r>
+              <w:rPr>
+                <w:b/>
+                <w:bCs/>
+                <w:kern w:val="2"/>
               </w:rPr>
               <w:t xml:space="preserve">kezdő </w:t>
             </w:r>
           </w:p>
           <w:p>
             <w:pPr>
+              <w:snapToGrid w:val="0"/>
               <w:jc w:val="center"/>
             </w:pPr>
             <w:r>
               <w:rPr>
                 <w:b/>
                 <w:bCs/>
+                <w:kern w:val="2"/>
               </w:rPr>
               <w:t>időpontja:</w:t>
             </w:r>
@@ -856,30 +801,32 @@
           </w:tcPr>
           <w:p>
             <w:pPr>
+              <w:snapToGrid w:val="0"/>
               <w:jc w:val="both"/>
             </w:pPr>
             <w:r>
               <w:rPr>
                 <w:b/>
                 <w:bCs/>
-              </w:rPr>
-              <w:t xml:space="preserve">A beszerelés </w:t>
-            </w:r>
-            <w:proofErr w:type="spellStart"/>
-            <w:r>
-              <w:rPr>
-                <w:b/>
-                <w:bCs/>
-              </w:rPr>
-              <w:t>össz</w:t>
-            </w:r>
-            <w:proofErr w:type="spellEnd"/>
-            <w:r>
-              <w:rPr>
-                <w:b/>
-                <w:bCs/>
-              </w:rPr>
-              <w:t xml:space="preserve">. </w:t>
+                <w:kern w:val="2"/>
+              </w:rPr>
+              <w:t>A beszerelés össz</w:t>
+            </w:r>
+            <w:r>
+              <w:rPr>
+                <w:b/>
+                <w:bCs/>
+                <w:kern w:val="2"/>
+              </w:rPr>
+              <w:t>esen</w:t>
+            </w:r>
+            <w:r>
+              <w:rPr>
+                <w:b/>
+                <w:bCs/>
+                <w:kern w:val="2"/>
+              </w:rPr>
+              <w:t xml:space="preserve"> </w:t>
             </w:r>
           </w:p>
         </w:tc>
@@ -896,11 +843,20 @@
           </w:tcPr>
           <w:p>
             <w:pPr>
+              <w:snapToGrid w:val="0"/>
               <w:spacing w:line="360" w:lineRule="auto"/>
               <w:jc w:val="center"/>
-            </w:pPr>
-            <w:r>
-              <w:t>3 óra</w:t>
+              <w:rPr>
+                <w:bCs/>
+                <w:kern w:val="2"/>
+              </w:rPr>
+            </w:pPr>
+            <w:r>
+              <w:rPr>
+                <w:bCs/>
+                <w:kern w:val="2"/>
+              </w:rPr>
+              <w:t>x</w:t>
             </w:r>
           </w:p>
         </w:tc>
@@ -917,11 +873,12 @@
           </w:tcPr>
           <w:p>
             <w:pPr>
+              <w:snapToGrid w:val="0"/>
               <w:spacing w:line="360" w:lineRule="auto"/>
               <w:jc w:val="center"/>
             </w:pPr>
             <w:r>
-              <w:t>14.00</w:t>
+              <w:t>x</w:t>
             </w:r>
           </w:p>
         </w:tc>
@@ -939,24 +896,28 @@
           </w:tcPr>
           <w:p>
             <w:pPr>
-              <w:rPr>
-                <w:b/>
-                <w:bCs/>
-              </w:rPr>
-            </w:pPr>
-            <w:r>
-              <w:rPr>
-                <w:b/>
-                <w:bCs/>
+              <w:snapToGrid w:val="0"/>
+              <w:rPr>
+                <w:b/>
+                <w:kern w:val="2"/>
+              </w:rPr>
+            </w:pPr>
+            <w:r>
+              <w:rPr>
+                <w:b/>
+                <w:kern w:val="2"/>
               </w:rPr>
               <w:t>Ezen belül:</w:t>
             </w:r>
           </w:p>
           <w:p>
-            <w:r>
-              <w:rPr>
-                <w:b/>
-                <w:bCs/>
+            <w:pPr>
+              <w:snapToGrid w:val="0"/>
+            </w:pPr>
+            <w:r>
+              <w:rPr>
+                <w:b/>
+                <w:kern w:val="2"/>
               </w:rPr>
               <w:t>Díszletépítés:</w:t>
             </w:r>
@@ -975,11 +936,20 @@
           </w:tcPr>
           <w:p>
             <w:pPr>
+              <w:snapToGrid w:val="0"/>
               <w:spacing w:line="360" w:lineRule="auto"/>
               <w:jc w:val="center"/>
-            </w:pPr>
-            <w:r>
-              <w:t>2 óra</w:t>
+              <w:rPr>
+                <w:bCs/>
+                <w:kern w:val="2"/>
+              </w:rPr>
+            </w:pPr>
+            <w:r>
+              <w:rPr>
+                <w:bCs/>
+                <w:kern w:val="2"/>
+              </w:rPr>
+              <w:t>x</w:t>
             </w:r>
           </w:p>
         </w:tc>
@@ -996,11 +966,12 @@
           </w:tcPr>
           <w:p>
             <w:pPr>
+              <w:snapToGrid w:val="0"/>
               <w:spacing w:line="360" w:lineRule="auto"/>
               <w:jc w:val="center"/>
             </w:pPr>
             <w:r>
-              <w:t>14.00</w:t>
+              <w:t>x</w:t>
             </w:r>
           </w:p>
         </w:tc>
@@ -1017,10 +988,13 @@
             <w:shd w:val="clear" w:color="auto" w:fill="FFFFFF"/>
           </w:tcPr>
           <w:p>
-            <w:r>
-              <w:rPr>
-                <w:b/>
-                <w:bCs/>
+            <w:pPr>
+              <w:snapToGrid w:val="0"/>
+            </w:pPr>
+            <w:r>
+              <w:rPr>
+                <w:b/>
+                <w:kern w:val="2"/>
               </w:rPr>
               <w:t>Világítás:</w:t>
             </w:r>
@@ -1039,11 +1013,20 @@
           </w:tcPr>
           <w:p>
             <w:pPr>
+              <w:snapToGrid w:val="0"/>
               <w:spacing w:line="360" w:lineRule="auto"/>
               <w:jc w:val="center"/>
-            </w:pPr>
-            <w:r>
-              <w:t>1 óra</w:t>
+              <w:rPr>
+                <w:bCs/>
+                <w:kern w:val="2"/>
+              </w:rPr>
+            </w:pPr>
+            <w:r>
+              <w:rPr>
+                <w:bCs/>
+                <w:kern w:val="2"/>
+              </w:rPr>
+              <w:t>x</w:t>
             </w:r>
           </w:p>
         </w:tc>
@@ -1060,11 +1043,12 @@
           </w:tcPr>
           <w:p>
             <w:pPr>
+              <w:snapToGrid w:val="0"/>
               <w:spacing w:line="360" w:lineRule="auto"/>
               <w:jc w:val="center"/>
             </w:pPr>
             <w:r>
-              <w:t>16.00</w:t>
+              <w:t>x</w:t>
             </w:r>
           </w:p>
         </w:tc>
@@ -1081,10 +1065,13 @@
             <w:shd w:val="clear" w:color="auto" w:fill="FFFFFF"/>
           </w:tcPr>
           <w:p>
-            <w:r>
-              <w:rPr>
-                <w:b/>
-                <w:bCs/>
+            <w:pPr>
+              <w:snapToGrid w:val="0"/>
+            </w:pPr>
+            <w:r>
+              <w:rPr>
+                <w:b/>
+                <w:kern w:val="2"/>
               </w:rPr>
               <w:t>Hangbeállás:</w:t>
             </w:r>
@@ -1103,11 +1090,20 @@
           </w:tcPr>
           <w:p>
             <w:pPr>
+              <w:snapToGrid w:val="0"/>
               <w:spacing w:line="360" w:lineRule="auto"/>
               <w:jc w:val="center"/>
-            </w:pPr>
-            <w:r>
-              <w:t>30 perc</w:t>
+              <w:rPr>
+                <w:bCs/>
+                <w:kern w:val="2"/>
+              </w:rPr>
+            </w:pPr>
+            <w:r>
+              <w:rPr>
+                <w:bCs/>
+                <w:kern w:val="2"/>
+              </w:rPr>
+              <w:t>x</w:t>
             </w:r>
           </w:p>
         </w:tc>
@@ -1124,11 +1120,20 @@
           </w:tcPr>
           <w:p>
             <w:pPr>
+              <w:snapToGrid w:val="0"/>
               <w:spacing w:line="360" w:lineRule="auto"/>
               <w:jc w:val="center"/>
-            </w:pPr>
-            <w:r>
-              <w:t>16.30</w:t>
+              <w:rPr>
+                <w:bCs/>
+                <w:kern w:val="2"/>
+              </w:rPr>
+            </w:pPr>
+            <w:r>
+              <w:rPr>
+                <w:bCs/>
+                <w:kern w:val="2"/>
+              </w:rPr>
+              <w:t>x</w:t>
             </w:r>
           </w:p>
         </w:tc>
@@ -1145,10 +1150,13 @@
             <w:shd w:val="clear" w:color="auto" w:fill="FFFFFF"/>
           </w:tcPr>
           <w:p>
-            <w:r>
-              <w:rPr>
-                <w:b/>
-                <w:bCs/>
+            <w:pPr>
+              <w:snapToGrid w:val="0"/>
+            </w:pPr>
+            <w:r>
+              <w:rPr>
+                <w:b/>
+                <w:kern w:val="2"/>
               </w:rPr>
               <w:t>Videóbeállás:</w:t>
             </w:r>
@@ -1167,19 +1175,22 @@
           </w:tcPr>
           <w:p>
             <w:pPr>
+              <w:snapToGrid w:val="0"/>
               <w:spacing w:line="360" w:lineRule="auto"/>
               <w:jc w:val="center"/>
               <w:rPr>
                 <w:b/>
                 <w:bCs/>
-              </w:rPr>
-            </w:pPr>
-            <w:r>
-              <w:rPr>
-                <w:b/>
-                <w:bCs/>
-              </w:rPr>
-              <w:t>Nincs</w:t>
+                <w:kern w:val="2"/>
+              </w:rPr>
+            </w:pPr>
+            <w:r>
+              <w:rPr>
+                <w:b/>
+                <w:bCs/>
+                <w:kern w:val="2"/>
+              </w:rPr>
+              <w:t>x</w:t>
             </w:r>
           </w:p>
         </w:tc>
@@ -1196,11 +1207,20 @@
           </w:tcPr>
           <w:p>
             <w:pPr>
+              <w:snapToGrid w:val="0"/>
               <w:spacing w:line="360" w:lineRule="auto"/>
               <w:jc w:val="center"/>
-            </w:pPr>
-            <w:r>
-              <w:t>Nincs</w:t>
+              <w:rPr>
+                <w:bCs/>
+                <w:kern w:val="2"/>
+              </w:rPr>
+            </w:pPr>
+            <w:r>
+              <w:rPr>
+                <w:bCs/>
+                <w:kern w:val="2"/>
+              </w:rPr>
+              <w:t>x</w:t>
             </w:r>
           </w:p>
         </w:tc>
@@ -1218,12 +1238,14 @@
           </w:tcPr>
           <w:p>
             <w:pPr>
+              <w:snapToGrid w:val="0"/>
               <w:jc w:val="both"/>
             </w:pPr>
             <w:r>
               <w:rPr>
                 <w:b/>
                 <w:bCs/>
+                <w:kern w:val="2"/>
               </w:rPr>
               <w:t>Világításszerelés kezdési időpontja:</w:t>
             </w:r>
@@ -1242,12 +1264,22 @@
           </w:tcPr>
           <w:p>
             <w:pPr>
+              <w:snapToGrid w:val="0"/>
               <w:spacing w:line="360" w:lineRule="auto"/>
               <w:jc w:val="center"/>
               <w:rPr>
+                <w:bCs/>
+                <w:kern w:val="2"/>
                 <w:highlight w:val="yellow"/>
               </w:rPr>
             </w:pPr>
+            <w:r>
+              <w:rPr>
+                <w:bCs/>
+                <w:kern w:val="2"/>
+              </w:rPr>
+              <w:t>x</w:t>
+            </w:r>
           </w:p>
         </w:tc>
         <w:tc>
@@ -1263,9 +1295,13 @@
           </w:tcPr>
           <w:p>
             <w:pPr>
+              <w:snapToGrid w:val="0"/>
               <w:spacing w:line="360" w:lineRule="auto"/>
               <w:jc w:val="center"/>
             </w:pPr>
+            <w:r>
+              <w:t>x</w:t>
+            </w:r>
           </w:p>
         </w:tc>
       </w:tr>
@@ -1282,14 +1318,15 @@
           </w:tcPr>
           <w:p>
             <w:pPr>
+              <w:snapToGrid w:val="0"/>
               <w:jc w:val="both"/>
             </w:pPr>
             <w:r>
               <w:rPr>
                 <w:b/>
                 <w:bCs/>
-              </w:rPr>
-              <w:lastRenderedPageBreak/>
+                <w:kern w:val="2"/>
+              </w:rPr>
               <w:t xml:space="preserve">A bontás időtartama: </w:t>
             </w:r>
           </w:p>
@@ -1307,11 +1344,12 @@
           </w:tcPr>
           <w:p>
             <w:pPr>
+              <w:snapToGrid w:val="0"/>
               <w:spacing w:line="360" w:lineRule="auto"/>
               <w:jc w:val="center"/>
             </w:pPr>
             <w:r>
-              <w:t>1 óra</w:t>
+              <w:t>x</w:t>
             </w:r>
           </w:p>
         </w:tc>
@@ -1328,11 +1366,12 @@
           </w:tcPr>
           <w:p>
             <w:pPr>
+              <w:snapToGrid w:val="0"/>
               <w:spacing w:line="360" w:lineRule="auto"/>
               <w:jc w:val="center"/>
             </w:pPr>
             <w:r>
-              <w:t>22:15</w:t>
+              <w:t>x</w:t>
             </w:r>
           </w:p>
         </w:tc>
@@ -1347,51 +1386,30 @@
         <w:spacing w:line="480" w:lineRule="auto"/>
       </w:pPr>
     </w:p>
-    <w:p>
-      <w:pPr>
-        <w:tabs>
-          <w:tab w:val="left" w:pos="3240"/>
-          <w:tab w:val="left" w:pos="6120"/>
-        </w:tabs>
-        <w:spacing w:line="480" w:lineRule="auto"/>
-        <w:jc w:val="center"/>
-        <w:rPr>
-          <w:b/>
-          <w:bCs/>
-        </w:rPr>
-      </w:pPr>
-      <w:r>
-        <w:rPr>
-          <w:b/>
-          <w:bCs/>
-        </w:rPr>
-        <w:t>Helyi technikai igény:</w:t>
-      </w:r>
-    </w:p>
     <w:tbl>
       <w:tblPr>
-        <w:tblStyle w:val="a4"/>
-        <w:tblW w:w="9062" w:type="dxa"/>
-        <w:tblInd w:w="0" w:type="dxa"/>
-        <w:tblBorders>
-          <w:top w:val="single" w:sz="4" w:space="0" w:color="000000"/>
-          <w:left w:val="single" w:sz="4" w:space="0" w:color="000000"/>
-          <w:bottom w:val="single" w:sz="4" w:space="0" w:color="000000"/>
-          <w:right w:val="single" w:sz="4" w:space="0" w:color="000000"/>
-          <w:insideH w:val="single" w:sz="4" w:space="0" w:color="000000"/>
-          <w:insideV w:val="single" w:sz="4" w:space="0" w:color="000000"/>
-        </w:tblBorders>
+        <w:tblW w:w="9279" w:type="dxa"/>
         <w:tblLayout w:type="fixed"/>
-        <w:tblLook w:val="0400" w:firstRow="0" w:lastRow="0" w:firstColumn="0" w:lastColumn="0" w:noHBand="0" w:noVBand="1"/>
+        <w:tblLook w:val="0000" w:firstRow="0" w:lastRow="0" w:firstColumn="0" w:lastColumn="0" w:noHBand="0" w:noVBand="0"/>
       </w:tblPr>
       <w:tblGrid>
-        <w:gridCol w:w="4531"/>
-        <w:gridCol w:w="4531"/>
+        <w:gridCol w:w="4673"/>
+        <w:gridCol w:w="4606"/>
       </w:tblGrid>
       <w:tr>
-        <w:tc>
-          <w:tcPr>
-            <w:tcW w:w="4531" w:type="dxa"/>
+        <w:trPr>
+          <w:trHeight w:val="795"/>
+        </w:trPr>
+        <w:tc>
+          <w:tcPr>
+            <w:tcW w:w="4673" w:type="dxa"/>
+            <w:tcBorders>
+              <w:top w:val="single" w:sz="4" w:space="0" w:color="000000"/>
+              <w:left w:val="single" w:sz="4" w:space="0" w:color="000000"/>
+              <w:bottom w:val="single" w:sz="4" w:space="0" w:color="000000"/>
+              <w:right w:val="single" w:sz="4" w:space="0" w:color="000000"/>
+            </w:tcBorders>
+            <w:shd w:val="clear" w:color="auto" w:fill="auto"/>
           </w:tcPr>
           <w:p>
             <w:pPr>
@@ -1399,133 +1417,61 @@
                 <w:tab w:val="left" w:pos="3240"/>
                 <w:tab w:val="left" w:pos="6120"/>
               </w:tabs>
-              <w:spacing w:line="480" w:lineRule="auto"/>
-            </w:pPr>
-          </w:p>
-        </w:tc>
-        <w:tc>
-          <w:tcPr>
-            <w:tcW w:w="4531" w:type="dxa"/>
-          </w:tcPr>
+              <w:spacing w:line="240" w:lineRule="auto"/>
+              <w:rPr>
+                <w:b/>
+              </w:rPr>
+            </w:pPr>
+            <w:r>
+              <w:rPr>
+                <w:b/>
+                <w:u w:val="single"/>
+              </w:rPr>
+              <w:lastRenderedPageBreak/>
+              <w:t>Technikai ügyelet igény:</w:t>
+            </w:r>
+            <w:r>
+              <w:rPr>
+                <w:b/>
+              </w:rPr>
+              <w:br/>
+            </w:r>
+          </w:p>
           <w:p>
             <w:pPr>
               <w:tabs>
                 <w:tab w:val="left" w:pos="3240"/>
                 <w:tab w:val="left" w:pos="6120"/>
               </w:tabs>
-              <w:spacing w:line="480" w:lineRule="auto"/>
-            </w:pPr>
-          </w:p>
-        </w:tc>
-      </w:tr>
-      <w:tr>
-        <w:tc>
-          <w:tcPr>
-            <w:tcW w:w="4531" w:type="dxa"/>
-          </w:tcPr>
+              <w:spacing w:line="240" w:lineRule="auto"/>
+              <w:rPr>
+                <w:b/>
+              </w:rPr>
+            </w:pPr>
+          </w:p>
           <w:p>
             <w:pPr>
               <w:tabs>
                 <w:tab w:val="left" w:pos="3240"/>
                 <w:tab w:val="left" w:pos="6120"/>
               </w:tabs>
-              <w:spacing w:line="480" w:lineRule="auto"/>
-            </w:pPr>
-          </w:p>
-        </w:tc>
-        <w:tc>
-          <w:tcPr>
-            <w:tcW w:w="4531" w:type="dxa"/>
-          </w:tcPr>
-          <w:p>
-            <w:pPr>
-              <w:tabs>
-                <w:tab w:val="left" w:pos="3240"/>
-                <w:tab w:val="left" w:pos="6120"/>
-              </w:tabs>
-              <w:spacing w:line="480" w:lineRule="auto"/>
-            </w:pPr>
-          </w:p>
-        </w:tc>
-      </w:tr>
-      <w:tr>
-        <w:tc>
-          <w:tcPr>
-            <w:tcW w:w="4531" w:type="dxa"/>
-          </w:tcPr>
-          <w:p>
-            <w:pPr>
-              <w:tabs>
-                <w:tab w:val="left" w:pos="3240"/>
-                <w:tab w:val="left" w:pos="6120"/>
-              </w:tabs>
-              <w:spacing w:line="480" w:lineRule="auto"/>
-            </w:pPr>
-          </w:p>
-        </w:tc>
-        <w:tc>
-          <w:tcPr>
-            <w:tcW w:w="4531" w:type="dxa"/>
-          </w:tcPr>
-          <w:p>
-            <w:pPr>
-              <w:tabs>
-                <w:tab w:val="left" w:pos="3240"/>
-                <w:tab w:val="left" w:pos="6120"/>
-              </w:tabs>
-              <w:spacing w:line="480" w:lineRule="auto"/>
-            </w:pPr>
-          </w:p>
-        </w:tc>
-      </w:tr>
-      <w:tr>
-        <w:tc>
-          <w:tcPr>
-            <w:tcW w:w="4531" w:type="dxa"/>
-          </w:tcPr>
-          <w:p>
-            <w:pPr>
-              <w:tabs>
-                <w:tab w:val="left" w:pos="3240"/>
-                <w:tab w:val="left" w:pos="6120"/>
-              </w:tabs>
-              <w:spacing w:line="480" w:lineRule="auto"/>
-            </w:pPr>
-          </w:p>
-        </w:tc>
-        <w:tc>
-          <w:tcPr>
-            <w:tcW w:w="4531" w:type="dxa"/>
-          </w:tcPr>
-          <w:p>
-            <w:pPr>
-              <w:tabs>
-                <w:tab w:val="left" w:pos="3240"/>
-                <w:tab w:val="left" w:pos="6120"/>
-              </w:tabs>
-              <w:spacing w:line="480" w:lineRule="auto"/>
-            </w:pPr>
-          </w:p>
-        </w:tc>
-      </w:tr>
-      <w:tr>
-        <w:tc>
-          <w:tcPr>
-            <w:tcW w:w="4531" w:type="dxa"/>
-          </w:tcPr>
-          <w:p>
-            <w:pPr>
-              <w:tabs>
-                <w:tab w:val="left" w:pos="3240"/>
-                <w:tab w:val="left" w:pos="6120"/>
-              </w:tabs>
-              <w:spacing w:line="480" w:lineRule="auto"/>
-            </w:pPr>
-          </w:p>
-        </w:tc>
-        <w:tc>
-          <w:tcPr>
-            <w:tcW w:w="4531" w:type="dxa"/>
+              <w:spacing w:line="240" w:lineRule="auto"/>
+              <w:rPr>
+                <w:b/>
+              </w:rPr>
+            </w:pPr>
+          </w:p>
+        </w:tc>
+        <w:tc>
+          <w:tcPr>
+            <w:tcW w:w="4606" w:type="dxa"/>
+            <w:tcBorders>
+              <w:top w:val="single" w:sz="4" w:space="0" w:color="000000"/>
+              <w:left w:val="single" w:sz="4" w:space="0" w:color="000000"/>
+              <w:bottom w:val="single" w:sz="4" w:space="0" w:color="000000"/>
+              <w:right w:val="single" w:sz="4" w:space="0" w:color="000000"/>
+            </w:tcBorders>
+            <w:shd w:val="clear" w:color="auto" w:fill="auto"/>
           </w:tcPr>
           <w:p>
             <w:pPr>
@@ -1546,12 +1492,11 @@
           <w:tab w:val="left" w:pos="6120"/>
         </w:tabs>
         <w:spacing w:line="360" w:lineRule="auto"/>
+        <w:jc w:val="center"/>
         <w:rPr>
           <w:b/>
-          <w:bCs/>
-          <w:smallCaps/>
+          <w:caps/>
           <w:sz w:val="28"/>
-          <w:szCs w:val="28"/>
         </w:rPr>
       </w:pPr>
     </w:p>
@@ -1565,25 +1510,20 @@
         <w:jc w:val="center"/>
         <w:rPr>
           <w:b/>
-          <w:bCs/>
         </w:rPr>
       </w:pPr>
       <w:r>
         <w:rPr>
           <w:b/>
-          <w:bCs/>
-          <w:smallCaps/>
+          <w:caps/>
           <w:sz w:val="28"/>
-          <w:szCs w:val="28"/>
         </w:rPr>
-        <w:t>ÉRKEZŐ JÁRMŰVEK</w:t>
+        <w:t>Érkező járművek</w:t>
       </w:r>
     </w:p>
     <w:tbl>
       <w:tblPr>
-        <w:tblStyle w:val="a5"/>
-        <w:tblW w:w="9212" w:type="dxa"/>
-        <w:tblInd w:w="0" w:type="dxa"/>
+        <w:tblW w:w="0" w:type="auto"/>
         <w:tblLayout w:type="fixed"/>
         <w:tblLook w:val="0000" w:firstRow="0" w:lastRow="0" w:firstColumn="0" w:lastColumn="0" w:noHBand="0" w:noVBand="0"/>
       </w:tblPr>
@@ -1602,6 +1542,7 @@
               <w:bottom w:val="single" w:sz="4" w:space="0" w:color="000000"/>
               <w:right w:val="single" w:sz="4" w:space="0" w:color="000000"/>
             </w:tcBorders>
+            <w:shd w:val="clear" w:color="auto" w:fill="auto"/>
           </w:tcPr>
           <w:p>
             <w:pPr>
@@ -1614,7 +1555,6 @@
             <w:r>
               <w:rPr>
                 <w:b/>
-                <w:bCs/>
               </w:rPr>
               <w:t>Típusa:</w:t>
             </w:r>
@@ -1629,6 +1569,7 @@
               <w:bottom w:val="single" w:sz="4" w:space="0" w:color="000000"/>
               <w:right w:val="single" w:sz="4" w:space="0" w:color="000000"/>
             </w:tcBorders>
+            <w:shd w:val="clear" w:color="auto" w:fill="auto"/>
           </w:tcPr>
           <w:p>
             <w:pPr>
@@ -1641,7 +1582,6 @@
             <w:r>
               <w:rPr>
                 <w:b/>
-                <w:bCs/>
               </w:rPr>
               <w:t>Rendszáma:</w:t>
             </w:r>
@@ -1656,6 +1596,7 @@
               <w:bottom w:val="single" w:sz="4" w:space="0" w:color="000000"/>
               <w:right w:val="single" w:sz="4" w:space="0" w:color="000000"/>
             </w:tcBorders>
+            <w:shd w:val="clear" w:color="auto" w:fill="auto"/>
           </w:tcPr>
           <w:p>
             <w:pPr>
@@ -1668,7 +1609,6 @@
             <w:r>
               <w:rPr>
                 <w:b/>
-                <w:bCs/>
               </w:rPr>
               <w:t>Együttes tömege:</w:t>
             </w:r>
@@ -1688,25 +1628,9 @@
               <w:bottom w:val="single" w:sz="4" w:space="0" w:color="000000"/>
               <w:right w:val="single" w:sz="4" w:space="0" w:color="000000"/>
             </w:tcBorders>
-          </w:tcPr>
-          <w:p>
-            <w:proofErr w:type="spellStart"/>
-            <w:r>
-              <w:t>Iveco</w:t>
-            </w:r>
-            <w:proofErr w:type="spellEnd"/>
-            <w:r>
-              <w:t xml:space="preserve"> </w:t>
-            </w:r>
-            <w:proofErr w:type="spellStart"/>
-            <w:r>
-              <w:t>tgk</w:t>
-            </w:r>
-            <w:proofErr w:type="spellEnd"/>
-            <w:r>
-              <w:t xml:space="preserve">. </w:t>
-            </w:r>
-          </w:p>
+            <w:shd w:val="clear" w:color="auto" w:fill="auto"/>
+          </w:tcPr>
+          <w:p/>
         </w:tc>
         <w:tc>
           <w:tcPr>
@@ -1717,6 +1641,29 @@
               <w:bottom w:val="single" w:sz="4" w:space="0" w:color="000000"/>
               <w:right w:val="single" w:sz="4" w:space="0" w:color="000000"/>
             </w:tcBorders>
+            <w:shd w:val="clear" w:color="auto" w:fill="auto"/>
+          </w:tcPr>
+          <w:p>
+            <w:pPr>
+              <w:tabs>
+                <w:tab w:val="left" w:pos="3240"/>
+                <w:tab w:val="left" w:pos="6120"/>
+              </w:tabs>
+              <w:snapToGrid w:val="0"/>
+              <w:spacing w:line="480" w:lineRule="auto"/>
+            </w:pPr>
+          </w:p>
+        </w:tc>
+        <w:tc>
+          <w:tcPr>
+            <w:tcW w:w="3071" w:type="dxa"/>
+            <w:tcBorders>
+              <w:top w:val="single" w:sz="4" w:space="0" w:color="000000"/>
+              <w:left w:val="single" w:sz="4" w:space="0" w:color="000000"/>
+              <w:bottom w:val="single" w:sz="4" w:space="0" w:color="000000"/>
+              <w:right w:val="single" w:sz="4" w:space="0" w:color="000000"/>
+            </w:tcBorders>
+            <w:shd w:val="clear" w:color="auto" w:fill="auto"/>
           </w:tcPr>
           <w:p>
             <w:pPr>
@@ -1725,29 +1672,21 @@
                 <w:tab w:val="left" w:pos="6120"/>
               </w:tabs>
               <w:spacing w:line="480" w:lineRule="auto"/>
-              <w:rPr>
-                <w:b/>
-                <w:bCs/>
-              </w:rPr>
-            </w:pPr>
-            <w:r>
-              <w:rPr>
-                <w:b/>
-                <w:bCs/>
-              </w:rPr>
-              <w:t>LDR-176</w:t>
-            </w:r>
-          </w:p>
-        </w:tc>
-        <w:tc>
-          <w:tcPr>
-            <w:tcW w:w="3071" w:type="dxa"/>
-            <w:tcBorders>
-              <w:top w:val="single" w:sz="4" w:space="0" w:color="000000"/>
-              <w:left w:val="single" w:sz="4" w:space="0" w:color="000000"/>
-              <w:bottom w:val="single" w:sz="4" w:space="0" w:color="000000"/>
-              <w:right w:val="single" w:sz="4" w:space="0" w:color="000000"/>
-            </w:tcBorders>
+            </w:pPr>
+          </w:p>
+        </w:tc>
+      </w:tr>
+      <w:tr>
+        <w:tc>
+          <w:tcPr>
+            <w:tcW w:w="3070" w:type="dxa"/>
+            <w:tcBorders>
+              <w:top w:val="single" w:sz="4" w:space="0" w:color="000000"/>
+              <w:left w:val="single" w:sz="4" w:space="0" w:color="000000"/>
+              <w:bottom w:val="single" w:sz="4" w:space="0" w:color="000000"/>
+              <w:right w:val="single" w:sz="4" w:space="0" w:color="000000"/>
+            </w:tcBorders>
+            <w:shd w:val="clear" w:color="auto" w:fill="auto"/>
           </w:tcPr>
           <w:p>
             <w:pPr>
@@ -1757,22 +1696,44 @@
               </w:tabs>
               <w:spacing w:line="480" w:lineRule="auto"/>
             </w:pPr>
-            <w:r>
-              <w:t>12 t.</w:t>
-            </w:r>
-          </w:p>
-        </w:tc>
-      </w:tr>
-      <w:tr>
-        <w:tc>
-          <w:tcPr>
-            <w:tcW w:w="3070" w:type="dxa"/>
-            <w:tcBorders>
-              <w:top w:val="single" w:sz="4" w:space="0" w:color="000000"/>
-              <w:left w:val="single" w:sz="4" w:space="0" w:color="000000"/>
-              <w:bottom w:val="single" w:sz="4" w:space="0" w:color="000000"/>
-              <w:right w:val="single" w:sz="4" w:space="0" w:color="000000"/>
-            </w:tcBorders>
+          </w:p>
+        </w:tc>
+        <w:tc>
+          <w:tcPr>
+            <w:tcW w:w="3071" w:type="dxa"/>
+            <w:tcBorders>
+              <w:top w:val="single" w:sz="4" w:space="0" w:color="000000"/>
+              <w:left w:val="single" w:sz="4" w:space="0" w:color="000000"/>
+              <w:bottom w:val="single" w:sz="4" w:space="0" w:color="000000"/>
+              <w:right w:val="single" w:sz="4" w:space="0" w:color="000000"/>
+            </w:tcBorders>
+            <w:shd w:val="clear" w:color="auto" w:fill="auto"/>
+          </w:tcPr>
+          <w:p>
+            <w:pPr>
+              <w:snapToGrid w:val="0"/>
+              <w:rPr>
+                <w:b/>
+              </w:rPr>
+            </w:pPr>
+            <w:r>
+              <w:rPr>
+                <w:b/>
+              </w:rPr>
+              <w:t>-</w:t>
+            </w:r>
+          </w:p>
+        </w:tc>
+        <w:tc>
+          <w:tcPr>
+            <w:tcW w:w="3071" w:type="dxa"/>
+            <w:tcBorders>
+              <w:top w:val="single" w:sz="4" w:space="0" w:color="000000"/>
+              <w:left w:val="single" w:sz="4" w:space="0" w:color="000000"/>
+              <w:bottom w:val="single" w:sz="4" w:space="0" w:color="000000"/>
+              <w:right w:val="single" w:sz="4" w:space="0" w:color="000000"/>
+            </w:tcBorders>
+            <w:shd w:val="clear" w:color="auto" w:fill="auto"/>
           </w:tcPr>
           <w:p>
             <w:pPr>
@@ -1780,61 +1741,26 @@
                 <w:tab w:val="left" w:pos="3240"/>
                 <w:tab w:val="left" w:pos="6120"/>
               </w:tabs>
+              <w:snapToGrid w:val="0"/>
               <w:spacing w:line="480" w:lineRule="auto"/>
             </w:pPr>
             <w:r>
-              <w:t xml:space="preserve">Citroen </w:t>
-            </w:r>
-            <w:proofErr w:type="spellStart"/>
-            <w:r>
-              <w:t>Xara</w:t>
-            </w:r>
-            <w:proofErr w:type="spellEnd"/>
-            <w:r>
-              <w:t xml:space="preserve"> </w:t>
-            </w:r>
-            <w:proofErr w:type="spellStart"/>
-            <w:r>
-              <w:t>picasso</w:t>
-            </w:r>
-            <w:proofErr w:type="spellEnd"/>
-          </w:p>
-        </w:tc>
-        <w:tc>
-          <w:tcPr>
-            <w:tcW w:w="3071" w:type="dxa"/>
-            <w:tcBorders>
-              <w:top w:val="single" w:sz="4" w:space="0" w:color="000000"/>
-              <w:left w:val="single" w:sz="4" w:space="0" w:color="000000"/>
-              <w:bottom w:val="single" w:sz="4" w:space="0" w:color="000000"/>
-              <w:right w:val="single" w:sz="4" w:space="0" w:color="000000"/>
-            </w:tcBorders>
-          </w:tcPr>
-          <w:p>
-            <w:pPr>
-              <w:rPr>
-                <w:b/>
-                <w:bCs/>
-              </w:rPr>
-            </w:pPr>
-            <w:r>
-              <w:rPr>
-                <w:b/>
-                <w:bCs/>
-              </w:rPr>
-              <w:t>KLG - 538</w:t>
-            </w:r>
-          </w:p>
-        </w:tc>
-        <w:tc>
-          <w:tcPr>
-            <w:tcW w:w="3071" w:type="dxa"/>
-            <w:tcBorders>
-              <w:top w:val="single" w:sz="4" w:space="0" w:color="000000"/>
-              <w:left w:val="single" w:sz="4" w:space="0" w:color="000000"/>
-              <w:bottom w:val="single" w:sz="4" w:space="0" w:color="000000"/>
-              <w:right w:val="single" w:sz="4" w:space="0" w:color="000000"/>
-            </w:tcBorders>
+              <w:t>-</w:t>
+            </w:r>
+          </w:p>
+        </w:tc>
+      </w:tr>
+      <w:tr>
+        <w:tc>
+          <w:tcPr>
+            <w:tcW w:w="3070" w:type="dxa"/>
+            <w:tcBorders>
+              <w:top w:val="single" w:sz="4" w:space="0" w:color="000000"/>
+              <w:left w:val="single" w:sz="4" w:space="0" w:color="000000"/>
+              <w:bottom w:val="single" w:sz="4" w:space="0" w:color="000000"/>
+              <w:right w:val="single" w:sz="4" w:space="0" w:color="000000"/>
+            </w:tcBorders>
+            <w:shd w:val="clear" w:color="auto" w:fill="auto"/>
           </w:tcPr>
           <w:p>
             <w:pPr>
@@ -1842,21 +1768,24 @@
                 <w:tab w:val="left" w:pos="3240"/>
                 <w:tab w:val="left" w:pos="6120"/>
               </w:tabs>
+              <w:snapToGrid w:val="0"/>
               <w:spacing w:line="480" w:lineRule="auto"/>
-            </w:pPr>
-          </w:p>
-        </w:tc>
-      </w:tr>
-      <w:tr>
-        <w:tc>
-          <w:tcPr>
-            <w:tcW w:w="3070" w:type="dxa"/>
-            <w:tcBorders>
-              <w:top w:val="single" w:sz="4" w:space="0" w:color="000000"/>
-              <w:left w:val="single" w:sz="4" w:space="0" w:color="000000"/>
-              <w:bottom w:val="single" w:sz="4" w:space="0" w:color="000000"/>
-              <w:right w:val="single" w:sz="4" w:space="0" w:color="000000"/>
-            </w:tcBorders>
+              <w:rPr>
+                <w:b/>
+              </w:rPr>
+            </w:pPr>
+          </w:p>
+        </w:tc>
+        <w:tc>
+          <w:tcPr>
+            <w:tcW w:w="3071" w:type="dxa"/>
+            <w:tcBorders>
+              <w:top w:val="single" w:sz="4" w:space="0" w:color="000000"/>
+              <w:left w:val="single" w:sz="4" w:space="0" w:color="000000"/>
+              <w:bottom w:val="single" w:sz="4" w:space="0" w:color="000000"/>
+              <w:right w:val="single" w:sz="4" w:space="0" w:color="000000"/>
+            </w:tcBorders>
+            <w:shd w:val="clear" w:color="auto" w:fill="auto"/>
           </w:tcPr>
           <w:p>
             <w:pPr>
@@ -1864,28 +1793,9 @@
                 <w:tab w:val="left" w:pos="3240"/>
                 <w:tab w:val="left" w:pos="6120"/>
               </w:tabs>
+              <w:snapToGrid w:val="0"/>
               <w:spacing w:line="480" w:lineRule="auto"/>
-              <w:rPr>
-                <w:b/>
-                <w:bCs/>
-              </w:rPr>
-            </w:pPr>
-            <w:r>
-              <w:rPr>
-                <w:b/>
-                <w:bCs/>
-              </w:rPr>
-              <w:t xml:space="preserve">Opel </w:t>
-            </w:r>
-            <w:proofErr w:type="spellStart"/>
-            <w:r>
-              <w:rPr>
-                <w:b/>
-                <w:bCs/>
-              </w:rPr>
-              <w:t>Vivaro</w:t>
-            </w:r>
-            <w:proofErr w:type="spellEnd"/>
+            </w:pPr>
           </w:p>
         </w:tc>
         <w:tc>
@@ -1897,6 +1807,7 @@
               <w:bottom w:val="single" w:sz="4" w:space="0" w:color="000000"/>
               <w:right w:val="single" w:sz="4" w:space="0" w:color="000000"/>
             </w:tcBorders>
+            <w:shd w:val="clear" w:color="auto" w:fill="auto"/>
           </w:tcPr>
           <w:p>
             <w:pPr>
@@ -1904,30 +1815,23 @@
                 <w:tab w:val="left" w:pos="3240"/>
                 <w:tab w:val="left" w:pos="6120"/>
               </w:tabs>
+              <w:snapToGrid w:val="0"/>
               <w:spacing w:line="480" w:lineRule="auto"/>
-              <w:rPr>
-                <w:b/>
-                <w:bCs/>
-              </w:rPr>
-            </w:pPr>
-            <w:r>
-              <w:rPr>
-                <w:b/>
-                <w:bCs/>
-              </w:rPr>
-              <w:t>PIC - 348</w:t>
-            </w:r>
-          </w:p>
-        </w:tc>
-        <w:tc>
-          <w:tcPr>
-            <w:tcW w:w="3071" w:type="dxa"/>
-            <w:tcBorders>
-              <w:top w:val="single" w:sz="4" w:space="0" w:color="000000"/>
-              <w:left w:val="single" w:sz="4" w:space="0" w:color="000000"/>
-              <w:bottom w:val="single" w:sz="4" w:space="0" w:color="000000"/>
-              <w:right w:val="single" w:sz="4" w:space="0" w:color="000000"/>
-            </w:tcBorders>
+            </w:pPr>
+          </w:p>
+        </w:tc>
+      </w:tr>
+      <w:tr>
+        <w:tc>
+          <w:tcPr>
+            <w:tcW w:w="3070" w:type="dxa"/>
+            <w:tcBorders>
+              <w:top w:val="single" w:sz="4" w:space="0" w:color="000000"/>
+              <w:left w:val="single" w:sz="4" w:space="0" w:color="000000"/>
+              <w:bottom w:val="single" w:sz="4" w:space="0" w:color="000000"/>
+              <w:right w:val="single" w:sz="4" w:space="0" w:color="000000"/>
+            </w:tcBorders>
+            <w:shd w:val="clear" w:color="auto" w:fill="auto"/>
           </w:tcPr>
           <w:p>
             <w:pPr>
@@ -1935,21 +1839,24 @@
                 <w:tab w:val="left" w:pos="3240"/>
                 <w:tab w:val="left" w:pos="6120"/>
               </w:tabs>
+              <w:snapToGrid w:val="0"/>
               <w:spacing w:line="480" w:lineRule="auto"/>
-            </w:pPr>
-          </w:p>
-        </w:tc>
-      </w:tr>
-      <w:tr>
-        <w:tc>
-          <w:tcPr>
-            <w:tcW w:w="3070" w:type="dxa"/>
-            <w:tcBorders>
-              <w:top w:val="single" w:sz="4" w:space="0" w:color="000000"/>
-              <w:left w:val="single" w:sz="4" w:space="0" w:color="000000"/>
-              <w:bottom w:val="single" w:sz="4" w:space="0" w:color="000000"/>
-              <w:right w:val="single" w:sz="4" w:space="0" w:color="000000"/>
-            </w:tcBorders>
+              <w:rPr>
+                <w:b/>
+              </w:rPr>
+            </w:pPr>
+          </w:p>
+        </w:tc>
+        <w:tc>
+          <w:tcPr>
+            <w:tcW w:w="3071" w:type="dxa"/>
+            <w:tcBorders>
+              <w:top w:val="single" w:sz="4" w:space="0" w:color="000000"/>
+              <w:left w:val="single" w:sz="4" w:space="0" w:color="000000"/>
+              <w:bottom w:val="single" w:sz="4" w:space="0" w:color="000000"/>
+              <w:right w:val="single" w:sz="4" w:space="0" w:color="000000"/>
+            </w:tcBorders>
+            <w:shd w:val="clear" w:color="auto" w:fill="auto"/>
           </w:tcPr>
           <w:p>
             <w:pPr>
@@ -1957,11 +1864,8 @@
                 <w:tab w:val="left" w:pos="3240"/>
                 <w:tab w:val="left" w:pos="6120"/>
               </w:tabs>
+              <w:snapToGrid w:val="0"/>
               <w:spacing w:line="480" w:lineRule="auto"/>
-              <w:rPr>
-                <w:b/>
-                <w:bCs/>
-              </w:rPr>
             </w:pPr>
           </w:p>
         </w:tc>
@@ -1974,6 +1878,7 @@
               <w:bottom w:val="single" w:sz="4" w:space="0" w:color="000000"/>
               <w:right w:val="single" w:sz="4" w:space="0" w:color="000000"/>
             </w:tcBorders>
+            <w:shd w:val="clear" w:color="auto" w:fill="auto"/>
           </w:tcPr>
           <w:p>
             <w:pPr>
@@ -1981,19 +1886,23 @@
                 <w:tab w:val="left" w:pos="3240"/>
                 <w:tab w:val="left" w:pos="6120"/>
               </w:tabs>
+              <w:snapToGrid w:val="0"/>
               <w:spacing w:line="480" w:lineRule="auto"/>
             </w:pPr>
           </w:p>
         </w:tc>
-        <w:tc>
-          <w:tcPr>
-            <w:tcW w:w="3071" w:type="dxa"/>
-            <w:tcBorders>
-              <w:top w:val="single" w:sz="4" w:space="0" w:color="000000"/>
-              <w:left w:val="single" w:sz="4" w:space="0" w:color="000000"/>
-              <w:bottom w:val="single" w:sz="4" w:space="0" w:color="000000"/>
-              <w:right w:val="single" w:sz="4" w:space="0" w:color="000000"/>
-            </w:tcBorders>
+      </w:tr>
+      <w:tr>
+        <w:tc>
+          <w:tcPr>
+            <w:tcW w:w="3070" w:type="dxa"/>
+            <w:tcBorders>
+              <w:top w:val="single" w:sz="4" w:space="0" w:color="000000"/>
+              <w:left w:val="single" w:sz="4" w:space="0" w:color="000000"/>
+              <w:bottom w:val="single" w:sz="4" w:space="0" w:color="000000"/>
+              <w:right w:val="single" w:sz="4" w:space="0" w:color="000000"/>
+            </w:tcBorders>
+            <w:shd w:val="clear" w:color="auto" w:fill="auto"/>
           </w:tcPr>
           <w:p>
             <w:pPr>
@@ -2001,21 +1910,24 @@
                 <w:tab w:val="left" w:pos="3240"/>
                 <w:tab w:val="left" w:pos="6120"/>
               </w:tabs>
+              <w:snapToGrid w:val="0"/>
               <w:spacing w:line="480" w:lineRule="auto"/>
-            </w:pPr>
-          </w:p>
-        </w:tc>
-      </w:tr>
-      <w:tr>
-        <w:tc>
-          <w:tcPr>
-            <w:tcW w:w="3070" w:type="dxa"/>
-            <w:tcBorders>
-              <w:top w:val="single" w:sz="4" w:space="0" w:color="000000"/>
-              <w:left w:val="single" w:sz="4" w:space="0" w:color="000000"/>
-              <w:bottom w:val="single" w:sz="4" w:space="0" w:color="000000"/>
-              <w:right w:val="single" w:sz="4" w:space="0" w:color="000000"/>
-            </w:tcBorders>
+              <w:rPr>
+                <w:b/>
+              </w:rPr>
+            </w:pPr>
+          </w:p>
+        </w:tc>
+        <w:tc>
+          <w:tcPr>
+            <w:tcW w:w="3071" w:type="dxa"/>
+            <w:tcBorders>
+              <w:top w:val="single" w:sz="4" w:space="0" w:color="000000"/>
+              <w:left w:val="single" w:sz="4" w:space="0" w:color="000000"/>
+              <w:bottom w:val="single" w:sz="4" w:space="0" w:color="000000"/>
+              <w:right w:val="single" w:sz="4" w:space="0" w:color="000000"/>
+            </w:tcBorders>
+            <w:shd w:val="clear" w:color="auto" w:fill="auto"/>
           </w:tcPr>
           <w:p>
             <w:pPr>
@@ -2023,11 +1935,8 @@
                 <w:tab w:val="left" w:pos="3240"/>
                 <w:tab w:val="left" w:pos="6120"/>
               </w:tabs>
+              <w:snapToGrid w:val="0"/>
               <w:spacing w:line="480" w:lineRule="auto"/>
-              <w:rPr>
-                <w:b/>
-                <w:bCs/>
-              </w:rPr>
             </w:pPr>
           </w:p>
         </w:tc>
@@ -2040,6 +1949,7 @@
               <w:bottom w:val="single" w:sz="4" w:space="0" w:color="000000"/>
               <w:right w:val="single" w:sz="4" w:space="0" w:color="000000"/>
             </w:tcBorders>
+            <w:shd w:val="clear" w:color="auto" w:fill="auto"/>
           </w:tcPr>
           <w:p>
             <w:pPr>
@@ -2047,26 +1957,7 @@
                 <w:tab w:val="left" w:pos="3240"/>
                 <w:tab w:val="left" w:pos="6120"/>
               </w:tabs>
-              <w:spacing w:line="480" w:lineRule="auto"/>
-            </w:pPr>
-          </w:p>
-        </w:tc>
-        <w:tc>
-          <w:tcPr>
-            <w:tcW w:w="3071" w:type="dxa"/>
-            <w:tcBorders>
-              <w:top w:val="single" w:sz="4" w:space="0" w:color="000000"/>
-              <w:left w:val="single" w:sz="4" w:space="0" w:color="000000"/>
-              <w:bottom w:val="single" w:sz="4" w:space="0" w:color="000000"/>
-              <w:right w:val="single" w:sz="4" w:space="0" w:color="000000"/>
-            </w:tcBorders>
-          </w:tcPr>
-          <w:p>
-            <w:pPr>
-              <w:tabs>
-                <w:tab w:val="left" w:pos="3240"/>
-                <w:tab w:val="left" w:pos="6120"/>
-              </w:tabs>
+              <w:snapToGrid w:val="0"/>
               <w:spacing w:line="480" w:lineRule="auto"/>
             </w:pPr>
           </w:p>
@@ -2092,7 +1983,6 @@
         <w:jc w:val="center"/>
         <w:rPr>
           <w:b/>
-          <w:bCs/>
         </w:rPr>
       </w:pPr>
       <w:r>
@@ -2100,14 +1990,26 @@
           <w:b/>
           <w:bCs/>
         </w:rPr>
-        <w:t>Érkezés időpontja:</w:t>
+        <w:t>Érkezés</w:t>
+      </w:r>
+      <w:r>
+        <w:rPr>
+          <w:b/>
+          <w:bCs/>
+        </w:rPr>
+        <w:t xml:space="preserve"> időpontja</w:t>
+      </w:r>
+      <w:r>
+        <w:rPr>
+          <w:b/>
+          <w:bCs/>
+        </w:rPr>
+        <w:t>:</w:t>
       </w:r>
     </w:p>
     <w:tbl>
       <w:tblPr>
-        <w:tblStyle w:val="a6"/>
-        <w:tblW w:w="9212" w:type="dxa"/>
-        <w:tblInd w:w="0" w:type="dxa"/>
+        <w:tblW w:w="0" w:type="auto"/>
         <w:tblLayout w:type="fixed"/>
         <w:tblLook w:val="0000" w:firstRow="0" w:lastRow="0" w:firstColumn="0" w:lastColumn="0" w:noHBand="0" w:noVBand="0"/>
       </w:tblPr>
@@ -2125,6 +2027,7 @@
               <w:bottom w:val="single" w:sz="4" w:space="0" w:color="000000"/>
               <w:right w:val="single" w:sz="4" w:space="0" w:color="000000"/>
             </w:tcBorders>
+            <w:shd w:val="clear" w:color="auto" w:fill="auto"/>
           </w:tcPr>
           <w:p>
             <w:pPr>
@@ -2137,7 +2040,6 @@
             <w:r>
               <w:rPr>
                 <w:b/>
-                <w:bCs/>
               </w:rPr>
               <w:t>Díszlet, jelmez, kellék:</w:t>
             </w:r>
@@ -2152,6 +2054,7 @@
               <w:bottom w:val="single" w:sz="4" w:space="0" w:color="000000"/>
               <w:right w:val="single" w:sz="4" w:space="0" w:color="000000"/>
             </w:tcBorders>
+            <w:shd w:val="clear" w:color="auto" w:fill="auto"/>
           </w:tcPr>
           <w:p>
             <w:pPr>
@@ -2162,29 +2065,22 @@
               <w:spacing w:line="480" w:lineRule="auto"/>
               <w:rPr>
                 <w:b/>
-                <w:bCs/>
-              </w:rPr>
-            </w:pPr>
-            <w:r>
-              <w:rPr>
-                <w:b/>
-                <w:bCs/>
-              </w:rPr>
-              <w:t>14.00</w:t>
-            </w:r>
-          </w:p>
-        </w:tc>
-      </w:tr>
-      <w:tr>
-        <w:tc>
-          <w:tcPr>
-            <w:tcW w:w="4606" w:type="dxa"/>
-            <w:tcBorders>
-              <w:top w:val="single" w:sz="4" w:space="0" w:color="000000"/>
-              <w:left w:val="single" w:sz="4" w:space="0" w:color="000000"/>
-              <w:bottom w:val="single" w:sz="4" w:space="0" w:color="000000"/>
-              <w:right w:val="single" w:sz="4" w:space="0" w:color="000000"/>
-            </w:tcBorders>
+              </w:rPr>
+            </w:pPr>
+          </w:p>
+        </w:tc>
+      </w:tr>
+      <w:tr>
+        <w:tc>
+          <w:tcPr>
+            <w:tcW w:w="4606" w:type="dxa"/>
+            <w:tcBorders>
+              <w:top w:val="single" w:sz="4" w:space="0" w:color="000000"/>
+              <w:left w:val="single" w:sz="4" w:space="0" w:color="000000"/>
+              <w:bottom w:val="single" w:sz="4" w:space="0" w:color="000000"/>
+              <w:right w:val="single" w:sz="4" w:space="0" w:color="000000"/>
+            </w:tcBorders>
+            <w:shd w:val="clear" w:color="auto" w:fill="auto"/>
           </w:tcPr>
           <w:p>
             <w:pPr>
@@ -2197,7 +2093,6 @@
             <w:r>
               <w:rPr>
                 <w:b/>
-                <w:bCs/>
               </w:rPr>
               <w:t>Műszaki személyzet:</w:t>
             </w:r>
@@ -2212,6 +2107,7 @@
               <w:bottom w:val="single" w:sz="4" w:space="0" w:color="000000"/>
               <w:right w:val="single" w:sz="4" w:space="0" w:color="000000"/>
             </w:tcBorders>
+            <w:shd w:val="clear" w:color="auto" w:fill="auto"/>
           </w:tcPr>
           <w:p>
             <w:pPr>
@@ -2222,29 +2118,22 @@
               <w:spacing w:line="480" w:lineRule="auto"/>
               <w:rPr>
                 <w:b/>
-                <w:bCs/>
-              </w:rPr>
-            </w:pPr>
-            <w:r>
-              <w:rPr>
-                <w:b/>
-                <w:bCs/>
-              </w:rPr>
-              <w:t>14.00</w:t>
-            </w:r>
-          </w:p>
-        </w:tc>
-      </w:tr>
-      <w:tr>
-        <w:tc>
-          <w:tcPr>
-            <w:tcW w:w="4606" w:type="dxa"/>
-            <w:tcBorders>
-              <w:top w:val="single" w:sz="4" w:space="0" w:color="000000"/>
-              <w:left w:val="single" w:sz="4" w:space="0" w:color="000000"/>
-              <w:bottom w:val="single" w:sz="4" w:space="0" w:color="000000"/>
-              <w:right w:val="single" w:sz="4" w:space="0" w:color="000000"/>
-            </w:tcBorders>
+              </w:rPr>
+            </w:pPr>
+          </w:p>
+        </w:tc>
+      </w:tr>
+      <w:tr>
+        <w:tc>
+          <w:tcPr>
+            <w:tcW w:w="4606" w:type="dxa"/>
+            <w:tcBorders>
+              <w:top w:val="single" w:sz="4" w:space="0" w:color="000000"/>
+              <w:left w:val="single" w:sz="4" w:space="0" w:color="000000"/>
+              <w:bottom w:val="single" w:sz="4" w:space="0" w:color="000000"/>
+              <w:right w:val="single" w:sz="4" w:space="0" w:color="000000"/>
+            </w:tcBorders>
+            <w:shd w:val="clear" w:color="auto" w:fill="auto"/>
           </w:tcPr>
           <w:p>
             <w:pPr>
@@ -2257,7 +2146,6 @@
             <w:r>
               <w:rPr>
                 <w:b/>
-                <w:bCs/>
               </w:rPr>
               <w:t>Öltöztetők, fodrászok, kellékesek:</w:t>
             </w:r>
@@ -2272,6 +2160,34 @@
               <w:bottom w:val="single" w:sz="4" w:space="0" w:color="000000"/>
               <w:right w:val="single" w:sz="4" w:space="0" w:color="000000"/>
             </w:tcBorders>
+            <w:shd w:val="clear" w:color="auto" w:fill="auto"/>
+          </w:tcPr>
+          <w:p>
+            <w:pPr>
+              <w:tabs>
+                <w:tab w:val="left" w:pos="3240"/>
+                <w:tab w:val="left" w:pos="6120"/>
+              </w:tabs>
+              <w:snapToGrid w:val="0"/>
+              <w:spacing w:line="480" w:lineRule="auto"/>
+              <w:rPr>
+                <w:b/>
+              </w:rPr>
+            </w:pPr>
+          </w:p>
+        </w:tc>
+      </w:tr>
+      <w:tr>
+        <w:tc>
+          <w:tcPr>
+            <w:tcW w:w="4606" w:type="dxa"/>
+            <w:tcBorders>
+              <w:top w:val="single" w:sz="4" w:space="0" w:color="000000"/>
+              <w:left w:val="single" w:sz="4" w:space="0" w:color="000000"/>
+              <w:bottom w:val="single" w:sz="4" w:space="0" w:color="000000"/>
+              <w:right w:val="single" w:sz="4" w:space="0" w:color="000000"/>
+            </w:tcBorders>
+            <w:shd w:val="clear" w:color="auto" w:fill="auto"/>
           </w:tcPr>
           <w:p>
             <w:pPr>
@@ -2280,24 +2196,25 @@
                 <w:tab w:val="left" w:pos="6120"/>
               </w:tabs>
               <w:spacing w:line="480" w:lineRule="auto"/>
-              <w:rPr>
-                <w:b/>
-                <w:bCs/>
-              </w:rPr>
-            </w:pPr>
-          </w:p>
-        </w:tc>
-      </w:tr>
-      <w:tr>
-        <w:tc>
-          <w:tcPr>
-            <w:tcW w:w="4606" w:type="dxa"/>
-            <w:tcBorders>
-              <w:top w:val="single" w:sz="4" w:space="0" w:color="000000"/>
-              <w:left w:val="single" w:sz="4" w:space="0" w:color="000000"/>
-              <w:bottom w:val="single" w:sz="4" w:space="0" w:color="000000"/>
-              <w:right w:val="single" w:sz="4" w:space="0" w:color="000000"/>
-            </w:tcBorders>
+            </w:pPr>
+            <w:r>
+              <w:rPr>
+                <w:b/>
+              </w:rPr>
+              <w:t>Művészek:</w:t>
+            </w:r>
+          </w:p>
+        </w:tc>
+        <w:tc>
+          <w:tcPr>
+            <w:tcW w:w="4606" w:type="dxa"/>
+            <w:tcBorders>
+              <w:top w:val="single" w:sz="4" w:space="0" w:color="000000"/>
+              <w:left w:val="single" w:sz="4" w:space="0" w:color="000000"/>
+              <w:bottom w:val="single" w:sz="4" w:space="0" w:color="000000"/>
+              <w:right w:val="single" w:sz="4" w:space="0" w:color="000000"/>
+            </w:tcBorders>
+            <w:shd w:val="clear" w:color="auto" w:fill="auto"/>
           </w:tcPr>
           <w:p>
             <w:pPr>
@@ -2305,47 +2222,12 @@
                 <w:tab w:val="left" w:pos="3240"/>
                 <w:tab w:val="left" w:pos="6120"/>
               </w:tabs>
+              <w:snapToGrid w:val="0"/>
               <w:spacing w:line="480" w:lineRule="auto"/>
-            </w:pPr>
-            <w:r>
-              <w:rPr>
-                <w:b/>
-                <w:bCs/>
-              </w:rPr>
-              <w:lastRenderedPageBreak/>
-              <w:t>Művészek:</w:t>
-            </w:r>
-          </w:p>
-        </w:tc>
-        <w:tc>
-          <w:tcPr>
-            <w:tcW w:w="4606" w:type="dxa"/>
-            <w:tcBorders>
-              <w:top w:val="single" w:sz="4" w:space="0" w:color="000000"/>
-              <w:left w:val="single" w:sz="4" w:space="0" w:color="000000"/>
-              <w:bottom w:val="single" w:sz="4" w:space="0" w:color="000000"/>
-              <w:right w:val="single" w:sz="4" w:space="0" w:color="000000"/>
-            </w:tcBorders>
-          </w:tcPr>
-          <w:p>
-            <w:pPr>
-              <w:tabs>
-                <w:tab w:val="left" w:pos="3240"/>
-                <w:tab w:val="left" w:pos="6120"/>
-              </w:tabs>
-              <w:spacing w:line="480" w:lineRule="auto"/>
-              <w:rPr>
-                <w:b/>
-                <w:bCs/>
-              </w:rPr>
-            </w:pPr>
-            <w:r>
-              <w:rPr>
-                <w:b/>
-                <w:bCs/>
-              </w:rPr>
-              <w:t>16.30</w:t>
-            </w:r>
+              <w:rPr>
+                <w:b/>
+              </w:rPr>
+            </w:pPr>
           </w:p>
         </w:tc>
       </w:tr>
@@ -2369,9 +2251,7 @@
         <w:jc w:val="center"/>
         <w:rPr>
           <w:b/>
-          <w:bCs/>
           <w:sz w:val="28"/>
-          <w:szCs w:val="28"/>
         </w:rPr>
       </w:pPr>
     </w:p>
@@ -2385,24 +2265,47 @@
         <w:jc w:val="center"/>
         <w:rPr>
           <w:b/>
-          <w:bCs/>
+          <w:sz w:val="28"/>
+        </w:rPr>
+      </w:pPr>
+    </w:p>
+    <w:p>
+      <w:pPr>
+        <w:tabs>
+          <w:tab w:val="left" w:pos="3240"/>
+          <w:tab w:val="left" w:pos="6120"/>
+        </w:tabs>
+        <w:spacing w:line="360" w:lineRule="auto"/>
+        <w:jc w:val="center"/>
+        <w:rPr>
+          <w:b/>
+          <w:sz w:val="28"/>
+        </w:rPr>
+      </w:pPr>
+    </w:p>
+    <w:p>
+      <w:pPr>
+        <w:tabs>
+          <w:tab w:val="left" w:pos="3240"/>
+          <w:tab w:val="left" w:pos="6120"/>
+        </w:tabs>
+        <w:spacing w:line="360" w:lineRule="auto"/>
+        <w:jc w:val="center"/>
+        <w:rPr>
+          <w:b/>
         </w:rPr>
       </w:pPr>
       <w:r>
         <w:rPr>
           <w:b/>
-          <w:bCs/>
           <w:sz w:val="28"/>
-          <w:szCs w:val="28"/>
         </w:rPr>
         <w:t>ÖLTÖZŐBEOSZTÁS</w:t>
       </w:r>
     </w:p>
     <w:tbl>
       <w:tblPr>
-        <w:tblStyle w:val="a7"/>
-        <w:tblW w:w="9212" w:type="dxa"/>
-        <w:tblInd w:w="0" w:type="dxa"/>
+        <w:tblW w:w="0" w:type="auto"/>
         <w:tblLayout w:type="fixed"/>
         <w:tblLook w:val="0000" w:firstRow="0" w:lastRow="0" w:firstColumn="0" w:lastColumn="0" w:noHBand="0" w:noVBand="0"/>
       </w:tblPr>
@@ -2420,6 +2323,7 @@
               <w:bottom w:val="single" w:sz="4" w:space="0" w:color="000000"/>
               <w:right w:val="single" w:sz="4" w:space="0" w:color="000000"/>
             </w:tcBorders>
+            <w:shd w:val="clear" w:color="auto" w:fill="auto"/>
           </w:tcPr>
           <w:p>
             <w:pPr>
@@ -2432,7 +2336,6 @@
             <w:r>
               <w:rPr>
                 <w:b/>
-                <w:bCs/>
               </w:rPr>
               <w:t>Női szereplők száma:</w:t>
             </w:r>
@@ -2447,6 +2350,7 @@
               <w:bottom w:val="single" w:sz="4" w:space="0" w:color="000000"/>
               <w:right w:val="single" w:sz="4" w:space="0" w:color="000000"/>
             </w:tcBorders>
+            <w:shd w:val="clear" w:color="auto" w:fill="auto"/>
           </w:tcPr>
           <w:p>
             <w:pPr>
@@ -2455,31 +2359,21 @@
                 <w:tab w:val="left" w:pos="6120"/>
               </w:tabs>
               <w:spacing w:line="480" w:lineRule="auto"/>
-              <w:rPr>
-                <w:b/>
-                <w:bCs/>
-              </w:rPr>
-            </w:pPr>
-            <w:r>
-              <w:rPr>
-                <w:b/>
-                <w:bCs/>
-              </w:rPr>
-              <w:t>6</w:t>
-            </w:r>
-          </w:p>
-        </w:tc>
-      </w:tr>
-      <w:tr>
-        <w:tc>
-          <w:tcPr>
-            <w:tcW w:w="4606" w:type="dxa"/>
-            <w:tcBorders>
-              <w:top w:val="single" w:sz="4" w:space="0" w:color="000000"/>
-              <w:left w:val="single" w:sz="4" w:space="0" w:color="000000"/>
-              <w:bottom w:val="single" w:sz="4" w:space="0" w:color="000000"/>
-              <w:right w:val="single" w:sz="4" w:space="0" w:color="000000"/>
-            </w:tcBorders>
+            </w:pPr>
+          </w:p>
+        </w:tc>
+      </w:tr>
+      <w:tr>
+        <w:tc>
+          <w:tcPr>
+            <w:tcW w:w="4606" w:type="dxa"/>
+            <w:tcBorders>
+              <w:top w:val="single" w:sz="4" w:space="0" w:color="000000"/>
+              <w:left w:val="single" w:sz="4" w:space="0" w:color="000000"/>
+              <w:bottom w:val="single" w:sz="4" w:space="0" w:color="000000"/>
+              <w:right w:val="single" w:sz="4" w:space="0" w:color="000000"/>
+            </w:tcBorders>
+            <w:shd w:val="clear" w:color="auto" w:fill="auto"/>
           </w:tcPr>
           <w:p>
             <w:pPr>
@@ -2492,7 +2386,6 @@
             <w:r>
               <w:rPr>
                 <w:b/>
-                <w:bCs/>
               </w:rPr>
               <w:t>Férfi szereplők száma:</w:t>
             </w:r>
@@ -2507,6 +2400,7 @@
               <w:bottom w:val="single" w:sz="4" w:space="0" w:color="000000"/>
               <w:right w:val="single" w:sz="4" w:space="0" w:color="000000"/>
             </w:tcBorders>
+            <w:shd w:val="clear" w:color="auto" w:fill="auto"/>
           </w:tcPr>
           <w:p>
             <w:pPr>
@@ -2515,31 +2409,21 @@
                 <w:tab w:val="left" w:pos="6120"/>
               </w:tabs>
               <w:spacing w:line="480" w:lineRule="auto"/>
-              <w:rPr>
-                <w:b/>
-                <w:bCs/>
-              </w:rPr>
-            </w:pPr>
-            <w:r>
-              <w:rPr>
-                <w:b/>
-                <w:bCs/>
-              </w:rPr>
-              <w:t>10</w:t>
-            </w:r>
-          </w:p>
-        </w:tc>
-      </w:tr>
-      <w:tr>
-        <w:tc>
-          <w:tcPr>
-            <w:tcW w:w="4606" w:type="dxa"/>
-            <w:tcBorders>
-              <w:top w:val="single" w:sz="4" w:space="0" w:color="000000"/>
-              <w:left w:val="single" w:sz="4" w:space="0" w:color="000000"/>
-              <w:bottom w:val="single" w:sz="4" w:space="0" w:color="000000"/>
-              <w:right w:val="single" w:sz="4" w:space="0" w:color="000000"/>
-            </w:tcBorders>
+            </w:pPr>
+          </w:p>
+        </w:tc>
+      </w:tr>
+      <w:tr>
+        <w:tc>
+          <w:tcPr>
+            <w:tcW w:w="4606" w:type="dxa"/>
+            <w:tcBorders>
+              <w:top w:val="single" w:sz="4" w:space="0" w:color="000000"/>
+              <w:left w:val="single" w:sz="4" w:space="0" w:color="000000"/>
+              <w:bottom w:val="single" w:sz="4" w:space="0" w:color="000000"/>
+              <w:right w:val="single" w:sz="4" w:space="0" w:color="000000"/>
+            </w:tcBorders>
+            <w:shd w:val="clear" w:color="auto" w:fill="auto"/>
           </w:tcPr>
           <w:p>
             <w:pPr>
@@ -2552,7 +2436,6 @@
             <w:r>
               <w:rPr>
                 <w:b/>
-                <w:bCs/>
               </w:rPr>
               <w:t>Speciális igények:</w:t>
             </w:r>
@@ -2567,6 +2450,34 @@
               <w:bottom w:val="single" w:sz="4" w:space="0" w:color="000000"/>
               <w:right w:val="single" w:sz="4" w:space="0" w:color="000000"/>
             </w:tcBorders>
+            <w:shd w:val="clear" w:color="auto" w:fill="auto"/>
+          </w:tcPr>
+          <w:p>
+            <w:pPr>
+              <w:tabs>
+                <w:tab w:val="left" w:pos="3240"/>
+                <w:tab w:val="left" w:pos="6120"/>
+              </w:tabs>
+              <w:snapToGrid w:val="0"/>
+              <w:spacing w:line="480" w:lineRule="auto"/>
+              <w:rPr>
+                <w:b/>
+              </w:rPr>
+            </w:pPr>
+          </w:p>
+        </w:tc>
+      </w:tr>
+      <w:tr>
+        <w:tc>
+          <w:tcPr>
+            <w:tcW w:w="4606" w:type="dxa"/>
+            <w:tcBorders>
+              <w:top w:val="single" w:sz="4" w:space="0" w:color="000000"/>
+              <w:left w:val="single" w:sz="4" w:space="0" w:color="000000"/>
+              <w:bottom w:val="single" w:sz="4" w:space="0" w:color="000000"/>
+              <w:right w:val="single" w:sz="4" w:space="0" w:color="000000"/>
+            </w:tcBorders>
+            <w:shd w:val="clear" w:color="auto" w:fill="auto"/>
           </w:tcPr>
           <w:p>
             <w:pPr>
@@ -2575,31 +2486,40 @@
                 <w:tab w:val="left" w:pos="6120"/>
               </w:tabs>
               <w:spacing w:line="480" w:lineRule="auto"/>
-              <w:rPr>
-                <w:b/>
-                <w:bCs/>
-              </w:rPr>
-            </w:pPr>
-            <w:r>
-              <w:rPr>
-                <w:b/>
-                <w:bCs/>
-              </w:rPr>
-              <w:t>Mikó István és Szabó Anikó közös öltözőben</w:t>
-            </w:r>
-          </w:p>
-        </w:tc>
-      </w:tr>
-      <w:tr>
-        <w:tc>
-          <w:tcPr>
-            <w:tcW w:w="4606" w:type="dxa"/>
-            <w:tcBorders>
-              <w:top w:val="single" w:sz="4" w:space="0" w:color="000000"/>
-              <w:left w:val="single" w:sz="4" w:space="0" w:color="000000"/>
-              <w:bottom w:val="single" w:sz="4" w:space="0" w:color="000000"/>
-              <w:right w:val="single" w:sz="4" w:space="0" w:color="000000"/>
-            </w:tcBorders>
+            </w:pPr>
+            <w:r>
+              <w:rPr>
+                <w:b/>
+              </w:rPr>
+              <w:t>Csoportos női szereplők száma:</w:t>
+            </w:r>
+          </w:p>
+        </w:tc>
+        <w:tc>
+          <w:tcPr>
+            <w:tcW w:w="4606" w:type="dxa"/>
+            <w:tcBorders>
+              <w:top w:val="single" w:sz="4" w:space="0" w:color="000000"/>
+              <w:left w:val="single" w:sz="4" w:space="0" w:color="000000"/>
+              <w:bottom w:val="single" w:sz="4" w:space="0" w:color="000000"/>
+              <w:right w:val="single" w:sz="4" w:space="0" w:color="000000"/>
+            </w:tcBorders>
+            <w:shd w:val="clear" w:color="auto" w:fill="auto"/>
+          </w:tcPr>
+          <w:p/>
+        </w:tc>
+      </w:tr>
+      <w:tr>
+        <w:tc>
+          <w:tcPr>
+            <w:tcW w:w="4606" w:type="dxa"/>
+            <w:tcBorders>
+              <w:top w:val="single" w:sz="4" w:space="0" w:color="000000"/>
+              <w:left w:val="single" w:sz="4" w:space="0" w:color="000000"/>
+              <w:bottom w:val="single" w:sz="4" w:space="0" w:color="000000"/>
+              <w:right w:val="single" w:sz="4" w:space="0" w:color="000000"/>
+            </w:tcBorders>
+            <w:shd w:val="clear" w:color="auto" w:fill="auto"/>
           </w:tcPr>
           <w:p>
             <w:pPr>
@@ -2612,35 +2532,21 @@
             <w:r>
               <w:rPr>
                 <w:b/>
-                <w:bCs/>
-              </w:rPr>
-              <w:t>Csoportos női szereplők száma:</w:t>
-            </w:r>
-          </w:p>
-        </w:tc>
-        <w:tc>
-          <w:tcPr>
-            <w:tcW w:w="4606" w:type="dxa"/>
-            <w:tcBorders>
-              <w:top w:val="single" w:sz="4" w:space="0" w:color="000000"/>
-              <w:left w:val="single" w:sz="4" w:space="0" w:color="000000"/>
-              <w:bottom w:val="single" w:sz="4" w:space="0" w:color="000000"/>
-              <w:right w:val="single" w:sz="4" w:space="0" w:color="000000"/>
-            </w:tcBorders>
-          </w:tcPr>
-          <w:p/>
-        </w:tc>
-      </w:tr>
-      <w:tr>
-        <w:tc>
-          <w:tcPr>
-            <w:tcW w:w="4606" w:type="dxa"/>
-            <w:tcBorders>
-              <w:top w:val="single" w:sz="4" w:space="0" w:color="000000"/>
-              <w:left w:val="single" w:sz="4" w:space="0" w:color="000000"/>
-              <w:bottom w:val="single" w:sz="4" w:space="0" w:color="000000"/>
-              <w:right w:val="single" w:sz="4" w:space="0" w:color="000000"/>
-            </w:tcBorders>
+              </w:rPr>
+              <w:t>Csoportos férfi szereplők száma:</w:t>
+            </w:r>
+          </w:p>
+        </w:tc>
+        <w:tc>
+          <w:tcPr>
+            <w:tcW w:w="4606" w:type="dxa"/>
+            <w:tcBorders>
+              <w:top w:val="single" w:sz="4" w:space="0" w:color="000000"/>
+              <w:left w:val="single" w:sz="4" w:space="0" w:color="000000"/>
+              <w:bottom w:val="single" w:sz="4" w:space="0" w:color="000000"/>
+              <w:right w:val="single" w:sz="4" w:space="0" w:color="000000"/>
+            </w:tcBorders>
+            <w:shd w:val="clear" w:color="auto" w:fill="auto"/>
           </w:tcPr>
           <w:p>
             <w:pPr>
@@ -2650,24 +2556,20 @@
               </w:tabs>
               <w:spacing w:line="480" w:lineRule="auto"/>
             </w:pPr>
-            <w:r>
-              <w:rPr>
-                <w:b/>
-                <w:bCs/>
-              </w:rPr>
-              <w:t>Csoportos férfi szereplők száma:</w:t>
-            </w:r>
-          </w:p>
-        </w:tc>
-        <w:tc>
-          <w:tcPr>
-            <w:tcW w:w="4606" w:type="dxa"/>
-            <w:tcBorders>
-              <w:top w:val="single" w:sz="4" w:space="0" w:color="000000"/>
-              <w:left w:val="single" w:sz="4" w:space="0" w:color="000000"/>
-              <w:bottom w:val="single" w:sz="4" w:space="0" w:color="000000"/>
-              <w:right w:val="single" w:sz="4" w:space="0" w:color="000000"/>
-            </w:tcBorders>
+          </w:p>
+        </w:tc>
+      </w:tr>
+      <w:tr>
+        <w:tc>
+          <w:tcPr>
+            <w:tcW w:w="4606" w:type="dxa"/>
+            <w:tcBorders>
+              <w:top w:val="single" w:sz="4" w:space="0" w:color="000000"/>
+              <w:left w:val="single" w:sz="4" w:space="0" w:color="000000"/>
+              <w:bottom w:val="single" w:sz="4" w:space="0" w:color="000000"/>
+              <w:right w:val="single" w:sz="4" w:space="0" w:color="000000"/>
+            </w:tcBorders>
+            <w:shd w:val="clear" w:color="auto" w:fill="auto"/>
           </w:tcPr>
           <w:p>
             <w:pPr>
@@ -2677,19 +2579,24 @@
               </w:tabs>
               <w:spacing w:line="480" w:lineRule="auto"/>
             </w:pPr>
-          </w:p>
-        </w:tc>
-      </w:tr>
-      <w:tr>
-        <w:tc>
-          <w:tcPr>
-            <w:tcW w:w="4606" w:type="dxa"/>
-            <w:tcBorders>
-              <w:top w:val="single" w:sz="4" w:space="0" w:color="000000"/>
-              <w:left w:val="single" w:sz="4" w:space="0" w:color="000000"/>
-              <w:bottom w:val="single" w:sz="4" w:space="0" w:color="000000"/>
-              <w:right w:val="single" w:sz="4" w:space="0" w:color="000000"/>
-            </w:tcBorders>
+            <w:r>
+              <w:rPr>
+                <w:b/>
+              </w:rPr>
+              <w:t>Zenekar:</w:t>
+            </w:r>
+          </w:p>
+        </w:tc>
+        <w:tc>
+          <w:tcPr>
+            <w:tcW w:w="4606" w:type="dxa"/>
+            <w:tcBorders>
+              <w:top w:val="single" w:sz="4" w:space="0" w:color="000000"/>
+              <w:left w:val="single" w:sz="4" w:space="0" w:color="000000"/>
+              <w:bottom w:val="single" w:sz="4" w:space="0" w:color="000000"/>
+              <w:right w:val="single" w:sz="4" w:space="0" w:color="000000"/>
+            </w:tcBorders>
+            <w:shd w:val="clear" w:color="auto" w:fill="auto"/>
           </w:tcPr>
           <w:p>
             <w:pPr>
@@ -2699,24 +2606,20 @@
               </w:tabs>
               <w:spacing w:line="480" w:lineRule="auto"/>
             </w:pPr>
-            <w:r>
-              <w:rPr>
-                <w:b/>
-                <w:bCs/>
-              </w:rPr>
-              <w:t>Zenekar:</w:t>
-            </w:r>
-          </w:p>
-        </w:tc>
-        <w:tc>
-          <w:tcPr>
-            <w:tcW w:w="4606" w:type="dxa"/>
-            <w:tcBorders>
-              <w:top w:val="single" w:sz="4" w:space="0" w:color="000000"/>
-              <w:left w:val="single" w:sz="4" w:space="0" w:color="000000"/>
-              <w:bottom w:val="single" w:sz="4" w:space="0" w:color="000000"/>
-              <w:right w:val="single" w:sz="4" w:space="0" w:color="000000"/>
-            </w:tcBorders>
+          </w:p>
+        </w:tc>
+      </w:tr>
+      <w:tr>
+        <w:tc>
+          <w:tcPr>
+            <w:tcW w:w="4606" w:type="dxa"/>
+            <w:tcBorders>
+              <w:top w:val="single" w:sz="4" w:space="0" w:color="000000"/>
+              <w:left w:val="single" w:sz="4" w:space="0" w:color="000000"/>
+              <w:bottom w:val="single" w:sz="4" w:space="0" w:color="000000"/>
+              <w:right w:val="single" w:sz="4" w:space="0" w:color="000000"/>
+            </w:tcBorders>
+            <w:shd w:val="clear" w:color="auto" w:fill="auto"/>
           </w:tcPr>
           <w:p>
             <w:pPr>
@@ -2726,19 +2629,24 @@
               </w:tabs>
               <w:spacing w:line="480" w:lineRule="auto"/>
             </w:pPr>
-          </w:p>
-        </w:tc>
-      </w:tr>
-      <w:tr>
-        <w:tc>
-          <w:tcPr>
-            <w:tcW w:w="4606" w:type="dxa"/>
-            <w:tcBorders>
-              <w:top w:val="single" w:sz="4" w:space="0" w:color="000000"/>
-              <w:left w:val="single" w:sz="4" w:space="0" w:color="000000"/>
-              <w:bottom w:val="single" w:sz="4" w:space="0" w:color="000000"/>
-              <w:right w:val="single" w:sz="4" w:space="0" w:color="000000"/>
-            </w:tcBorders>
+            <w:r>
+              <w:rPr>
+                <w:b/>
+              </w:rPr>
+              <w:t>Műszaki és egyéb kiszolgáló személyzet:</w:t>
+            </w:r>
+          </w:p>
+        </w:tc>
+        <w:tc>
+          <w:tcPr>
+            <w:tcW w:w="4606" w:type="dxa"/>
+            <w:tcBorders>
+              <w:top w:val="single" w:sz="4" w:space="0" w:color="000000"/>
+              <w:left w:val="single" w:sz="4" w:space="0" w:color="000000"/>
+              <w:bottom w:val="single" w:sz="4" w:space="0" w:color="000000"/>
+              <w:right w:val="single" w:sz="4" w:space="0" w:color="000000"/>
+            </w:tcBorders>
+            <w:shd w:val="clear" w:color="auto" w:fill="auto"/>
           </w:tcPr>
           <w:p>
             <w:pPr>
@@ -2748,44 +2656,6 @@
               </w:tabs>
               <w:spacing w:line="480" w:lineRule="auto"/>
             </w:pPr>
-            <w:r>
-              <w:rPr>
-                <w:b/>
-                <w:bCs/>
-              </w:rPr>
-              <w:t>Műszaki és egyéb kiszolgáló személyzet:</w:t>
-            </w:r>
-          </w:p>
-        </w:tc>
-        <w:tc>
-          <w:tcPr>
-            <w:tcW w:w="4606" w:type="dxa"/>
-            <w:tcBorders>
-              <w:top w:val="single" w:sz="4" w:space="0" w:color="000000"/>
-              <w:left w:val="single" w:sz="4" w:space="0" w:color="000000"/>
-              <w:bottom w:val="single" w:sz="4" w:space="0" w:color="000000"/>
-              <w:right w:val="single" w:sz="4" w:space="0" w:color="000000"/>
-            </w:tcBorders>
-          </w:tcPr>
-          <w:p>
-            <w:pPr>
-              <w:tabs>
-                <w:tab w:val="left" w:pos="3240"/>
-                <w:tab w:val="left" w:pos="6120"/>
-              </w:tabs>
-              <w:spacing w:line="480" w:lineRule="auto"/>
-              <w:rPr>
-                <w:b/>
-                <w:bCs/>
-              </w:rPr>
-            </w:pPr>
-            <w:r>
-              <w:rPr>
-                <w:b/>
-                <w:bCs/>
-              </w:rPr>
-              <w:t>7 fő egy öltöző</w:t>
-            </w:r>
           </w:p>
         </w:tc>
       </w:tr>
@@ -2794,14 +2664,13 @@
       <w:pPr>
         <w:tabs>
           <w:tab w:val="left" w:pos="720"/>
-          <w:tab w:val="right" w:pos="3420"/>
+          <w:tab w:val="right" w:leader="dot" w:pos="3420"/>
         </w:tabs>
         <w:spacing w:line="360" w:lineRule="auto"/>
         <w:rPr>
           <w:b/>
           <w:bCs/>
           <w:sz w:val="28"/>
-          <w:szCs w:val="28"/>
         </w:rPr>
       </w:pPr>
     </w:p>
@@ -2819,17 +2688,18 @@
           <w:b/>
           <w:bCs/>
           <w:sz w:val="28"/>
-          <w:szCs w:val="28"/>
         </w:rPr>
         <w:t>AZ ELŐADÁSHOZ SZÜKSÉGES TECHNIKAI IGÉNYEK:</w:t>
       </w:r>
     </w:p>
     <w:tbl>
       <w:tblPr>
-        <w:tblStyle w:val="a8"/>
         <w:tblW w:w="9212" w:type="dxa"/>
-        <w:tblInd w:w="0" w:type="dxa"/>
         <w:tblLayout w:type="fixed"/>
+        <w:tblCellMar>
+          <w:left w:w="0" w:type="dxa"/>
+          <w:right w:w="0" w:type="dxa"/>
+        </w:tblCellMar>
         <w:tblLook w:val="0000" w:firstRow="0" w:lastRow="0" w:firstColumn="0" w:lastColumn="0" w:noHBand="0" w:noVBand="0"/>
       </w:tblPr>
       <w:tblGrid>
@@ -2849,6 +2719,7 @@
               <w:bottom w:val="single" w:sz="4" w:space="0" w:color="000000"/>
               <w:right w:val="single" w:sz="4" w:space="0" w:color="000000"/>
             </w:tcBorders>
+            <w:shd w:val="clear" w:color="auto" w:fill="auto"/>
             <w:tcMar>
               <w:left w:w="108" w:type="dxa"/>
               <w:right w:w="108" w:type="dxa"/>
@@ -2871,18 +2742,26 @@
           <w:tcPr>
             <w:tcW w:w="4606" w:type="dxa"/>
             <w:gridSpan w:val="4"/>
-          </w:tcPr>
-          <w:p>
-            <w:pPr>
-              <w:rPr>
-                <w:b/>
-                <w:bCs/>
-              </w:rPr>
-            </w:pPr>
-          </w:p>
-        </w:tc>
-      </w:tr>
-      <w:tr>
+            <w:shd w:val="clear" w:color="auto" w:fill="auto"/>
+          </w:tcPr>
+          <w:p>
+            <w:pPr>
+              <w:snapToGrid w:val="0"/>
+              <w:rPr>
+                <w:b/>
+                <w:bCs/>
+              </w:rPr>
+            </w:pPr>
+          </w:p>
+        </w:tc>
+      </w:tr>
+      <w:tr>
+        <w:tblPrEx>
+          <w:tblCellMar>
+            <w:left w:w="108" w:type="dxa"/>
+            <w:right w:w="108" w:type="dxa"/>
+          </w:tblCellMar>
+        </w:tblPrEx>
         <w:trPr>
           <w:trHeight w:val="300"/>
         </w:trPr>
@@ -2896,10 +2775,7 @@
               <w:bottom w:val="single" w:sz="4" w:space="0" w:color="000000"/>
               <w:right w:val="single" w:sz="4" w:space="0" w:color="000000"/>
             </w:tcBorders>
-            <w:tcMar>
-              <w:left w:w="108" w:type="dxa"/>
-              <w:right w:w="108" w:type="dxa"/>
-            </w:tcMar>
+            <w:shd w:val="clear" w:color="auto" w:fill="auto"/>
           </w:tcPr>
           <w:p>
             <w:pPr>
@@ -2923,10 +2799,7 @@
               <w:bottom w:val="single" w:sz="4" w:space="0" w:color="000000"/>
               <w:right w:val="single" w:sz="4" w:space="0" w:color="000000"/>
             </w:tcBorders>
-            <w:tcMar>
-              <w:left w:w="108" w:type="dxa"/>
-              <w:right w:w="108" w:type="dxa"/>
-            </w:tcMar>
+            <w:shd w:val="clear" w:color="auto" w:fill="auto"/>
           </w:tcPr>
           <w:p>
             <w:pPr>
@@ -2951,10 +2824,7 @@
               <w:bottom w:val="single" w:sz="4" w:space="0" w:color="000000"/>
               <w:right w:val="single" w:sz="4" w:space="0" w:color="000000"/>
             </w:tcBorders>
-            <w:tcMar>
-              <w:left w:w="108" w:type="dxa"/>
-              <w:right w:w="108" w:type="dxa"/>
-            </w:tcMar>
+            <w:shd w:val="clear" w:color="auto" w:fill="auto"/>
           </w:tcPr>
           <w:p>
             <w:pPr>
@@ -2978,10 +2848,7 @@
               <w:bottom w:val="single" w:sz="4" w:space="0" w:color="000000"/>
               <w:right w:val="single" w:sz="4" w:space="0" w:color="000000"/>
             </w:tcBorders>
-            <w:tcMar>
-              <w:left w:w="108" w:type="dxa"/>
-              <w:right w:w="108" w:type="dxa"/>
-            </w:tcMar>
+            <w:shd w:val="clear" w:color="auto" w:fill="auto"/>
           </w:tcPr>
           <w:p>
             <w:pPr>
@@ -2998,6 +2865,12 @@
         </w:tc>
       </w:tr>
       <w:tr>
+        <w:tblPrEx>
+          <w:tblCellMar>
+            <w:left w:w="108" w:type="dxa"/>
+            <w:right w:w="108" w:type="dxa"/>
+          </w:tblCellMar>
+        </w:tblPrEx>
         <w:trPr>
           <w:trHeight w:val="180"/>
         </w:trPr>
@@ -3011,22 +2884,16 @@
               <w:bottom w:val="single" w:sz="4" w:space="0" w:color="000000"/>
               <w:right w:val="single" w:sz="4" w:space="0" w:color="000000"/>
             </w:tcBorders>
-            <w:tcMar>
-              <w:left w:w="108" w:type="dxa"/>
-              <w:right w:w="108" w:type="dxa"/>
-            </w:tcMar>
-          </w:tcPr>
-          <w:p>
-            <w:pPr>
-              <w:widowControl w:val="0"/>
-              <w:pBdr>
-                <w:top w:val="nil"/>
-                <w:left w:val="nil"/>
-                <w:bottom w:val="nil"/>
-                <w:right w:val="nil"/>
-                <w:between w:val="nil"/>
-              </w:pBdr>
-              <w:spacing w:after="0" w:line="276" w:lineRule="auto"/>
+            <w:shd w:val="clear" w:color="auto" w:fill="auto"/>
+          </w:tcPr>
+          <w:p>
+            <w:pPr>
+              <w:snapToGrid w:val="0"/>
+              <w:spacing w:line="360" w:lineRule="auto"/>
+              <w:rPr>
+                <w:b/>
+                <w:bCs/>
+              </w:rPr>
             </w:pPr>
           </w:p>
         </w:tc>
@@ -3039,18 +2906,15 @@
               <w:bottom w:val="single" w:sz="4" w:space="0" w:color="000000"/>
               <w:right w:val="single" w:sz="4" w:space="0" w:color="000000"/>
             </w:tcBorders>
-            <w:tcMar>
-              <w:left w:w="108" w:type="dxa"/>
-              <w:right w:w="108" w:type="dxa"/>
-            </w:tcMar>
-          </w:tcPr>
-          <w:p>
-            <w:pPr>
-              <w:spacing w:line="360" w:lineRule="auto"/>
-            </w:pPr>
-            <w:r>
-              <w:t>12</w:t>
-            </w:r>
+            <w:shd w:val="clear" w:color="auto" w:fill="auto"/>
+          </w:tcPr>
+          <w:p>
+            <w:pPr>
+              <w:spacing w:line="360" w:lineRule="auto"/>
+              <w:rPr>
+                <w:bCs/>
+              </w:rPr>
+            </w:pPr>
           </w:p>
         </w:tc>
         <w:tc>
@@ -3063,18 +2927,15 @@
               <w:bottom w:val="single" w:sz="4" w:space="0" w:color="000000"/>
               <w:right w:val="single" w:sz="4" w:space="0" w:color="000000"/>
             </w:tcBorders>
-            <w:tcMar>
-              <w:left w:w="108" w:type="dxa"/>
-              <w:right w:w="108" w:type="dxa"/>
-            </w:tcMar>
-          </w:tcPr>
-          <w:p>
-            <w:pPr>
-              <w:spacing w:line="360" w:lineRule="auto"/>
-            </w:pPr>
-            <w:r>
-              <w:t>10</w:t>
-            </w:r>
+            <w:shd w:val="clear" w:color="auto" w:fill="auto"/>
+          </w:tcPr>
+          <w:p>
+            <w:pPr>
+              <w:spacing w:line="360" w:lineRule="auto"/>
+              <w:rPr>
+                <w:bCs/>
+              </w:rPr>
+            </w:pPr>
           </w:p>
         </w:tc>
         <w:tc>
@@ -3086,35 +2947,35 @@
               <w:bottom w:val="single" w:sz="4" w:space="0" w:color="000000"/>
               <w:right w:val="single" w:sz="4" w:space="0" w:color="000000"/>
             </w:tcBorders>
-            <w:tcMar>
-              <w:left w:w="108" w:type="dxa"/>
-              <w:right w:w="108" w:type="dxa"/>
-            </w:tcMar>
-          </w:tcPr>
-          <w:p>
-            <w:pPr>
-              <w:spacing w:line="360" w:lineRule="auto"/>
-            </w:pPr>
-            <w:r>
-              <w:t>4</w:t>
-            </w:r>
-          </w:p>
-        </w:tc>
-      </w:tr>
-      <w:tr>
-        <w:tc>
-          <w:tcPr>
-            <w:tcW w:w="4606" w:type="dxa"/>
-            <w:tcBorders>
-              <w:top w:val="single" w:sz="4" w:space="0" w:color="000000"/>
-              <w:left w:val="single" w:sz="4" w:space="0" w:color="000000"/>
-              <w:bottom w:val="single" w:sz="4" w:space="0" w:color="000000"/>
-              <w:right w:val="single" w:sz="4" w:space="0" w:color="000000"/>
-            </w:tcBorders>
-            <w:tcMar>
-              <w:left w:w="108" w:type="dxa"/>
-              <w:right w:w="108" w:type="dxa"/>
-            </w:tcMar>
+            <w:shd w:val="clear" w:color="auto" w:fill="auto"/>
+          </w:tcPr>
+          <w:p>
+            <w:pPr>
+              <w:spacing w:line="360" w:lineRule="auto"/>
+              <w:rPr>
+                <w:bCs/>
+              </w:rPr>
+            </w:pPr>
+          </w:p>
+        </w:tc>
+      </w:tr>
+      <w:tr>
+        <w:tblPrEx>
+          <w:tblCellMar>
+            <w:left w:w="108" w:type="dxa"/>
+            <w:right w:w="108" w:type="dxa"/>
+          </w:tblCellMar>
+        </w:tblPrEx>
+        <w:tc>
+          <w:tcPr>
+            <w:tcW w:w="4606" w:type="dxa"/>
+            <w:tcBorders>
+              <w:top w:val="single" w:sz="4" w:space="0" w:color="000000"/>
+              <w:left w:val="single" w:sz="4" w:space="0" w:color="000000"/>
+              <w:bottom w:val="single" w:sz="4" w:space="0" w:color="000000"/>
+              <w:right w:val="single" w:sz="4" w:space="0" w:color="000000"/>
+            </w:tcBorders>
+            <w:shd w:val="clear" w:color="auto" w:fill="auto"/>
           </w:tcPr>
           <w:p>
             <w:pPr>
@@ -3155,18 +3016,15 @@
               <w:bottom w:val="single" w:sz="4" w:space="0" w:color="000000"/>
               <w:right w:val="single" w:sz="4" w:space="0" w:color="000000"/>
             </w:tcBorders>
-            <w:tcMar>
-              <w:left w:w="108" w:type="dxa"/>
-              <w:right w:w="108" w:type="dxa"/>
-            </w:tcMar>
-          </w:tcPr>
-          <w:p>
-            <w:pPr>
-              <w:spacing w:line="360" w:lineRule="auto"/>
-            </w:pPr>
-            <w:r>
-              <w:t>Nem</w:t>
-            </w:r>
+            <w:shd w:val="clear" w:color="auto" w:fill="auto"/>
+          </w:tcPr>
+          <w:p>
+            <w:pPr>
+              <w:spacing w:line="360" w:lineRule="auto"/>
+              <w:rPr>
+                <w:bCs/>
+              </w:rPr>
+            </w:pPr>
           </w:p>
         </w:tc>
         <w:tc>
@@ -3179,32 +3037,36 @@
               <w:bottom w:val="single" w:sz="4" w:space="0" w:color="000000"/>
               <w:right w:val="single" w:sz="4" w:space="0" w:color="000000"/>
             </w:tcBorders>
-            <w:tcMar>
-              <w:left w:w="108" w:type="dxa"/>
-              <w:right w:w="108" w:type="dxa"/>
-            </w:tcMar>
-          </w:tcPr>
-          <w:p>
-            <w:pPr>
-              <w:spacing w:line="360" w:lineRule="auto"/>
-            </w:pPr>
-          </w:p>
-        </w:tc>
-      </w:tr>
-      <w:tr>
-        <w:tc>
-          <w:tcPr>
-            <w:tcW w:w="4606" w:type="dxa"/>
-            <w:tcBorders>
-              <w:top w:val="single" w:sz="4" w:space="0" w:color="000000"/>
-              <w:left w:val="single" w:sz="4" w:space="0" w:color="000000"/>
-              <w:bottom w:val="single" w:sz="4" w:space="0" w:color="000000"/>
-              <w:right w:val="single" w:sz="4" w:space="0" w:color="000000"/>
-            </w:tcBorders>
-            <w:tcMar>
-              <w:left w:w="108" w:type="dxa"/>
-              <w:right w:w="108" w:type="dxa"/>
-            </w:tcMar>
+            <w:shd w:val="clear" w:color="auto" w:fill="auto"/>
+          </w:tcPr>
+          <w:p>
+            <w:pPr>
+              <w:snapToGrid w:val="0"/>
+              <w:spacing w:line="360" w:lineRule="auto"/>
+              <w:rPr>
+                <w:bCs/>
+              </w:rPr>
+            </w:pPr>
+          </w:p>
+        </w:tc>
+      </w:tr>
+      <w:tr>
+        <w:tblPrEx>
+          <w:tblCellMar>
+            <w:left w:w="108" w:type="dxa"/>
+            <w:right w:w="108" w:type="dxa"/>
+          </w:tblCellMar>
+        </w:tblPrEx>
+        <w:tc>
+          <w:tcPr>
+            <w:tcW w:w="4606" w:type="dxa"/>
+            <w:tcBorders>
+              <w:top w:val="single" w:sz="4" w:space="0" w:color="000000"/>
+              <w:left w:val="single" w:sz="4" w:space="0" w:color="000000"/>
+              <w:bottom w:val="single" w:sz="4" w:space="0" w:color="000000"/>
+              <w:right w:val="single" w:sz="4" w:space="0" w:color="000000"/>
+            </w:tcBorders>
+            <w:shd w:val="clear" w:color="auto" w:fill="auto"/>
           </w:tcPr>
           <w:p>
             <w:pPr>
@@ -3229,18 +3091,15 @@
               <w:bottom w:val="single" w:sz="4" w:space="0" w:color="000000"/>
               <w:right w:val="single" w:sz="4" w:space="0" w:color="000000"/>
             </w:tcBorders>
-            <w:tcMar>
-              <w:left w:w="108" w:type="dxa"/>
-              <w:right w:w="108" w:type="dxa"/>
-            </w:tcMar>
-          </w:tcPr>
-          <w:p>
-            <w:pPr>
-              <w:spacing w:line="360" w:lineRule="auto"/>
-            </w:pPr>
-            <w:r>
-              <w:t>Nem</w:t>
-            </w:r>
+            <w:shd w:val="clear" w:color="auto" w:fill="auto"/>
+          </w:tcPr>
+          <w:p>
+            <w:pPr>
+              <w:spacing w:line="360" w:lineRule="auto"/>
+              <w:rPr>
+                <w:bCs/>
+              </w:rPr>
+            </w:pPr>
           </w:p>
         </w:tc>
         <w:tc>
@@ -3253,32 +3112,36 @@
               <w:bottom w:val="single" w:sz="4" w:space="0" w:color="000000"/>
               <w:right w:val="single" w:sz="4" w:space="0" w:color="000000"/>
             </w:tcBorders>
-            <w:tcMar>
-              <w:left w:w="108" w:type="dxa"/>
-              <w:right w:w="108" w:type="dxa"/>
-            </w:tcMar>
-          </w:tcPr>
-          <w:p>
-            <w:pPr>
-              <w:spacing w:line="360" w:lineRule="auto"/>
-            </w:pPr>
-          </w:p>
-        </w:tc>
-      </w:tr>
-      <w:tr>
-        <w:tc>
-          <w:tcPr>
-            <w:tcW w:w="4606" w:type="dxa"/>
-            <w:tcBorders>
-              <w:top w:val="single" w:sz="4" w:space="0" w:color="000000"/>
-              <w:left w:val="single" w:sz="4" w:space="0" w:color="000000"/>
-              <w:bottom w:val="single" w:sz="4" w:space="0" w:color="000000"/>
-              <w:right w:val="single" w:sz="4" w:space="0" w:color="000000"/>
-            </w:tcBorders>
-            <w:tcMar>
-              <w:left w:w="108" w:type="dxa"/>
-              <w:right w:w="108" w:type="dxa"/>
-            </w:tcMar>
+            <w:shd w:val="clear" w:color="auto" w:fill="auto"/>
+          </w:tcPr>
+          <w:p>
+            <w:pPr>
+              <w:snapToGrid w:val="0"/>
+              <w:spacing w:line="360" w:lineRule="auto"/>
+              <w:rPr>
+                <w:bCs/>
+              </w:rPr>
+            </w:pPr>
+          </w:p>
+        </w:tc>
+      </w:tr>
+      <w:tr>
+        <w:tblPrEx>
+          <w:tblCellMar>
+            <w:left w:w="108" w:type="dxa"/>
+            <w:right w:w="108" w:type="dxa"/>
+          </w:tblCellMar>
+        </w:tblPrEx>
+        <w:tc>
+          <w:tcPr>
+            <w:tcW w:w="4606" w:type="dxa"/>
+            <w:tcBorders>
+              <w:top w:val="single" w:sz="4" w:space="0" w:color="000000"/>
+              <w:left w:val="single" w:sz="4" w:space="0" w:color="000000"/>
+              <w:bottom w:val="single" w:sz="4" w:space="0" w:color="000000"/>
+              <w:right w:val="single" w:sz="4" w:space="0" w:color="000000"/>
+            </w:tcBorders>
+            <w:shd w:val="clear" w:color="auto" w:fill="auto"/>
           </w:tcPr>
           <w:p>
             <w:pPr>
@@ -3303,18 +3166,15 @@
               <w:bottom w:val="single" w:sz="4" w:space="0" w:color="000000"/>
               <w:right w:val="single" w:sz="4" w:space="0" w:color="000000"/>
             </w:tcBorders>
-            <w:tcMar>
-              <w:left w:w="108" w:type="dxa"/>
-              <w:right w:w="108" w:type="dxa"/>
-            </w:tcMar>
-          </w:tcPr>
-          <w:p>
-            <w:pPr>
-              <w:spacing w:line="360" w:lineRule="auto"/>
-            </w:pPr>
-            <w:r>
-              <w:t>Nem</w:t>
-            </w:r>
+            <w:shd w:val="clear" w:color="auto" w:fill="auto"/>
+          </w:tcPr>
+          <w:p>
+            <w:pPr>
+              <w:spacing w:line="360" w:lineRule="auto"/>
+              <w:rPr>
+                <w:bCs/>
+              </w:rPr>
+            </w:pPr>
           </w:p>
         </w:tc>
         <w:tc>
@@ -3327,19 +3187,26 @@
               <w:bottom w:val="single" w:sz="4" w:space="0" w:color="000000"/>
               <w:right w:val="single" w:sz="4" w:space="0" w:color="000000"/>
             </w:tcBorders>
-            <w:tcMar>
-              <w:left w:w="108" w:type="dxa"/>
-              <w:right w:w="108" w:type="dxa"/>
-            </w:tcMar>
-          </w:tcPr>
-          <w:p>
-            <w:pPr>
-              <w:spacing w:line="360" w:lineRule="auto"/>
-            </w:pPr>
-          </w:p>
-        </w:tc>
-      </w:tr>
-      <w:tr>
+            <w:shd w:val="clear" w:color="auto" w:fill="auto"/>
+          </w:tcPr>
+          <w:p>
+            <w:pPr>
+              <w:snapToGrid w:val="0"/>
+              <w:spacing w:line="360" w:lineRule="auto"/>
+              <w:rPr>
+                <w:bCs/>
+              </w:rPr>
+            </w:pPr>
+          </w:p>
+        </w:tc>
+      </w:tr>
+      <w:tr>
+        <w:tblPrEx>
+          <w:tblCellMar>
+            <w:left w:w="108" w:type="dxa"/>
+            <w:right w:w="108" w:type="dxa"/>
+          </w:tblCellMar>
+        </w:tblPrEx>
         <w:trPr>
           <w:trHeight w:val="390"/>
         </w:trPr>
@@ -3352,27 +3219,23 @@
               <w:bottom w:val="single" w:sz="4" w:space="0" w:color="000000"/>
               <w:right w:val="single" w:sz="4" w:space="0" w:color="000000"/>
             </w:tcBorders>
-            <w:tcMar>
-              <w:left w:w="108" w:type="dxa"/>
-              <w:right w:w="108" w:type="dxa"/>
-            </w:tcMar>
-          </w:tcPr>
-          <w:p>
-            <w:pPr>
-              <w:spacing w:line="360" w:lineRule="auto"/>
-            </w:pPr>
-            <w:r>
-              <w:rPr>
-                <w:b/>
-                <w:bCs/>
-              </w:rPr>
-              <w:lastRenderedPageBreak/>
+            <w:shd w:val="clear" w:color="auto" w:fill="auto"/>
+          </w:tcPr>
+          <w:p>
+            <w:pPr>
+              <w:spacing w:line="360" w:lineRule="auto"/>
+            </w:pPr>
+            <w:r>
+              <w:rPr>
+                <w:b/>
+                <w:bCs/>
+              </w:rPr>
               <w:t>Emelvények, lépcsők</w:t>
             </w:r>
             <w:r>
               <w:rPr>
+                <w:bCs/>
                 <w:sz w:val="20"/>
-                <w:szCs w:val="20"/>
               </w:rPr>
               <w:t>: (kérjük alább részletezni, rajzmelléklet)</w:t>
             </w:r>
@@ -3381,7 +3244,6 @@
                 <w:b/>
                 <w:bCs/>
                 <w:sz w:val="20"/>
-                <w:szCs w:val="20"/>
               </w:rPr>
               <w:t xml:space="preserve"> (Előre egyeztetés szükséges)</w:t>
             </w:r>
@@ -3397,18 +3259,15 @@
               <w:bottom w:val="single" w:sz="4" w:space="0" w:color="000000"/>
               <w:right w:val="single" w:sz="4" w:space="0" w:color="000000"/>
             </w:tcBorders>
-            <w:tcMar>
-              <w:left w:w="108" w:type="dxa"/>
-              <w:right w:w="108" w:type="dxa"/>
-            </w:tcMar>
-          </w:tcPr>
-          <w:p>
-            <w:pPr>
-              <w:spacing w:line="360" w:lineRule="auto"/>
-            </w:pPr>
-            <w:r>
-              <w:t>Nem</w:t>
-            </w:r>
+            <w:shd w:val="clear" w:color="auto" w:fill="auto"/>
+          </w:tcPr>
+          <w:p>
+            <w:pPr>
+              <w:spacing w:line="360" w:lineRule="auto"/>
+              <w:rPr>
+                <w:bCs/>
+              </w:rPr>
+            </w:pPr>
           </w:p>
         </w:tc>
         <w:tc>
@@ -3421,32 +3280,36 @@
               <w:bottom w:val="single" w:sz="4" w:space="0" w:color="000000"/>
               <w:right w:val="single" w:sz="4" w:space="0" w:color="000000"/>
             </w:tcBorders>
-            <w:tcMar>
-              <w:left w:w="108" w:type="dxa"/>
-              <w:right w:w="108" w:type="dxa"/>
-            </w:tcMar>
-          </w:tcPr>
-          <w:p>
-            <w:pPr>
-              <w:spacing w:line="360" w:lineRule="auto"/>
-            </w:pPr>
-          </w:p>
-        </w:tc>
-      </w:tr>
-      <w:tr>
-        <w:tc>
-          <w:tcPr>
-            <w:tcW w:w="4606" w:type="dxa"/>
-            <w:tcBorders>
-              <w:top w:val="single" w:sz="4" w:space="0" w:color="000000"/>
-              <w:left w:val="single" w:sz="4" w:space="0" w:color="000000"/>
-              <w:bottom w:val="single" w:sz="4" w:space="0" w:color="000000"/>
-              <w:right w:val="single" w:sz="4" w:space="0" w:color="000000"/>
-            </w:tcBorders>
-            <w:tcMar>
-              <w:left w:w="108" w:type="dxa"/>
-              <w:right w:w="108" w:type="dxa"/>
-            </w:tcMar>
+            <w:shd w:val="clear" w:color="auto" w:fill="auto"/>
+          </w:tcPr>
+          <w:p>
+            <w:pPr>
+              <w:snapToGrid w:val="0"/>
+              <w:spacing w:line="360" w:lineRule="auto"/>
+              <w:rPr>
+                <w:bCs/>
+              </w:rPr>
+            </w:pPr>
+          </w:p>
+        </w:tc>
+      </w:tr>
+      <w:tr>
+        <w:tblPrEx>
+          <w:tblCellMar>
+            <w:left w:w="108" w:type="dxa"/>
+            <w:right w:w="108" w:type="dxa"/>
+          </w:tblCellMar>
+        </w:tblPrEx>
+        <w:tc>
+          <w:tcPr>
+            <w:tcW w:w="4606" w:type="dxa"/>
+            <w:tcBorders>
+              <w:top w:val="single" w:sz="4" w:space="0" w:color="000000"/>
+              <w:left w:val="single" w:sz="4" w:space="0" w:color="000000"/>
+              <w:bottom w:val="single" w:sz="4" w:space="0" w:color="000000"/>
+              <w:right w:val="single" w:sz="4" w:space="0" w:color="000000"/>
+            </w:tcBorders>
+            <w:shd w:val="clear" w:color="auto" w:fill="auto"/>
           </w:tcPr>
           <w:p>
             <w:pPr>
@@ -3471,42 +3334,17 @@
               <w:bottom w:val="single" w:sz="4" w:space="0" w:color="000000"/>
               <w:right w:val="single" w:sz="4" w:space="0" w:color="000000"/>
             </w:tcBorders>
-            <w:tcMar>
-              <w:left w:w="108" w:type="dxa"/>
-              <w:right w:w="108" w:type="dxa"/>
-            </w:tcMar>
-          </w:tcPr>
-          <w:p>
-            <w:pPr>
-              <w:spacing w:line="360" w:lineRule="auto"/>
-              <w:rPr>
-                <w:b/>
-                <w:bCs/>
-              </w:rPr>
-            </w:pPr>
-            <w:r>
-              <w:rPr>
-                <w:b/>
-                <w:bCs/>
-              </w:rPr>
-              <w:t>Nincs</w:t>
-            </w:r>
-          </w:p>
-          <w:p>
-            <w:pPr>
-              <w:spacing w:line="360" w:lineRule="auto"/>
-              <w:rPr>
-                <w:b/>
-                <w:bCs/>
-              </w:rPr>
-            </w:pPr>
-            <w:r>
-              <w:rPr>
-                <w:b/>
-                <w:bCs/>
-              </w:rPr>
-              <w:t>Megjegyzés: Evőeszközöket, étkészletet kell mosogatnunk.</w:t>
-            </w:r>
+            <w:shd w:val="clear" w:color="auto" w:fill="auto"/>
+          </w:tcPr>
+          <w:p>
+            <w:pPr>
+              <w:snapToGrid w:val="0"/>
+              <w:spacing w:line="360" w:lineRule="auto"/>
+              <w:rPr>
+                <w:b/>
+                <w:bCs/>
+              </w:rPr>
+            </w:pPr>
           </w:p>
         </w:tc>
       </w:tr>
@@ -3514,24 +3352,259 @@
     <w:p>
       <w:pPr>
         <w:tabs>
-          <w:tab w:val="right" w:pos="9000"/>
+          <w:tab w:val="right" w:leader="dot" w:pos="9000"/>
         </w:tabs>
         <w:spacing w:line="360" w:lineRule="auto"/>
+        <w:rPr>
+          <w:bCs/>
+        </w:rPr>
       </w:pPr>
     </w:p>
     <w:p>
       <w:pPr>
         <w:tabs>
-          <w:tab w:val="right" w:pos="9000"/>
+          <w:tab w:val="right" w:leader="dot" w:pos="9000"/>
         </w:tabs>
         <w:spacing w:line="360" w:lineRule="auto"/>
+        <w:rPr>
+          <w:bCs/>
+        </w:rPr>
       </w:pPr>
     </w:p>
     <w:tbl>
       <w:tblPr>
-        <w:tblStyle w:val="a9"/>
         <w:tblW w:w="9212" w:type="dxa"/>
-        <w:tblInd w:w="0" w:type="dxa"/>
+        <w:tblLayout w:type="fixed"/>
+        <w:tblCellMar>
+          <w:left w:w="0" w:type="dxa"/>
+          <w:right w:w="0" w:type="dxa"/>
+        </w:tblCellMar>
+        <w:tblLook w:val="0000" w:firstRow="0" w:lastRow="0" w:firstColumn="0" w:lastColumn="0" w:noHBand="0" w:noVBand="0"/>
+      </w:tblPr>
+      <w:tblGrid>
+        <w:gridCol w:w="4606"/>
+        <w:gridCol w:w="4606"/>
+      </w:tblGrid>
+      <w:tr>
+        <w:tc>
+          <w:tcPr>
+            <w:tcW w:w="4606" w:type="dxa"/>
+            <w:tcBorders>
+              <w:top w:val="single" w:sz="4" w:space="0" w:color="000000"/>
+              <w:left w:val="single" w:sz="4" w:space="0" w:color="000000"/>
+              <w:bottom w:val="single" w:sz="4" w:space="0" w:color="000000"/>
+              <w:right w:val="single" w:sz="4" w:space="0" w:color="000000"/>
+            </w:tcBorders>
+            <w:shd w:val="clear" w:color="auto" w:fill="auto"/>
+            <w:tcMar>
+              <w:left w:w="108" w:type="dxa"/>
+              <w:right w:w="108" w:type="dxa"/>
+            </w:tcMar>
+          </w:tcPr>
+          <w:p>
+            <w:pPr>
+              <w:tabs>
+                <w:tab w:val="right" w:leader="dot" w:pos="9000"/>
+              </w:tabs>
+              <w:spacing w:line="360" w:lineRule="auto"/>
+              <w:rPr>
+                <w:b/>
+                <w:bCs/>
+              </w:rPr>
+            </w:pPr>
+            <w:r>
+              <w:rPr>
+                <w:b/>
+                <w:bCs/>
+              </w:rPr>
+              <w:t>Fénytechnika</w:t>
+            </w:r>
+          </w:p>
+          <w:p>
+            <w:pPr>
+              <w:tabs>
+                <w:tab w:val="right" w:leader="dot" w:pos="9000"/>
+              </w:tabs>
+              <w:spacing w:line="360" w:lineRule="auto"/>
+            </w:pPr>
+            <w:r>
+              <w:rPr>
+                <w:b/>
+                <w:bCs/>
+              </w:rPr>
+              <w:t>Füstgép:</w:t>
+            </w:r>
+          </w:p>
+        </w:tc>
+        <w:tc>
+          <w:tcPr>
+            <w:tcW w:w="4606" w:type="dxa"/>
+            <w:tcBorders>
+              <w:top w:val="single" w:sz="4" w:space="0" w:color="000000"/>
+              <w:left w:val="single" w:sz="4" w:space="0" w:color="000000"/>
+              <w:bottom w:val="single" w:sz="4" w:space="0" w:color="000000"/>
+              <w:right w:val="single" w:sz="4" w:space="0" w:color="000000"/>
+            </w:tcBorders>
+            <w:shd w:val="clear" w:color="auto" w:fill="auto"/>
+          </w:tcPr>
+          <w:p>
+            <w:pPr>
+              <w:snapToGrid w:val="0"/>
+              <w:rPr>
+                <w:b/>
+                <w:bCs/>
+              </w:rPr>
+            </w:pPr>
+          </w:p>
+        </w:tc>
+      </w:tr>
+      <w:tr>
+        <w:tblPrEx>
+          <w:tblCellMar>
+            <w:left w:w="108" w:type="dxa"/>
+            <w:right w:w="108" w:type="dxa"/>
+          </w:tblCellMar>
+        </w:tblPrEx>
+        <w:tc>
+          <w:tcPr>
+            <w:tcW w:w="4606" w:type="dxa"/>
+            <w:tcBorders>
+              <w:top w:val="single" w:sz="4" w:space="0" w:color="000000"/>
+              <w:left w:val="single" w:sz="4" w:space="0" w:color="000000"/>
+              <w:bottom w:val="single" w:sz="4" w:space="0" w:color="000000"/>
+              <w:right w:val="single" w:sz="4" w:space="0" w:color="000000"/>
+            </w:tcBorders>
+            <w:shd w:val="clear" w:color="auto" w:fill="auto"/>
+          </w:tcPr>
+          <w:p>
+            <w:pPr>
+              <w:tabs>
+                <w:tab w:val="right" w:leader="dot" w:pos="9000"/>
+              </w:tabs>
+              <w:spacing w:line="360" w:lineRule="auto"/>
+              <w:rPr>
+                <w:b/>
+                <w:bCs/>
+              </w:rPr>
+            </w:pPr>
+            <w:r>
+              <w:rPr>
+                <w:b/>
+                <w:bCs/>
+              </w:rPr>
+              <w:t>Lámpapark: (Rajz mellékelve)</w:t>
+            </w:r>
+          </w:p>
+        </w:tc>
+        <w:tc>
+          <w:tcPr>
+            <w:tcW w:w="4606" w:type="dxa"/>
+            <w:tcBorders>
+              <w:top w:val="single" w:sz="4" w:space="0" w:color="000000"/>
+              <w:left w:val="single" w:sz="4" w:space="0" w:color="000000"/>
+              <w:bottom w:val="single" w:sz="4" w:space="0" w:color="000000"/>
+              <w:right w:val="single" w:sz="4" w:space="0" w:color="000000"/>
+            </w:tcBorders>
+            <w:shd w:val="clear" w:color="auto" w:fill="auto"/>
+          </w:tcPr>
+          <w:p>
+            <w:pPr>
+              <w:tabs>
+                <w:tab w:val="right" w:leader="dot" w:pos="9000"/>
+              </w:tabs>
+              <w:snapToGrid w:val="0"/>
+              <w:spacing w:line="360" w:lineRule="auto"/>
+              <w:rPr>
+                <w:b/>
+                <w:bCs/>
+              </w:rPr>
+            </w:pPr>
+          </w:p>
+        </w:tc>
+      </w:tr>
+      <w:tr>
+        <w:tblPrEx>
+          <w:tblCellMar>
+            <w:left w:w="108" w:type="dxa"/>
+            <w:right w:w="108" w:type="dxa"/>
+          </w:tblCellMar>
+        </w:tblPrEx>
+        <w:trPr>
+          <w:trHeight w:val="332"/>
+        </w:trPr>
+        <w:tc>
+          <w:tcPr>
+            <w:tcW w:w="4606" w:type="dxa"/>
+            <w:tcBorders>
+              <w:top w:val="single" w:sz="4" w:space="0" w:color="000000"/>
+              <w:left w:val="single" w:sz="4" w:space="0" w:color="000000"/>
+              <w:bottom w:val="single" w:sz="4" w:space="0" w:color="000000"/>
+              <w:right w:val="single" w:sz="4" w:space="0" w:color="000000"/>
+            </w:tcBorders>
+            <w:shd w:val="clear" w:color="auto" w:fill="auto"/>
+          </w:tcPr>
+          <w:p>
+            <w:pPr>
+              <w:tabs>
+                <w:tab w:val="right" w:leader="dot" w:pos="9000"/>
+              </w:tabs>
+              <w:spacing w:line="360" w:lineRule="auto"/>
+            </w:pPr>
+            <w:r>
+              <w:rPr>
+                <w:b/>
+                <w:bCs/>
+              </w:rPr>
+              <w:t>Egyéb speciális fénytechnikai igények:</w:t>
+            </w:r>
+          </w:p>
+        </w:tc>
+        <w:tc>
+          <w:tcPr>
+            <w:tcW w:w="4606" w:type="dxa"/>
+            <w:tcBorders>
+              <w:top w:val="single" w:sz="4" w:space="0" w:color="000000"/>
+              <w:left w:val="single" w:sz="4" w:space="0" w:color="000000"/>
+              <w:bottom w:val="single" w:sz="4" w:space="0" w:color="000000"/>
+              <w:right w:val="single" w:sz="4" w:space="0" w:color="000000"/>
+            </w:tcBorders>
+            <w:shd w:val="clear" w:color="auto" w:fill="auto"/>
+          </w:tcPr>
+          <w:p>
+            <w:pPr>
+              <w:tabs>
+                <w:tab w:val="right" w:leader="dot" w:pos="9000"/>
+              </w:tabs>
+              <w:snapToGrid w:val="0"/>
+              <w:spacing w:line="360" w:lineRule="auto"/>
+              <w:rPr>
+                <w:b/>
+                <w:bCs/>
+              </w:rPr>
+            </w:pPr>
+          </w:p>
+        </w:tc>
+      </w:tr>
+    </w:tbl>
+    <w:p>
+      <w:pPr>
+        <w:spacing w:line="360" w:lineRule="auto"/>
+        <w:rPr>
+          <w:bCs/>
+        </w:rPr>
+      </w:pPr>
+    </w:p>
+    <w:p>
+      <w:pPr>
+        <w:spacing w:line="360" w:lineRule="auto"/>
+        <w:rPr>
+          <w:bCs/>
+        </w:rPr>
+      </w:pPr>
+    </w:p>
+    <w:tbl>
+      <w:tblPr>
+        <w:tblW w:w="9212" w:type="dxa"/>
         <w:tblLayout w:type="fixed"/>
         <w:tblLook w:val="0000" w:firstRow="0" w:lastRow="0" w:firstColumn="0" w:lastColumn="0" w:noHBand="0" w:noVBand="0"/>
       </w:tblPr>
@@ -3549,209 +3622,199 @@
               <w:bottom w:val="single" w:sz="4" w:space="0" w:color="000000"/>
               <w:right w:val="single" w:sz="4" w:space="0" w:color="000000"/>
             </w:tcBorders>
-            <w:tcMar>
-              <w:left w:w="108" w:type="dxa"/>
-              <w:right w:w="108" w:type="dxa"/>
-            </w:tcMar>
-          </w:tcPr>
-          <w:p>
-            <w:pPr>
-              <w:tabs>
-                <w:tab w:val="right" w:pos="9000"/>
-              </w:tabs>
-              <w:spacing w:line="360" w:lineRule="auto"/>
-              <w:rPr>
-                <w:b/>
-                <w:bCs/>
-              </w:rPr>
-            </w:pPr>
-            <w:r>
-              <w:rPr>
-                <w:b/>
-                <w:bCs/>
-              </w:rPr>
-              <w:t>Fénytechnika</w:t>
-            </w:r>
-          </w:p>
-          <w:p>
-            <w:pPr>
-              <w:tabs>
-                <w:tab w:val="right" w:pos="9000"/>
-              </w:tabs>
-              <w:spacing w:line="360" w:lineRule="auto"/>
-            </w:pPr>
-            <w:r>
-              <w:rPr>
-                <w:b/>
-                <w:bCs/>
-              </w:rPr>
-              <w:t>Füstgép:</w:t>
-            </w:r>
-          </w:p>
-        </w:tc>
-        <w:tc>
-          <w:tcPr>
-            <w:tcW w:w="4606" w:type="dxa"/>
-            <w:tcBorders>
-              <w:top w:val="single" w:sz="4" w:space="0" w:color="000000"/>
-              <w:left w:val="single" w:sz="4" w:space="0" w:color="000000"/>
-              <w:bottom w:val="single" w:sz="4" w:space="0" w:color="000000"/>
-              <w:right w:val="single" w:sz="4" w:space="0" w:color="000000"/>
-            </w:tcBorders>
-          </w:tcPr>
-          <w:p>
-            <w:pPr>
-              <w:rPr>
-                <w:b/>
-                <w:bCs/>
-              </w:rPr>
-            </w:pPr>
-            <w:r>
-              <w:rPr>
-                <w:b/>
-                <w:bCs/>
-              </w:rPr>
-              <w:t>Nincs</w:t>
-            </w:r>
-          </w:p>
-        </w:tc>
-      </w:tr>
-      <w:tr>
-        <w:tc>
-          <w:tcPr>
-            <w:tcW w:w="4606" w:type="dxa"/>
-            <w:tcBorders>
-              <w:top w:val="single" w:sz="4" w:space="0" w:color="000000"/>
-              <w:left w:val="single" w:sz="4" w:space="0" w:color="000000"/>
-              <w:bottom w:val="single" w:sz="4" w:space="0" w:color="000000"/>
-              <w:right w:val="single" w:sz="4" w:space="0" w:color="000000"/>
-            </w:tcBorders>
-            <w:tcMar>
-              <w:left w:w="108" w:type="dxa"/>
-              <w:right w:w="108" w:type="dxa"/>
-            </w:tcMar>
-          </w:tcPr>
-          <w:p>
-            <w:pPr>
-              <w:tabs>
-                <w:tab w:val="right" w:pos="9000"/>
-              </w:tabs>
-              <w:spacing w:line="360" w:lineRule="auto"/>
-              <w:rPr>
-                <w:b/>
-                <w:bCs/>
-              </w:rPr>
-            </w:pPr>
-            <w:r>
-              <w:rPr>
-                <w:b/>
-                <w:bCs/>
-              </w:rPr>
-              <w:t>Lámpapark: (Rajz mellékelve)</w:t>
-            </w:r>
-          </w:p>
-        </w:tc>
-        <w:tc>
-          <w:tcPr>
-            <w:tcW w:w="4606" w:type="dxa"/>
-            <w:tcBorders>
-              <w:top w:val="single" w:sz="4" w:space="0" w:color="000000"/>
-              <w:left w:val="single" w:sz="4" w:space="0" w:color="000000"/>
-              <w:bottom w:val="single" w:sz="4" w:space="0" w:color="000000"/>
-              <w:right w:val="single" w:sz="4" w:space="0" w:color="000000"/>
-            </w:tcBorders>
-            <w:tcMar>
-              <w:left w:w="108" w:type="dxa"/>
-              <w:right w:w="108" w:type="dxa"/>
-            </w:tcMar>
-          </w:tcPr>
-          <w:p>
-            <w:pPr>
-              <w:tabs>
-                <w:tab w:val="right" w:pos="9000"/>
-              </w:tabs>
-              <w:spacing w:line="360" w:lineRule="auto"/>
-              <w:rPr>
-                <w:b/>
-                <w:bCs/>
-              </w:rPr>
-            </w:pPr>
-            <w:r>
-              <w:rPr>
-                <w:b/>
-                <w:bCs/>
-              </w:rPr>
-              <w:t>A helyi lámpaparkot használnánk</w:t>
-            </w:r>
-          </w:p>
-        </w:tc>
-      </w:tr>
-      <w:tr>
-        <w:trPr>
-          <w:trHeight w:val="332"/>
-        </w:trPr>
-        <w:tc>
-          <w:tcPr>
-            <w:tcW w:w="4606" w:type="dxa"/>
-            <w:tcBorders>
-              <w:top w:val="single" w:sz="4" w:space="0" w:color="000000"/>
-              <w:left w:val="single" w:sz="4" w:space="0" w:color="000000"/>
-              <w:bottom w:val="single" w:sz="4" w:space="0" w:color="000000"/>
-              <w:right w:val="single" w:sz="4" w:space="0" w:color="000000"/>
-            </w:tcBorders>
-            <w:tcMar>
-              <w:left w:w="108" w:type="dxa"/>
-              <w:right w:w="108" w:type="dxa"/>
-            </w:tcMar>
-          </w:tcPr>
-          <w:p>
-            <w:pPr>
-              <w:tabs>
-                <w:tab w:val="right" w:pos="9000"/>
-              </w:tabs>
-              <w:spacing w:line="360" w:lineRule="auto"/>
-            </w:pPr>
-            <w:r>
-              <w:rPr>
-                <w:b/>
-                <w:bCs/>
-              </w:rPr>
-              <w:t>Egyéb speciális fénytechnikai igények:</w:t>
-            </w:r>
-          </w:p>
-        </w:tc>
-        <w:tc>
-          <w:tcPr>
-            <w:tcW w:w="4606" w:type="dxa"/>
-            <w:tcBorders>
-              <w:top w:val="single" w:sz="4" w:space="0" w:color="000000"/>
-              <w:left w:val="single" w:sz="4" w:space="0" w:color="000000"/>
-              <w:bottom w:val="single" w:sz="4" w:space="0" w:color="000000"/>
-              <w:right w:val="single" w:sz="4" w:space="0" w:color="000000"/>
-            </w:tcBorders>
-            <w:tcMar>
-              <w:left w:w="108" w:type="dxa"/>
-              <w:right w:w="108" w:type="dxa"/>
-            </w:tcMar>
-          </w:tcPr>
-          <w:p>
-            <w:pPr>
-              <w:tabs>
-                <w:tab w:val="right" w:pos="9000"/>
-              </w:tabs>
-              <w:spacing w:line="360" w:lineRule="auto"/>
-              <w:rPr>
-                <w:b/>
-                <w:bCs/>
-              </w:rPr>
-            </w:pPr>
-            <w:r>
-              <w:rPr>
-                <w:b/>
-                <w:bCs/>
-              </w:rPr>
-              <w:t>1 db Fejgép</w:t>
-            </w:r>
+            <w:shd w:val="clear" w:color="auto" w:fill="auto"/>
+          </w:tcPr>
+          <w:p>
+            <w:pPr>
+              <w:spacing w:line="360" w:lineRule="auto"/>
+              <w:rPr>
+                <w:b/>
+                <w:bCs/>
+              </w:rPr>
+            </w:pPr>
+            <w:r>
+              <w:rPr>
+                <w:b/>
+                <w:bCs/>
+              </w:rPr>
+              <w:t>Hangtechnika</w:t>
+            </w:r>
+          </w:p>
+          <w:p>
+            <w:pPr>
+              <w:spacing w:line="360" w:lineRule="auto"/>
+            </w:pPr>
+            <w:r>
+              <w:rPr>
+                <w:b/>
+                <w:bCs/>
+              </w:rPr>
+              <w:t>Mikrofonok/mikroportok száma:</w:t>
+            </w:r>
+          </w:p>
+        </w:tc>
+        <w:tc>
+          <w:tcPr>
+            <w:tcW w:w="4606" w:type="dxa"/>
+            <w:tcBorders>
+              <w:top w:val="single" w:sz="4" w:space="0" w:color="auto"/>
+              <w:left w:val="single" w:sz="4" w:space="0" w:color="000000"/>
+              <w:bottom w:val="single" w:sz="4" w:space="0" w:color="000000"/>
+              <w:right w:val="single" w:sz="4" w:space="0" w:color="000000"/>
+            </w:tcBorders>
+            <w:shd w:val="clear" w:color="auto" w:fill="auto"/>
+          </w:tcPr>
+          <w:p>
+            <w:pPr>
+              <w:snapToGrid w:val="0"/>
+              <w:spacing w:line="360" w:lineRule="auto"/>
+              <w:rPr>
+                <w:b/>
+                <w:bCs/>
+              </w:rPr>
+            </w:pPr>
+          </w:p>
+        </w:tc>
+      </w:tr>
+      <w:tr>
+        <w:tc>
+          <w:tcPr>
+            <w:tcW w:w="4606" w:type="dxa"/>
+            <w:tcBorders>
+              <w:top w:val="single" w:sz="4" w:space="0" w:color="000000"/>
+              <w:left w:val="single" w:sz="4" w:space="0" w:color="000000"/>
+              <w:bottom w:val="single" w:sz="4" w:space="0" w:color="000000"/>
+              <w:right w:val="single" w:sz="4" w:space="0" w:color="000000"/>
+            </w:tcBorders>
+            <w:shd w:val="clear" w:color="auto" w:fill="auto"/>
+          </w:tcPr>
+          <w:p>
+            <w:pPr>
+              <w:spacing w:line="360" w:lineRule="auto"/>
+            </w:pPr>
+            <w:r>
+              <w:rPr>
+                <w:b/>
+                <w:bCs/>
+              </w:rPr>
+              <w:t>Monitor utak száma:</w:t>
+            </w:r>
+          </w:p>
+        </w:tc>
+        <w:tc>
+          <w:tcPr>
+            <w:tcW w:w="4606" w:type="dxa"/>
+            <w:tcBorders>
+              <w:top w:val="single" w:sz="4" w:space="0" w:color="000000"/>
+              <w:left w:val="single" w:sz="4" w:space="0" w:color="000000"/>
+              <w:bottom w:val="single" w:sz="4" w:space="0" w:color="000000"/>
+              <w:right w:val="single" w:sz="4" w:space="0" w:color="000000"/>
+            </w:tcBorders>
+            <w:shd w:val="clear" w:color="auto" w:fill="auto"/>
+          </w:tcPr>
+          <w:p>
+            <w:pPr>
+              <w:snapToGrid w:val="0"/>
+              <w:spacing w:line="360" w:lineRule="auto"/>
+              <w:rPr>
+                <w:b/>
+                <w:bCs/>
+              </w:rPr>
+            </w:pPr>
+          </w:p>
+        </w:tc>
+      </w:tr>
+      <w:tr>
+        <w:tc>
+          <w:tcPr>
+            <w:tcW w:w="4606" w:type="dxa"/>
+            <w:tcBorders>
+              <w:top w:val="single" w:sz="4" w:space="0" w:color="000000"/>
+              <w:left w:val="single" w:sz="4" w:space="0" w:color="000000"/>
+              <w:bottom w:val="single" w:sz="4" w:space="0" w:color="000000"/>
+              <w:right w:val="single" w:sz="4" w:space="0" w:color="000000"/>
+            </w:tcBorders>
+            <w:shd w:val="clear" w:color="auto" w:fill="auto"/>
+          </w:tcPr>
+          <w:p>
+            <w:pPr>
+              <w:spacing w:line="360" w:lineRule="auto"/>
+            </w:pPr>
+            <w:r>
+              <w:rPr>
+                <w:b/>
+                <w:bCs/>
+              </w:rPr>
+              <w:t>Szükséges effektek:</w:t>
+            </w:r>
+          </w:p>
+        </w:tc>
+        <w:tc>
+          <w:tcPr>
+            <w:tcW w:w="4606" w:type="dxa"/>
+            <w:tcBorders>
+              <w:top w:val="single" w:sz="4" w:space="0" w:color="000000"/>
+              <w:left w:val="single" w:sz="4" w:space="0" w:color="000000"/>
+              <w:bottom w:val="single" w:sz="4" w:space="0" w:color="000000"/>
+              <w:right w:val="single" w:sz="4" w:space="0" w:color="000000"/>
+            </w:tcBorders>
+            <w:shd w:val="clear" w:color="auto" w:fill="auto"/>
+          </w:tcPr>
+          <w:p>
+            <w:pPr>
+              <w:snapToGrid w:val="0"/>
+              <w:spacing w:line="360" w:lineRule="auto"/>
+              <w:rPr>
+                <w:b/>
+                <w:bCs/>
+              </w:rPr>
+            </w:pPr>
+          </w:p>
+        </w:tc>
+      </w:tr>
+      <w:tr>
+        <w:tc>
+          <w:tcPr>
+            <w:tcW w:w="4606" w:type="dxa"/>
+            <w:tcBorders>
+              <w:top w:val="single" w:sz="4" w:space="0" w:color="000000"/>
+              <w:left w:val="single" w:sz="4" w:space="0" w:color="000000"/>
+              <w:bottom w:val="single" w:sz="4" w:space="0" w:color="000000"/>
+              <w:right w:val="single" w:sz="4" w:space="0" w:color="000000"/>
+            </w:tcBorders>
+            <w:shd w:val="clear" w:color="auto" w:fill="auto"/>
+          </w:tcPr>
+          <w:p>
+            <w:pPr>
+              <w:spacing w:line="360" w:lineRule="auto"/>
+            </w:pPr>
+            <w:r>
+              <w:rPr>
+                <w:b/>
+                <w:bCs/>
+              </w:rPr>
+              <w:t>Egyéb hangtechnika:</w:t>
+            </w:r>
+          </w:p>
+        </w:tc>
+        <w:tc>
+          <w:tcPr>
+            <w:tcW w:w="4606" w:type="dxa"/>
+            <w:tcBorders>
+              <w:top w:val="single" w:sz="4" w:space="0" w:color="000000"/>
+              <w:left w:val="single" w:sz="4" w:space="0" w:color="000000"/>
+              <w:bottom w:val="single" w:sz="4" w:space="0" w:color="000000"/>
+              <w:right w:val="single" w:sz="4" w:space="0" w:color="000000"/>
+            </w:tcBorders>
+            <w:shd w:val="clear" w:color="auto" w:fill="auto"/>
+          </w:tcPr>
+          <w:p>
+            <w:pPr>
+              <w:spacing w:line="360" w:lineRule="auto"/>
+              <w:rPr>
+                <w:bCs/>
+              </w:rPr>
+            </w:pPr>
           </w:p>
         </w:tc>
       </w:tr>
@@ -3759,292 +3822,14 @@
     <w:p>
       <w:pPr>
         <w:spacing w:line="360" w:lineRule="auto"/>
-      </w:pPr>
-    </w:p>
-    <w:p>
-      <w:pPr>
-        <w:spacing w:line="360" w:lineRule="auto"/>
+        <w:rPr>
+          <w:bCs/>
+        </w:rPr>
       </w:pPr>
     </w:p>
     <w:tbl>
       <w:tblPr>
-        <w:tblStyle w:val="aa"/>
-        <w:tblW w:w="9212" w:type="dxa"/>
-        <w:tblInd w:w="0" w:type="dxa"/>
-        <w:tblLayout w:type="fixed"/>
-        <w:tblLook w:val="0000" w:firstRow="0" w:lastRow="0" w:firstColumn="0" w:lastColumn="0" w:noHBand="0" w:noVBand="0"/>
-      </w:tblPr>
-      <w:tblGrid>
-        <w:gridCol w:w="4606"/>
-        <w:gridCol w:w="4606"/>
-      </w:tblGrid>
-      <w:tr>
-        <w:tc>
-          <w:tcPr>
-            <w:tcW w:w="4606" w:type="dxa"/>
-            <w:tcBorders>
-              <w:top w:val="single" w:sz="4" w:space="0" w:color="000000"/>
-              <w:left w:val="single" w:sz="4" w:space="0" w:color="000000"/>
-              <w:bottom w:val="single" w:sz="4" w:space="0" w:color="000000"/>
-              <w:right w:val="single" w:sz="4" w:space="0" w:color="000000"/>
-            </w:tcBorders>
-          </w:tcPr>
-          <w:p>
-            <w:pPr>
-              <w:spacing w:line="360" w:lineRule="auto"/>
-              <w:rPr>
-                <w:b/>
-                <w:bCs/>
-              </w:rPr>
-            </w:pPr>
-            <w:r>
-              <w:rPr>
-                <w:b/>
-                <w:bCs/>
-              </w:rPr>
-              <w:t>Hangtechnika</w:t>
-            </w:r>
-          </w:p>
-          <w:p>
-            <w:pPr>
-              <w:spacing w:line="360" w:lineRule="auto"/>
-            </w:pPr>
-            <w:r>
-              <w:rPr>
-                <w:b/>
-                <w:bCs/>
-              </w:rPr>
-              <w:t>Mikrofonok/</w:t>
-            </w:r>
-            <w:proofErr w:type="spellStart"/>
-            <w:r>
-              <w:rPr>
-                <w:b/>
-                <w:bCs/>
-              </w:rPr>
-              <w:t>mikroportok</w:t>
-            </w:r>
-            <w:proofErr w:type="spellEnd"/>
-            <w:r>
-              <w:rPr>
-                <w:b/>
-                <w:bCs/>
-              </w:rPr>
-              <w:t xml:space="preserve"> száma:</w:t>
-            </w:r>
-          </w:p>
-        </w:tc>
-        <w:tc>
-          <w:tcPr>
-            <w:tcW w:w="4606" w:type="dxa"/>
-            <w:tcBorders>
-              <w:top w:val="single" w:sz="4" w:space="0" w:color="000000"/>
-              <w:left w:val="single" w:sz="4" w:space="0" w:color="000000"/>
-              <w:bottom w:val="single" w:sz="4" w:space="0" w:color="000000"/>
-              <w:right w:val="single" w:sz="4" w:space="0" w:color="000000"/>
-            </w:tcBorders>
-          </w:tcPr>
-          <w:p>
-            <w:pPr>
-              <w:spacing w:line="360" w:lineRule="auto"/>
-              <w:rPr>
-                <w:b/>
-                <w:bCs/>
-              </w:rPr>
-            </w:pPr>
-            <w:r>
-              <w:rPr>
-                <w:b/>
-                <w:bCs/>
-              </w:rPr>
-              <w:t xml:space="preserve">14 db </w:t>
-            </w:r>
-            <w:proofErr w:type="spellStart"/>
-            <w:r>
-              <w:rPr>
-                <w:b/>
-                <w:bCs/>
-              </w:rPr>
-              <w:t>mikroport</w:t>
-            </w:r>
-            <w:proofErr w:type="spellEnd"/>
-          </w:p>
-        </w:tc>
-      </w:tr>
-      <w:tr>
-        <w:tc>
-          <w:tcPr>
-            <w:tcW w:w="4606" w:type="dxa"/>
-            <w:tcBorders>
-              <w:top w:val="single" w:sz="4" w:space="0" w:color="000000"/>
-              <w:left w:val="single" w:sz="4" w:space="0" w:color="000000"/>
-              <w:bottom w:val="single" w:sz="4" w:space="0" w:color="000000"/>
-              <w:right w:val="single" w:sz="4" w:space="0" w:color="000000"/>
-            </w:tcBorders>
-          </w:tcPr>
-          <w:p>
-            <w:pPr>
-              <w:spacing w:line="360" w:lineRule="auto"/>
-            </w:pPr>
-            <w:r>
-              <w:rPr>
-                <w:b/>
-                <w:bCs/>
-              </w:rPr>
-              <w:t>Monitor utak száma:</w:t>
-            </w:r>
-          </w:p>
-        </w:tc>
-        <w:tc>
-          <w:tcPr>
-            <w:tcW w:w="4606" w:type="dxa"/>
-            <w:tcBorders>
-              <w:top w:val="single" w:sz="4" w:space="0" w:color="000000"/>
-              <w:left w:val="single" w:sz="4" w:space="0" w:color="000000"/>
-              <w:bottom w:val="single" w:sz="4" w:space="0" w:color="000000"/>
-              <w:right w:val="single" w:sz="4" w:space="0" w:color="000000"/>
-            </w:tcBorders>
-          </w:tcPr>
-          <w:p>
-            <w:pPr>
-              <w:spacing w:line="360" w:lineRule="auto"/>
-              <w:rPr>
-                <w:b/>
-                <w:bCs/>
-              </w:rPr>
-            </w:pPr>
-            <w:r>
-              <w:rPr>
-                <w:b/>
-                <w:bCs/>
-              </w:rPr>
-              <w:t>1</w:t>
-            </w:r>
-          </w:p>
-        </w:tc>
-      </w:tr>
-      <w:tr>
-        <w:tc>
-          <w:tcPr>
-            <w:tcW w:w="4606" w:type="dxa"/>
-            <w:tcBorders>
-              <w:top w:val="single" w:sz="4" w:space="0" w:color="000000"/>
-              <w:left w:val="single" w:sz="4" w:space="0" w:color="000000"/>
-              <w:bottom w:val="single" w:sz="4" w:space="0" w:color="000000"/>
-              <w:right w:val="single" w:sz="4" w:space="0" w:color="000000"/>
-            </w:tcBorders>
-          </w:tcPr>
-          <w:p>
-            <w:pPr>
-              <w:spacing w:line="360" w:lineRule="auto"/>
-            </w:pPr>
-            <w:r>
-              <w:rPr>
-                <w:b/>
-                <w:bCs/>
-              </w:rPr>
-              <w:t>Szükséges effektek:</w:t>
-            </w:r>
-          </w:p>
-        </w:tc>
-        <w:tc>
-          <w:tcPr>
-            <w:tcW w:w="4606" w:type="dxa"/>
-            <w:tcBorders>
-              <w:top w:val="single" w:sz="4" w:space="0" w:color="000000"/>
-              <w:left w:val="single" w:sz="4" w:space="0" w:color="000000"/>
-              <w:bottom w:val="single" w:sz="4" w:space="0" w:color="000000"/>
-              <w:right w:val="single" w:sz="4" w:space="0" w:color="000000"/>
-            </w:tcBorders>
-          </w:tcPr>
-          <w:p>
-            <w:pPr>
-              <w:spacing w:line="360" w:lineRule="auto"/>
-              <w:rPr>
-                <w:b/>
-                <w:bCs/>
-              </w:rPr>
-            </w:pPr>
-            <w:proofErr w:type="spellStart"/>
-            <w:r>
-              <w:rPr>
-                <w:b/>
-                <w:bCs/>
-              </w:rPr>
-              <w:t>reverd</w:t>
-            </w:r>
-            <w:proofErr w:type="spellEnd"/>
-            <w:r>
-              <w:rPr>
-                <w:b/>
-                <w:bCs/>
-              </w:rPr>
-              <w:t xml:space="preserve">, </w:t>
-            </w:r>
-            <w:proofErr w:type="spellStart"/>
-            <w:r>
-              <w:rPr>
-                <w:b/>
-                <w:bCs/>
-              </w:rPr>
-              <w:t>delay</w:t>
-            </w:r>
-            <w:proofErr w:type="spellEnd"/>
-          </w:p>
-        </w:tc>
-      </w:tr>
-      <w:tr>
-        <w:tc>
-          <w:tcPr>
-            <w:tcW w:w="4606" w:type="dxa"/>
-            <w:tcBorders>
-              <w:top w:val="single" w:sz="4" w:space="0" w:color="000000"/>
-              <w:left w:val="single" w:sz="4" w:space="0" w:color="000000"/>
-              <w:bottom w:val="single" w:sz="4" w:space="0" w:color="000000"/>
-              <w:right w:val="single" w:sz="4" w:space="0" w:color="000000"/>
-            </w:tcBorders>
-          </w:tcPr>
-          <w:p>
-            <w:pPr>
-              <w:spacing w:line="360" w:lineRule="auto"/>
-            </w:pPr>
-            <w:r>
-              <w:rPr>
-                <w:b/>
-                <w:bCs/>
-              </w:rPr>
-              <w:t>Egyéb hangtechnika:</w:t>
-            </w:r>
-          </w:p>
-        </w:tc>
-        <w:tc>
-          <w:tcPr>
-            <w:tcW w:w="4606" w:type="dxa"/>
-            <w:tcBorders>
-              <w:top w:val="single" w:sz="4" w:space="0" w:color="000000"/>
-              <w:left w:val="single" w:sz="4" w:space="0" w:color="000000"/>
-              <w:bottom w:val="single" w:sz="4" w:space="0" w:color="000000"/>
-              <w:right w:val="single" w:sz="4" w:space="0" w:color="000000"/>
-            </w:tcBorders>
-          </w:tcPr>
-          <w:p>
-            <w:pPr>
-              <w:spacing w:line="360" w:lineRule="auto"/>
-            </w:pPr>
-          </w:p>
-        </w:tc>
-      </w:tr>
-    </w:tbl>
-    <w:p>
-      <w:pPr>
-        <w:spacing w:line="360" w:lineRule="auto"/>
-      </w:pPr>
-    </w:p>
-    <w:tbl>
-      <w:tblPr>
-        <w:tblStyle w:val="ab"/>
-        <w:tblW w:w="9212" w:type="dxa"/>
-        <w:tblInd w:w="0" w:type="dxa"/>
+        <w:tblW w:w="0" w:type="auto"/>
         <w:tblLayout w:type="fixed"/>
         <w:tblLook w:val="0000" w:firstRow="0" w:lastRow="0" w:firstColumn="0" w:lastColumn="0" w:noHBand="0" w:noVBand="0"/>
       </w:tblPr>
@@ -4063,6 +3848,7 @@
               <w:bottom w:val="single" w:sz="4" w:space="0" w:color="000000"/>
               <w:right w:val="single" w:sz="4" w:space="0" w:color="000000"/>
             </w:tcBorders>
+            <w:shd w:val="clear" w:color="auto" w:fill="auto"/>
           </w:tcPr>
           <w:p>
             <w:pPr>
@@ -4086,6 +3872,7 @@
               <w:bottom w:val="single" w:sz="4" w:space="0" w:color="000000"/>
               <w:right w:val="single" w:sz="4" w:space="0" w:color="000000"/>
             </w:tcBorders>
+            <w:shd w:val="clear" w:color="auto" w:fill="auto"/>
           </w:tcPr>
           <w:p>
             <w:pPr>
@@ -4110,6 +3897,7 @@
               <w:bottom w:val="single" w:sz="4" w:space="0" w:color="000000"/>
               <w:right w:val="single" w:sz="4" w:space="0" w:color="000000"/>
             </w:tcBorders>
+            <w:shd w:val="clear" w:color="auto" w:fill="auto"/>
           </w:tcPr>
           <w:p>
             <w:pPr>
@@ -4136,6 +3924,7 @@
               <w:bottom w:val="single" w:sz="4" w:space="0" w:color="000000"/>
               <w:right w:val="single" w:sz="4" w:space="0" w:color="000000"/>
             </w:tcBorders>
+            <w:shd w:val="clear" w:color="auto" w:fill="auto"/>
           </w:tcPr>
           <w:p>
             <w:pPr>
@@ -4159,10 +3948,14 @@
               <w:bottom w:val="single" w:sz="4" w:space="0" w:color="000000"/>
               <w:right w:val="single" w:sz="4" w:space="0" w:color="000000"/>
             </w:tcBorders>
-          </w:tcPr>
-          <w:p>
-            <w:pPr>
-              <w:spacing w:line="360" w:lineRule="auto"/>
+            <w:shd w:val="clear" w:color="auto" w:fill="auto"/>
+          </w:tcPr>
+          <w:p>
+            <w:pPr>
+              <w:spacing w:line="360" w:lineRule="auto"/>
+              <w:rPr>
+                <w:bCs/>
+              </w:rPr>
             </w:pPr>
           </w:p>
         </w:tc>
@@ -4175,28 +3968,31 @@
               <w:bottom w:val="single" w:sz="4" w:space="0" w:color="000000"/>
               <w:right w:val="single" w:sz="4" w:space="0" w:color="000000"/>
             </w:tcBorders>
-          </w:tcPr>
-          <w:p>
-            <w:pPr>
+            <w:shd w:val="clear" w:color="auto" w:fill="auto"/>
+          </w:tcPr>
+          <w:p>
+            <w:pPr>
+              <w:snapToGrid w:val="0"/>
               <w:spacing w:line="360" w:lineRule="auto"/>
               <w:jc w:val="center"/>
-            </w:pPr>
-            <w:r>
-              <w:t>x</w:t>
-            </w:r>
-          </w:p>
-        </w:tc>
-      </w:tr>
-      <w:tr>
-        <w:tc>
-          <w:tcPr>
-            <w:tcW w:w="4606" w:type="dxa"/>
-            <w:tcBorders>
-              <w:top w:val="single" w:sz="4" w:space="0" w:color="000000"/>
-              <w:left w:val="single" w:sz="4" w:space="0" w:color="000000"/>
-              <w:bottom w:val="single" w:sz="4" w:space="0" w:color="000000"/>
-              <w:right w:val="single" w:sz="4" w:space="0" w:color="000000"/>
-            </w:tcBorders>
+              <w:rPr>
+                <w:bCs/>
+              </w:rPr>
+            </w:pPr>
+          </w:p>
+        </w:tc>
+      </w:tr>
+      <w:tr>
+        <w:tc>
+          <w:tcPr>
+            <w:tcW w:w="4606" w:type="dxa"/>
+            <w:tcBorders>
+              <w:top w:val="single" w:sz="4" w:space="0" w:color="000000"/>
+              <w:left w:val="single" w:sz="4" w:space="0" w:color="000000"/>
+              <w:bottom w:val="single" w:sz="4" w:space="0" w:color="000000"/>
+              <w:right w:val="single" w:sz="4" w:space="0" w:color="000000"/>
+            </w:tcBorders>
+            <w:shd w:val="clear" w:color="auto" w:fill="auto"/>
           </w:tcPr>
           <w:p>
             <w:pPr>
@@ -4220,10 +4016,14 @@
               <w:bottom w:val="single" w:sz="4" w:space="0" w:color="000000"/>
               <w:right w:val="single" w:sz="4" w:space="0" w:color="000000"/>
             </w:tcBorders>
-          </w:tcPr>
-          <w:p>
-            <w:pPr>
-              <w:spacing w:line="360" w:lineRule="auto"/>
+            <w:shd w:val="clear" w:color="auto" w:fill="auto"/>
+          </w:tcPr>
+          <w:p>
+            <w:pPr>
+              <w:spacing w:line="360" w:lineRule="auto"/>
+              <w:rPr>
+                <w:bCs/>
+              </w:rPr>
             </w:pPr>
           </w:p>
         </w:tc>
@@ -4236,15 +4036,17 @@
               <w:bottom w:val="single" w:sz="4" w:space="0" w:color="000000"/>
               <w:right w:val="single" w:sz="4" w:space="0" w:color="000000"/>
             </w:tcBorders>
-          </w:tcPr>
-          <w:p>
-            <w:pPr>
+            <w:shd w:val="clear" w:color="auto" w:fill="auto"/>
+          </w:tcPr>
+          <w:p>
+            <w:pPr>
+              <w:snapToGrid w:val="0"/>
               <w:spacing w:line="360" w:lineRule="auto"/>
               <w:jc w:val="center"/>
-            </w:pPr>
-            <w:r>
-              <w:t>x</w:t>
-            </w:r>
+              <w:rPr>
+                <w:bCs/>
+              </w:rPr>
+            </w:pPr>
           </w:p>
         </w:tc>
       </w:tr>
@@ -4266,6 +4068,9 @@
         </w:tabs>
         <w:spacing w:line="360" w:lineRule="auto"/>
         <w:jc w:val="center"/>
+        <w:rPr>
+          <w:bCs/>
+        </w:rPr>
       </w:pPr>
     </w:p>
     <w:p>
@@ -4280,12 +4085,34 @@
         </w:rPr>
       </w:pPr>
       <w:r>
+        <w:rPr>
+          <w:bCs/>
+        </w:rPr>
         <w:br/>
       </w:r>
     </w:p>
     <w:p>
       <w:pPr>
         <w:spacing w:line="259" w:lineRule="auto"/>
+        <w:rPr>
+          <w:b/>
+          <w:bCs/>
+        </w:rPr>
+      </w:pPr>
+      <w:r>
+        <w:rPr>
+          <w:b/>
+          <w:bCs/>
+        </w:rPr>
+        <w:br w:type="page"/>
+      </w:r>
+    </w:p>
+    <w:p>
+      <w:pPr>
+        <w:tabs>
+          <w:tab w:val="left" w:pos="540"/>
+        </w:tabs>
+        <w:spacing w:line="360" w:lineRule="auto"/>
         <w:rPr>
           <w:b/>
           <w:bCs/>
@@ -4314,10 +4141,8 @@
     </w:p>
     <w:tbl>
       <w:tblPr>
-        <w:tblStyle w:val="ac"/>
-        <w:tblW w:w="9212" w:type="dxa"/>
+        <w:tblW w:w="0" w:type="auto"/>
         <w:jc w:val="center"/>
-        <w:tblInd w:w="0" w:type="dxa"/>
         <w:tblLayout w:type="fixed"/>
         <w:tblLook w:val="0000" w:firstRow="0" w:lastRow="0" w:firstColumn="0" w:lastColumn="0" w:noHBand="0" w:noVBand="0"/>
       </w:tblPr>
@@ -4338,6 +4163,7 @@
               <w:bottom w:val="single" w:sz="4" w:space="0" w:color="000000"/>
               <w:right w:val="single" w:sz="4" w:space="0" w:color="000000"/>
             </w:tcBorders>
+            <w:shd w:val="clear" w:color="auto" w:fill="auto"/>
           </w:tcPr>
           <w:p>
             <w:pPr>
@@ -4364,6 +4190,7 @@
               <w:bottom w:val="single" w:sz="4" w:space="0" w:color="000000"/>
               <w:right w:val="single" w:sz="4" w:space="0" w:color="000000"/>
             </w:tcBorders>
+            <w:shd w:val="clear" w:color="auto" w:fill="auto"/>
             <w:vAlign w:val="center"/>
           </w:tcPr>
           <w:p>
@@ -4371,19 +4198,13 @@
               <w:tabs>
                 <w:tab w:val="left" w:pos="540"/>
               </w:tabs>
-              <w:spacing w:line="360" w:lineRule="auto"/>
-              <w:rPr>
-                <w:b/>
-                <w:bCs/>
-              </w:rPr>
-            </w:pPr>
-            <w:r>
-              <w:rPr>
-                <w:b/>
-                <w:bCs/>
-              </w:rPr>
-              <w:t>Mandala Dalszínház Közhasznú Egyesület</w:t>
-            </w:r>
+              <w:snapToGrid w:val="0"/>
+              <w:spacing w:line="360" w:lineRule="auto"/>
+              <w:rPr>
+                <w:b/>
+                <w:bCs/>
+              </w:rPr>
+            </w:pPr>
           </w:p>
         </w:tc>
       </w:tr>
@@ -4400,6 +4221,7 @@
               <w:bottom w:val="single" w:sz="4" w:space="0" w:color="000000"/>
               <w:right w:val="single" w:sz="4" w:space="0" w:color="000000"/>
             </w:tcBorders>
+            <w:shd w:val="clear" w:color="auto" w:fill="auto"/>
           </w:tcPr>
           <w:p>
             <w:pPr>
@@ -4426,22 +4248,17 @@
               <w:bottom w:val="single" w:sz="4" w:space="0" w:color="000000"/>
               <w:right w:val="single" w:sz="4" w:space="0" w:color="000000"/>
             </w:tcBorders>
+            <w:shd w:val="clear" w:color="auto" w:fill="auto"/>
             <w:vAlign w:val="center"/>
           </w:tcPr>
           <w:p>
             <w:pPr>
-              <w:rPr>
-                <w:b/>
-                <w:bCs/>
-              </w:rPr>
-            </w:pPr>
-            <w:r>
-              <w:rPr>
-                <w:b/>
-                <w:bCs/>
-              </w:rPr>
-              <w:t>4400 Nyíregyháza, Hősök tere 9.</w:t>
-            </w:r>
+              <w:snapToGrid w:val="0"/>
+              <w:rPr>
+                <w:b/>
+                <w:bCs/>
+              </w:rPr>
+            </w:pPr>
           </w:p>
         </w:tc>
       </w:tr>
@@ -4458,6 +4275,7 @@
               <w:bottom w:val="single" w:sz="4" w:space="0" w:color="000000"/>
               <w:right w:val="single" w:sz="4" w:space="0" w:color="000000"/>
             </w:tcBorders>
+            <w:shd w:val="clear" w:color="auto" w:fill="auto"/>
           </w:tcPr>
           <w:p>
             <w:pPr>
@@ -4484,24 +4302,18 @@
               <w:bottom w:val="single" w:sz="4" w:space="0" w:color="000000"/>
               <w:right w:val="single" w:sz="4" w:space="0" w:color="000000"/>
             </w:tcBorders>
+            <w:shd w:val="clear" w:color="auto" w:fill="auto"/>
             <w:vAlign w:val="center"/>
           </w:tcPr>
           <w:p>
             <w:pPr>
+              <w:snapToGrid w:val="0"/>
               <w:rPr>
                 <w:b/>
                 <w:bCs/>
                 <w:color w:val="000000"/>
               </w:rPr>
             </w:pPr>
-            <w:r>
-              <w:rPr>
-                <w:b/>
-                <w:bCs/>
-                <w:color w:val="000000"/>
-              </w:rPr>
-              <w:t>19209269-2-15</w:t>
-            </w:r>
           </w:p>
         </w:tc>
       </w:tr>
@@ -4518,6 +4330,7 @@
               <w:bottom w:val="single" w:sz="4" w:space="0" w:color="000000"/>
               <w:right w:val="single" w:sz="4" w:space="0" w:color="000000"/>
             </w:tcBorders>
+            <w:shd w:val="clear" w:color="auto" w:fill="auto"/>
           </w:tcPr>
           <w:p>
             <w:pPr>
@@ -4544,6 +4357,7 @@
               <w:bottom w:val="single" w:sz="4" w:space="0" w:color="000000"/>
               <w:right w:val="single" w:sz="4" w:space="0" w:color="000000"/>
             </w:tcBorders>
+            <w:shd w:val="clear" w:color="auto" w:fill="auto"/>
             <w:vAlign w:val="center"/>
           </w:tcPr>
           <w:p>
@@ -4551,19 +4365,13 @@
               <w:tabs>
                 <w:tab w:val="left" w:pos="540"/>
               </w:tabs>
-              <w:spacing w:line="360" w:lineRule="auto"/>
-              <w:rPr>
-                <w:b/>
-                <w:bCs/>
-              </w:rPr>
-            </w:pPr>
-            <w:r>
-              <w:rPr>
-                <w:b/>
-                <w:bCs/>
-              </w:rPr>
-              <w:t>15-02-001183</w:t>
-            </w:r>
+              <w:snapToGrid w:val="0"/>
+              <w:spacing w:line="360" w:lineRule="auto"/>
+              <w:rPr>
+                <w:b/>
+                <w:bCs/>
+              </w:rPr>
+            </w:pPr>
           </w:p>
         </w:tc>
       </w:tr>
@@ -4580,6 +4388,7 @@
               <w:bottom w:val="single" w:sz="4" w:space="0" w:color="000000"/>
               <w:right w:val="single" w:sz="4" w:space="0" w:color="000000"/>
             </w:tcBorders>
+            <w:shd w:val="clear" w:color="auto" w:fill="auto"/>
           </w:tcPr>
           <w:p>
             <w:pPr>
@@ -4606,6 +4415,7 @@
               <w:bottom w:val="single" w:sz="4" w:space="0" w:color="000000"/>
               <w:right w:val="single" w:sz="4" w:space="0" w:color="000000"/>
             </w:tcBorders>
+            <w:shd w:val="clear" w:color="auto" w:fill="auto"/>
             <w:vAlign w:val="center"/>
           </w:tcPr>
           <w:p>
@@ -4613,19 +4423,13 @@
               <w:tabs>
                 <w:tab w:val="left" w:pos="540"/>
               </w:tabs>
-              <w:spacing w:line="360" w:lineRule="auto"/>
-              <w:rPr>
-                <w:b/>
-                <w:bCs/>
-              </w:rPr>
-            </w:pPr>
-            <w:r>
-              <w:rPr>
-                <w:b/>
-                <w:bCs/>
-              </w:rPr>
-              <w:t>OTP 11744003-20331908</w:t>
-            </w:r>
+              <w:snapToGrid w:val="0"/>
+              <w:spacing w:line="360" w:lineRule="auto"/>
+              <w:rPr>
+                <w:b/>
+                <w:bCs/>
+              </w:rPr>
+            </w:pPr>
           </w:p>
         </w:tc>
       </w:tr>
@@ -4642,6 +4446,7 @@
               <w:bottom w:val="single" w:sz="4" w:space="0" w:color="000000"/>
               <w:right w:val="single" w:sz="4" w:space="0" w:color="000000"/>
             </w:tcBorders>
+            <w:shd w:val="clear" w:color="auto" w:fill="auto"/>
           </w:tcPr>
           <w:p>
             <w:pPr>
@@ -4668,24 +4473,18 @@
               <w:bottom w:val="single" w:sz="4" w:space="0" w:color="000000"/>
               <w:right w:val="single" w:sz="4" w:space="0" w:color="000000"/>
             </w:tcBorders>
+            <w:shd w:val="clear" w:color="auto" w:fill="auto"/>
             <w:vAlign w:val="center"/>
           </w:tcPr>
           <w:p>
             <w:pPr>
+              <w:snapToGrid w:val="0"/>
               <w:rPr>
                 <w:b/>
                 <w:bCs/>
                 <w:color w:val="000000"/>
               </w:rPr>
             </w:pPr>
-            <w:r>
-              <w:rPr>
-                <w:b/>
-                <w:bCs/>
-                <w:color w:val="000000"/>
-              </w:rPr>
-              <w:t>Bódis Gábor</w:t>
-            </w:r>
           </w:p>
         </w:tc>
       </w:tr>
@@ -4702,6 +4501,7 @@
               <w:bottom w:val="single" w:sz="4" w:space="0" w:color="000000"/>
               <w:right w:val="single" w:sz="4" w:space="0" w:color="000000"/>
             </w:tcBorders>
+            <w:shd w:val="clear" w:color="auto" w:fill="auto"/>
           </w:tcPr>
           <w:p>
             <w:pPr>
@@ -4753,6 +4553,7 @@
               <w:bottom w:val="single" w:sz="4" w:space="0" w:color="000000"/>
               <w:right w:val="single" w:sz="4" w:space="0" w:color="000000"/>
             </w:tcBorders>
+            <w:shd w:val="clear" w:color="auto" w:fill="auto"/>
             <w:vAlign w:val="center"/>
           </w:tcPr>
           <w:p>
@@ -4760,12 +4561,30 @@
               <w:tabs>
                 <w:tab w:val="left" w:pos="540"/>
               </w:tabs>
-              <w:spacing w:line="360" w:lineRule="auto"/>
-            </w:pPr>
-            <w:r>
-              <w:t>Bódis Gábor, +36205463037</w:t>
-            </w:r>
-          </w:p>
+              <w:snapToGrid w:val="0"/>
+              <w:spacing w:line="360" w:lineRule="auto"/>
+              <w:rPr>
+                <w:bCs/>
+              </w:rPr>
+            </w:pPr>
+          </w:p>
+        </w:tc>
+      </w:tr>
+      <w:tr>
+        <w:trPr>
+          <w:jc w:val="center"/>
+        </w:trPr>
+        <w:tc>
+          <w:tcPr>
+            <w:tcW w:w="4606" w:type="dxa"/>
+            <w:tcBorders>
+              <w:top w:val="single" w:sz="4" w:space="0" w:color="000000"/>
+              <w:left w:val="single" w:sz="4" w:space="0" w:color="000000"/>
+              <w:bottom w:val="single" w:sz="4" w:space="0" w:color="000000"/>
+              <w:right w:val="single" w:sz="4" w:space="0" w:color="000000"/>
+            </w:tcBorders>
+            <w:shd w:val="clear" w:color="auto" w:fill="auto"/>
+          </w:tcPr>
           <w:p>
             <w:pPr>
               <w:tabs>
@@ -4774,33 +4593,6 @@
               <w:spacing w:line="360" w:lineRule="auto"/>
             </w:pPr>
             <w:r>
-              <w:t>dalszinhazmandala@gmail.com</w:t>
-            </w:r>
-          </w:p>
-        </w:tc>
-      </w:tr>
-      <w:tr>
-        <w:trPr>
-          <w:jc w:val="center"/>
-        </w:trPr>
-        <w:tc>
-          <w:tcPr>
-            <w:tcW w:w="4606" w:type="dxa"/>
-            <w:tcBorders>
-              <w:top w:val="single" w:sz="4" w:space="0" w:color="000000"/>
-              <w:left w:val="single" w:sz="4" w:space="0" w:color="000000"/>
-              <w:bottom w:val="single" w:sz="4" w:space="0" w:color="000000"/>
-              <w:right w:val="single" w:sz="4" w:space="0" w:color="000000"/>
-            </w:tcBorders>
-          </w:tcPr>
-          <w:p>
-            <w:pPr>
-              <w:tabs>
-                <w:tab w:val="left" w:pos="540"/>
-              </w:tabs>
-              <w:spacing w:line="360" w:lineRule="auto"/>
-            </w:pPr>
-            <w:r>
               <w:rPr>
                 <w:b/>
                 <w:bCs/>
@@ -4843,61 +4635,19 @@
               <w:bottom w:val="single" w:sz="4" w:space="0" w:color="000000"/>
               <w:right w:val="single" w:sz="4" w:space="0" w:color="000000"/>
             </w:tcBorders>
+            <w:shd w:val="clear" w:color="auto" w:fill="auto"/>
             <w:vAlign w:val="center"/>
           </w:tcPr>
-          <w:p>
-            <w:pPr>
-              <w:rPr>
-                <w:sz w:val="20"/>
-                <w:szCs w:val="20"/>
-              </w:rPr>
-            </w:pPr>
-            <w:proofErr w:type="spellStart"/>
-            <w:r>
-              <w:rPr>
-                <w:sz w:val="20"/>
-                <w:szCs w:val="20"/>
-              </w:rPr>
-              <w:t>Simai</w:t>
-            </w:r>
-            <w:proofErr w:type="spellEnd"/>
-            <w:r>
-              <w:rPr>
-                <w:sz w:val="20"/>
-                <w:szCs w:val="20"/>
-              </w:rPr>
-              <w:t xml:space="preserve"> György </w:t>
-            </w:r>
-            <w:r>
-              <w:rPr>
-                <w:sz w:val="20"/>
-                <w:szCs w:val="20"/>
-              </w:rPr>
-              <w:t>+36</w:t>
-            </w:r>
-            <w:r>
-              <w:rPr>
-                <w:sz w:val="20"/>
-                <w:szCs w:val="20"/>
-              </w:rPr>
-              <w:t>309978608</w:t>
-            </w:r>
-          </w:p>
-          <w:p>
-            <w:r>
-              <w:rPr>
-                <w:sz w:val="20"/>
-                <w:szCs w:val="20"/>
-              </w:rPr>
-              <w:t>simaigyurma@gmail.com</w:t>
-            </w:r>
-          </w:p>
+          <w:p/>
         </w:tc>
       </w:tr>
     </w:tbl>
     <w:p>
       <w:pPr>
         <w:spacing w:line="360" w:lineRule="auto"/>
+        <w:rPr>
+          <w:bCs/>
+        </w:rPr>
       </w:pPr>
     </w:p>
     <w:p>
@@ -4909,14 +4659,18 @@
         </w:rPr>
       </w:pPr>
       <w:r>
-        <w:t>Az esetlegesen felmerülő kérdésekkel kapcsolatban keressék kollégáinkat:</w:t>
+        <w:rPr>
+          <w:bCs/>
+        </w:rPr>
+        <w:t>Az esetlegesen felmerülő kérdésekkel kapcsolatban keressé</w:t>
+      </w:r>
+      <w:r>
+        <w:t>k kollégáinkat:</w:t>
       </w:r>
     </w:p>
     <w:tbl>
       <w:tblPr>
-        <w:tblStyle w:val="ad"/>
         <w:tblW w:w="9137" w:type="dxa"/>
-        <w:tblInd w:w="0" w:type="dxa"/>
         <w:tblLayout w:type="fixed"/>
         <w:tblLook w:val="0000" w:firstRow="0" w:lastRow="0" w:firstColumn="0" w:lastColumn="0" w:noHBand="0" w:noVBand="0"/>
       </w:tblPr>
@@ -4938,6 +4692,7 @@
               <w:bottom w:val="single" w:sz="4" w:space="0" w:color="000000"/>
               <w:right w:val="single" w:sz="4" w:space="0" w:color="000000"/>
             </w:tcBorders>
+            <w:shd w:val="clear" w:color="auto" w:fill="auto"/>
           </w:tcPr>
           <w:p>
             <w:r>
@@ -4958,18 +4713,18 @@
               <w:bottom w:val="single" w:sz="4" w:space="0" w:color="000000"/>
               <w:right w:val="single" w:sz="4" w:space="0" w:color="000000"/>
             </w:tcBorders>
-          </w:tcPr>
-          <w:p>
-            <w:pPr>
-              <w:spacing w:line="360" w:lineRule="auto"/>
-            </w:pPr>
-            <w:hyperlink r:id="rId8">
+            <w:shd w:val="clear" w:color="auto" w:fill="auto"/>
+          </w:tcPr>
+          <w:p>
+            <w:pPr>
+              <w:spacing w:line="360" w:lineRule="auto"/>
+            </w:pPr>
+            <w:hyperlink r:id="rId8" w:history="1">
               <w:r>
                 <w:rPr>
+                  <w:rStyle w:val="Hiperhivatkozs"/>
+                  <w:bCs/>
                   <w:i/>
-                  <w:iCs/>
-                  <w:color w:val="0000FF"/>
-                  <w:u w:val="single"/>
                 </w:rPr>
                 <w:t>farkas.iren@szigligeti.com</w:t>
               </w:r>
@@ -4991,60 +4746,60 @@
               <w:bottom w:val="single" w:sz="4" w:space="0" w:color="000000"/>
               <w:right w:val="single" w:sz="4" w:space="0" w:color="000000"/>
             </w:tcBorders>
-          </w:tcPr>
-          <w:p>
-            <w:pPr>
-              <w:widowControl w:val="0"/>
-              <w:pBdr>
-                <w:top w:val="nil"/>
-                <w:left w:val="nil"/>
-                <w:bottom w:val="nil"/>
-                <w:right w:val="nil"/>
-                <w:between w:val="nil"/>
-              </w:pBdr>
-              <w:spacing w:after="0" w:line="276" w:lineRule="auto"/>
-            </w:pPr>
-          </w:p>
-        </w:tc>
-        <w:tc>
-          <w:tcPr>
-            <w:tcW w:w="4606" w:type="dxa"/>
-            <w:tcBorders>
-              <w:top w:val="single" w:sz="4" w:space="0" w:color="000000"/>
-              <w:left w:val="single" w:sz="4" w:space="0" w:color="000000"/>
-              <w:bottom w:val="single" w:sz="4" w:space="0" w:color="000000"/>
-              <w:right w:val="single" w:sz="4" w:space="0" w:color="000000"/>
-            </w:tcBorders>
-          </w:tcPr>
-          <w:p>
-            <w:pPr>
-              <w:spacing w:line="360" w:lineRule="auto"/>
-            </w:pPr>
-            <w:r>
-              <w:rPr>
+            <w:shd w:val="clear" w:color="auto" w:fill="auto"/>
+          </w:tcPr>
+          <w:p>
+            <w:pPr>
+              <w:snapToGrid w:val="0"/>
+              <w:spacing w:line="360" w:lineRule="auto"/>
+              <w:rPr>
+                <w:b/>
+                <w:bCs/>
                 <w:i/>
-                <w:iCs/>
+              </w:rPr>
+            </w:pPr>
+          </w:p>
+        </w:tc>
+        <w:tc>
+          <w:tcPr>
+            <w:tcW w:w="4606" w:type="dxa"/>
+            <w:tcBorders>
+              <w:top w:val="single" w:sz="4" w:space="0" w:color="000000"/>
+              <w:left w:val="single" w:sz="4" w:space="0" w:color="000000"/>
+              <w:bottom w:val="single" w:sz="4" w:space="0" w:color="000000"/>
+              <w:right w:val="single" w:sz="4" w:space="0" w:color="000000"/>
+            </w:tcBorders>
+            <w:shd w:val="clear" w:color="auto" w:fill="auto"/>
+          </w:tcPr>
+          <w:p>
+            <w:pPr>
+              <w:spacing w:line="360" w:lineRule="auto"/>
+            </w:pPr>
+            <w:r>
+              <w:rPr>
+                <w:bCs/>
+                <w:i/>
               </w:rPr>
               <w:t>+36-30-299-2792</w:t>
             </w:r>
             <w:r>
               <w:rPr>
+                <w:bCs/>
                 <w:i/>
-                <w:iCs/>
               </w:rPr>
               <w:tab/>
             </w:r>
             <w:r>
               <w:rPr>
+                <w:bCs/>
                 <w:i/>
-                <w:iCs/>
               </w:rPr>
               <w:tab/>
             </w:r>
             <w:r>
               <w:rPr>
+                <w:bCs/>
                 <w:i/>
-                <w:iCs/>
               </w:rPr>
               <w:tab/>
             </w:r>
@@ -5065,6 +4820,7 @@
               <w:bottom w:val="single" w:sz="4" w:space="0" w:color="000000"/>
               <w:right w:val="single" w:sz="4" w:space="0" w:color="000000"/>
             </w:tcBorders>
+            <w:shd w:val="clear" w:color="auto" w:fill="auto"/>
           </w:tcPr>
           <w:p>
             <w:pPr>
@@ -5097,18 +4853,18 @@
               <w:bottom w:val="single" w:sz="4" w:space="0" w:color="000000"/>
               <w:right w:val="single" w:sz="4" w:space="0" w:color="000000"/>
             </w:tcBorders>
-          </w:tcPr>
-          <w:p>
-            <w:pPr>
-              <w:spacing w:line="360" w:lineRule="auto"/>
-            </w:pPr>
-            <w:hyperlink r:id="rId9">
+            <w:shd w:val="clear" w:color="auto" w:fill="auto"/>
+          </w:tcPr>
+          <w:p>
+            <w:pPr>
+              <w:spacing w:line="360" w:lineRule="auto"/>
+            </w:pPr>
+            <w:hyperlink r:id="rId9" w:history="1">
               <w:r>
                 <w:rPr>
+                  <w:rStyle w:val="Hiperhivatkozs"/>
+                  <w:bCs/>
                   <w:i/>
-                  <w:iCs/>
-                  <w:color w:val="0000FF"/>
-                  <w:u w:val="single"/>
                 </w:rPr>
                 <w:t>lovei.anna@szigligeti.com</w:t>
               </w:r>
@@ -5130,39 +4886,39 @@
               <w:bottom w:val="single" w:sz="4" w:space="0" w:color="000000"/>
               <w:right w:val="single" w:sz="4" w:space="0" w:color="000000"/>
             </w:tcBorders>
-          </w:tcPr>
-          <w:p>
-            <w:pPr>
-              <w:widowControl w:val="0"/>
-              <w:pBdr>
-                <w:top w:val="nil"/>
-                <w:left w:val="nil"/>
-                <w:bottom w:val="nil"/>
-                <w:right w:val="nil"/>
-                <w:between w:val="nil"/>
-              </w:pBdr>
-              <w:spacing w:after="0" w:line="276" w:lineRule="auto"/>
-            </w:pPr>
-          </w:p>
-        </w:tc>
-        <w:tc>
-          <w:tcPr>
-            <w:tcW w:w="4606" w:type="dxa"/>
-            <w:tcBorders>
-              <w:top w:val="single" w:sz="4" w:space="0" w:color="000000"/>
-              <w:left w:val="single" w:sz="4" w:space="0" w:color="000000"/>
-              <w:bottom w:val="single" w:sz="4" w:space="0" w:color="000000"/>
-              <w:right w:val="single" w:sz="4" w:space="0" w:color="000000"/>
-            </w:tcBorders>
-          </w:tcPr>
-          <w:p>
-            <w:pPr>
-              <w:spacing w:line="360" w:lineRule="auto"/>
-            </w:pPr>
-            <w:r>
-              <w:rPr>
+            <w:shd w:val="clear" w:color="auto" w:fill="auto"/>
+          </w:tcPr>
+          <w:p>
+            <w:pPr>
+              <w:snapToGrid w:val="0"/>
+              <w:spacing w:line="360" w:lineRule="auto"/>
+              <w:rPr>
+                <w:b/>
+                <w:bCs/>
                 <w:i/>
-                <w:iCs/>
+              </w:rPr>
+            </w:pPr>
+          </w:p>
+        </w:tc>
+        <w:tc>
+          <w:tcPr>
+            <w:tcW w:w="4606" w:type="dxa"/>
+            <w:tcBorders>
+              <w:top w:val="single" w:sz="4" w:space="0" w:color="000000"/>
+              <w:left w:val="single" w:sz="4" w:space="0" w:color="000000"/>
+              <w:bottom w:val="single" w:sz="4" w:space="0" w:color="000000"/>
+              <w:right w:val="single" w:sz="4" w:space="0" w:color="000000"/>
+            </w:tcBorders>
+            <w:shd w:val="clear" w:color="auto" w:fill="auto"/>
+          </w:tcPr>
+          <w:p>
+            <w:pPr>
+              <w:spacing w:line="360" w:lineRule="auto"/>
+            </w:pPr>
+            <w:r>
+              <w:rPr>
+                <w:bCs/>
+                <w:i/>
               </w:rPr>
               <w:t>+36-20-207-2606</w:t>
             </w:r>
@@ -5183,15 +4939,15 @@
               <w:bottom w:val="single" w:sz="4" w:space="0" w:color="000000"/>
               <w:right w:val="single" w:sz="4" w:space="0" w:color="000000"/>
             </w:tcBorders>
-          </w:tcPr>
-          <w:p>
-            <w:pPr>
-              <w:spacing w:line="360" w:lineRule="auto"/>
-            </w:pPr>
-            <w:r>
-              <w:rPr>
-                <w:b/>
-                <w:bCs/>
+            <w:shd w:val="clear" w:color="auto" w:fill="auto"/>
+          </w:tcPr>
+          <w:p>
+            <w:pPr>
+              <w:spacing w:line="360" w:lineRule="auto"/>
+            </w:pPr>
+            <w:r>
+              <w:rPr>
+                <w:b/>
               </w:rPr>
               <w:t>Ignácz György, műszaki vezető</w:t>
             </w:r>
@@ -5206,17 +4962,16 @@
               <w:bottom w:val="single" w:sz="4" w:space="0" w:color="000000"/>
               <w:right w:val="single" w:sz="4" w:space="0" w:color="000000"/>
             </w:tcBorders>
-          </w:tcPr>
-          <w:p>
-            <w:pPr>
-              <w:spacing w:line="360" w:lineRule="auto"/>
-            </w:pPr>
-            <w:r>
-              <w:rPr>
+            <w:shd w:val="clear" w:color="auto" w:fill="auto"/>
+          </w:tcPr>
+          <w:p>
+            <w:pPr>
+              <w:spacing w:line="360" w:lineRule="auto"/>
+            </w:pPr>
+            <w:r>
+              <w:rPr>
+                <w:rStyle w:val="Hiperhivatkozs"/>
                 <w:i/>
-                <w:iCs/>
-                <w:color w:val="0000FF"/>
-                <w:u w:val="single"/>
               </w:rPr>
               <w:t>igigyuri@gmail.com</w:t>
             </w:r>
@@ -5237,39 +4992,39 @@
               <w:bottom w:val="single" w:sz="4" w:space="0" w:color="000000"/>
               <w:right w:val="single" w:sz="4" w:space="0" w:color="000000"/>
             </w:tcBorders>
-          </w:tcPr>
-          <w:p>
-            <w:pPr>
-              <w:widowControl w:val="0"/>
-              <w:pBdr>
-                <w:top w:val="nil"/>
-                <w:left w:val="nil"/>
-                <w:bottom w:val="nil"/>
-                <w:right w:val="nil"/>
-                <w:between w:val="nil"/>
-              </w:pBdr>
-              <w:spacing w:after="0" w:line="276" w:lineRule="auto"/>
-            </w:pPr>
-          </w:p>
-        </w:tc>
-        <w:tc>
-          <w:tcPr>
-            <w:tcW w:w="4606" w:type="dxa"/>
-            <w:tcBorders>
-              <w:top w:val="single" w:sz="4" w:space="0" w:color="000000"/>
-              <w:left w:val="single" w:sz="4" w:space="0" w:color="000000"/>
-              <w:bottom w:val="single" w:sz="4" w:space="0" w:color="000000"/>
-              <w:right w:val="single" w:sz="4" w:space="0" w:color="000000"/>
-            </w:tcBorders>
-          </w:tcPr>
-          <w:p>
-            <w:pPr>
-              <w:spacing w:line="360" w:lineRule="auto"/>
-            </w:pPr>
-            <w:r>
-              <w:rPr>
+            <w:shd w:val="clear" w:color="auto" w:fill="auto"/>
+          </w:tcPr>
+          <w:p>
+            <w:pPr>
+              <w:snapToGrid w:val="0"/>
+              <w:spacing w:line="360" w:lineRule="auto"/>
+              <w:rPr>
+                <w:b/>
+                <w:bCs/>
                 <w:i/>
-                <w:iCs/>
+                <w:highlight w:val="yellow"/>
+              </w:rPr>
+            </w:pPr>
+          </w:p>
+        </w:tc>
+        <w:tc>
+          <w:tcPr>
+            <w:tcW w:w="4606" w:type="dxa"/>
+            <w:tcBorders>
+              <w:top w:val="single" w:sz="4" w:space="0" w:color="000000"/>
+              <w:left w:val="single" w:sz="4" w:space="0" w:color="000000"/>
+              <w:bottom w:val="single" w:sz="4" w:space="0" w:color="000000"/>
+              <w:right w:val="single" w:sz="4" w:space="0" w:color="000000"/>
+            </w:tcBorders>
+            <w:shd w:val="clear" w:color="auto" w:fill="auto"/>
+          </w:tcPr>
+          <w:p>
+            <w:pPr>
+              <w:spacing w:line="360" w:lineRule="auto"/>
+            </w:pPr>
+            <w:r>
+              <w:rPr>
+                <w:i/>
               </w:rPr>
               <w:t>+36-30-955-8259</w:t>
             </w:r>
@@ -5290,6 +5045,7 @@
               <w:bottom w:val="single" w:sz="4" w:space="0" w:color="000000"/>
               <w:right w:val="single" w:sz="4" w:space="0" w:color="000000"/>
             </w:tcBorders>
+            <w:shd w:val="clear" w:color="auto" w:fill="auto"/>
           </w:tcPr>
           <w:p>
             <w:pPr>
@@ -5314,18 +5070,18 @@
               <w:bottom w:val="single" w:sz="4" w:space="0" w:color="000000"/>
               <w:right w:val="single" w:sz="4" w:space="0" w:color="000000"/>
             </w:tcBorders>
-          </w:tcPr>
-          <w:p>
-            <w:pPr>
-              <w:spacing w:line="360" w:lineRule="auto"/>
-            </w:pPr>
-            <w:hyperlink r:id="rId10">
+            <w:shd w:val="clear" w:color="auto" w:fill="auto"/>
+          </w:tcPr>
+          <w:p>
+            <w:pPr>
+              <w:spacing w:line="360" w:lineRule="auto"/>
+            </w:pPr>
+            <w:hyperlink r:id="rId10" w:history="1">
               <w:r>
                 <w:rPr>
+                  <w:rStyle w:val="Hiperhivatkozs"/>
+                  <w:bCs/>
                   <w:i/>
-                  <w:iCs/>
-                  <w:color w:val="0000FF"/>
-                  <w:u w:val="single"/>
                 </w:rPr>
                 <w:t>patrik.foldvari@szigligeti.com</w:t>
               </w:r>
@@ -5347,39 +5103,39 @@
               <w:bottom w:val="single" w:sz="4" w:space="0" w:color="000000"/>
               <w:right w:val="single" w:sz="4" w:space="0" w:color="000000"/>
             </w:tcBorders>
-          </w:tcPr>
-          <w:p>
-            <w:pPr>
-              <w:widowControl w:val="0"/>
-              <w:pBdr>
-                <w:top w:val="nil"/>
-                <w:left w:val="nil"/>
-                <w:bottom w:val="nil"/>
-                <w:right w:val="nil"/>
-                <w:between w:val="nil"/>
-              </w:pBdr>
-              <w:spacing w:after="0" w:line="276" w:lineRule="auto"/>
-            </w:pPr>
-          </w:p>
-        </w:tc>
-        <w:tc>
-          <w:tcPr>
-            <w:tcW w:w="4606" w:type="dxa"/>
-            <w:tcBorders>
-              <w:top w:val="single" w:sz="4" w:space="0" w:color="000000"/>
-              <w:left w:val="single" w:sz="4" w:space="0" w:color="000000"/>
-              <w:bottom w:val="single" w:sz="4" w:space="0" w:color="000000"/>
-              <w:right w:val="single" w:sz="4" w:space="0" w:color="000000"/>
-            </w:tcBorders>
-          </w:tcPr>
-          <w:p>
-            <w:pPr>
-              <w:spacing w:line="360" w:lineRule="auto"/>
-            </w:pPr>
-            <w:r>
-              <w:rPr>
+            <w:shd w:val="clear" w:color="auto" w:fill="auto"/>
+          </w:tcPr>
+          <w:p>
+            <w:pPr>
+              <w:snapToGrid w:val="0"/>
+              <w:spacing w:line="360" w:lineRule="auto"/>
+              <w:rPr>
+                <w:b/>
+                <w:bCs/>
                 <w:i/>
-                <w:iCs/>
+              </w:rPr>
+            </w:pPr>
+          </w:p>
+        </w:tc>
+        <w:tc>
+          <w:tcPr>
+            <w:tcW w:w="4606" w:type="dxa"/>
+            <w:tcBorders>
+              <w:top w:val="single" w:sz="4" w:space="0" w:color="000000"/>
+              <w:left w:val="single" w:sz="4" w:space="0" w:color="000000"/>
+              <w:bottom w:val="single" w:sz="4" w:space="0" w:color="000000"/>
+              <w:right w:val="single" w:sz="4" w:space="0" w:color="000000"/>
+            </w:tcBorders>
+            <w:shd w:val="clear" w:color="auto" w:fill="auto"/>
+          </w:tcPr>
+          <w:p>
+            <w:pPr>
+              <w:spacing w:line="360" w:lineRule="auto"/>
+            </w:pPr>
+            <w:r>
+              <w:rPr>
+                <w:bCs/>
+                <w:i/>
               </w:rPr>
               <w:t>+36-20-268-3884</w:t>
             </w:r>
@@ -5403,15 +5159,15 @@
       <w:headerReference w:type="default" r:id="rId11"/>
       <w:pgSz w:w="11906" w:h="16838"/>
       <w:pgMar w:top="1417" w:right="1417" w:bottom="1417" w:left="1417" w:header="283" w:footer="680" w:gutter="0"/>
-      <w:pgNumType w:start="1"/>
       <w:cols w:space="708"/>
+      <w:docGrid w:linePitch="360"/>
     </w:sectPr>
   </w:body>
 </w:document>
 </file>
 
 <file path=word/endnotes.xml><?xml version="1.0" encoding="utf-8"?>
-<w:endnotes xmlns:wpc="http://schemas.microsoft.com/office/word/2010/wordprocessingCanvas" xmlns:cx="http://schemas.microsoft.com/office/drawing/2014/chartex" xmlns:cx1="http://schemas.microsoft.com/office/drawing/2015/9/8/chartex" xmlns:cx2="http://schemas.microsoft.com/office/drawing/2015/10/21/chartex" xmlns:cx3="http://schemas.microsoft.com/office/drawing/2016/5/9/chartex" xmlns:cx4="http://schemas.microsoft.com/office/drawing/2016/5/10/chartex" xmlns:cx5="http://schemas.microsoft.com/office/drawing/2016/5/11/chartex" xmlns:cx6="http://schemas.microsoft.com/office/drawing/2016/5/12/chartex" xmlns:cx7="http://schemas.microsoft.com/office/drawing/2016/5/13/chartex" xmlns:cx8="http://schemas.microsoft.com/office/drawing/2016/5/14/chartex" xmlns:mc="http://schemas.openxmlformats.org/markup-compatibility/2006" xmlns:aink="http://schemas.microsoft.com/office/drawing/2016/ink" xmlns:am3d="http://schemas.microsoft.com/office/drawing/2017/model3d" xmlns:o="urn:schemas-microsoft-com:office:office" xmlns:oel="http://schemas.microsoft.com/office/2019/extlst" xmlns:r="http://schemas.openxmlformats.org/officeDocument/2006/relationships" xmlns:m="http://schemas.openxmlformats.org/officeDocument/2006/math" xmlns:v="urn:schemas-microsoft-com:vml" xmlns:wp14="http://schemas.microsoft.com/office/word/2010/wordprocessingDrawing" xmlns:wp="http://schemas.openxmlformats.org/drawingml/2006/wordprocessingDrawing" xmlns:w10="urn:schemas-microsoft-com:office:word" xmlns:w="http://schemas.openxmlformats.org/wordprocessingml/2006/main" xmlns:w14="http://schemas.microsoft.com/office/word/2010/wordml" xmlns:w15="http://schemas.microsoft.com/office/word/2012/wordml" xmlns:w16cex="http://schemas.microsoft.com/office/word/2018/wordml/cex" xmlns:w16cid="http://schemas.microsoft.com/office/word/2016/wordml/cid" xmlns:w16="http://schemas.microsoft.com/office/word/2018/wordml" xmlns:w16du="http://schemas.microsoft.com/office/word/2023/wordml/word16du" xmlns:w16sdtdh="http://schemas.microsoft.com/office/word/2020/wordml/sdtdatahash" xmlns:w16sdtfl="http://schemas.microsoft.com/office/word/2024/wordml/sdtformatlock" xmlns:w16se="http://schemas.microsoft.com/office/word/2015/wordml/symex" xmlns:wpg="http://schemas.microsoft.com/office/word/2010/wordprocessingGroup" xmlns:wpi="http://schemas.microsoft.com/office/word/2010/wordprocessingInk" xmlns:wne="http://schemas.microsoft.com/office/word/2006/wordml" xmlns:wps="http://schemas.microsoft.com/office/word/2010/wordprocessingShape" mc:Ignorable="w14 w15 w16se w16cid w16 w16cex w16sdtdh w16sdtfl w16du wp14">
+<w:endnotes xmlns:wpc="http://schemas.microsoft.com/office/word/2010/wordprocessingCanvas" xmlns:cx="http://schemas.microsoft.com/office/drawing/2014/chartex" xmlns:cx1="http://schemas.microsoft.com/office/drawing/2015/9/8/chartex" xmlns:cx2="http://schemas.microsoft.com/office/drawing/2015/10/21/chartex" xmlns:cx3="http://schemas.microsoft.com/office/drawing/2016/5/9/chartex" xmlns:cx4="http://schemas.microsoft.com/office/drawing/2016/5/10/chartex" xmlns:cx5="http://schemas.microsoft.com/office/drawing/2016/5/11/chartex" xmlns:cx6="http://schemas.microsoft.com/office/drawing/2016/5/12/chartex" xmlns:cx7="http://schemas.microsoft.com/office/drawing/2016/5/13/chartex" xmlns:cx8="http://schemas.microsoft.com/office/drawing/2016/5/14/chartex" xmlns:mc="http://schemas.openxmlformats.org/markup-compatibility/2006" xmlns:aink="http://schemas.microsoft.com/office/drawing/2016/ink" xmlns:am3d="http://schemas.microsoft.com/office/drawing/2017/model3d" xmlns:o="urn:schemas-microsoft-com:office:office" xmlns:r="http://schemas.openxmlformats.org/officeDocument/2006/relationships" xmlns:m="http://schemas.openxmlformats.org/officeDocument/2006/math" xmlns:v="urn:schemas-microsoft-com:vml" xmlns:wp14="http://schemas.microsoft.com/office/word/2010/wordprocessingDrawing" xmlns:wp="http://schemas.openxmlformats.org/drawingml/2006/wordprocessingDrawing" xmlns:w10="urn:schemas-microsoft-com:office:word" xmlns:w="http://schemas.openxmlformats.org/wordprocessingml/2006/main" xmlns:w14="http://schemas.microsoft.com/office/word/2010/wordml" xmlns:w15="http://schemas.microsoft.com/office/word/2012/wordml" xmlns:w16cex="http://schemas.microsoft.com/office/word/2018/wordml/cex" xmlns:w16cid="http://schemas.microsoft.com/office/word/2016/wordml/cid" xmlns:w16="http://schemas.microsoft.com/office/word/2018/wordml" xmlns:w16sdtdh="http://schemas.microsoft.com/office/word/2020/wordml/sdtdatahash" xmlns:w16se="http://schemas.microsoft.com/office/word/2015/wordml/symex" xmlns:wpg="http://schemas.microsoft.com/office/word/2010/wordprocessingGroup" xmlns:wpi="http://schemas.microsoft.com/office/word/2010/wordprocessingInk" xmlns:wne="http://schemas.microsoft.com/office/word/2006/wordml" xmlns:wps="http://schemas.microsoft.com/office/word/2010/wordprocessingShape" mc:Ignorable="w14 w15 w16se w16cid w16 w16cex w16sdtdh wp14">
   <w:endnote w:type="separator" w:id="-1">
     <w:p>
       <w:pPr>
@@ -5436,7 +5192,7 @@
 </file>
 
 <file path=word/footnotes.xml><?xml version="1.0" encoding="utf-8"?>
-<w:footnotes xmlns:wpc="http://schemas.microsoft.com/office/word/2010/wordprocessingCanvas" xmlns:cx="http://schemas.microsoft.com/office/drawing/2014/chartex" xmlns:cx1="http://schemas.microsoft.com/office/drawing/2015/9/8/chartex" xmlns:cx2="http://schemas.microsoft.com/office/drawing/2015/10/21/chartex" xmlns:cx3="http://schemas.microsoft.com/office/drawing/2016/5/9/chartex" xmlns:cx4="http://schemas.microsoft.com/office/drawing/2016/5/10/chartex" xmlns:cx5="http://schemas.microsoft.com/office/drawing/2016/5/11/chartex" xmlns:cx6="http://schemas.microsoft.com/office/drawing/2016/5/12/chartex" xmlns:cx7="http://schemas.microsoft.com/office/drawing/2016/5/13/chartex" xmlns:cx8="http://schemas.microsoft.com/office/drawing/2016/5/14/chartex" xmlns:mc="http://schemas.openxmlformats.org/markup-compatibility/2006" xmlns:aink="http://schemas.microsoft.com/office/drawing/2016/ink" xmlns:am3d="http://schemas.microsoft.com/office/drawing/2017/model3d" xmlns:o="urn:schemas-microsoft-com:office:office" xmlns:oel="http://schemas.microsoft.com/office/2019/extlst" xmlns:r="http://schemas.openxmlformats.org/officeDocument/2006/relationships" xmlns:m="http://schemas.openxmlformats.org/officeDocument/2006/math" xmlns:v="urn:schemas-microsoft-com:vml" xmlns:wp14="http://schemas.microsoft.com/office/word/2010/wordprocessingDrawing" xmlns:wp="http://schemas.openxmlformats.org/drawingml/2006/wordprocessingDrawing" xmlns:w10="urn:schemas-microsoft-com:office:word" xmlns:w="http://schemas.openxmlformats.org/wordprocessingml/2006/main" xmlns:w14="http://schemas.microsoft.com/office/word/2010/wordml" xmlns:w15="http://schemas.microsoft.com/office/word/2012/wordml" xmlns:w16cex="http://schemas.microsoft.com/office/word/2018/wordml/cex" xmlns:w16cid="http://schemas.microsoft.com/office/word/2016/wordml/cid" xmlns:w16="http://schemas.microsoft.com/office/word/2018/wordml" xmlns:w16du="http://schemas.microsoft.com/office/word/2023/wordml/word16du" xmlns:w16sdtdh="http://schemas.microsoft.com/office/word/2020/wordml/sdtdatahash" xmlns:w16sdtfl="http://schemas.microsoft.com/office/word/2024/wordml/sdtformatlock" xmlns:w16se="http://schemas.microsoft.com/office/word/2015/wordml/symex" xmlns:wpg="http://schemas.microsoft.com/office/word/2010/wordprocessingGroup" xmlns:wpi="http://schemas.microsoft.com/office/word/2010/wordprocessingInk" xmlns:wne="http://schemas.microsoft.com/office/word/2006/wordml" xmlns:wps="http://schemas.microsoft.com/office/word/2010/wordprocessingShape" mc:Ignorable="w14 w15 w16se w16cid w16 w16cex w16sdtdh w16sdtfl w16du wp14">
+<w:footnotes xmlns:wpc="http://schemas.microsoft.com/office/word/2010/wordprocessingCanvas" xmlns:cx="http://schemas.microsoft.com/office/drawing/2014/chartex" xmlns:cx1="http://schemas.microsoft.com/office/drawing/2015/9/8/chartex" xmlns:cx2="http://schemas.microsoft.com/office/drawing/2015/10/21/chartex" xmlns:cx3="http://schemas.microsoft.com/office/drawing/2016/5/9/chartex" xmlns:cx4="http://schemas.microsoft.com/office/drawing/2016/5/10/chartex" xmlns:cx5="http://schemas.microsoft.com/office/drawing/2016/5/11/chartex" xmlns:cx6="http://schemas.microsoft.com/office/drawing/2016/5/12/chartex" xmlns:cx7="http://schemas.microsoft.com/office/drawing/2016/5/13/chartex" xmlns:cx8="http://schemas.microsoft.com/office/drawing/2016/5/14/chartex" xmlns:mc="http://schemas.openxmlformats.org/markup-compatibility/2006" xmlns:aink="http://schemas.microsoft.com/office/drawing/2016/ink" xmlns:am3d="http://schemas.microsoft.com/office/drawing/2017/model3d" xmlns:o="urn:schemas-microsoft-com:office:office" xmlns:r="http://schemas.openxmlformats.org/officeDocument/2006/relationships" xmlns:m="http://schemas.openxmlformats.org/officeDocument/2006/math" xmlns:v="urn:schemas-microsoft-com:vml" xmlns:wp14="http://schemas.microsoft.com/office/word/2010/wordprocessingDrawing" xmlns:wp="http://schemas.openxmlformats.org/drawingml/2006/wordprocessingDrawing" xmlns:w10="urn:schemas-microsoft-com:office:word" xmlns:w="http://schemas.openxmlformats.org/wordprocessingml/2006/main" xmlns:w14="http://schemas.microsoft.com/office/word/2010/wordml" xmlns:w15="http://schemas.microsoft.com/office/word/2012/wordml" xmlns:w16cex="http://schemas.microsoft.com/office/word/2018/wordml/cex" xmlns:w16cid="http://schemas.microsoft.com/office/word/2016/wordml/cid" xmlns:w16="http://schemas.microsoft.com/office/word/2018/wordml" xmlns:w16sdtdh="http://schemas.microsoft.com/office/word/2020/wordml/sdtdatahash" xmlns:w16se="http://schemas.microsoft.com/office/word/2015/wordml/symex" xmlns:wpg="http://schemas.microsoft.com/office/word/2010/wordprocessingGroup" xmlns:wpi="http://schemas.microsoft.com/office/word/2010/wordprocessingInk" xmlns:wne="http://schemas.microsoft.com/office/word/2006/wordml" xmlns:wps="http://schemas.microsoft.com/office/word/2010/wordprocessingShape" mc:Ignorable="w14 w15 w16se w16cid w16 w16cex w16sdtdh wp14">
   <w:footnote w:type="separator" w:id="-1">
     <w:p>
       <w:pPr>
@@ -5461,59 +5217,57 @@
 </file>
 
 <file path=word/header1.xml><?xml version="1.0" encoding="utf-8"?>
-<w:hdr xmlns:wpc="http://schemas.microsoft.com/office/word/2010/wordprocessingCanvas" xmlns:cx="http://schemas.microsoft.com/office/drawing/2014/chartex" xmlns:cx1="http://schemas.microsoft.com/office/drawing/2015/9/8/chartex" xmlns:cx2="http://schemas.microsoft.com/office/drawing/2015/10/21/chartex" xmlns:cx3="http://schemas.microsoft.com/office/drawing/2016/5/9/chartex" xmlns:cx4="http://schemas.microsoft.com/office/drawing/2016/5/10/chartex" xmlns:cx5="http://schemas.microsoft.com/office/drawing/2016/5/11/chartex" xmlns:cx6="http://schemas.microsoft.com/office/drawing/2016/5/12/chartex" xmlns:cx7="http://schemas.microsoft.com/office/drawing/2016/5/13/chartex" xmlns:cx8="http://schemas.microsoft.com/office/drawing/2016/5/14/chartex" xmlns:mc="http://schemas.openxmlformats.org/markup-compatibility/2006" xmlns:aink="http://schemas.microsoft.com/office/drawing/2016/ink" xmlns:am3d="http://schemas.microsoft.com/office/drawing/2017/model3d" xmlns:o="urn:schemas-microsoft-com:office:office" xmlns:oel="http://schemas.microsoft.com/office/2019/extlst" xmlns:r="http://schemas.openxmlformats.org/officeDocument/2006/relationships" xmlns:m="http://schemas.openxmlformats.org/officeDocument/2006/math" xmlns:v="urn:schemas-microsoft-com:vml" xmlns:wp14="http://schemas.microsoft.com/office/word/2010/wordprocessingDrawing" xmlns:wp="http://schemas.openxmlformats.org/drawingml/2006/wordprocessingDrawing" xmlns:w10="urn:schemas-microsoft-com:office:word" xmlns:w="http://schemas.openxmlformats.org/wordprocessingml/2006/main" xmlns:w14="http://schemas.microsoft.com/office/word/2010/wordml" xmlns:w15="http://schemas.microsoft.com/office/word/2012/wordml" xmlns:w16cex="http://schemas.microsoft.com/office/word/2018/wordml/cex" xmlns:w16cid="http://schemas.microsoft.com/office/word/2016/wordml/cid" xmlns:w16="http://schemas.microsoft.com/office/word/2018/wordml" xmlns:w16du="http://schemas.microsoft.com/office/word/2023/wordml/word16du" xmlns:w16sdtdh="http://schemas.microsoft.com/office/word/2020/wordml/sdtdatahash" xmlns:w16sdtfl="http://schemas.microsoft.com/office/word/2024/wordml/sdtformatlock" xmlns:w16se="http://schemas.microsoft.com/office/word/2015/wordml/symex" xmlns:wpg="http://schemas.microsoft.com/office/word/2010/wordprocessingGroup" xmlns:wpi="http://schemas.microsoft.com/office/word/2010/wordprocessingInk" xmlns:wne="http://schemas.microsoft.com/office/word/2006/wordml" xmlns:wps="http://schemas.microsoft.com/office/word/2010/wordprocessingShape" mc:Ignorable="w14 w15 w16se w16cid w16 w16cex w16sdtdh w16sdtfl w16du wp14">
+<w:hdr xmlns:wpc="http://schemas.microsoft.com/office/word/2010/wordprocessingCanvas" xmlns:cx="http://schemas.microsoft.com/office/drawing/2014/chartex" xmlns:cx1="http://schemas.microsoft.com/office/drawing/2015/9/8/chartex" xmlns:cx2="http://schemas.microsoft.com/office/drawing/2015/10/21/chartex" xmlns:cx3="http://schemas.microsoft.com/office/drawing/2016/5/9/chartex" xmlns:cx4="http://schemas.microsoft.com/office/drawing/2016/5/10/chartex" xmlns:cx5="http://schemas.microsoft.com/office/drawing/2016/5/11/chartex" xmlns:cx6="http://schemas.microsoft.com/office/drawing/2016/5/12/chartex" xmlns:cx7="http://schemas.microsoft.com/office/drawing/2016/5/13/chartex" xmlns:cx8="http://schemas.microsoft.com/office/drawing/2016/5/14/chartex" xmlns:mc="http://schemas.openxmlformats.org/markup-compatibility/2006" xmlns:aink="http://schemas.microsoft.com/office/drawing/2016/ink" xmlns:am3d="http://schemas.microsoft.com/office/drawing/2017/model3d" xmlns:o="urn:schemas-microsoft-com:office:office" xmlns:r="http://schemas.openxmlformats.org/officeDocument/2006/relationships" xmlns:m="http://schemas.openxmlformats.org/officeDocument/2006/math" xmlns:v="urn:schemas-microsoft-com:vml" xmlns:wp14="http://schemas.microsoft.com/office/word/2010/wordprocessingDrawing" xmlns:wp="http://schemas.openxmlformats.org/drawingml/2006/wordprocessingDrawing" xmlns:w10="urn:schemas-microsoft-com:office:word" xmlns:w="http://schemas.openxmlformats.org/wordprocessingml/2006/main" xmlns:w14="http://schemas.microsoft.com/office/word/2010/wordml" xmlns:w15="http://schemas.microsoft.com/office/word/2012/wordml" xmlns:w16cex="http://schemas.microsoft.com/office/word/2018/wordml/cex" xmlns:w16cid="http://schemas.microsoft.com/office/word/2016/wordml/cid" xmlns:w16="http://schemas.microsoft.com/office/word/2018/wordml" xmlns:w16sdtdh="http://schemas.microsoft.com/office/word/2020/wordml/sdtdatahash" xmlns:w16se="http://schemas.microsoft.com/office/word/2015/wordml/symex" xmlns:wpg="http://schemas.microsoft.com/office/word/2010/wordprocessingGroup" xmlns:wpi="http://schemas.microsoft.com/office/word/2010/wordprocessingInk" xmlns:wne="http://schemas.microsoft.com/office/word/2006/wordml" xmlns:wps="http://schemas.microsoft.com/office/word/2010/wordprocessingShape" mc:Ignorable="w14 w15 w16se w16cid w16 w16cex w16sdtdh wp14">
   <w:p>
     <w:pPr>
-      <w:pBdr>
-        <w:top w:val="nil"/>
-        <w:left w:val="nil"/>
-        <w:bottom w:val="nil"/>
-        <w:right w:val="nil"/>
-        <w:between w:val="nil"/>
-      </w:pBdr>
-      <w:tabs>
-        <w:tab w:val="center" w:pos="4536"/>
-        <w:tab w:val="right" w:pos="9072"/>
-      </w:tabs>
-      <w:spacing w:after="0" w:line="240" w:lineRule="auto"/>
+      <w:pStyle w:val="lfej"/>
       <w:ind w:left="-1417"/>
       <w:jc w:val="right"/>
       <w:rPr>
         <w:b/>
-        <w:bCs/>
-        <w:color w:val="000000"/>
         <w:sz w:val="28"/>
         <w:szCs w:val="28"/>
       </w:rPr>
     </w:pPr>
     <w:r>
       <w:rPr>
+        <w:b/>
         <w:noProof/>
+        <w:sz w:val="28"/>
+        <w:szCs w:val="28"/>
+        <w:lang w:eastAsia="hu-HU"/>
       </w:rPr>
       <w:drawing>
-        <wp:anchor distT="0" distB="0" distL="0" distR="0" simplePos="0" relativeHeight="251658240" behindDoc="1" locked="0" layoutInCell="1" hidden="0" allowOverlap="1" wp14:anchorId="70CED8DD" wp14:editId="4A629870">
+        <wp:anchor distT="0" distB="0" distL="114300" distR="114300" simplePos="0" relativeHeight="251659264" behindDoc="1" locked="0" layoutInCell="1" allowOverlap="1" wp14:anchorId="4A136D1E" wp14:editId="53068148">
           <wp:simplePos x="0" y="0"/>
-          <wp:positionH relativeFrom="column">
+          <wp:positionH relativeFrom="margin">
             <wp:posOffset>1134745</wp:posOffset>
           </wp:positionH>
           <wp:positionV relativeFrom="paragraph">
-            <wp:posOffset>-179704</wp:posOffset>
+            <wp:posOffset>-179705</wp:posOffset>
           </wp:positionV>
           <wp:extent cx="1560940" cy="899160"/>
-          <wp:effectExtent l="0" t="0" r="0" b="0"/>
+          <wp:effectExtent l="0" t="0" r="1270" b="0"/>
           <wp:wrapNone/>
-          <wp:docPr id="2" name="image1.png"/>
-          <wp:cNvGraphicFramePr/>
+          <wp:docPr id="1" name="Kép 1"/>
+          <wp:cNvGraphicFramePr>
+            <a:graphicFrameLocks xmlns:a="http://schemas.openxmlformats.org/drawingml/2006/main" noChangeAspect="1"/>
+          </wp:cNvGraphicFramePr>
           <a:graphic xmlns:a="http://schemas.openxmlformats.org/drawingml/2006/main">
             <a:graphicData uri="http://schemas.openxmlformats.org/drawingml/2006/picture">
               <pic:pic xmlns:pic="http://schemas.openxmlformats.org/drawingml/2006/picture">
                 <pic:nvPicPr>
-                  <pic:cNvPr id="0" name="image1.png"/>
-                  <pic:cNvPicPr preferRelativeResize="0"/>
+                  <pic:cNvPr id="1" name="LOGO_2024.png"/>
+                  <pic:cNvPicPr/>
                 </pic:nvPicPr>
                 <pic:blipFill>
-                  <a:blip r:embed="rId1"/>
-                  <a:srcRect/>
+                  <a:blip r:embed="rId1">
+                    <a:extLst>
+                      <a:ext uri="{28A0092B-C50C-407E-A947-70E740481C1C}">
+                        <a14:useLocalDpi xmlns:a14="http://schemas.microsoft.com/office/drawing/2010/main" val="0"/>
+                      </a:ext>
+                    </a:extLst>
+                  </a:blip>
                   <a:stretch>
                     <a:fillRect/>
                   </a:stretch>
@@ -5526,11 +5280,16 @@
                   <a:prstGeom prst="rect">
                     <a:avLst/>
                   </a:prstGeom>
-                  <a:ln/>
                 </pic:spPr>
               </pic:pic>
             </a:graphicData>
           </a:graphic>
+          <wp14:sizeRelH relativeFrom="margin">
+            <wp14:pctWidth>0</wp14:pctWidth>
+          </wp14:sizeRelH>
+          <wp14:sizeRelV relativeFrom="margin">
+            <wp14:pctHeight>0</wp14:pctHeight>
+          </wp14:sizeRelV>
         </wp:anchor>
       </w:drawing>
     </w:r>
@@ -5538,26 +5297,463 @@
 </w:hdr>
 </file>
 
+<file path=word/numbering.xml><?xml version="1.0" encoding="utf-8"?>
+<w:numbering xmlns:wpc="http://schemas.microsoft.com/office/word/2010/wordprocessingCanvas" xmlns:cx="http://schemas.microsoft.com/office/drawing/2014/chartex" xmlns:cx1="http://schemas.microsoft.com/office/drawing/2015/9/8/chartex" xmlns:cx2="http://schemas.microsoft.com/office/drawing/2015/10/21/chartex" xmlns:cx3="http://schemas.microsoft.com/office/drawing/2016/5/9/chartex" xmlns:cx4="http://schemas.microsoft.com/office/drawing/2016/5/10/chartex" xmlns:cx5="http://schemas.microsoft.com/office/drawing/2016/5/11/chartex" xmlns:cx6="http://schemas.microsoft.com/office/drawing/2016/5/12/chartex" xmlns:cx7="http://schemas.microsoft.com/office/drawing/2016/5/13/chartex" xmlns:cx8="http://schemas.microsoft.com/office/drawing/2016/5/14/chartex" xmlns:mc="http://schemas.openxmlformats.org/markup-compatibility/2006" xmlns:aink="http://schemas.microsoft.com/office/drawing/2016/ink" xmlns:am3d="http://schemas.microsoft.com/office/drawing/2017/model3d" xmlns:o="urn:schemas-microsoft-com:office:office" xmlns:r="http://schemas.openxmlformats.org/officeDocument/2006/relationships" xmlns:m="http://schemas.openxmlformats.org/officeDocument/2006/math" xmlns:v="urn:schemas-microsoft-com:vml" xmlns:wp14="http://schemas.microsoft.com/office/word/2010/wordprocessingDrawing" xmlns:wp="http://schemas.openxmlformats.org/drawingml/2006/wordprocessingDrawing" xmlns:w10="urn:schemas-microsoft-com:office:word" xmlns:w="http://schemas.openxmlformats.org/wordprocessingml/2006/main" xmlns:w14="http://schemas.microsoft.com/office/word/2010/wordml" xmlns:w15="http://schemas.microsoft.com/office/word/2012/wordml" xmlns:w16cex="http://schemas.microsoft.com/office/word/2018/wordml/cex" xmlns:w16cid="http://schemas.microsoft.com/office/word/2016/wordml/cid" xmlns:w16="http://schemas.microsoft.com/office/word/2018/wordml" xmlns:w16sdtdh="http://schemas.microsoft.com/office/word/2020/wordml/sdtdatahash" xmlns:w16se="http://schemas.microsoft.com/office/word/2015/wordml/symex" xmlns:wpg="http://schemas.microsoft.com/office/word/2010/wordprocessingGroup" xmlns:wpi="http://schemas.microsoft.com/office/word/2010/wordprocessingInk" xmlns:wne="http://schemas.microsoft.com/office/word/2006/wordml" xmlns:wps="http://schemas.microsoft.com/office/word/2010/wordprocessingShape" mc:Ignorable="w14 w15 w16se w16cid w16 w16cex w16sdtdh wp14">
+  <w:abstractNum w:abstractNumId="0" w15:restartNumberingAfterBreak="0">
+    <w:nsid w:val="00000002"/>
+    <w:multiLevelType w:val="multilevel"/>
+    <w:tmpl w:val="00000002"/>
+    <w:name w:val="WWNum1"/>
+    <w:lvl w:ilvl="0">
+      <w:start w:val="1"/>
+      <w:numFmt w:val="decimal"/>
+      <w:lvlText w:val="%1)"/>
+      <w:lvlJc w:val="left"/>
+      <w:pPr>
+        <w:tabs>
+          <w:tab w:val="num" w:pos="360"/>
+        </w:tabs>
+        <w:ind w:left="360" w:hanging="360"/>
+      </w:pPr>
+      <w:rPr>
+        <w:rFonts w:cs="Times New Roman"/>
+      </w:rPr>
+    </w:lvl>
+    <w:lvl w:ilvl="1">
+      <w:start w:val="1"/>
+      <w:numFmt w:val="lowerLetter"/>
+      <w:lvlText w:val="%2)"/>
+      <w:lvlJc w:val="left"/>
+      <w:pPr>
+        <w:tabs>
+          <w:tab w:val="num" w:pos="720"/>
+        </w:tabs>
+        <w:ind w:left="720" w:hanging="360"/>
+      </w:pPr>
+      <w:rPr>
+        <w:rFonts w:cs="Times New Roman"/>
+      </w:rPr>
+    </w:lvl>
+    <w:lvl w:ilvl="2">
+      <w:start w:val="1"/>
+      <w:numFmt w:val="lowerRoman"/>
+      <w:lvlText w:val="%2.%3)"/>
+      <w:lvlJc w:val="left"/>
+      <w:pPr>
+        <w:tabs>
+          <w:tab w:val="num" w:pos="1080"/>
+        </w:tabs>
+        <w:ind w:left="1080" w:hanging="360"/>
+      </w:pPr>
+      <w:rPr>
+        <w:rFonts w:cs="Times New Roman"/>
+      </w:rPr>
+    </w:lvl>
+    <w:lvl w:ilvl="3">
+      <w:start w:val="1"/>
+      <w:numFmt w:val="decimal"/>
+      <w:lvlText w:val="(%2.%3.%4)"/>
+      <w:lvlJc w:val="left"/>
+      <w:pPr>
+        <w:tabs>
+          <w:tab w:val="num" w:pos="1440"/>
+        </w:tabs>
+        <w:ind w:left="1440" w:hanging="360"/>
+      </w:pPr>
+      <w:rPr>
+        <w:rFonts w:cs="Times New Roman"/>
+      </w:rPr>
+    </w:lvl>
+    <w:lvl w:ilvl="4">
+      <w:start w:val="1"/>
+      <w:numFmt w:val="lowerLetter"/>
+      <w:lvlText w:val="(%2.%3.%4.%5)"/>
+      <w:lvlJc w:val="left"/>
+      <w:pPr>
+        <w:tabs>
+          <w:tab w:val="num" w:pos="1800"/>
+        </w:tabs>
+        <w:ind w:left="1800" w:hanging="360"/>
+      </w:pPr>
+      <w:rPr>
+        <w:rFonts w:cs="Times New Roman"/>
+      </w:rPr>
+    </w:lvl>
+    <w:lvl w:ilvl="5">
+      <w:start w:val="1"/>
+      <w:numFmt w:val="lowerRoman"/>
+      <w:lvlText w:val="(%2.%3.%4.%5.%6)"/>
+      <w:lvlJc w:val="left"/>
+      <w:pPr>
+        <w:tabs>
+          <w:tab w:val="num" w:pos="2160"/>
+        </w:tabs>
+        <w:ind w:left="2160" w:hanging="360"/>
+      </w:pPr>
+      <w:rPr>
+        <w:rFonts w:cs="Times New Roman"/>
+      </w:rPr>
+    </w:lvl>
+    <w:lvl w:ilvl="6">
+      <w:start w:val="1"/>
+      <w:numFmt w:val="decimal"/>
+      <w:lvlText w:val="%2.%3.%4.%5.%6.%7."/>
+      <w:lvlJc w:val="left"/>
+      <w:pPr>
+        <w:tabs>
+          <w:tab w:val="num" w:pos="2520"/>
+        </w:tabs>
+        <w:ind w:left="2520" w:hanging="360"/>
+      </w:pPr>
+      <w:rPr>
+        <w:rFonts w:cs="Times New Roman"/>
+      </w:rPr>
+    </w:lvl>
+    <w:lvl w:ilvl="7">
+      <w:start w:val="1"/>
+      <w:numFmt w:val="lowerLetter"/>
+      <w:lvlText w:val="%2.%3.%4.%5.%6.%7.%8."/>
+      <w:lvlJc w:val="left"/>
+      <w:pPr>
+        <w:tabs>
+          <w:tab w:val="num" w:pos="2880"/>
+        </w:tabs>
+        <w:ind w:left="2880" w:hanging="360"/>
+      </w:pPr>
+      <w:rPr>
+        <w:rFonts w:cs="Times New Roman"/>
+      </w:rPr>
+    </w:lvl>
+    <w:lvl w:ilvl="8">
+      <w:start w:val="1"/>
+      <w:numFmt w:val="lowerRoman"/>
+      <w:lvlText w:val="%2.%3.%4.%5.%6.%7.%8.%9."/>
+      <w:lvlJc w:val="left"/>
+      <w:pPr>
+        <w:tabs>
+          <w:tab w:val="num" w:pos="3240"/>
+        </w:tabs>
+        <w:ind w:left="3240" w:hanging="360"/>
+      </w:pPr>
+      <w:rPr>
+        <w:rFonts w:cs="Times New Roman"/>
+      </w:rPr>
+    </w:lvl>
+  </w:abstractNum>
+  <w:abstractNum w:abstractNumId="1" w15:restartNumberingAfterBreak="0">
+    <w:nsid w:val="00000003"/>
+    <w:multiLevelType w:val="multilevel"/>
+    <w:tmpl w:val="00000003"/>
+    <w:name w:val="WWNum2"/>
+    <w:lvl w:ilvl="0">
+      <w:start w:val="1"/>
+      <w:numFmt w:val="bullet"/>
+      <w:lvlText w:val=""/>
+      <w:lvlJc w:val="left"/>
+      <w:pPr>
+        <w:tabs>
+          <w:tab w:val="num" w:pos="927"/>
+        </w:tabs>
+        <w:ind w:left="851" w:hanging="284"/>
+      </w:pPr>
+      <w:rPr>
+        <w:rFonts w:ascii="Symbol" w:hAnsi="Symbol"/>
+      </w:rPr>
+    </w:lvl>
+    <w:lvl w:ilvl="1">
+      <w:start w:val="1"/>
+      <w:numFmt w:val="bullet"/>
+      <w:lvlText w:val="o"/>
+      <w:lvlJc w:val="left"/>
+      <w:pPr>
+        <w:tabs>
+          <w:tab w:val="num" w:pos="1440"/>
+        </w:tabs>
+        <w:ind w:left="1440" w:hanging="360"/>
+      </w:pPr>
+      <w:rPr>
+        <w:rFonts w:ascii="Courier New" w:hAnsi="Courier New"/>
+      </w:rPr>
+    </w:lvl>
+    <w:lvl w:ilvl="2">
+      <w:start w:val="1"/>
+      <w:numFmt w:val="bullet"/>
+      <w:lvlText w:val=""/>
+      <w:lvlJc w:val="left"/>
+      <w:pPr>
+        <w:tabs>
+          <w:tab w:val="num" w:pos="2160"/>
+        </w:tabs>
+        <w:ind w:left="2160" w:hanging="360"/>
+      </w:pPr>
+      <w:rPr>
+        <w:rFonts w:ascii="Wingdings" w:hAnsi="Wingdings"/>
+      </w:rPr>
+    </w:lvl>
+    <w:lvl w:ilvl="3">
+      <w:start w:val="1"/>
+      <w:numFmt w:val="bullet"/>
+      <w:lvlText w:val=""/>
+      <w:lvlJc w:val="left"/>
+      <w:pPr>
+        <w:tabs>
+          <w:tab w:val="num" w:pos="2880"/>
+        </w:tabs>
+        <w:ind w:left="2880" w:hanging="360"/>
+      </w:pPr>
+      <w:rPr>
+        <w:rFonts w:ascii="Symbol" w:hAnsi="Symbol"/>
+      </w:rPr>
+    </w:lvl>
+    <w:lvl w:ilvl="4">
+      <w:start w:val="1"/>
+      <w:numFmt w:val="bullet"/>
+      <w:lvlText w:val="o"/>
+      <w:lvlJc w:val="left"/>
+      <w:pPr>
+        <w:tabs>
+          <w:tab w:val="num" w:pos="3600"/>
+        </w:tabs>
+        <w:ind w:left="3600" w:hanging="360"/>
+      </w:pPr>
+      <w:rPr>
+        <w:rFonts w:ascii="Courier New" w:hAnsi="Courier New"/>
+      </w:rPr>
+    </w:lvl>
+    <w:lvl w:ilvl="5">
+      <w:start w:val="1"/>
+      <w:numFmt w:val="bullet"/>
+      <w:lvlText w:val=""/>
+      <w:lvlJc w:val="left"/>
+      <w:pPr>
+        <w:tabs>
+          <w:tab w:val="num" w:pos="4320"/>
+        </w:tabs>
+        <w:ind w:left="4320" w:hanging="360"/>
+      </w:pPr>
+      <w:rPr>
+        <w:rFonts w:ascii="Wingdings" w:hAnsi="Wingdings"/>
+      </w:rPr>
+    </w:lvl>
+    <w:lvl w:ilvl="6">
+      <w:start w:val="1"/>
+      <w:numFmt w:val="bullet"/>
+      <w:lvlText w:val=""/>
+      <w:lvlJc w:val="left"/>
+      <w:pPr>
+        <w:tabs>
+          <w:tab w:val="num" w:pos="5040"/>
+        </w:tabs>
+        <w:ind w:left="5040" w:hanging="360"/>
+      </w:pPr>
+      <w:rPr>
+        <w:rFonts w:ascii="Symbol" w:hAnsi="Symbol"/>
+      </w:rPr>
+    </w:lvl>
+    <w:lvl w:ilvl="7">
+      <w:start w:val="1"/>
+      <w:numFmt w:val="bullet"/>
+      <w:lvlText w:val="o"/>
+      <w:lvlJc w:val="left"/>
+      <w:pPr>
+        <w:tabs>
+          <w:tab w:val="num" w:pos="5760"/>
+        </w:tabs>
+        <w:ind w:left="5760" w:hanging="360"/>
+      </w:pPr>
+      <w:rPr>
+        <w:rFonts w:ascii="Courier New" w:hAnsi="Courier New"/>
+      </w:rPr>
+    </w:lvl>
+    <w:lvl w:ilvl="8">
+      <w:start w:val="1"/>
+      <w:numFmt w:val="bullet"/>
+      <w:lvlText w:val=""/>
+      <w:lvlJc w:val="left"/>
+      <w:pPr>
+        <w:tabs>
+          <w:tab w:val="num" w:pos="6480"/>
+        </w:tabs>
+        <w:ind w:left="6480" w:hanging="360"/>
+      </w:pPr>
+      <w:rPr>
+        <w:rFonts w:ascii="Wingdings" w:hAnsi="Wingdings"/>
+      </w:rPr>
+    </w:lvl>
+  </w:abstractNum>
+  <w:abstractNum w:abstractNumId="2" w15:restartNumberingAfterBreak="0">
+    <w:nsid w:val="00000004"/>
+    <w:multiLevelType w:val="multilevel"/>
+    <w:tmpl w:val="00000004"/>
+    <w:name w:val="WWNum3"/>
+    <w:lvl w:ilvl="0">
+      <w:start w:val="1"/>
+      <w:numFmt w:val="decimal"/>
+      <w:lvlText w:val="%1)"/>
+      <w:lvlJc w:val="left"/>
+      <w:pPr>
+        <w:tabs>
+          <w:tab w:val="num" w:pos="360"/>
+        </w:tabs>
+        <w:ind w:left="360" w:hanging="360"/>
+      </w:pPr>
+      <w:rPr>
+        <w:rFonts w:cs="Times New Roman"/>
+      </w:rPr>
+    </w:lvl>
+    <w:lvl w:ilvl="1">
+      <w:start w:val="1"/>
+      <w:numFmt w:val="lowerLetter"/>
+      <w:lvlText w:val="%2)"/>
+      <w:lvlJc w:val="left"/>
+      <w:pPr>
+        <w:tabs>
+          <w:tab w:val="num" w:pos="720"/>
+        </w:tabs>
+        <w:ind w:left="720" w:hanging="360"/>
+      </w:pPr>
+      <w:rPr>
+        <w:rFonts w:cs="Times New Roman"/>
+      </w:rPr>
+    </w:lvl>
+    <w:lvl w:ilvl="2">
+      <w:start w:val="1"/>
+      <w:numFmt w:val="lowerRoman"/>
+      <w:lvlText w:val="%2.%3)"/>
+      <w:lvlJc w:val="left"/>
+      <w:pPr>
+        <w:tabs>
+          <w:tab w:val="num" w:pos="1080"/>
+        </w:tabs>
+        <w:ind w:left="1080" w:hanging="360"/>
+      </w:pPr>
+      <w:rPr>
+        <w:rFonts w:cs="Times New Roman"/>
+      </w:rPr>
+    </w:lvl>
+    <w:lvl w:ilvl="3">
+      <w:start w:val="1"/>
+      <w:numFmt w:val="decimal"/>
+      <w:lvlText w:val="(%2.%3.%4)"/>
+      <w:lvlJc w:val="left"/>
+      <w:pPr>
+        <w:tabs>
+          <w:tab w:val="num" w:pos="1440"/>
+        </w:tabs>
+        <w:ind w:left="1440" w:hanging="360"/>
+      </w:pPr>
+      <w:rPr>
+        <w:rFonts w:cs="Times New Roman"/>
+      </w:rPr>
+    </w:lvl>
+    <w:lvl w:ilvl="4">
+      <w:start w:val="1"/>
+      <w:numFmt w:val="lowerLetter"/>
+      <w:lvlText w:val="(%2.%3.%4.%5)"/>
+      <w:lvlJc w:val="left"/>
+      <w:pPr>
+        <w:tabs>
+          <w:tab w:val="num" w:pos="1800"/>
+        </w:tabs>
+        <w:ind w:left="1800" w:hanging="360"/>
+      </w:pPr>
+      <w:rPr>
+        <w:rFonts w:cs="Times New Roman"/>
+      </w:rPr>
+    </w:lvl>
+    <w:lvl w:ilvl="5">
+      <w:start w:val="1"/>
+      <w:numFmt w:val="lowerRoman"/>
+      <w:lvlText w:val="(%2.%3.%4.%5.%6)"/>
+      <w:lvlJc w:val="left"/>
+      <w:pPr>
+        <w:tabs>
+          <w:tab w:val="num" w:pos="2160"/>
+        </w:tabs>
+        <w:ind w:left="2160" w:hanging="360"/>
+      </w:pPr>
+      <w:rPr>
+        <w:rFonts w:cs="Times New Roman"/>
+      </w:rPr>
+    </w:lvl>
+    <w:lvl w:ilvl="6">
+      <w:start w:val="1"/>
+      <w:numFmt w:val="decimal"/>
+      <w:lvlText w:val="%2.%3.%4.%5.%6.%7."/>
+      <w:lvlJc w:val="left"/>
+      <w:pPr>
+        <w:tabs>
+          <w:tab w:val="num" w:pos="2520"/>
+        </w:tabs>
+        <w:ind w:left="2520" w:hanging="360"/>
+      </w:pPr>
+      <w:rPr>
+        <w:rFonts w:cs="Times New Roman"/>
+      </w:rPr>
+    </w:lvl>
+    <w:lvl w:ilvl="7">
+      <w:start w:val="1"/>
+      <w:numFmt w:val="lowerLetter"/>
+      <w:lvlText w:val="%2.%3.%4.%5.%6.%7.%8."/>
+      <w:lvlJc w:val="left"/>
+      <w:pPr>
+        <w:tabs>
+          <w:tab w:val="num" w:pos="2880"/>
+        </w:tabs>
+        <w:ind w:left="2880" w:hanging="360"/>
+      </w:pPr>
+      <w:rPr>
+        <w:rFonts w:cs="Times New Roman"/>
+      </w:rPr>
+    </w:lvl>
+    <w:lvl w:ilvl="8">
+      <w:start w:val="1"/>
+      <w:numFmt w:val="lowerRoman"/>
+      <w:lvlText w:val="%2.%3.%4.%5.%6.%7.%8.%9."/>
+      <w:lvlJc w:val="left"/>
+      <w:pPr>
+        <w:tabs>
+          <w:tab w:val="num" w:pos="3240"/>
+        </w:tabs>
+        <w:ind w:left="3240" w:hanging="360"/>
+      </w:pPr>
+      <w:rPr>
+        <w:rFonts w:cs="Times New Roman"/>
+      </w:rPr>
+    </w:lvl>
+  </w:abstractNum>
+  <w:num w:numId="1">
+    <w:abstractNumId w:val="0"/>
+  </w:num>
+  <w:num w:numId="2">
+    <w:abstractNumId w:val="1"/>
+  </w:num>
+  <w:num w:numId="3">
+    <w:abstractNumId w:val="2"/>
+  </w:num>
+</w:numbering>
+</file>
+
 <file path=word/styles.xml><?xml version="1.0" encoding="utf-8"?>
-<w:styles xmlns:mc="http://schemas.openxmlformats.org/markup-compatibility/2006" xmlns:r="http://schemas.openxmlformats.org/officeDocument/2006/relationships" xmlns:w="http://schemas.openxmlformats.org/wordprocessingml/2006/main" xmlns:w14="http://schemas.microsoft.com/office/word/2010/wordml" xmlns:w15="http://schemas.microsoft.com/office/word/2012/wordml" xmlns:w16cex="http://schemas.microsoft.com/office/word/2018/wordml/cex" xmlns:w16cid="http://schemas.microsoft.com/office/word/2016/wordml/cid" xmlns:w16="http://schemas.microsoft.com/office/word/2018/wordml" xmlns:w16du="http://schemas.microsoft.com/office/word/2023/wordml/word16du" xmlns:w16sdtdh="http://schemas.microsoft.com/office/word/2020/wordml/sdtdatahash" xmlns:w16sdtfl="http://schemas.microsoft.com/office/word/2024/wordml/sdtformatlock" xmlns:w16se="http://schemas.microsoft.com/office/word/2015/wordml/symex" mc:Ignorable="w14 w15 w16se w16cid w16 w16cex w16sdtdh w16sdtfl w16du">
+<w:styles xmlns:mc="http://schemas.openxmlformats.org/markup-compatibility/2006" xmlns:r="http://schemas.openxmlformats.org/officeDocument/2006/relationships" xmlns:w="http://schemas.openxmlformats.org/wordprocessingml/2006/main" xmlns:w14="http://schemas.microsoft.com/office/word/2010/wordml" xmlns:w15="http://schemas.microsoft.com/office/word/2012/wordml" xmlns:w16cex="http://schemas.microsoft.com/office/word/2018/wordml/cex" xmlns:w16cid="http://schemas.microsoft.com/office/word/2016/wordml/cid" xmlns:w16="http://schemas.microsoft.com/office/word/2018/wordml" xmlns:w16sdtdh="http://schemas.microsoft.com/office/word/2020/wordml/sdtdatahash" xmlns:w16se="http://schemas.microsoft.com/office/word/2015/wordml/symex" mc:Ignorable="w14 w15 w16se w16cid w16 w16cex w16sdtdh">
   <w:docDefaults>
     <w:rPrDefault>
       <w:rPr>
-        <w:rFonts w:ascii="Calibri" w:eastAsia="Calibri" w:hAnsi="Calibri" w:cs="Calibri"/>
+        <w:rFonts w:asciiTheme="minorHAnsi" w:eastAsiaTheme="minorHAnsi" w:hAnsiTheme="minorHAnsi" w:cstheme="minorBidi"/>
         <w:sz w:val="22"/>
         <w:szCs w:val="22"/>
-        <w:lang w:val="hu" w:eastAsia="hu-HU" w:bidi="ar-SA"/>
+        <w:lang w:val="hu-HU" w:eastAsia="en-US" w:bidi="ar-SA"/>
       </w:rPr>
     </w:rPrDefault>
     <w:pPrDefault>
       <w:pPr>
-        <w:spacing w:after="160" w:line="254" w:lineRule="auto"/>
+        <w:spacing w:after="160" w:line="259" w:lineRule="auto"/>
       </w:pPr>
     </w:pPrDefault>
   </w:docDefaults>
   <w:latentStyles w:defLockedState="0" w:defUIPriority="99" w:defSemiHidden="0" w:defUnhideWhenUsed="0" w:defQFormat="0" w:count="376">
     <w:lsdException w:name="Normal" w:uiPriority="0" w:qFormat="1"/>
-    <w:lsdException w:name="heading 1" w:uiPriority="9" w:qFormat="1"/>
+    <w:lsdException w:name="heading 1" w:qFormat="1"/>
     <w:lsdException w:name="heading 2" w:semiHidden="1" w:uiPriority="9" w:unhideWhenUsed="1" w:qFormat="1"/>
     <w:lsdException w:name="heading 3" w:semiHidden="1" w:uiPriority="9" w:unhideWhenUsed="1" w:qFormat="1"/>
     <w:lsdException w:name="heading 4" w:semiHidden="1" w:uiPriority="9" w:unhideWhenUsed="1" w:qFormat="1"/>
@@ -5641,7 +5837,7 @@
     <w:lsdException w:name="Body Text Indent 2" w:semiHidden="1" w:unhideWhenUsed="1"/>
     <w:lsdException w:name="Body Text Indent 3" w:semiHidden="1" w:unhideWhenUsed="1"/>
     <w:lsdException w:name="Block Text" w:semiHidden="1" w:unhideWhenUsed="1"/>
-    <w:lsdException w:name="Hyperlink" w:semiHidden="1" w:unhideWhenUsed="1"/>
+    <w:lsdException w:name="Hyperlink" w:semiHidden="1" w:uiPriority="0" w:unhideWhenUsed="1"/>
     <w:lsdException w:name="FollowedHyperlink" w:semiHidden="1" w:unhideWhenUsed="1"/>
     <w:lsdException w:name="Strong" w:uiPriority="22" w:qFormat="1"/>
     <w:lsdException w:name="Emphasis" w:uiPriority="20" w:qFormat="1"/>
@@ -5710,10 +5906,10 @@
     <w:lsdException w:name="Table Web 2" w:semiHidden="1" w:unhideWhenUsed="1"/>
     <w:lsdException w:name="Table Web 3" w:semiHidden="1" w:unhideWhenUsed="1"/>
     <w:lsdException w:name="Balloon Text" w:semiHidden="1" w:unhideWhenUsed="1"/>
-    <w:lsdException w:name="Table Grid" w:uiPriority="39"/>
+    <w:lsdException w:name="Table Grid" w:uiPriority="0"/>
     <w:lsdException w:name="Table Theme" w:semiHidden="1" w:unhideWhenUsed="1"/>
     <w:lsdException w:name="Placeholder Text" w:semiHidden="1"/>
-    <w:lsdException w:name="No Spacing" w:uiPriority="1" w:qFormat="1"/>
+    <w:lsdException w:name="No Spacing" w:uiPriority="0" w:qFormat="1"/>
     <w:lsdException w:name="Light Shading" w:uiPriority="60"/>
     <w:lsdException w:name="Light List" w:uiPriority="61"/>
     <w:lsdException w:name="Light Grid" w:uiPriority="62"/>
@@ -5936,15 +6132,22 @@
   <w:style w:type="paragraph" w:default="1" w:styleId="Norml">
     <w:name w:val="Normal"/>
     <w:qFormat/>
+    <w:rsid w:val="00017F09"/>
+    <w:pPr>
+      <w:spacing w:line="254" w:lineRule="auto"/>
+    </w:pPr>
   </w:style>
   <w:style w:type="paragraph" w:styleId="Cmsor1">
     <w:name w:val="heading 1"/>
     <w:basedOn w:val="Norml"/>
-    <w:next w:val="Norml"/>
-    <w:uiPriority w:val="9"/>
+    <w:next w:val="Szvegtrzs"/>
+    <w:link w:val="Cmsor1Char1"/>
+    <w:uiPriority w:val="99"/>
     <w:qFormat/>
+    <w:rsid w:val="00BF25EC"/>
     <w:pPr>
       <w:keepNext/>
+      <w:suppressAutoHyphens/>
       <w:spacing w:after="0" w:line="360" w:lineRule="auto"/>
       <w:outlineLvl w:val="0"/>
     </w:pPr>
@@ -5952,111 +6155,10 @@
       <w:rFonts w:ascii="Times New Roman" w:eastAsia="Times New Roman" w:hAnsi="Times New Roman" w:cs="Times New Roman"/>
       <w:b/>
       <w:bCs/>
+      <w:kern w:val="1"/>
       <w:sz w:val="28"/>
-      <w:szCs w:val="28"/>
-    </w:rPr>
-  </w:style>
-  <w:style w:type="paragraph" w:styleId="Cmsor2">
-    <w:name w:val="heading 2"/>
-    <w:basedOn w:val="Norml"/>
-    <w:next w:val="Norml"/>
-    <w:uiPriority w:val="9"/>
-    <w:semiHidden/>
-    <w:unhideWhenUsed/>
-    <w:qFormat/>
-    <w:pPr>
-      <w:keepNext/>
-      <w:keepLines/>
-      <w:spacing w:before="360" w:after="80"/>
-      <w:outlineLvl w:val="1"/>
-    </w:pPr>
-    <w:rPr>
-      <w:b/>
-      <w:bCs/>
-      <w:sz w:val="36"/>
-      <w:szCs w:val="36"/>
-    </w:rPr>
-  </w:style>
-  <w:style w:type="paragraph" w:styleId="Cmsor3">
-    <w:name w:val="heading 3"/>
-    <w:basedOn w:val="Norml"/>
-    <w:next w:val="Norml"/>
-    <w:uiPriority w:val="9"/>
-    <w:semiHidden/>
-    <w:unhideWhenUsed/>
-    <w:qFormat/>
-    <w:pPr>
-      <w:keepNext/>
-      <w:keepLines/>
-      <w:spacing w:before="280" w:after="80"/>
-      <w:outlineLvl w:val="2"/>
-    </w:pPr>
-    <w:rPr>
-      <w:b/>
-      <w:bCs/>
-      <w:sz w:val="28"/>
-      <w:szCs w:val="28"/>
-    </w:rPr>
-  </w:style>
-  <w:style w:type="paragraph" w:styleId="Cmsor4">
-    <w:name w:val="heading 4"/>
-    <w:basedOn w:val="Norml"/>
-    <w:next w:val="Norml"/>
-    <w:uiPriority w:val="9"/>
-    <w:semiHidden/>
-    <w:unhideWhenUsed/>
-    <w:qFormat/>
-    <w:pPr>
-      <w:keepNext/>
-      <w:keepLines/>
-      <w:spacing w:before="240" w:after="40"/>
-      <w:outlineLvl w:val="3"/>
-    </w:pPr>
-    <w:rPr>
-      <w:b/>
-      <w:bCs/>
-      <w:sz w:val="24"/>
       <w:szCs w:val="24"/>
-    </w:rPr>
-  </w:style>
-  <w:style w:type="paragraph" w:styleId="Cmsor5">
-    <w:name w:val="heading 5"/>
-    <w:basedOn w:val="Norml"/>
-    <w:next w:val="Norml"/>
-    <w:uiPriority w:val="9"/>
-    <w:semiHidden/>
-    <w:unhideWhenUsed/>
-    <w:qFormat/>
-    <w:pPr>
-      <w:keepNext/>
-      <w:keepLines/>
-      <w:spacing w:before="220" w:after="40"/>
-      <w:outlineLvl w:val="4"/>
-    </w:pPr>
-    <w:rPr>
-      <w:b/>
-      <w:bCs/>
-    </w:rPr>
-  </w:style>
-  <w:style w:type="paragraph" w:styleId="Cmsor6">
-    <w:name w:val="heading 6"/>
-    <w:basedOn w:val="Norml"/>
-    <w:next w:val="Norml"/>
-    <w:uiPriority w:val="9"/>
-    <w:semiHidden/>
-    <w:unhideWhenUsed/>
-    <w:qFormat/>
-    <w:pPr>
-      <w:keepNext/>
-      <w:keepLines/>
-      <w:spacing w:before="200" w:after="40"/>
-      <w:outlineLvl w:val="5"/>
-    </w:pPr>
-    <w:rPr>
-      <w:b/>
-      <w:bCs/>
-      <w:sz w:val="20"/>
-      <w:szCs w:val="20"/>
+      <w:lang w:eastAsia="ar-SA"/>
     </w:rPr>
   </w:style>
   <w:style w:type="character" w:default="1" w:styleId="Bekezdsalapbettpusa">
@@ -6086,37 +6188,9 @@
     <w:semiHidden/>
     <w:unhideWhenUsed/>
   </w:style>
-  <w:style w:type="table" w:customStyle="1" w:styleId="TableNormal">
-    <w:name w:val="TableNormal"/>
-    <w:tblPr>
-      <w:tblCellMar>
-        <w:top w:w="100" w:type="dxa"/>
-        <w:left w:w="100" w:type="dxa"/>
-        <w:bottom w:w="100" w:type="dxa"/>
-        <w:right w:w="100" w:type="dxa"/>
-      </w:tblCellMar>
-    </w:tblPr>
-  </w:style>
-  <w:style w:type="paragraph" w:styleId="Cm">
-    <w:name w:val="Title"/>
-    <w:basedOn w:val="Norml"/>
-    <w:next w:val="Norml"/>
-    <w:uiPriority w:val="10"/>
-    <w:qFormat/>
-    <w:pPr>
-      <w:keepNext/>
-      <w:keepLines/>
-      <w:spacing w:before="480" w:after="120"/>
-    </w:pPr>
-    <w:rPr>
-      <w:b/>
-      <w:bCs/>
-      <w:sz w:val="72"/>
-      <w:szCs w:val="72"/>
-    </w:rPr>
-  </w:style>
   <w:style w:type="paragraph" w:styleId="Buborkszveg">
     <w:name w:val="Balloon Text"/>
+    <w:basedOn w:val="Norml"/>
     <w:link w:val="BuborkszvegChar"/>
     <w:uiPriority w:val="99"/>
     <w:semiHidden/>
@@ -6146,6 +6220,7 @@
   </w:style>
   <w:style w:type="paragraph" w:styleId="lfej">
     <w:name w:val="header"/>
+    <w:basedOn w:val="Norml"/>
     <w:link w:val="lfejChar"/>
     <w:uiPriority w:val="99"/>
     <w:unhideWhenUsed/>
@@ -6167,6 +6242,7 @@
   </w:style>
   <w:style w:type="paragraph" w:styleId="llb">
     <w:name w:val="footer"/>
+    <w:basedOn w:val="Norml"/>
     <w:link w:val="llbChar"/>
     <w:uiPriority w:val="99"/>
     <w:unhideWhenUsed/>
@@ -6201,6 +6277,7 @@
   <w:style w:type="character" w:customStyle="1" w:styleId="Cmsor1Char1">
     <w:name w:val="Címsor 1 Char1"/>
     <w:basedOn w:val="Bekezdsalapbettpusa"/>
+    <w:link w:val="Cmsor1"/>
     <w:uiPriority w:val="99"/>
     <w:rsid w:val="00BF25EC"/>
     <w:rPr>
@@ -6215,6 +6292,7 @@
   </w:style>
   <w:style w:type="paragraph" w:styleId="Listaszerbekezds">
     <w:name w:val="List Paragraph"/>
+    <w:basedOn w:val="Norml"/>
     <w:uiPriority w:val="34"/>
     <w:qFormat/>
     <w:rsid w:val="00BF25EC"/>
@@ -6241,6 +6319,7 @@
     </w:pPr>
     <w:rPr>
       <w:rFonts w:ascii="Times New Roman" w:eastAsia="Times New Roman" w:hAnsi="Times New Roman" w:cs="Times New Roman"/>
+      <w:lang w:eastAsia="hu-HU"/>
     </w:rPr>
     <w:tblPr>
       <w:tblBorders>
@@ -6255,6 +6334,7 @@
   </w:style>
   <w:style w:type="paragraph" w:styleId="Szvegtrzs">
     <w:name w:val="Body Text"/>
+    <w:basedOn w:val="Norml"/>
     <w:link w:val="SzvegtrzsChar"/>
     <w:uiPriority w:val="99"/>
     <w:semiHidden/>
@@ -6294,227 +6374,6 @@
       <w:szCs w:val="24"/>
       <w:lang w:eastAsia="zh-CN"/>
     </w:rPr>
-  </w:style>
-  <w:style w:type="paragraph" w:styleId="Alcm">
-    <w:name w:val="Subtitle"/>
-    <w:basedOn w:val="Norml"/>
-    <w:next w:val="Norml"/>
-    <w:uiPriority w:val="11"/>
-    <w:qFormat/>
-    <w:pPr>
-      <w:keepNext/>
-      <w:keepLines/>
-      <w:spacing w:before="360" w:after="80"/>
-    </w:pPr>
-    <w:rPr>
-      <w:rFonts w:ascii="Georgia" w:eastAsia="Georgia" w:hAnsi="Georgia" w:cs="Georgia"/>
-      <w:i/>
-      <w:iCs/>
-      <w:color w:val="666666"/>
-      <w:sz w:val="48"/>
-      <w:szCs w:val="48"/>
-    </w:rPr>
-  </w:style>
-  <w:style w:type="table" w:customStyle="1" w:styleId="a">
-    <w:basedOn w:val="TableNormal"/>
-    <w:tblPr>
-      <w:tblStyleRowBandSize w:val="1"/>
-      <w:tblStyleColBandSize w:val="1"/>
-      <w:tblCellMar>
-        <w:top w:w="0" w:type="dxa"/>
-        <w:left w:w="115" w:type="dxa"/>
-        <w:bottom w:w="0" w:type="dxa"/>
-        <w:right w:w="115" w:type="dxa"/>
-      </w:tblCellMar>
-    </w:tblPr>
-  </w:style>
-  <w:style w:type="table" w:customStyle="1" w:styleId="a0">
-    <w:basedOn w:val="TableNormal"/>
-    <w:tblPr>
-      <w:tblStyleRowBandSize w:val="1"/>
-      <w:tblStyleColBandSize w:val="1"/>
-      <w:tblCellMar>
-        <w:top w:w="0" w:type="dxa"/>
-        <w:left w:w="115" w:type="dxa"/>
-        <w:bottom w:w="0" w:type="dxa"/>
-        <w:right w:w="115" w:type="dxa"/>
-      </w:tblCellMar>
-    </w:tblPr>
-  </w:style>
-  <w:style w:type="table" w:customStyle="1" w:styleId="a1">
-    <w:basedOn w:val="TableNormal"/>
-    <w:tblPr>
-      <w:tblStyleRowBandSize w:val="1"/>
-      <w:tblStyleColBandSize w:val="1"/>
-      <w:tblCellMar>
-        <w:top w:w="0" w:type="dxa"/>
-        <w:left w:w="115" w:type="dxa"/>
-        <w:bottom w:w="0" w:type="dxa"/>
-        <w:right w:w="115" w:type="dxa"/>
-      </w:tblCellMar>
-    </w:tblPr>
-  </w:style>
-  <w:style w:type="table" w:customStyle="1" w:styleId="a2">
-    <w:basedOn w:val="TableNormal"/>
-    <w:tblPr>
-      <w:tblStyleRowBandSize w:val="1"/>
-      <w:tblStyleColBandSize w:val="1"/>
-      <w:tblCellMar>
-        <w:top w:w="0" w:type="dxa"/>
-        <w:left w:w="115" w:type="dxa"/>
-        <w:bottom w:w="0" w:type="dxa"/>
-        <w:right w:w="115" w:type="dxa"/>
-      </w:tblCellMar>
-    </w:tblPr>
-  </w:style>
-  <w:style w:type="table" w:customStyle="1" w:styleId="a3">
-    <w:basedOn w:val="TableNormal"/>
-    <w:tblPr>
-      <w:tblStyleRowBandSize w:val="1"/>
-      <w:tblStyleColBandSize w:val="1"/>
-      <w:tblCellMar>
-        <w:top w:w="0" w:type="dxa"/>
-        <w:left w:w="70" w:type="dxa"/>
-        <w:bottom w:w="0" w:type="dxa"/>
-        <w:right w:w="70" w:type="dxa"/>
-      </w:tblCellMar>
-    </w:tblPr>
-  </w:style>
-  <w:style w:type="table" w:customStyle="1" w:styleId="a4">
-    <w:basedOn w:val="TableNormal"/>
-    <w:pPr>
-      <w:spacing w:after="0" w:line="240" w:lineRule="auto"/>
-    </w:pPr>
-    <w:rPr>
-      <w:rFonts w:ascii="Times New Roman" w:eastAsia="Times New Roman" w:hAnsi="Times New Roman" w:cs="Times New Roman"/>
-    </w:rPr>
-    <w:tblPr>
-      <w:tblStyleRowBandSize w:val="1"/>
-      <w:tblStyleColBandSize w:val="1"/>
-      <w:tblCellMar>
-        <w:top w:w="0" w:type="dxa"/>
-        <w:left w:w="108" w:type="dxa"/>
-        <w:bottom w:w="0" w:type="dxa"/>
-        <w:right w:w="108" w:type="dxa"/>
-      </w:tblCellMar>
-    </w:tblPr>
-  </w:style>
-  <w:style w:type="table" w:customStyle="1" w:styleId="a5">
-    <w:basedOn w:val="TableNormal"/>
-    <w:tblPr>
-      <w:tblStyleRowBandSize w:val="1"/>
-      <w:tblStyleColBandSize w:val="1"/>
-      <w:tblCellMar>
-        <w:top w:w="0" w:type="dxa"/>
-        <w:left w:w="115" w:type="dxa"/>
-        <w:bottom w:w="0" w:type="dxa"/>
-        <w:right w:w="115" w:type="dxa"/>
-      </w:tblCellMar>
-    </w:tblPr>
-  </w:style>
-  <w:style w:type="table" w:customStyle="1" w:styleId="a6">
-    <w:basedOn w:val="TableNormal"/>
-    <w:tblPr>
-      <w:tblStyleRowBandSize w:val="1"/>
-      <w:tblStyleColBandSize w:val="1"/>
-      <w:tblCellMar>
-        <w:top w:w="0" w:type="dxa"/>
-        <w:left w:w="115" w:type="dxa"/>
-        <w:bottom w:w="0" w:type="dxa"/>
-        <w:right w:w="115" w:type="dxa"/>
-      </w:tblCellMar>
-    </w:tblPr>
-  </w:style>
-  <w:style w:type="table" w:customStyle="1" w:styleId="a7">
-    <w:basedOn w:val="TableNormal"/>
-    <w:tblPr>
-      <w:tblStyleRowBandSize w:val="1"/>
-      <w:tblStyleColBandSize w:val="1"/>
-      <w:tblCellMar>
-        <w:top w:w="0" w:type="dxa"/>
-        <w:left w:w="115" w:type="dxa"/>
-        <w:bottom w:w="0" w:type="dxa"/>
-        <w:right w:w="115" w:type="dxa"/>
-      </w:tblCellMar>
-    </w:tblPr>
-  </w:style>
-  <w:style w:type="table" w:customStyle="1" w:styleId="a8">
-    <w:basedOn w:val="TableNormal"/>
-    <w:tblPr>
-      <w:tblStyleRowBandSize w:val="1"/>
-      <w:tblStyleColBandSize w:val="1"/>
-      <w:tblCellMar>
-        <w:top w:w="0" w:type="dxa"/>
-        <w:left w:w="0" w:type="dxa"/>
-        <w:bottom w:w="0" w:type="dxa"/>
-        <w:right w:w="0" w:type="dxa"/>
-      </w:tblCellMar>
-    </w:tblPr>
-  </w:style>
-  <w:style w:type="table" w:customStyle="1" w:styleId="a9">
-    <w:basedOn w:val="TableNormal"/>
-    <w:tblPr>
-      <w:tblStyleRowBandSize w:val="1"/>
-      <w:tblStyleColBandSize w:val="1"/>
-      <w:tblCellMar>
-        <w:top w:w="0" w:type="dxa"/>
-        <w:left w:w="0" w:type="dxa"/>
-        <w:bottom w:w="0" w:type="dxa"/>
-        <w:right w:w="0" w:type="dxa"/>
-      </w:tblCellMar>
-    </w:tblPr>
-  </w:style>
-  <w:style w:type="table" w:customStyle="1" w:styleId="aa">
-    <w:basedOn w:val="TableNormal"/>
-    <w:tblPr>
-      <w:tblStyleRowBandSize w:val="1"/>
-      <w:tblStyleColBandSize w:val="1"/>
-      <w:tblCellMar>
-        <w:top w:w="0" w:type="dxa"/>
-        <w:left w:w="115" w:type="dxa"/>
-        <w:bottom w:w="0" w:type="dxa"/>
-        <w:right w:w="115" w:type="dxa"/>
-      </w:tblCellMar>
-    </w:tblPr>
-  </w:style>
-  <w:style w:type="table" w:customStyle="1" w:styleId="ab">
-    <w:basedOn w:val="TableNormal"/>
-    <w:tblPr>
-      <w:tblStyleRowBandSize w:val="1"/>
-      <w:tblStyleColBandSize w:val="1"/>
-      <w:tblCellMar>
-        <w:top w:w="0" w:type="dxa"/>
-        <w:left w:w="115" w:type="dxa"/>
-        <w:bottom w:w="0" w:type="dxa"/>
-        <w:right w:w="115" w:type="dxa"/>
-      </w:tblCellMar>
-    </w:tblPr>
-  </w:style>
-  <w:style w:type="table" w:customStyle="1" w:styleId="ac">
-    <w:basedOn w:val="TableNormal"/>
-    <w:tblPr>
-      <w:tblStyleRowBandSize w:val="1"/>
-      <w:tblStyleColBandSize w:val="1"/>
-      <w:tblCellMar>
-        <w:top w:w="0" w:type="dxa"/>
-        <w:left w:w="115" w:type="dxa"/>
-        <w:bottom w:w="0" w:type="dxa"/>
-        <w:right w:w="115" w:type="dxa"/>
-      </w:tblCellMar>
-    </w:tblPr>
-  </w:style>
-  <w:style w:type="table" w:customStyle="1" w:styleId="ad">
-    <w:basedOn w:val="TableNormal"/>
-    <w:tblPr>
-      <w:tblStyleRowBandSize w:val="1"/>
-      <w:tblStyleColBandSize w:val="1"/>
-      <w:tblCellMar>
-        <w:top w:w="0" w:type="dxa"/>
-        <w:left w:w="115" w:type="dxa"/>
-        <w:bottom w:w="0" w:type="dxa"/>
-        <w:right w:w="115" w:type="dxa"/>
-      </w:tblCellMar>
-    </w:tblPr>
   </w:style>
 </w:styles>
 </file>
@@ -6781,26 +6640,11 @@
 </file>
 
 <file path=customXml/item1.xml><?xml version="1.0" encoding="utf-8"?>
-<go:gDocsCustomXmlDataStorage xmlns:go="http://customooxmlschemas.google.com/" xmlns:r="http://schemas.openxmlformats.org/officeDocument/2006/relationships" uri="GoogleDocsCustomDataVersion2">
-  <go:docsCustomData xmlns:go="http://customooxmlschemas.google.com/" roundtripDataSignature="AMtx7miUmzxi7FuOMEngDahpyVTCpzlrOw==">CgMxLjAyDmgucXM0YmQwc2Rnc3h2OAByITFFV0Q4cHRkTG1aZFBXWGs2OEpwYmFxc3JmU3Z0SFF1Vw==</go:docsCustomData>
-</go:gDocsCustomXmlDataStorage>
-</file>
-
-<file path=customXml/item2.xml><?xml version="1.0" encoding="utf-8"?>
 <b:Sources xmlns:b="http://schemas.openxmlformats.org/officeDocument/2006/bibliography" xmlns="http://schemas.openxmlformats.org/officeDocument/2006/bibliography" SelectedStyle="\APASixthEditionOfficeOnline.xsl" StyleName="APA" Version="6"/>
 </file>
 
 <file path=customXml/itemProps1.xml><?xml version="1.0" encoding="utf-8"?>
-<ds:datastoreItem xmlns:ds="http://schemas.openxmlformats.org/officeDocument/2006/customXml" ds:itemID="{11111111-1234-1234-1234-123412341234}">
-  <ds:schemaRefs>
-    <ds:schemaRef ds:uri="http://customooxmlschemas.google.com/"/>
-    <ds:schemaRef ds:uri="http://schemas.openxmlformats.org/officeDocument/2006/relationships"/>
-  </ds:schemaRefs>
-</ds:datastoreItem>
-</file>
-
-<file path=customXml/itemProps2.xml><?xml version="1.0" encoding="utf-8"?>
-<ds:datastoreItem xmlns:ds="http://schemas.openxmlformats.org/officeDocument/2006/customXml" ds:itemID="{E6D32583-D4CC-4D94-A94D-86CB8A3DE0EA}">
+<ds:datastoreItem xmlns:ds="http://schemas.openxmlformats.org/officeDocument/2006/customXml" ds:itemID="{9FEA6FAD-F4E4-47B0-B9C2-30D3546C88AB}">
   <ds:schemaRefs>
     <ds:schemaRef ds:uri="http://schemas.openxmlformats.org/officeDocument/2006/bibliography"/>
   </ds:schemaRefs>

--- a/rider/szigligeti-technikai-egyezteto-sablon.docx
+++ b/rider/szigligeti-technikai-egyezteto-sablon.docx
@@ -10,6 +10,48 @@
           <w:b/>
         </w:rPr>
       </w:pPr>
+    </w:p>
+    <w:p>
+      <w:pPr>
+        <w:keepNext/>
+        <w:pageBreakBefore w:val="0"/>
+        <w:spacing w:before="0" w:after="120"/>
+        <w:jc w:val="center"/>
+      </w:pPr>
+      <w:r>
+        <w:drawing>
+          <wp:inline xmlns:a="http://schemas.openxmlformats.org/drawingml/2006/main" xmlns:pic="http://schemas.openxmlformats.org/drawingml/2006/picture">
+            <wp:extent cx="1188720" cy="684747"/>
+            <wp:docPr id="1" name="Picture 1"/>
+            <wp:cNvGraphicFramePr>
+              <a:graphicFrameLocks noChangeAspect="1"/>
+            </wp:cNvGraphicFramePr>
+            <a:graphic>
+              <a:graphicData uri="http://schemas.openxmlformats.org/drawingml/2006/picture">
+                <pic:pic>
+                  <pic:nvPicPr>
+                    <pic:cNvPr id="0" name="image.png"/>
+                    <pic:cNvPicPr/>
+                  </pic:nvPicPr>
+                  <pic:blipFill>
+                    <a:blip r:embed="rId14"/>
+                    <a:stretch>
+                      <a:fillRect/>
+                    </a:stretch>
+                  </pic:blipFill>
+                  <pic:spPr>
+                    <a:xfrm>
+                      <a:off x="0" y="0"/>
+                      <a:ext cx="1188720" cy="684747"/>
+                    </a:xfrm>
+                    <a:prstGeom prst="rect"/>
+                  </pic:spPr>
+                </pic:pic>
+              </a:graphicData>
+            </a:graphic>
+          </wp:inline>
+        </w:drawing>
+      </w:r>
     </w:p>
     <w:p>
       <w:pPr>
@@ -64,6 +106,8 @@
         <w:rPr>
           <w:sz w:val="24"/>
         </w:rPr>
+        <w:keepLines/>
+        <w:keepNext/>
       </w:pPr>
       <w:r>
         <w:t xml:space="preserve">TECHNIKAI EGYEZTETŐ </w:t>
@@ -79,6 +123,9 @@
         <w:gridCol w:w="9212"/>
       </w:tblGrid>
       <w:tr>
+        <w:trPr>
+          <w:cantSplit/>
+        </w:trPr>
         <w:tc>
           <w:tcPr>
             <w:tcW w:w="9212" w:type="dxa"/>
@@ -89,20 +136,20 @@
               <w:right w:val="single" w:sz="4" w:space="0" w:color="000000"/>
             </w:tcBorders>
             <w:shd w:val="clear" w:color="auto" w:fill="auto"/>
-          </w:tcPr>
-          <w:p>
-            <w:pPr>
-              <w:pStyle w:val="Cmsor1"/>
-              <w:tabs>
-                <w:tab w:val="left" w:pos="180"/>
-              </w:tabs>
-              <w:spacing w:line="240" w:lineRule="auto"/>
-            </w:pPr>
-            <w:r>
-              <w:rPr>
-                <w:sz w:val="24"/>
-              </w:rPr>
-              <w:t xml:space="preserve">Színház neve: </w:t>
+            <w:vAlign w:val="top"/>
+          </w:tcPr>
+          <w:p>
+            <w:pPr>
+              <w:spacing w:after="0" w:before="0" w:line="240" w:lineRule="auto"/>
+              <w:keepLines/>
+              <w:keepNext/>
+            </w:pPr>
+            <w:r>
+              <w:rPr>
+                <w:b w:val="0"/>
+                <w:sz w:val="18"/>
+              </w:rPr>
+              <w:t>Színház neve: Szolnoki Szigligeti Színház Nonprofit Kft.</w:t>
             </w:r>
           </w:p>
         </w:tc>
@@ -110,6 +157,7 @@
       <w:tr>
         <w:trPr>
           <w:trHeight w:val="276"/>
+          <w:cantSplit/>
         </w:trPr>
         <w:tc>
           <w:tcPr>
@@ -121,31 +169,28 @@
               <w:right w:val="single" w:sz="4" w:space="0" w:color="000000"/>
             </w:tcBorders>
             <w:shd w:val="clear" w:color="auto" w:fill="auto"/>
-          </w:tcPr>
-          <w:p>
-            <w:pPr>
-              <w:pStyle w:val="Cmsor1"/>
-              <w:tabs>
-                <w:tab w:val="left" w:pos="180"/>
-              </w:tabs>
-              <w:spacing w:line="240" w:lineRule="auto"/>
-              <w:rPr>
-                <w:sz w:val="24"/>
-              </w:rPr>
-            </w:pPr>
-            <w:r>
-              <w:rPr>
-                <w:sz w:val="24"/>
-              </w:rPr>
-              <w:t xml:space="preserve">Előadás szerzője, címe: </w:t>
-            </w:r>
-          </w:p>
-          <w:p/>
+            <w:vAlign w:val="top"/>
+          </w:tcPr>
+          <w:p>
+            <w:pPr>
+              <w:spacing w:after="0" w:before="0" w:line="240" w:lineRule="auto"/>
+              <w:keepLines/>
+              <w:keepNext/>
+            </w:pPr>
+            <w:r>
+              <w:rPr>
+                <w:b w:val="0"/>
+                <w:sz w:val="18"/>
+              </w:rPr>
+              <w:t>Előadás szerzője, címe: Richard Rodgers (zene) – Oscar Hammerstein II (dalszöveg) – Howard Lindsay és Russel Crouse (szövegkönyv): A muzsika hangja – Mézesvölgy</w:t>
+            </w:r>
+          </w:p>
         </w:tc>
       </w:tr>
       <w:tr>
         <w:trPr>
           <w:trHeight w:val="276"/>
+          <w:cantSplit/>
         </w:trPr>
         <w:tc>
           <w:tcPr>
@@ -157,29 +202,28 @@
               <w:right w:val="single" w:sz="4" w:space="0" w:color="000000"/>
             </w:tcBorders>
             <w:shd w:val="clear" w:color="auto" w:fill="auto"/>
-          </w:tcPr>
-          <w:p>
-            <w:pPr>
-              <w:pStyle w:val="Cmsor1"/>
-              <w:tabs>
-                <w:tab w:val="left" w:pos="180"/>
-              </w:tabs>
-              <w:spacing w:line="240" w:lineRule="auto"/>
-              <w:rPr>
-                <w:sz w:val="24"/>
-              </w:rPr>
-            </w:pPr>
-            <w:r>
-              <w:rPr>
-                <w:sz w:val="24"/>
-              </w:rPr>
-              <w:t>Előadás időpontja:</w:t>
-            </w:r>
-          </w:p>
-          <w:p/>
+            <w:vAlign w:val="top"/>
+          </w:tcPr>
+          <w:p>
+            <w:pPr>
+              <w:spacing w:after="0" w:before="0" w:line="240" w:lineRule="auto"/>
+              <w:keepLines/>
+              <w:keepNext/>
+            </w:pPr>
+            <w:r>
+              <w:rPr>
+                <w:b w:val="0"/>
+                <w:sz w:val="18"/>
+              </w:rPr>
+              <w:t>Előadás időpontja: 2026. augusztus 22., 20:00; esőnap: augusztus 23., 20:00</w:t>
+            </w:r>
+          </w:p>
         </w:tc>
       </w:tr>
       <w:tr>
+        <w:trPr>
+          <w:cantSplit/>
+        </w:trPr>
         <w:tc>
           <w:tcPr>
             <w:tcW w:w="9212" w:type="dxa"/>
@@ -190,33 +234,30 @@
               <w:right w:val="single" w:sz="4" w:space="0" w:color="000000"/>
             </w:tcBorders>
             <w:shd w:val="clear" w:color="auto" w:fill="auto"/>
-          </w:tcPr>
-          <w:p>
-            <w:pPr>
-              <w:pStyle w:val="Cmsor1"/>
-              <w:tabs>
-                <w:tab w:val="left" w:pos="180"/>
-              </w:tabs>
-              <w:spacing w:line="240" w:lineRule="auto"/>
-            </w:pPr>
-            <w:r>
-              <w:rPr>
-                <w:sz w:val="24"/>
-              </w:rPr>
-              <w:t>Kapcsolattartó személy</w:t>
-            </w:r>
+            <w:vAlign w:val="top"/>
+          </w:tcPr>
+          <w:p>
+            <w:pPr>
+              <w:spacing w:after="0" w:before="0" w:line="240" w:lineRule="auto"/>
+              <w:keepLines/>
+            </w:pPr>
             <w:r>
               <w:rPr>
                 <w:b w:val="0"/>
-                <w:sz w:val="20"/>
-              </w:rPr>
-              <w:t xml:space="preserve">: </w:t>
+                <w:sz w:val="18"/>
+              </w:rPr>
+              <w:t>Kapcsolattartó személy: Farkas Irén: +36 30 299 2792; Giba Attila (fogadó): 06-70-3333-676; Ignácz György (Szigligeti): 06-30-955-8259</w:t>
             </w:r>
           </w:p>
         </w:tc>
       </w:tr>
     </w:tbl>
-    <w:p/>
+    <w:p>
+      <w:pPr>
+        <w:keepLines/>
+        <w:keepNext/>
+      </w:pPr>
+    </w:p>
     <w:tbl>
       <w:tblPr>
         <w:tblW w:w="0" w:type="auto"/>
@@ -228,6 +269,9 @@
         <w:gridCol w:w="4606"/>
       </w:tblGrid>
       <w:tr>
+        <w:trPr>
+          <w:cantSplit/>
+        </w:trPr>
         <w:tc>
           <w:tcPr>
             <w:tcW w:w="4606" w:type="dxa"/>
@@ -250,6 +294,8 @@
                 <w:b w:val="0"/>
                 <w:sz w:val="20"/>
               </w:rPr>
+              <w:keepLines/>
+              <w:keepNext/>
             </w:pPr>
             <w:r>
               <w:rPr>
@@ -265,6 +311,8 @@
                 <w:tab w:val="left" w:pos="180"/>
               </w:tabs>
               <w:spacing w:line="240" w:lineRule="auto"/>
+              <w:keepLines/>
+              <w:keepNext/>
             </w:pPr>
             <w:r>
               <w:rPr>
@@ -285,14 +333,29 @@
               <w:right w:val="single" w:sz="4" w:space="0" w:color="000000"/>
             </w:tcBorders>
             <w:shd w:val="clear" w:color="auto" w:fill="auto"/>
-          </w:tcPr>
-          <w:p/>
+            <w:vAlign w:val="top"/>
+          </w:tcPr>
+          <w:p>
+            <w:pPr>
+              <w:spacing w:after="0" w:before="0" w:line="240" w:lineRule="auto"/>
+              <w:keepLines/>
+            </w:pPr>
+            <w:r>
+              <w:rPr>
+                <w:b w:val="0"/>
+                <w:sz w:val="18"/>
+              </w:rPr>
+              <w:t>Igen, külön egyeztetés alapján</w:t>
+            </w:r>
+          </w:p>
         </w:tc>
       </w:tr>
     </w:tbl>
     <w:p>
       <w:pPr>
         <w:spacing w:line="360" w:lineRule="auto"/>
+        <w:keepLines/>
+        <w:keepNext/>
       </w:pPr>
     </w:p>
     <w:tbl>
@@ -309,6 +372,7 @@
       <w:tr>
         <w:trPr>
           <w:trHeight w:val="525"/>
+          <w:cantSplit/>
         </w:trPr>
         <w:tc>
           <w:tcPr>
@@ -324,6 +388,8 @@
           <w:p>
             <w:pPr>
               <w:jc w:val="center"/>
+              <w:keepLines/>
+              <w:keepNext/>
             </w:pPr>
             <w:r>
               <w:rPr>
@@ -348,6 +414,8 @@
           <w:p>
             <w:pPr>
               <w:jc w:val="center"/>
+              <w:keepLines/>
+              <w:keepNext/>
             </w:pPr>
             <w:r>
               <w:rPr>
@@ -376,6 +444,8 @@
                 <w:tab w:val="left" w:pos="6120"/>
               </w:tabs>
               <w:jc w:val="center"/>
+              <w:keepLines/>
+              <w:keepNext/>
             </w:pPr>
             <w:r>
               <w:rPr>
@@ -406,6 +476,7 @@
       <w:tr>
         <w:trPr>
           <w:trHeight w:val="450"/>
+          <w:cantSplit/>
         </w:trPr>
         <w:tc>
           <w:tcPr>
@@ -417,8 +488,22 @@
               <w:right w:val="single" w:sz="4" w:space="0" w:color="000000"/>
             </w:tcBorders>
             <w:shd w:val="clear" w:color="auto" w:fill="auto"/>
-          </w:tcPr>
-          <w:p/>
+            <w:vAlign w:val="top"/>
+          </w:tcPr>
+          <w:p>
+            <w:pPr>
+              <w:spacing w:after="0" w:before="0" w:line="240" w:lineRule="auto"/>
+              <w:keepLines/>
+              <w:keepNext/>
+            </w:pPr>
+            <w:r>
+              <w:rPr>
+                <w:b w:val="0"/>
+                <w:sz w:val="18"/>
+              </w:rPr>
+              <w:t>145 perc</w:t>
+            </w:r>
+          </w:p>
         </w:tc>
         <w:tc>
           <w:tcPr>
@@ -430,14 +515,21 @@
               <w:right w:val="single" w:sz="4" w:space="0" w:color="000000"/>
             </w:tcBorders>
             <w:shd w:val="clear" w:color="auto" w:fill="auto"/>
-          </w:tcPr>
-          <w:p>
-            <w:pPr>
-              <w:tabs>
-                <w:tab w:val="left" w:pos="3240"/>
-                <w:tab w:val="left" w:pos="6120"/>
-              </w:tabs>
-            </w:pPr>
+            <w:vAlign w:val="top"/>
+          </w:tcPr>
+          <w:p>
+            <w:pPr>
+              <w:spacing w:after="0" w:before="0" w:line="240" w:lineRule="auto"/>
+              <w:keepLines/>
+              <w:keepNext/>
+            </w:pPr>
+            <w:r>
+              <w:rPr>
+                <w:b w:val="0"/>
+                <w:sz w:val="18"/>
+              </w:rPr>
+              <w:t>2 felvonás</w:t>
+            </w:r>
           </w:p>
         </w:tc>
         <w:tc>
@@ -450,18 +542,30 @@
               <w:right w:val="single" w:sz="4" w:space="0" w:color="000000"/>
             </w:tcBorders>
             <w:shd w:val="clear" w:color="auto" w:fill="auto"/>
-          </w:tcPr>
-          <w:p>
-            <w:pPr>
-              <w:rPr>
-                <w:bCs/>
-              </w:rPr>
-            </w:pPr>
+            <w:vAlign w:val="top"/>
+          </w:tcPr>
+          <w:p>
+            <w:pPr>
+              <w:spacing w:after="0" w:before="0" w:line="240" w:lineRule="auto"/>
+              <w:keepLines/>
+            </w:pPr>
+            <w:r>
+              <w:rPr>
+                <w:b w:val="0"/>
+                <w:sz w:val="18"/>
+              </w:rPr>
+              <w:t>20 perc</w:t>
+            </w:r>
           </w:p>
         </w:tc>
       </w:tr>
     </w:tbl>
-    <w:p/>
+    <w:p>
+      <w:pPr>
+        <w:keepLines/>
+        <w:keepNext/>
+      </w:pPr>
+    </w:p>
     <w:tbl>
       <w:tblPr>
         <w:tblW w:w="10862" w:type="dxa"/>
@@ -479,6 +583,7 @@
         <w:trPr>
           <w:gridAfter w:val="1"/>
           <w:wAfter w:w="1650" w:type="dxa"/>
+          <w:cantSplit/>
         </w:trPr>
         <w:tc>
           <w:tcPr>
@@ -494,6 +599,8 @@
           <w:p>
             <w:pPr>
               <w:spacing w:line="360" w:lineRule="auto"/>
+              <w:keepLines/>
+              <w:keepNext/>
             </w:pPr>
             <w:r>
               <w:rPr>
@@ -517,6 +624,8 @@
           <w:p>
             <w:pPr>
               <w:spacing w:line="360" w:lineRule="auto"/>
+              <w:keepLines/>
+              <w:keepNext/>
             </w:pPr>
             <w:r>
               <w:rPr>
@@ -540,6 +649,8 @@
           <w:p>
             <w:pPr>
               <w:spacing w:line="360" w:lineRule="auto"/>
+              <w:keepLines/>
+              <w:keepNext/>
             </w:pPr>
             <w:r>
               <w:rPr>
@@ -563,6 +674,8 @@
           <w:p>
             <w:pPr>
               <w:spacing w:line="360" w:lineRule="auto"/>
+              <w:keepLines/>
+              <w:keepNext/>
             </w:pPr>
             <w:r>
               <w:rPr>
@@ -574,6 +687,9 @@
         </w:tc>
       </w:tr>
       <w:tr>
+        <w:trPr>
+          <w:cantSplit/>
+        </w:trPr>
         <w:tc>
           <w:tcPr>
             <w:tcW w:w="3070" w:type="dxa"/>
@@ -584,15 +700,21 @@
               <w:right w:val="single" w:sz="4" w:space="0" w:color="000000"/>
             </w:tcBorders>
             <w:shd w:val="clear" w:color="auto" w:fill="auto"/>
-          </w:tcPr>
-          <w:p>
-            <w:pPr>
-              <w:snapToGrid w:val="0"/>
-              <w:spacing w:line="360" w:lineRule="auto"/>
-              <w:rPr>
-                <w:b/>
-              </w:rPr>
-            </w:pPr>
+            <w:vAlign w:val="top"/>
+          </w:tcPr>
+          <w:p>
+            <w:pPr>
+              <w:spacing w:after="0" w:before="0" w:line="240" w:lineRule="auto"/>
+              <w:keepLines/>
+              <w:keepNext/>
+            </w:pPr>
+            <w:r>
+              <w:rPr>
+                <w:b w:val="0"/>
+                <w:sz w:val="18"/>
+              </w:rPr>
+              <w:t>Igen</w:t>
+            </w:r>
           </w:p>
         </w:tc>
         <w:tc>
@@ -605,11 +727,21 @@
               <w:right w:val="single" w:sz="4" w:space="0" w:color="000000"/>
             </w:tcBorders>
             <w:shd w:val="clear" w:color="auto" w:fill="auto"/>
-          </w:tcPr>
-          <w:p>
-            <w:pPr>
-              <w:spacing w:line="360" w:lineRule="auto"/>
-            </w:pPr>
+            <w:vAlign w:val="top"/>
+          </w:tcPr>
+          <w:p>
+            <w:pPr>
+              <w:spacing w:after="0" w:before="0" w:line="240" w:lineRule="auto"/>
+              <w:keepLines/>
+              <w:keepNext/>
+            </w:pPr>
+            <w:r>
+              <w:rPr>
+                <w:b w:val="0"/>
+                <w:sz w:val="18"/>
+              </w:rPr>
+              <w:t>Felújító próba</w:t>
+            </w:r>
           </w:p>
         </w:tc>
         <w:tc>
@@ -622,11 +754,21 @@
               <w:right w:val="single" w:sz="4" w:space="0" w:color="000000"/>
             </w:tcBorders>
             <w:shd w:val="clear" w:color="auto" w:fill="auto"/>
-          </w:tcPr>
-          <w:p>
-            <w:pPr>
-              <w:spacing w:line="360" w:lineRule="auto"/>
-            </w:pPr>
+            <w:vAlign w:val="top"/>
+          </w:tcPr>
+          <w:p>
+            <w:pPr>
+              <w:spacing w:after="0" w:before="0" w:line="240" w:lineRule="auto"/>
+              <w:keepLines/>
+              <w:keepNext/>
+            </w:pPr>
+            <w:r>
+              <w:rPr>
+                <w:b w:val="0"/>
+                <w:sz w:val="18"/>
+              </w:rPr>
+              <w:t>14:00</w:t>
+            </w:r>
           </w:p>
         </w:tc>
         <w:tc>
@@ -639,12 +781,21 @@
               <w:right w:val="single" w:sz="4" w:space="0" w:color="000000"/>
             </w:tcBorders>
             <w:shd w:val="clear" w:color="auto" w:fill="auto"/>
-          </w:tcPr>
-          <w:p>
-            <w:pPr>
-              <w:snapToGrid w:val="0"/>
-              <w:spacing w:line="360" w:lineRule="auto"/>
-            </w:pPr>
+            <w:vAlign w:val="top"/>
+          </w:tcPr>
+          <w:p>
+            <w:pPr>
+              <w:spacing w:after="0" w:before="0" w:line="240" w:lineRule="auto"/>
+              <w:keepLines/>
+              <w:keepNext/>
+            </w:pPr>
+            <w:r>
+              <w:rPr>
+                <w:b w:val="0"/>
+                <w:sz w:val="18"/>
+              </w:rPr>
+              <w:t>4 óra</w:t>
+            </w:r>
           </w:p>
         </w:tc>
         <w:tc>
@@ -654,12 +805,64 @@
           <w:p>
             <w:pPr>
               <w:spacing w:line="259" w:lineRule="auto"/>
+              <w:keepLines/>
             </w:pPr>
           </w:p>
         </w:tc>
       </w:tr>
     </w:tbl>
     <w:p/>
+    <w:p/>
+    <w:p/>
+    <w:p/>
+    <w:p/>
+    <w:p/>
+    <w:p/>
+    <w:p/>
+    <w:p/>
+    <w:p>
+      <w:pPr>
+        <w:keepNext/>
+        <w:pageBreakBefore/>
+        <w:spacing w:before="0" w:after="120"/>
+        <w:jc w:val="center"/>
+        <w:keepLines/>
+      </w:pPr>
+      <w:r>
+        <w:drawing>
+          <wp:inline xmlns:a="http://schemas.openxmlformats.org/drawingml/2006/main" xmlns:pic="http://schemas.openxmlformats.org/drawingml/2006/picture">
+            <wp:extent cx="1188720" cy="684747"/>
+            <wp:docPr id="2" name="Picture 2"/>
+            <wp:cNvGraphicFramePr>
+              <a:graphicFrameLocks noChangeAspect="1"/>
+            </wp:cNvGraphicFramePr>
+            <a:graphic>
+              <a:graphicData uri="http://schemas.openxmlformats.org/drawingml/2006/picture">
+                <pic:pic>
+                  <pic:nvPicPr>
+                    <pic:cNvPr id="0" name="image.png"/>
+                    <pic:cNvPicPr/>
+                  </pic:nvPicPr>
+                  <pic:blipFill>
+                    <a:blip r:embed="rId14"/>
+                    <a:stretch>
+                      <a:fillRect/>
+                    </a:stretch>
+                  </pic:blipFill>
+                  <pic:spPr>
+                    <a:xfrm>
+                      <a:off x="0" y="0"/>
+                      <a:ext cx="1188720" cy="684747"/>
+                    </a:xfrm>
+                    <a:prstGeom prst="rect"/>
+                  </pic:spPr>
+                </pic:pic>
+              </a:graphicData>
+            </a:graphic>
+          </wp:inline>
+        </w:drawing>
+      </w:r>
+    </w:p>
     <w:tbl>
       <w:tblPr>
         <w:tblW w:w="9229" w:type="dxa"/>
@@ -677,6 +880,9 @@
         <w:gridCol w:w="2585"/>
       </w:tblGrid>
       <w:tr>
+        <w:trPr>
+          <w:cantSplit/>
+        </w:trPr>
         <w:tc>
           <w:tcPr>
             <w:tcW w:w="4611" w:type="dxa"/>
@@ -694,6 +900,8 @@
                 <w:bCs/>
                 <w:kern w:val="2"/>
               </w:rPr>
+              <w:keepLines/>
+              <w:keepNext/>
             </w:pPr>
           </w:p>
         </w:tc>
@@ -717,6 +925,8 @@
                 <w:bCs/>
                 <w:kern w:val="2"/>
               </w:rPr>
+              <w:keepLines/>
+              <w:keepNext/>
             </w:pPr>
             <w:r>
               <w:rPr>
@@ -731,6 +941,8 @@
             <w:pPr>
               <w:snapToGrid w:val="0"/>
               <w:jc w:val="center"/>
+              <w:keepLines/>
+              <w:keepNext/>
             </w:pPr>
             <w:r>
               <w:rPr>
@@ -762,6 +974,8 @@
                 <w:bCs/>
                 <w:kern w:val="2"/>
               </w:rPr>
+              <w:keepLines/>
+              <w:keepNext/>
             </w:pPr>
             <w:r>
               <w:rPr>
@@ -776,6 +990,8 @@
             <w:pPr>
               <w:snapToGrid w:val="0"/>
               <w:jc w:val="center"/>
+              <w:keepLines/>
+              <w:keepNext/>
             </w:pPr>
             <w:r>
               <w:rPr>
@@ -789,6 +1005,9 @@
         </w:tc>
       </w:tr>
       <w:tr>
+        <w:trPr>
+          <w:cantSplit/>
+        </w:trPr>
         <w:tc>
           <w:tcPr>
             <w:tcW w:w="4611" w:type="dxa"/>
@@ -803,6 +1022,8 @@
             <w:pPr>
               <w:snapToGrid w:val="0"/>
               <w:jc w:val="both"/>
+              <w:keepLines/>
+              <w:keepNext/>
             </w:pPr>
             <w:r>
               <w:rPr>
@@ -840,23 +1061,20 @@
               <w:right w:val="single" w:sz="4" w:space="0" w:color="000000"/>
             </w:tcBorders>
             <w:shd w:val="clear" w:color="auto" w:fill="FFFFFF"/>
-          </w:tcPr>
-          <w:p>
-            <w:pPr>
-              <w:snapToGrid w:val="0"/>
-              <w:spacing w:line="360" w:lineRule="auto"/>
-              <w:jc w:val="center"/>
-              <w:rPr>
-                <w:bCs/>
-                <w:kern w:val="2"/>
-              </w:rPr>
-            </w:pPr>
-            <w:r>
-              <w:rPr>
-                <w:bCs/>
-                <w:kern w:val="2"/>
-              </w:rPr>
-              <w:t>x</w:t>
+            <w:vAlign w:val="top"/>
+          </w:tcPr>
+          <w:p>
+            <w:pPr>
+              <w:spacing w:after="0" w:before="0" w:line="240" w:lineRule="auto"/>
+              <w:keepLines/>
+              <w:keepNext/>
+            </w:pPr>
+            <w:r>
+              <w:rPr>
+                <w:b w:val="0"/>
+                <w:sz w:val="18"/>
+              </w:rPr>
+              <w:t>5 óra</w:t>
             </w:r>
           </w:p>
         </w:tc>
@@ -870,20 +1088,28 @@
               <w:right w:val="single" w:sz="4" w:space="0" w:color="000000"/>
             </w:tcBorders>
             <w:shd w:val="clear" w:color="auto" w:fill="FFFFFF"/>
-          </w:tcPr>
-          <w:p>
-            <w:pPr>
-              <w:snapToGrid w:val="0"/>
-              <w:spacing w:line="360" w:lineRule="auto"/>
-              <w:jc w:val="center"/>
-            </w:pPr>
-            <w:r>
-              <w:t>x</w:t>
+            <w:vAlign w:val="top"/>
+          </w:tcPr>
+          <w:p>
+            <w:pPr>
+              <w:spacing w:after="0" w:before="0" w:line="240" w:lineRule="auto"/>
+              <w:keepLines/>
+              <w:keepNext/>
+            </w:pPr>
+            <w:r>
+              <w:rPr>
+                <w:b w:val="0"/>
+                <w:sz w:val="18"/>
+              </w:rPr>
+              <w:t>09:00</w:t>
             </w:r>
           </w:p>
         </w:tc>
       </w:tr>
       <w:tr>
+        <w:trPr>
+          <w:cantSplit/>
+        </w:trPr>
         <w:tc>
           <w:tcPr>
             <w:tcW w:w="4611" w:type="dxa"/>
@@ -901,6 +1127,8 @@
                 <w:b/>
                 <w:kern w:val="2"/>
               </w:rPr>
+              <w:keepLines/>
+              <w:keepNext/>
             </w:pPr>
             <w:r>
               <w:rPr>
@@ -913,6 +1141,8 @@
           <w:p>
             <w:pPr>
               <w:snapToGrid w:val="0"/>
+              <w:keepLines/>
+              <w:keepNext/>
             </w:pPr>
             <w:r>
               <w:rPr>
@@ -933,23 +1163,20 @@
               <w:right w:val="single" w:sz="4" w:space="0" w:color="000000"/>
             </w:tcBorders>
             <w:shd w:val="clear" w:color="auto" w:fill="FFFFFF"/>
-          </w:tcPr>
-          <w:p>
-            <w:pPr>
-              <w:snapToGrid w:val="0"/>
-              <w:spacing w:line="360" w:lineRule="auto"/>
-              <w:jc w:val="center"/>
-              <w:rPr>
-                <w:bCs/>
-                <w:kern w:val="2"/>
-              </w:rPr>
-            </w:pPr>
-            <w:r>
-              <w:rPr>
-                <w:bCs/>
-                <w:kern w:val="2"/>
-              </w:rPr>
-              <w:t>x</w:t>
+            <w:vAlign w:val="top"/>
+          </w:tcPr>
+          <w:p>
+            <w:pPr>
+              <w:spacing w:after="0" w:before="0" w:line="240" w:lineRule="auto"/>
+              <w:keepLines/>
+              <w:keepNext/>
+            </w:pPr>
+            <w:r>
+              <w:rPr>
+                <w:b w:val="0"/>
+                <w:sz w:val="18"/>
+              </w:rPr>
+              <w:t>3 óra</w:t>
             </w:r>
           </w:p>
         </w:tc>
@@ -963,20 +1190,28 @@
               <w:right w:val="single" w:sz="4" w:space="0" w:color="000000"/>
             </w:tcBorders>
             <w:shd w:val="clear" w:color="auto" w:fill="FFFFFF"/>
-          </w:tcPr>
-          <w:p>
-            <w:pPr>
-              <w:snapToGrid w:val="0"/>
-              <w:spacing w:line="360" w:lineRule="auto"/>
-              <w:jc w:val="center"/>
-            </w:pPr>
-            <w:r>
-              <w:t>x</w:t>
+            <w:vAlign w:val="top"/>
+          </w:tcPr>
+          <w:p>
+            <w:pPr>
+              <w:spacing w:after="0" w:before="0" w:line="240" w:lineRule="auto"/>
+              <w:keepLines/>
+              <w:keepNext/>
+            </w:pPr>
+            <w:r>
+              <w:rPr>
+                <w:b w:val="0"/>
+                <w:sz w:val="18"/>
+              </w:rPr>
+              <w:t>09:00 – megerősítendő</w:t>
             </w:r>
           </w:p>
         </w:tc>
       </w:tr>
       <w:tr>
+        <w:trPr>
+          <w:cantSplit/>
+        </w:trPr>
         <w:tc>
           <w:tcPr>
             <w:tcW w:w="4611" w:type="dxa"/>
@@ -990,6 +1225,8 @@
           <w:p>
             <w:pPr>
               <w:snapToGrid w:val="0"/>
+              <w:keepLines/>
+              <w:keepNext/>
             </w:pPr>
             <w:r>
               <w:rPr>
@@ -1010,23 +1247,20 @@
               <w:right w:val="single" w:sz="4" w:space="0" w:color="000000"/>
             </w:tcBorders>
             <w:shd w:val="clear" w:color="auto" w:fill="FFFFFF"/>
-          </w:tcPr>
-          <w:p>
-            <w:pPr>
-              <w:snapToGrid w:val="0"/>
-              <w:spacing w:line="360" w:lineRule="auto"/>
-              <w:jc w:val="center"/>
-              <w:rPr>
-                <w:bCs/>
-                <w:kern w:val="2"/>
-              </w:rPr>
-            </w:pPr>
-            <w:r>
-              <w:rPr>
-                <w:bCs/>
-                <w:kern w:val="2"/>
-              </w:rPr>
-              <w:t>x</w:t>
+            <w:vAlign w:val="top"/>
+          </w:tcPr>
+          <w:p>
+            <w:pPr>
+              <w:spacing w:after="0" w:before="0" w:line="240" w:lineRule="auto"/>
+              <w:keepLines/>
+              <w:keepNext/>
+            </w:pPr>
+            <w:r>
+              <w:rPr>
+                <w:b w:val="0"/>
+                <w:sz w:val="18"/>
+              </w:rPr>
+              <w:t>6 óra</w:t>
             </w:r>
           </w:p>
         </w:tc>
@@ -1040,20 +1274,27 @@
               <w:right w:val="single" w:sz="4" w:space="0" w:color="000000"/>
             </w:tcBorders>
             <w:shd w:val="clear" w:color="auto" w:fill="FFFFFF"/>
-          </w:tcPr>
-          <w:p>
-            <w:pPr>
-              <w:snapToGrid w:val="0"/>
-              <w:spacing w:line="360" w:lineRule="auto"/>
-              <w:jc w:val="center"/>
-            </w:pPr>
-            <w:r>
-              <w:t>x</w:t>
+            <w:vAlign w:val="top"/>
+          </w:tcPr>
+          <w:p>
+            <w:pPr>
+              <w:spacing w:after="0" w:before="0" w:line="240" w:lineRule="auto"/>
+              <w:keepLines/>
+              <w:keepNext/>
+            </w:pPr>
+            <w:r>
+              <w:rPr>
+                <w:b w:val="0"/>
+                <w:sz w:val="18"/>
+              </w:rPr>
             </w:r>
           </w:p>
         </w:tc>
       </w:tr>
       <w:tr>
+        <w:trPr>
+          <w:cantSplit/>
+        </w:trPr>
         <w:tc>
           <w:tcPr>
             <w:tcW w:w="4611" w:type="dxa"/>
@@ -1067,6 +1308,8 @@
           <w:p>
             <w:pPr>
               <w:snapToGrid w:val="0"/>
+              <w:keepLines/>
+              <w:keepNext/>
             </w:pPr>
             <w:r>
               <w:rPr>
@@ -1087,23 +1330,20 @@
               <w:right w:val="single" w:sz="4" w:space="0" w:color="000000"/>
             </w:tcBorders>
             <w:shd w:val="clear" w:color="auto" w:fill="FFFFFF"/>
-          </w:tcPr>
-          <w:p>
-            <w:pPr>
-              <w:snapToGrid w:val="0"/>
-              <w:spacing w:line="360" w:lineRule="auto"/>
-              <w:jc w:val="center"/>
-              <w:rPr>
-                <w:bCs/>
-                <w:kern w:val="2"/>
-              </w:rPr>
-            </w:pPr>
-            <w:r>
-              <w:rPr>
-                <w:bCs/>
-                <w:kern w:val="2"/>
-              </w:rPr>
-              <w:t>x</w:t>
+            <w:vAlign w:val="top"/>
+          </w:tcPr>
+          <w:p>
+            <w:pPr>
+              <w:spacing w:after="0" w:before="0" w:line="240" w:lineRule="auto"/>
+              <w:keepLines/>
+              <w:keepNext/>
+            </w:pPr>
+            <w:r>
+              <w:rPr>
+                <w:b w:val="0"/>
+                <w:sz w:val="18"/>
+              </w:rPr>
+              <w:t>2 óra</w:t>
             </w:r>
           </w:p>
         </w:tc>
@@ -1117,28 +1357,28 @@
               <w:right w:val="single" w:sz="4" w:space="0" w:color="000000"/>
             </w:tcBorders>
             <w:shd w:val="clear" w:color="auto" w:fill="FFFFFF"/>
-          </w:tcPr>
-          <w:p>
-            <w:pPr>
-              <w:snapToGrid w:val="0"/>
-              <w:spacing w:line="360" w:lineRule="auto"/>
-              <w:jc w:val="center"/>
-              <w:rPr>
-                <w:bCs/>
-                <w:kern w:val="2"/>
-              </w:rPr>
-            </w:pPr>
-            <w:r>
-              <w:rPr>
-                <w:bCs/>
-                <w:kern w:val="2"/>
-              </w:rPr>
-              <w:t>x</w:t>
+            <w:vAlign w:val="top"/>
+          </w:tcPr>
+          <w:p>
+            <w:pPr>
+              <w:spacing w:after="0" w:before="0" w:line="240" w:lineRule="auto"/>
+              <w:keepLines/>
+              <w:keepNext/>
+            </w:pPr>
+            <w:r>
+              <w:rPr>
+                <w:b w:val="0"/>
+                <w:sz w:val="18"/>
+              </w:rPr>
+              <w:t>12:00</w:t>
             </w:r>
           </w:p>
         </w:tc>
       </w:tr>
       <w:tr>
+        <w:trPr>
+          <w:cantSplit/>
+        </w:trPr>
         <w:tc>
           <w:tcPr>
             <w:tcW w:w="4611" w:type="dxa"/>
@@ -1152,6 +1392,8 @@
           <w:p>
             <w:pPr>
               <w:snapToGrid w:val="0"/>
+              <w:keepLines/>
+              <w:keepNext/>
             </w:pPr>
             <w:r>
               <w:rPr>
@@ -1172,25 +1414,20 @@
               <w:right w:val="single" w:sz="4" w:space="0" w:color="000000"/>
             </w:tcBorders>
             <w:shd w:val="clear" w:color="auto" w:fill="FFFFFF"/>
-          </w:tcPr>
-          <w:p>
-            <w:pPr>
-              <w:snapToGrid w:val="0"/>
-              <w:spacing w:line="360" w:lineRule="auto"/>
-              <w:jc w:val="center"/>
-              <w:rPr>
-                <w:b/>
-                <w:bCs/>
-                <w:kern w:val="2"/>
-              </w:rPr>
-            </w:pPr>
-            <w:r>
-              <w:rPr>
-                <w:b/>
-                <w:bCs/>
-                <w:kern w:val="2"/>
-              </w:rPr>
-              <w:t>x</w:t>
+            <w:vAlign w:val="top"/>
+          </w:tcPr>
+          <w:p>
+            <w:pPr>
+              <w:spacing w:after="0" w:before="0" w:line="240" w:lineRule="auto"/>
+              <w:keepLines/>
+              <w:keepNext/>
+            </w:pPr>
+            <w:r>
+              <w:rPr>
+                <w:b w:val="0"/>
+                <w:sz w:val="18"/>
+              </w:rPr>
+              <w:t>–</w:t>
             </w:r>
           </w:p>
         </w:tc>
@@ -1204,28 +1441,28 @@
               <w:right w:val="single" w:sz="4" w:space="0" w:color="000000"/>
             </w:tcBorders>
             <w:shd w:val="clear" w:color="auto" w:fill="FFFFFF"/>
-          </w:tcPr>
-          <w:p>
-            <w:pPr>
-              <w:snapToGrid w:val="0"/>
-              <w:spacing w:line="360" w:lineRule="auto"/>
-              <w:jc w:val="center"/>
-              <w:rPr>
-                <w:bCs/>
-                <w:kern w:val="2"/>
-              </w:rPr>
-            </w:pPr>
-            <w:r>
-              <w:rPr>
-                <w:bCs/>
-                <w:kern w:val="2"/>
-              </w:rPr>
-              <w:t>x</w:t>
+            <w:vAlign w:val="top"/>
+          </w:tcPr>
+          <w:p>
+            <w:pPr>
+              <w:spacing w:after="0" w:before="0" w:line="240" w:lineRule="auto"/>
+              <w:keepLines/>
+              <w:keepNext/>
+            </w:pPr>
+            <w:r>
+              <w:rPr>
+                <w:b w:val="0"/>
+                <w:sz w:val="18"/>
+              </w:rPr>
+              <w:t>–</w:t>
             </w:r>
           </w:p>
         </w:tc>
       </w:tr>
       <w:tr>
+        <w:trPr>
+          <w:cantSplit/>
+        </w:trPr>
         <w:tc>
           <w:tcPr>
             <w:tcW w:w="4611" w:type="dxa"/>
@@ -1240,6 +1477,8 @@
             <w:pPr>
               <w:snapToGrid w:val="0"/>
               <w:jc w:val="both"/>
+              <w:keepLines/>
+              <w:keepNext/>
             </w:pPr>
             <w:r>
               <w:rPr>
@@ -1261,24 +1500,20 @@
               <w:right w:val="single" w:sz="4" w:space="0" w:color="000000"/>
             </w:tcBorders>
             <w:shd w:val="clear" w:color="auto" w:fill="FFFFFF"/>
-          </w:tcPr>
-          <w:p>
-            <w:pPr>
-              <w:snapToGrid w:val="0"/>
-              <w:spacing w:line="360" w:lineRule="auto"/>
-              <w:jc w:val="center"/>
-              <w:rPr>
-                <w:bCs/>
-                <w:kern w:val="2"/>
-                <w:highlight w:val="yellow"/>
-              </w:rPr>
-            </w:pPr>
-            <w:r>
-              <w:rPr>
-                <w:bCs/>
-                <w:kern w:val="2"/>
-              </w:rPr>
-              <w:t>x</w:t>
+            <w:vAlign w:val="top"/>
+          </w:tcPr>
+          <w:p>
+            <w:pPr>
+              <w:spacing w:after="0" w:before="0" w:line="240" w:lineRule="auto"/>
+              <w:keepLines/>
+              <w:keepNext/>
+            </w:pPr>
+            <w:r>
+              <w:rPr>
+                <w:b w:val="0"/>
+                <w:sz w:val="18"/>
+              </w:rPr>
+              <w:t>11:00</w:t>
             </w:r>
           </w:p>
         </w:tc>
@@ -1292,20 +1527,27 @@
               <w:right w:val="single" w:sz="4" w:space="0" w:color="000000"/>
             </w:tcBorders>
             <w:shd w:val="clear" w:color="auto" w:fill="FFFFFF"/>
-          </w:tcPr>
-          <w:p>
-            <w:pPr>
-              <w:snapToGrid w:val="0"/>
-              <w:spacing w:line="360" w:lineRule="auto"/>
-              <w:jc w:val="center"/>
-            </w:pPr>
-            <w:r>
-              <w:t>x</w:t>
+            <w:vAlign w:val="top"/>
+          </w:tcPr>
+          <w:p>
+            <w:pPr>
+              <w:spacing w:after="0" w:before="0" w:line="240" w:lineRule="auto"/>
+              <w:keepLines/>
+              <w:keepNext/>
+            </w:pPr>
+            <w:r>
+              <w:rPr>
+                <w:b w:val="0"/>
+                <w:sz w:val="18"/>
+              </w:rPr>
             </w:r>
           </w:p>
         </w:tc>
       </w:tr>
       <w:tr>
+        <w:trPr>
+          <w:cantSplit/>
+        </w:trPr>
         <w:tc>
           <w:tcPr>
             <w:tcW w:w="4611" w:type="dxa"/>
@@ -1320,6 +1562,8 @@
             <w:pPr>
               <w:snapToGrid w:val="0"/>
               <w:jc w:val="both"/>
+              <w:keepLines/>
+              <w:keepNext/>
             </w:pPr>
             <w:r>
               <w:rPr>
@@ -1341,15 +1585,20 @@
               <w:right w:val="single" w:sz="4" w:space="0" w:color="000000"/>
             </w:tcBorders>
             <w:shd w:val="clear" w:color="auto" w:fill="FFFFFF"/>
-          </w:tcPr>
-          <w:p>
-            <w:pPr>
-              <w:snapToGrid w:val="0"/>
-              <w:spacing w:line="360" w:lineRule="auto"/>
-              <w:jc w:val="center"/>
-            </w:pPr>
-            <w:r>
-              <w:t>x</w:t>
+            <w:vAlign w:val="top"/>
+          </w:tcPr>
+          <w:p>
+            <w:pPr>
+              <w:spacing w:after="0" w:before="0" w:line="240" w:lineRule="auto"/>
+              <w:keepLines/>
+              <w:keepNext/>
+            </w:pPr>
+            <w:r>
+              <w:rPr>
+                <w:b w:val="0"/>
+                <w:sz w:val="18"/>
+              </w:rPr>
+              <w:t>2 óra</w:t>
             </w:r>
           </w:p>
         </w:tc>
@@ -1363,15 +1612,19 @@
               <w:right w:val="single" w:sz="4" w:space="0" w:color="000000"/>
             </w:tcBorders>
             <w:shd w:val="clear" w:color="auto" w:fill="FFFFFF"/>
-          </w:tcPr>
-          <w:p>
-            <w:pPr>
-              <w:snapToGrid w:val="0"/>
-              <w:spacing w:line="360" w:lineRule="auto"/>
-              <w:jc w:val="center"/>
-            </w:pPr>
-            <w:r>
-              <w:t>x</w:t>
+            <w:vAlign w:val="top"/>
+          </w:tcPr>
+          <w:p>
+            <w:pPr>
+              <w:spacing w:after="0" w:before="0" w:line="240" w:lineRule="auto"/>
+              <w:keepLines/>
+            </w:pPr>
+            <w:r>
+              <w:rPr>
+                <w:b w:val="0"/>
+                <w:sz w:val="18"/>
+              </w:rPr>
+              <w:t>kb. 21:40</w:t>
             </w:r>
           </w:p>
         </w:tc>
@@ -1384,6 +1637,8 @@
           <w:tab w:val="left" w:pos="6120"/>
         </w:tabs>
         <w:spacing w:line="480" w:lineRule="auto"/>
+        <w:keepLines/>
+        <w:keepNext/>
       </w:pPr>
     </w:p>
     <w:tbl>
@@ -1399,6 +1654,7 @@
       <w:tr>
         <w:trPr>
           <w:trHeight w:val="795"/>
+          <w:cantSplit/>
         </w:trPr>
         <w:tc>
           <w:tcPr>
@@ -1421,13 +1677,14 @@
               <w:rPr>
                 <w:b/>
               </w:rPr>
+              <w:keepLines/>
+              <w:keepNext/>
             </w:pPr>
             <w:r>
               <w:rPr>
                 <w:b/>
                 <w:u w:val="single"/>
               </w:rPr>
-              <w:lastRenderedPageBreak/>
               <w:t>Technikai ügyelet igény:</w:t>
             </w:r>
             <w:r>
@@ -1447,6 +1704,8 @@
               <w:rPr>
                 <w:b/>
               </w:rPr>
+              <w:keepLines/>
+              <w:keepNext/>
             </w:pPr>
           </w:p>
           <w:p>
@@ -1459,28 +1718,35 @@
               <w:rPr>
                 <w:b/>
               </w:rPr>
-            </w:pPr>
-          </w:p>
-        </w:tc>
-        <w:tc>
-          <w:tcPr>
-            <w:tcW w:w="4606" w:type="dxa"/>
-            <w:tcBorders>
-              <w:top w:val="single" w:sz="4" w:space="0" w:color="000000"/>
-              <w:left w:val="single" w:sz="4" w:space="0" w:color="000000"/>
-              <w:bottom w:val="single" w:sz="4" w:space="0" w:color="000000"/>
-              <w:right w:val="single" w:sz="4" w:space="0" w:color="000000"/>
-            </w:tcBorders>
-            <w:shd w:val="clear" w:color="auto" w:fill="auto"/>
-          </w:tcPr>
-          <w:p>
-            <w:pPr>
-              <w:tabs>
-                <w:tab w:val="left" w:pos="3240"/>
-                <w:tab w:val="left" w:pos="6120"/>
-              </w:tabs>
-              <w:spacing w:line="480" w:lineRule="auto"/>
-            </w:pPr>
+              <w:keepLines/>
+              <w:keepNext/>
+            </w:pPr>
+          </w:p>
+        </w:tc>
+        <w:tc>
+          <w:tcPr>
+            <w:tcW w:w="4606" w:type="dxa"/>
+            <w:tcBorders>
+              <w:top w:val="single" w:sz="4" w:space="0" w:color="000000"/>
+              <w:left w:val="single" w:sz="4" w:space="0" w:color="000000"/>
+              <w:bottom w:val="single" w:sz="4" w:space="0" w:color="000000"/>
+              <w:right w:val="single" w:sz="4" w:space="0" w:color="000000"/>
+            </w:tcBorders>
+            <w:shd w:val="clear" w:color="auto" w:fill="auto"/>
+            <w:vAlign w:val="top"/>
+          </w:tcPr>
+          <w:p>
+            <w:pPr>
+              <w:spacing w:after="0" w:before="0" w:line="240" w:lineRule="auto"/>
+              <w:keepLines/>
+            </w:pPr>
+            <w:r>
+              <w:rPr>
+                <w:b w:val="0"/>
+                <w:sz w:val="18"/>
+              </w:rPr>
+              <w:t>Igen – helyi műszaki személyzet és ügyelet szükséges az építés, bontás és előadás alatt.</w:t>
+            </w:r>
           </w:p>
         </w:tc>
       </w:tr>
@@ -1510,7 +1776,126 @@
         <w:jc w:val="center"/>
         <w:rPr>
           <w:b/>
+          <w:caps/>
+          <w:sz w:val="28"/>
         </w:rPr>
+      </w:pPr>
+    </w:p>
+    <w:p>
+      <w:pPr>
+        <w:tabs>
+          <w:tab w:val="left" w:pos="3240"/>
+          <w:tab w:val="left" w:pos="6120"/>
+        </w:tabs>
+        <w:spacing w:line="360" w:lineRule="auto"/>
+        <w:jc w:val="center"/>
+        <w:rPr>
+          <w:b/>
+          <w:caps/>
+          <w:sz w:val="28"/>
+        </w:rPr>
+      </w:pPr>
+    </w:p>
+    <w:p>
+      <w:pPr>
+        <w:tabs>
+          <w:tab w:val="left" w:pos="3240"/>
+          <w:tab w:val="left" w:pos="6120"/>
+        </w:tabs>
+        <w:spacing w:line="360" w:lineRule="auto"/>
+        <w:jc w:val="center"/>
+        <w:rPr>
+          <w:b/>
+          <w:caps/>
+          <w:sz w:val="28"/>
+        </w:rPr>
+      </w:pPr>
+    </w:p>
+    <w:p>
+      <w:pPr>
+        <w:tabs>
+          <w:tab w:val="left" w:pos="3240"/>
+          <w:tab w:val="left" w:pos="6120"/>
+        </w:tabs>
+        <w:spacing w:line="360" w:lineRule="auto"/>
+        <w:jc w:val="center"/>
+        <w:rPr>
+          <w:b/>
+          <w:caps/>
+          <w:sz w:val="28"/>
+        </w:rPr>
+      </w:pPr>
+    </w:p>
+    <w:p>
+      <w:pPr>
+        <w:tabs>
+          <w:tab w:val="left" w:pos="3240"/>
+          <w:tab w:val="left" w:pos="6120"/>
+        </w:tabs>
+        <w:spacing w:line="360" w:lineRule="auto"/>
+        <w:jc w:val="center"/>
+        <w:rPr>
+          <w:b/>
+          <w:caps/>
+          <w:sz w:val="28"/>
+        </w:rPr>
+      </w:pPr>
+    </w:p>
+    <w:p>
+      <w:pPr>
+        <w:keepNext/>
+        <w:pageBreakBefore/>
+        <w:spacing w:before="0" w:after="120"/>
+        <w:jc w:val="center"/>
+      </w:pPr>
+      <w:r>
+        <w:drawing>
+          <wp:inline xmlns:a="http://schemas.openxmlformats.org/drawingml/2006/main" xmlns:pic="http://schemas.openxmlformats.org/drawingml/2006/picture">
+            <wp:extent cx="1188720" cy="684747"/>
+            <wp:docPr id="3" name="Picture 3"/>
+            <wp:cNvGraphicFramePr>
+              <a:graphicFrameLocks noChangeAspect="1"/>
+            </wp:cNvGraphicFramePr>
+            <a:graphic>
+              <a:graphicData uri="http://schemas.openxmlformats.org/drawingml/2006/picture">
+                <pic:pic>
+                  <pic:nvPicPr>
+                    <pic:cNvPr id="0" name="image.png"/>
+                    <pic:cNvPicPr/>
+                  </pic:nvPicPr>
+                  <pic:blipFill>
+                    <a:blip r:embed="rId14"/>
+                    <a:stretch>
+                      <a:fillRect/>
+                    </a:stretch>
+                  </pic:blipFill>
+                  <pic:spPr>
+                    <a:xfrm>
+                      <a:off x="0" y="0"/>
+                      <a:ext cx="1188720" cy="684747"/>
+                    </a:xfrm>
+                    <a:prstGeom prst="rect"/>
+                  </pic:spPr>
+                </pic:pic>
+              </a:graphicData>
+            </a:graphic>
+          </wp:inline>
+        </w:drawing>
+      </w:r>
+    </w:p>
+    <w:p>
+      <w:pPr>
+        <w:tabs>
+          <w:tab w:val="left" w:pos="3240"/>
+          <w:tab w:val="left" w:pos="6120"/>
+        </w:tabs>
+        <w:spacing w:line="360" w:lineRule="auto"/>
+        <w:jc w:val="center"/>
+        <w:rPr>
+          <w:b/>
+        </w:rPr>
+        <w:keepLines/>
+        <w:keepNext/>
       </w:pPr>
       <w:r>
         <w:rPr>
@@ -1533,6 +1918,9 @@
         <w:gridCol w:w="3071"/>
       </w:tblGrid>
       <w:tr>
+        <w:trPr>
+          <w:cantSplit/>
+        </w:trPr>
         <w:tc>
           <w:tcPr>
             <w:tcW w:w="3070" w:type="dxa"/>
@@ -1551,6 +1939,8 @@
                 <w:tab w:val="left" w:pos="6120"/>
               </w:tabs>
               <w:spacing w:line="480" w:lineRule="auto"/>
+              <w:keepLines/>
+              <w:keepNext/>
             </w:pPr>
             <w:r>
               <w:rPr>
@@ -1578,6 +1968,8 @@
                 <w:tab w:val="left" w:pos="6120"/>
               </w:tabs>
               <w:spacing w:line="480" w:lineRule="auto"/>
+              <w:keepLines/>
+              <w:keepNext/>
             </w:pPr>
             <w:r>
               <w:rPr>
@@ -1605,6 +1997,8 @@
                 <w:tab w:val="left" w:pos="6120"/>
               </w:tabs>
               <w:spacing w:line="480" w:lineRule="auto"/>
+              <w:keepLines/>
+              <w:keepNext/>
             </w:pPr>
             <w:r>
               <w:rPr>
@@ -1618,6 +2012,7 @@
       <w:tr>
         <w:trPr>
           <w:trHeight w:val="769"/>
+          <w:cantSplit/>
         </w:trPr>
         <w:tc>
           <w:tcPr>
@@ -1630,7 +2025,15 @@
             </w:tcBorders>
             <w:shd w:val="clear" w:color="auto" w:fill="auto"/>
           </w:tcPr>
-          <w:p/>
+          <w:p>
+            <w:pPr>
+              <w:keepLines/>
+              <w:keepNext/>
+            </w:pPr>
+            <w:r>
+              <w:t>17+1 fős mikrobusz</w:t>
+            </w:r>
+          </w:p>
         </w:tc>
         <w:tc>
           <w:tcPr>
@@ -1651,6 +2054,8 @@
               </w:tabs>
               <w:snapToGrid w:val="0"/>
               <w:spacing w:line="480" w:lineRule="auto"/>
+              <w:keepLines/>
+              <w:keepNext/>
             </w:pPr>
           </w:p>
         </w:tc>
@@ -1672,11 +2077,16 @@
                 <w:tab w:val="left" w:pos="6120"/>
               </w:tabs>
               <w:spacing w:line="480" w:lineRule="auto"/>
+              <w:keepLines/>
+              <w:keepNext/>
             </w:pPr>
           </w:p>
         </w:tc>
       </w:tr>
       <w:tr>
+        <w:trPr>
+          <w:cantSplit/>
+        </w:trPr>
         <w:tc>
           <w:tcPr>
             <w:tcW w:w="3070" w:type="dxa"/>
@@ -1695,7 +2105,12 @@
                 <w:tab w:val="left" w:pos="6120"/>
               </w:tabs>
               <w:spacing w:line="480" w:lineRule="auto"/>
-            </w:pPr>
+              <w:keepLines/>
+              <w:keepNext/>
+            </w:pPr>
+            <w:r>
+              <w:t>51 fős autóbusz</w:t>
+            </w:r>
           </w:p>
         </w:tc>
         <w:tc>
@@ -1715,13 +2130,9 @@
               <w:rPr>
                 <w:b/>
               </w:rPr>
-            </w:pPr>
-            <w:r>
-              <w:rPr>
-                <w:b/>
-              </w:rPr>
-              <w:t>-</w:t>
-            </w:r>
+              <w:keepLines/>
+              <w:keepNext/>
+            </w:pPr>
           </w:p>
         </w:tc>
         <w:tc>
@@ -1743,14 +2154,16 @@
               </w:tabs>
               <w:snapToGrid w:val="0"/>
               <w:spacing w:line="480" w:lineRule="auto"/>
-            </w:pPr>
-            <w:r>
-              <w:t>-</w:t>
-            </w:r>
+              <w:keepLines/>
+              <w:keepNext/>
+            </w:pPr>
           </w:p>
         </w:tc>
       </w:tr>
       <w:tr>
+        <w:trPr>
+          <w:cantSplit/>
+        </w:trPr>
         <w:tc>
           <w:tcPr>
             <w:tcW w:w="3070" w:type="dxa"/>
@@ -1773,7 +2186,12 @@
               <w:rPr>
                 <w:b/>
               </w:rPr>
-            </w:pPr>
+              <w:keepLines/>
+              <w:keepNext/>
+            </w:pPr>
+            <w:r>
+              <w:t>saját gépkocsik</w:t>
+            </w:r>
           </w:p>
         </w:tc>
         <w:tc>
@@ -1795,6 +2213,8 @@
               </w:tabs>
               <w:snapToGrid w:val="0"/>
               <w:spacing w:line="480" w:lineRule="auto"/>
+              <w:keepLines/>
+              <w:keepNext/>
             </w:pPr>
           </w:p>
         </w:tc>
@@ -1817,11 +2237,16 @@
               </w:tabs>
               <w:snapToGrid w:val="0"/>
               <w:spacing w:line="480" w:lineRule="auto"/>
+              <w:keepLines/>
+              <w:keepNext/>
             </w:pPr>
           </w:p>
         </w:tc>
       </w:tr>
       <w:tr>
+        <w:trPr>
+          <w:cantSplit/>
+        </w:trPr>
         <w:tc>
           <w:tcPr>
             <w:tcW w:w="3070" w:type="dxa"/>
@@ -1844,7 +2269,12 @@
               <w:rPr>
                 <w:b/>
               </w:rPr>
-            </w:pPr>
+              <w:keepLines/>
+              <w:keepNext/>
+            </w:pPr>
+            <w:r>
+              <w:t>1 díszletszállító gépjármű (típus egyeztetendő)</w:t>
+            </w:r>
           </w:p>
         </w:tc>
         <w:tc>
@@ -1866,6 +2296,8 @@
               </w:tabs>
               <w:snapToGrid w:val="0"/>
               <w:spacing w:line="480" w:lineRule="auto"/>
+              <w:keepLines/>
+              <w:keepNext/>
             </w:pPr>
           </w:p>
         </w:tc>
@@ -1888,11 +2320,16 @@
               </w:tabs>
               <w:snapToGrid w:val="0"/>
               <w:spacing w:line="480" w:lineRule="auto"/>
+              <w:keepLines/>
+              <w:keepNext/>
             </w:pPr>
           </w:p>
         </w:tc>
       </w:tr>
       <w:tr>
+        <w:trPr>
+          <w:cantSplit/>
+        </w:trPr>
         <w:tc>
           <w:tcPr>
             <w:tcW w:w="3070" w:type="dxa"/>
@@ -1915,6 +2352,8 @@
               <w:rPr>
                 <w:b/>
               </w:rPr>
+              <w:keepLines/>
+              <w:keepNext/>
             </w:pPr>
           </w:p>
         </w:tc>
@@ -1937,6 +2376,8 @@
               </w:tabs>
               <w:snapToGrid w:val="0"/>
               <w:spacing w:line="480" w:lineRule="auto"/>
+              <w:keepLines/>
+              <w:keepNext/>
             </w:pPr>
           </w:p>
         </w:tc>
@@ -1959,6 +2400,7 @@
               </w:tabs>
               <w:snapToGrid w:val="0"/>
               <w:spacing w:line="480" w:lineRule="auto"/>
+              <w:keepLines/>
             </w:pPr>
           </w:p>
         </w:tc>
@@ -1984,27 +2426,15 @@
         <w:rPr>
           <w:b/>
         </w:rPr>
+        <w:keepLines/>
+        <w:keepNext/>
       </w:pPr>
       <w:r>
         <w:rPr>
           <w:b/>
-          <w:bCs/>
+          <w:sz w:val="18"/>
         </w:rPr>
-        <w:t>Érkezés</w:t>
-      </w:r>
-      <w:r>
-        <w:rPr>
-          <w:b/>
-          <w:bCs/>
-        </w:rPr>
-        <w:t xml:space="preserve"> időpontja</w:t>
-      </w:r>
-      <w:r>
-        <w:rPr>
-          <w:b/>
-          <w:bCs/>
-        </w:rPr>
-        <w:t>:</w:t>
+        <w:t>Érkezés időpontja: Járművenként későbbi egyeztetés</w:t>
       </w:r>
     </w:p>
     <w:tbl>
@@ -2018,6 +2448,9 @@
         <w:gridCol w:w="4606"/>
       </w:tblGrid>
       <w:tr>
+        <w:trPr>
+          <w:cantSplit/>
+        </w:trPr>
         <w:tc>
           <w:tcPr>
             <w:tcW w:w="4606" w:type="dxa"/>
@@ -2036,6 +2469,8 @@
                 <w:tab w:val="left" w:pos="6120"/>
               </w:tabs>
               <w:spacing w:line="480" w:lineRule="auto"/>
+              <w:keepLines/>
+              <w:keepNext/>
             </w:pPr>
             <w:r>
               <w:rPr>
@@ -2045,6 +2480,38 @@
             </w:r>
           </w:p>
         </w:tc>
+        <w:tc>
+          <w:tcPr>
+            <w:tcW w:w="4606" w:type="dxa"/>
+            <w:tcBorders>
+              <w:top w:val="single" w:sz="4" w:space="0" w:color="000000"/>
+              <w:left w:val="single" w:sz="4" w:space="0" w:color="000000"/>
+              <w:bottom w:val="single" w:sz="4" w:space="0" w:color="000000"/>
+              <w:right w:val="single" w:sz="4" w:space="0" w:color="000000"/>
+            </w:tcBorders>
+            <w:shd w:val="clear" w:color="auto" w:fill="auto"/>
+            <w:vAlign w:val="top"/>
+          </w:tcPr>
+          <w:p>
+            <w:pPr>
+              <w:spacing w:after="0" w:before="0" w:line="240" w:lineRule="auto"/>
+              <w:keepLines/>
+              <w:keepNext/>
+            </w:pPr>
+            <w:r>
+              <w:rPr>
+                <w:b w:val="0"/>
+                <w:sz w:val="17"/>
+              </w:rPr>
+              <w:t>09:00 a mézesvölgyi egyeztető szerint; az utazási terv 2026. augusztus 21. 16:30-at jelöl – véglegesítendő.</w:t>
+            </w:r>
+          </w:p>
+        </w:tc>
+      </w:tr>
+      <w:tr>
+        <w:trPr>
+          <w:cantSplit/>
+        </w:trPr>
         <w:tc>
           <w:tcPr>
             <w:tcW w:w="4606" w:type="dxa"/>
@@ -2063,14 +2530,49 @@
                 <w:tab w:val="left" w:pos="6120"/>
               </w:tabs>
               <w:spacing w:line="480" w:lineRule="auto"/>
-              <w:rPr>
-                <w:b/>
-              </w:rPr>
-            </w:pPr>
+              <w:keepLines/>
+              <w:keepNext/>
+            </w:pPr>
+            <w:r>
+              <w:rPr>
+                <w:b/>
+              </w:rPr>
+              <w:t>Műszaki személyzet:</w:t>
+            </w:r>
+          </w:p>
+        </w:tc>
+        <w:tc>
+          <w:tcPr>
+            <w:tcW w:w="4606" w:type="dxa"/>
+            <w:tcBorders>
+              <w:top w:val="single" w:sz="4" w:space="0" w:color="000000"/>
+              <w:left w:val="single" w:sz="4" w:space="0" w:color="000000"/>
+              <w:bottom w:val="single" w:sz="4" w:space="0" w:color="000000"/>
+              <w:right w:val="single" w:sz="4" w:space="0" w:color="000000"/>
+            </w:tcBorders>
+            <w:shd w:val="clear" w:color="auto" w:fill="auto"/>
+            <w:vAlign w:val="top"/>
+          </w:tcPr>
+          <w:p>
+            <w:pPr>
+              <w:spacing w:after="0" w:before="0" w:line="240" w:lineRule="auto"/>
+              <w:keepLines/>
+              <w:keepNext/>
+            </w:pPr>
+            <w:r>
+              <w:rPr>
+                <w:b w:val="0"/>
+                <w:sz w:val="17"/>
+              </w:rPr>
+              <w:t>09:00 a mézesvölgyi egyeztető szerint; az utazási terv 2026. augusztus 21. 16:30-at jelöl – véglegesítendő.</w:t>
+            </w:r>
           </w:p>
         </w:tc>
       </w:tr>
       <w:tr>
+        <w:trPr>
+          <w:cantSplit/>
+        </w:trPr>
         <w:tc>
           <w:tcPr>
             <w:tcW w:w="4606" w:type="dxa"/>
@@ -2089,15 +2591,49 @@
                 <w:tab w:val="left" w:pos="6120"/>
               </w:tabs>
               <w:spacing w:line="480" w:lineRule="auto"/>
-            </w:pPr>
-            <w:r>
-              <w:rPr>
-                <w:b/>
-              </w:rPr>
-              <w:t>Műszaki személyzet:</w:t>
-            </w:r>
-          </w:p>
-        </w:tc>
+              <w:keepLines/>
+              <w:keepNext/>
+            </w:pPr>
+            <w:r>
+              <w:rPr>
+                <w:b/>
+              </w:rPr>
+              <w:t>Öltöztetők, fodrászok, kellékesek:</w:t>
+            </w:r>
+          </w:p>
+        </w:tc>
+        <w:tc>
+          <w:tcPr>
+            <w:tcW w:w="4606" w:type="dxa"/>
+            <w:tcBorders>
+              <w:top w:val="single" w:sz="4" w:space="0" w:color="000000"/>
+              <w:left w:val="single" w:sz="4" w:space="0" w:color="000000"/>
+              <w:bottom w:val="single" w:sz="4" w:space="0" w:color="000000"/>
+              <w:right w:val="single" w:sz="4" w:space="0" w:color="000000"/>
+            </w:tcBorders>
+            <w:shd w:val="clear" w:color="auto" w:fill="auto"/>
+            <w:vAlign w:val="top"/>
+          </w:tcPr>
+          <w:p>
+            <w:pPr>
+              <w:spacing w:after="0" w:before="0" w:line="240" w:lineRule="auto"/>
+              <w:keepLines/>
+              <w:keepNext/>
+            </w:pPr>
+            <w:r>
+              <w:rPr>
+                <w:b w:val="0"/>
+                <w:sz w:val="17"/>
+              </w:rPr>
+              <w:t>13:00; tervezett nap: 2026. augusztus 22.</w:t>
+            </w:r>
+          </w:p>
+        </w:tc>
+      </w:tr>
+      <w:tr>
+        <w:trPr>
+          <w:cantSplit/>
+        </w:trPr>
         <w:tc>
           <w:tcPr>
             <w:tcW w:w="4606" w:type="dxa"/>
@@ -2116,86 +2652,8 @@
                 <w:tab w:val="left" w:pos="6120"/>
               </w:tabs>
               <w:spacing w:line="480" w:lineRule="auto"/>
-              <w:rPr>
-                <w:b/>
-              </w:rPr>
-            </w:pPr>
-          </w:p>
-        </w:tc>
-      </w:tr>
-      <w:tr>
-        <w:tc>
-          <w:tcPr>
-            <w:tcW w:w="4606" w:type="dxa"/>
-            <w:tcBorders>
-              <w:top w:val="single" w:sz="4" w:space="0" w:color="000000"/>
-              <w:left w:val="single" w:sz="4" w:space="0" w:color="000000"/>
-              <w:bottom w:val="single" w:sz="4" w:space="0" w:color="000000"/>
-              <w:right w:val="single" w:sz="4" w:space="0" w:color="000000"/>
-            </w:tcBorders>
-            <w:shd w:val="clear" w:color="auto" w:fill="auto"/>
-          </w:tcPr>
-          <w:p>
-            <w:pPr>
-              <w:tabs>
-                <w:tab w:val="left" w:pos="3240"/>
-                <w:tab w:val="left" w:pos="6120"/>
-              </w:tabs>
-              <w:spacing w:line="480" w:lineRule="auto"/>
-            </w:pPr>
-            <w:r>
-              <w:rPr>
-                <w:b/>
-              </w:rPr>
-              <w:t>Öltöztetők, fodrászok, kellékesek:</w:t>
-            </w:r>
-          </w:p>
-        </w:tc>
-        <w:tc>
-          <w:tcPr>
-            <w:tcW w:w="4606" w:type="dxa"/>
-            <w:tcBorders>
-              <w:top w:val="single" w:sz="4" w:space="0" w:color="000000"/>
-              <w:left w:val="single" w:sz="4" w:space="0" w:color="000000"/>
-              <w:bottom w:val="single" w:sz="4" w:space="0" w:color="000000"/>
-              <w:right w:val="single" w:sz="4" w:space="0" w:color="000000"/>
-            </w:tcBorders>
-            <w:shd w:val="clear" w:color="auto" w:fill="auto"/>
-          </w:tcPr>
-          <w:p>
-            <w:pPr>
-              <w:tabs>
-                <w:tab w:val="left" w:pos="3240"/>
-                <w:tab w:val="left" w:pos="6120"/>
-              </w:tabs>
-              <w:snapToGrid w:val="0"/>
-              <w:spacing w:line="480" w:lineRule="auto"/>
-              <w:rPr>
-                <w:b/>
-              </w:rPr>
-            </w:pPr>
-          </w:p>
-        </w:tc>
-      </w:tr>
-      <w:tr>
-        <w:tc>
-          <w:tcPr>
-            <w:tcW w:w="4606" w:type="dxa"/>
-            <w:tcBorders>
-              <w:top w:val="single" w:sz="4" w:space="0" w:color="000000"/>
-              <w:left w:val="single" w:sz="4" w:space="0" w:color="000000"/>
-              <w:bottom w:val="single" w:sz="4" w:space="0" w:color="000000"/>
-              <w:right w:val="single" w:sz="4" w:space="0" w:color="000000"/>
-            </w:tcBorders>
-            <w:shd w:val="clear" w:color="auto" w:fill="auto"/>
-          </w:tcPr>
-          <w:p>
-            <w:pPr>
-              <w:tabs>
-                <w:tab w:val="left" w:pos="3240"/>
-                <w:tab w:val="left" w:pos="6120"/>
-              </w:tabs>
-              <w:spacing w:line="480" w:lineRule="auto"/>
+              <w:keepLines/>
+              <w:keepNext/>
             </w:pPr>
             <w:r>
               <w:rPr>
@@ -2215,73 +2673,65 @@
               <w:right w:val="single" w:sz="4" w:space="0" w:color="000000"/>
             </w:tcBorders>
             <w:shd w:val="clear" w:color="auto" w:fill="auto"/>
-          </w:tcPr>
-          <w:p>
-            <w:pPr>
-              <w:tabs>
-                <w:tab w:val="left" w:pos="3240"/>
-                <w:tab w:val="left" w:pos="6120"/>
-              </w:tabs>
-              <w:snapToGrid w:val="0"/>
-              <w:spacing w:line="480" w:lineRule="auto"/>
-              <w:rPr>
-                <w:b/>
-              </w:rPr>
-            </w:pPr>
+            <w:vAlign w:val="top"/>
+          </w:tcPr>
+          <w:p>
+            <w:pPr>
+              <w:spacing w:after="0" w:before="0" w:line="240" w:lineRule="auto"/>
+              <w:keepLines/>
+            </w:pPr>
+            <w:r>
+              <w:rPr>
+                <w:b w:val="0"/>
+                <w:sz w:val="17"/>
+              </w:rPr>
+              <w:t>13:00; tervezett nap: 2026. augusztus 22.</w:t>
+            </w:r>
           </w:p>
         </w:tc>
       </w:tr>
     </w:tbl>
     <w:p>
       <w:pPr>
-        <w:tabs>
-          <w:tab w:val="left" w:pos="3240"/>
-          <w:tab w:val="left" w:pos="6120"/>
-        </w:tabs>
-        <w:spacing w:line="480" w:lineRule="auto"/>
+        <w:keepNext/>
+        <w:pageBreakBefore/>
+        <w:spacing w:before="0" w:after="120"/>
+        <w:jc w:val="center"/>
       </w:pPr>
-    </w:p>
-    <w:p>
-      <w:pPr>
-        <w:tabs>
-          <w:tab w:val="left" w:pos="3240"/>
-          <w:tab w:val="left" w:pos="6120"/>
-        </w:tabs>
-        <w:spacing w:line="360" w:lineRule="auto"/>
-        <w:jc w:val="center"/>
-        <w:rPr>
-          <w:b/>
-          <w:sz w:val="28"/>
-        </w:rPr>
-      </w:pPr>
-    </w:p>
-    <w:p>
-      <w:pPr>
-        <w:tabs>
-          <w:tab w:val="left" w:pos="3240"/>
-          <w:tab w:val="left" w:pos="6120"/>
-        </w:tabs>
-        <w:spacing w:line="360" w:lineRule="auto"/>
-        <w:jc w:val="center"/>
-        <w:rPr>
-          <w:b/>
-          <w:sz w:val="28"/>
-        </w:rPr>
-      </w:pPr>
-    </w:p>
-    <w:p>
-      <w:pPr>
-        <w:tabs>
-          <w:tab w:val="left" w:pos="3240"/>
-          <w:tab w:val="left" w:pos="6120"/>
-        </w:tabs>
-        <w:spacing w:line="360" w:lineRule="auto"/>
-        <w:jc w:val="center"/>
-        <w:rPr>
-          <w:b/>
-          <w:sz w:val="28"/>
-        </w:rPr>
-      </w:pPr>
+      <w:r>
+        <w:drawing>
+          <wp:inline xmlns:a="http://schemas.openxmlformats.org/drawingml/2006/main" xmlns:pic="http://schemas.openxmlformats.org/drawingml/2006/picture">
+            <wp:extent cx="1188720" cy="684747"/>
+            <wp:docPr id="4" name="Picture 4"/>
+            <wp:cNvGraphicFramePr>
+              <a:graphicFrameLocks noChangeAspect="1"/>
+            </wp:cNvGraphicFramePr>
+            <a:graphic>
+              <a:graphicData uri="http://schemas.openxmlformats.org/drawingml/2006/picture">
+                <pic:pic>
+                  <pic:nvPicPr>
+                    <pic:cNvPr id="0" name="image.png"/>
+                    <pic:cNvPicPr/>
+                  </pic:nvPicPr>
+                  <pic:blipFill>
+                    <a:blip r:embed="rId14"/>
+                    <a:stretch>
+                      <a:fillRect/>
+                    </a:stretch>
+                  </pic:blipFill>
+                  <pic:spPr>
+                    <a:xfrm>
+                      <a:off x="0" y="0"/>
+                      <a:ext cx="1188720" cy="684747"/>
+                    </a:xfrm>
+                    <a:prstGeom prst="rect"/>
+                  </pic:spPr>
+                </pic:pic>
+              </a:graphicData>
+            </a:graphic>
+          </wp:inline>
+        </w:drawing>
+      </w:r>
     </w:p>
     <w:p>
       <w:pPr>
@@ -2294,6 +2744,8 @@
         <w:rPr>
           <w:b/>
         </w:rPr>
+        <w:keepLines/>
+        <w:keepNext/>
       </w:pPr>
       <w:r>
         <w:rPr>
@@ -2314,6 +2766,9 @@
         <w:gridCol w:w="4606"/>
       </w:tblGrid>
       <w:tr>
+        <w:trPr>
+          <w:cantSplit/>
+        </w:trPr>
         <w:tc>
           <w:tcPr>
             <w:tcW w:w="4606" w:type="dxa"/>
@@ -2332,6 +2787,8 @@
                 <w:tab w:val="left" w:pos="6120"/>
               </w:tabs>
               <w:spacing w:line="480" w:lineRule="auto"/>
+              <w:keepLines/>
+              <w:keepNext/>
             </w:pPr>
             <w:r>
               <w:rPr>
@@ -2341,6 +2798,38 @@
             </w:r>
           </w:p>
         </w:tc>
+        <w:tc>
+          <w:tcPr>
+            <w:tcW w:w="4606" w:type="dxa"/>
+            <w:tcBorders>
+              <w:top w:val="single" w:sz="4" w:space="0" w:color="000000"/>
+              <w:left w:val="single" w:sz="4" w:space="0" w:color="000000"/>
+              <w:bottom w:val="single" w:sz="4" w:space="0" w:color="000000"/>
+              <w:right w:val="single" w:sz="4" w:space="0" w:color="000000"/>
+            </w:tcBorders>
+            <w:shd w:val="clear" w:color="auto" w:fill="auto"/>
+            <w:vAlign w:val="top"/>
+          </w:tcPr>
+          <w:p>
+            <w:pPr>
+              <w:spacing w:after="0" w:before="0" w:line="240" w:lineRule="auto"/>
+              <w:keepLines/>
+              <w:keepNext/>
+            </w:pPr>
+            <w:r>
+              <w:rPr>
+                <w:b w:val="0"/>
+                <w:sz w:val="17"/>
+              </w:rPr>
+              <w:t>8 fő az előzetes mézesvölgyi technikai egyeztetőben; a név szerinti szereposztás alapján 10 fő (6 felnőtt + 4 lány) – EGYEZTETENDŐ.</w:t>
+            </w:r>
+          </w:p>
+        </w:tc>
+      </w:tr>
+      <w:tr>
+        <w:trPr>
+          <w:cantSplit/>
+        </w:trPr>
         <w:tc>
           <w:tcPr>
             <w:tcW w:w="4606" w:type="dxa"/>
@@ -2359,11 +2848,49 @@
                 <w:tab w:val="left" w:pos="6120"/>
               </w:tabs>
               <w:spacing w:line="480" w:lineRule="auto"/>
-            </w:pPr>
+              <w:keepLines/>
+              <w:keepNext/>
+            </w:pPr>
+            <w:r>
+              <w:rPr>
+                <w:b/>
+              </w:rPr>
+              <w:t>Férfi szereplők száma:</w:t>
+            </w:r>
+          </w:p>
+        </w:tc>
+        <w:tc>
+          <w:tcPr>
+            <w:tcW w:w="4606" w:type="dxa"/>
+            <w:tcBorders>
+              <w:top w:val="single" w:sz="4" w:space="0" w:color="000000"/>
+              <w:left w:val="single" w:sz="4" w:space="0" w:color="000000"/>
+              <w:bottom w:val="single" w:sz="4" w:space="0" w:color="000000"/>
+              <w:right w:val="single" w:sz="4" w:space="0" w:color="000000"/>
+            </w:tcBorders>
+            <w:shd w:val="clear" w:color="auto" w:fill="auto"/>
+            <w:vAlign w:val="top"/>
+          </w:tcPr>
+          <w:p>
+            <w:pPr>
+              <w:spacing w:after="0" w:before="0" w:line="240" w:lineRule="auto"/>
+              <w:keepLines/>
+              <w:keepNext/>
+            </w:pPr>
+            <w:r>
+              <w:rPr>
+                <w:b w:val="0"/>
+                <w:sz w:val="17"/>
+              </w:rPr>
+              <w:t>10 fő az előzetes mézesvölgyi technikai egyeztetőben; a név szerinti szereposztás alapján 8 fő (6 felnőtt + 2 fiú) – EGYEZTETENDŐ.</w:t>
+            </w:r>
           </w:p>
         </w:tc>
       </w:tr>
       <w:tr>
+        <w:trPr>
+          <w:cantSplit/>
+        </w:trPr>
         <w:tc>
           <w:tcPr>
             <w:tcW w:w="4606" w:type="dxa"/>
@@ -2382,15 +2909,49 @@
                 <w:tab w:val="left" w:pos="6120"/>
               </w:tabs>
               <w:spacing w:line="480" w:lineRule="auto"/>
-            </w:pPr>
-            <w:r>
-              <w:rPr>
-                <w:b/>
-              </w:rPr>
-              <w:t>Férfi szereplők száma:</w:t>
-            </w:r>
-          </w:p>
-        </w:tc>
+              <w:keepLines/>
+              <w:keepNext/>
+            </w:pPr>
+            <w:r>
+              <w:rPr>
+                <w:b/>
+              </w:rPr>
+              <w:t>Speciális igények:</w:t>
+            </w:r>
+          </w:p>
+        </w:tc>
+        <w:tc>
+          <w:tcPr>
+            <w:tcW w:w="4606" w:type="dxa"/>
+            <w:tcBorders>
+              <w:top w:val="single" w:sz="4" w:space="0" w:color="000000"/>
+              <w:left w:val="single" w:sz="4" w:space="0" w:color="000000"/>
+              <w:bottom w:val="single" w:sz="4" w:space="0" w:color="000000"/>
+              <w:right w:val="single" w:sz="4" w:space="0" w:color="000000"/>
+            </w:tcBorders>
+            <w:shd w:val="clear" w:color="auto" w:fill="auto"/>
+            <w:vAlign w:val="top"/>
+          </w:tcPr>
+          <w:p>
+            <w:pPr>
+              <w:spacing w:after="0" w:before="0" w:line="240" w:lineRule="auto"/>
+              <w:keepLines/>
+              <w:keepNext/>
+            </w:pPr>
+            <w:r>
+              <w:rPr>
+                <w:b w:val="0"/>
+                <w:sz w:val="17"/>
+              </w:rPr>
+              <w:t>Nincs külön megadott öltözőigény; a díszítőknek a szerződés szerint külön pihenőhelyiség szükséges.</w:t>
+            </w:r>
+          </w:p>
+        </w:tc>
+      </w:tr>
+      <w:tr>
+        <w:trPr>
+          <w:cantSplit/>
+        </w:trPr>
         <w:tc>
           <w:tcPr>
             <w:tcW w:w="4606" w:type="dxa"/>
@@ -2409,11 +2970,49 @@
                 <w:tab w:val="left" w:pos="6120"/>
               </w:tabs>
               <w:spacing w:line="480" w:lineRule="auto"/>
-            </w:pPr>
+              <w:keepLines/>
+              <w:keepNext/>
+            </w:pPr>
+            <w:r>
+              <w:rPr>
+                <w:b/>
+              </w:rPr>
+              <w:t>Csoportos női szereplők száma:</w:t>
+            </w:r>
+          </w:p>
+        </w:tc>
+        <w:tc>
+          <w:tcPr>
+            <w:tcW w:w="4606" w:type="dxa"/>
+            <w:tcBorders>
+              <w:top w:val="single" w:sz="4" w:space="0" w:color="000000"/>
+              <w:left w:val="single" w:sz="4" w:space="0" w:color="000000"/>
+              <w:bottom w:val="single" w:sz="4" w:space="0" w:color="000000"/>
+              <w:right w:val="single" w:sz="4" w:space="0" w:color="000000"/>
+            </w:tcBorders>
+            <w:shd w:val="clear" w:color="auto" w:fill="auto"/>
+            <w:vAlign w:val="top"/>
+          </w:tcPr>
+          <w:p>
+            <w:pPr>
+              <w:spacing w:after="0" w:before="0" w:line="240" w:lineRule="auto"/>
+              <w:keepLines/>
+              <w:keepNext/>
+            </w:pPr>
+            <w:r>
+              <w:rPr>
+                <w:b w:val="0"/>
+                <w:sz w:val="17"/>
+              </w:rPr>
+              <w:t>Nincs külön megadva; a hivatalos színlapon 8 további női közreműködő szerepel – mézesvölgyi részvétel és tánc-/énekkari bontás EGYEZTETENDŐ.</w:t>
+            </w:r>
           </w:p>
         </w:tc>
       </w:tr>
       <w:tr>
+        <w:trPr>
+          <w:cantSplit/>
+        </w:trPr>
         <w:tc>
           <w:tcPr>
             <w:tcW w:w="4606" w:type="dxa"/>
@@ -2432,42 +3031,49 @@
                 <w:tab w:val="left" w:pos="6120"/>
               </w:tabs>
               <w:spacing w:line="480" w:lineRule="auto"/>
-            </w:pPr>
-            <w:r>
-              <w:rPr>
-                <w:b/>
-              </w:rPr>
-              <w:t>Speciális igények:</w:t>
-            </w:r>
-          </w:p>
-        </w:tc>
-        <w:tc>
-          <w:tcPr>
-            <w:tcW w:w="4606" w:type="dxa"/>
-            <w:tcBorders>
-              <w:top w:val="single" w:sz="4" w:space="0" w:color="000000"/>
-              <w:left w:val="single" w:sz="4" w:space="0" w:color="000000"/>
-              <w:bottom w:val="single" w:sz="4" w:space="0" w:color="000000"/>
-              <w:right w:val="single" w:sz="4" w:space="0" w:color="000000"/>
-            </w:tcBorders>
-            <w:shd w:val="clear" w:color="auto" w:fill="auto"/>
-          </w:tcPr>
-          <w:p>
-            <w:pPr>
-              <w:tabs>
-                <w:tab w:val="left" w:pos="3240"/>
-                <w:tab w:val="left" w:pos="6120"/>
-              </w:tabs>
-              <w:snapToGrid w:val="0"/>
-              <w:spacing w:line="480" w:lineRule="auto"/>
-              <w:rPr>
-                <w:b/>
-              </w:rPr>
-            </w:pPr>
+              <w:keepLines/>
+              <w:keepNext/>
+            </w:pPr>
+            <w:r>
+              <w:rPr>
+                <w:b/>
+              </w:rPr>
+              <w:t>Csoportos férfi szereplők száma:</w:t>
+            </w:r>
+          </w:p>
+        </w:tc>
+        <w:tc>
+          <w:tcPr>
+            <w:tcW w:w="4606" w:type="dxa"/>
+            <w:tcBorders>
+              <w:top w:val="single" w:sz="4" w:space="0" w:color="000000"/>
+              <w:left w:val="single" w:sz="4" w:space="0" w:color="000000"/>
+              <w:bottom w:val="single" w:sz="4" w:space="0" w:color="000000"/>
+              <w:right w:val="single" w:sz="4" w:space="0" w:color="000000"/>
+            </w:tcBorders>
+            <w:shd w:val="clear" w:color="auto" w:fill="auto"/>
+            <w:vAlign w:val="top"/>
+          </w:tcPr>
+          <w:p>
+            <w:pPr>
+              <w:spacing w:after="0" w:before="0" w:line="240" w:lineRule="auto"/>
+              <w:keepLines/>
+              <w:keepNext/>
+            </w:pPr>
+            <w:r>
+              <w:rPr>
+                <w:b w:val="0"/>
+                <w:sz w:val="17"/>
+              </w:rPr>
+              <w:t>Nincs külön megadva; a hivatalos színlapon 3 további férfi közreműködő szerepel – mézesvölgyi részvétel és tánc-/énekkari bontás EGYEZTETENDŐ.</w:t>
+            </w:r>
           </w:p>
         </w:tc>
       </w:tr>
       <w:tr>
+        <w:trPr>
+          <w:cantSplit/>
+        </w:trPr>
         <w:tc>
           <w:tcPr>
             <w:tcW w:w="4606" w:type="dxa"/>
@@ -2486,30 +3092,49 @@
                 <w:tab w:val="left" w:pos="6120"/>
               </w:tabs>
               <w:spacing w:line="480" w:lineRule="auto"/>
-            </w:pPr>
-            <w:r>
-              <w:rPr>
-                <w:b/>
-              </w:rPr>
-              <w:t>Csoportos női szereplők száma:</w:t>
-            </w:r>
-          </w:p>
-        </w:tc>
-        <w:tc>
-          <w:tcPr>
-            <w:tcW w:w="4606" w:type="dxa"/>
-            <w:tcBorders>
-              <w:top w:val="single" w:sz="4" w:space="0" w:color="000000"/>
-              <w:left w:val="single" w:sz="4" w:space="0" w:color="000000"/>
-              <w:bottom w:val="single" w:sz="4" w:space="0" w:color="000000"/>
-              <w:right w:val="single" w:sz="4" w:space="0" w:color="000000"/>
-            </w:tcBorders>
-            <w:shd w:val="clear" w:color="auto" w:fill="auto"/>
-          </w:tcPr>
-          <w:p/>
+              <w:keepLines/>
+              <w:keepNext/>
+            </w:pPr>
+            <w:r>
+              <w:rPr>
+                <w:b/>
+              </w:rPr>
+              <w:t>Zenekar:</w:t>
+            </w:r>
+          </w:p>
+        </w:tc>
+        <w:tc>
+          <w:tcPr>
+            <w:tcW w:w="4606" w:type="dxa"/>
+            <w:tcBorders>
+              <w:top w:val="single" w:sz="4" w:space="0" w:color="000000"/>
+              <w:left w:val="single" w:sz="4" w:space="0" w:color="000000"/>
+              <w:bottom w:val="single" w:sz="4" w:space="0" w:color="000000"/>
+              <w:right w:val="single" w:sz="4" w:space="0" w:color="000000"/>
+            </w:tcBorders>
+            <w:shd w:val="clear" w:color="auto" w:fill="auto"/>
+            <w:vAlign w:val="top"/>
+          </w:tcPr>
+          <w:p>
+            <w:pPr>
+              <w:spacing w:after="0" w:before="0" w:line="240" w:lineRule="auto"/>
+              <w:keepLines/>
+              <w:keepNext/>
+            </w:pPr>
+            <w:r>
+              <w:rPr>
+                <w:b w:val="0"/>
+                <w:sz w:val="17"/>
+              </w:rPr>
+              <w:t>1 fő az előzetes mézesvölgyi technikai egyeztető szerint; zenei vezető/karmester: Gulyás Gergely; a pontos létszám és hangszerösszetétel EGYEZTETENDŐ.</w:t>
+            </w:r>
+          </w:p>
         </w:tc>
       </w:tr>
       <w:tr>
+        <w:trPr>
+          <w:cantSplit/>
+        </w:trPr>
         <w:tc>
           <w:tcPr>
             <w:tcW w:w="4606" w:type="dxa"/>
@@ -2528,106 +3153,8 @@
                 <w:tab w:val="left" w:pos="6120"/>
               </w:tabs>
               <w:spacing w:line="480" w:lineRule="auto"/>
-            </w:pPr>
-            <w:r>
-              <w:rPr>
-                <w:b/>
-              </w:rPr>
-              <w:t>Csoportos férfi szereplők száma:</w:t>
-            </w:r>
-          </w:p>
-        </w:tc>
-        <w:tc>
-          <w:tcPr>
-            <w:tcW w:w="4606" w:type="dxa"/>
-            <w:tcBorders>
-              <w:top w:val="single" w:sz="4" w:space="0" w:color="000000"/>
-              <w:left w:val="single" w:sz="4" w:space="0" w:color="000000"/>
-              <w:bottom w:val="single" w:sz="4" w:space="0" w:color="000000"/>
-              <w:right w:val="single" w:sz="4" w:space="0" w:color="000000"/>
-            </w:tcBorders>
-            <w:shd w:val="clear" w:color="auto" w:fill="auto"/>
-          </w:tcPr>
-          <w:p>
-            <w:pPr>
-              <w:tabs>
-                <w:tab w:val="left" w:pos="3240"/>
-                <w:tab w:val="left" w:pos="6120"/>
-              </w:tabs>
-              <w:spacing w:line="480" w:lineRule="auto"/>
-            </w:pPr>
-          </w:p>
-        </w:tc>
-      </w:tr>
-      <w:tr>
-        <w:tc>
-          <w:tcPr>
-            <w:tcW w:w="4606" w:type="dxa"/>
-            <w:tcBorders>
-              <w:top w:val="single" w:sz="4" w:space="0" w:color="000000"/>
-              <w:left w:val="single" w:sz="4" w:space="0" w:color="000000"/>
-              <w:bottom w:val="single" w:sz="4" w:space="0" w:color="000000"/>
-              <w:right w:val="single" w:sz="4" w:space="0" w:color="000000"/>
-            </w:tcBorders>
-            <w:shd w:val="clear" w:color="auto" w:fill="auto"/>
-          </w:tcPr>
-          <w:p>
-            <w:pPr>
-              <w:tabs>
-                <w:tab w:val="left" w:pos="3240"/>
-                <w:tab w:val="left" w:pos="6120"/>
-              </w:tabs>
-              <w:spacing w:line="480" w:lineRule="auto"/>
-            </w:pPr>
-            <w:r>
-              <w:rPr>
-                <w:b/>
-              </w:rPr>
-              <w:t>Zenekar:</w:t>
-            </w:r>
-          </w:p>
-        </w:tc>
-        <w:tc>
-          <w:tcPr>
-            <w:tcW w:w="4606" w:type="dxa"/>
-            <w:tcBorders>
-              <w:top w:val="single" w:sz="4" w:space="0" w:color="000000"/>
-              <w:left w:val="single" w:sz="4" w:space="0" w:color="000000"/>
-              <w:bottom w:val="single" w:sz="4" w:space="0" w:color="000000"/>
-              <w:right w:val="single" w:sz="4" w:space="0" w:color="000000"/>
-            </w:tcBorders>
-            <w:shd w:val="clear" w:color="auto" w:fill="auto"/>
-          </w:tcPr>
-          <w:p>
-            <w:pPr>
-              <w:tabs>
-                <w:tab w:val="left" w:pos="3240"/>
-                <w:tab w:val="left" w:pos="6120"/>
-              </w:tabs>
-              <w:spacing w:line="480" w:lineRule="auto"/>
-            </w:pPr>
-          </w:p>
-        </w:tc>
-      </w:tr>
-      <w:tr>
-        <w:tc>
-          <w:tcPr>
-            <w:tcW w:w="4606" w:type="dxa"/>
-            <w:tcBorders>
-              <w:top w:val="single" w:sz="4" w:space="0" w:color="000000"/>
-              <w:left w:val="single" w:sz="4" w:space="0" w:color="000000"/>
-              <w:bottom w:val="single" w:sz="4" w:space="0" w:color="000000"/>
-              <w:right w:val="single" w:sz="4" w:space="0" w:color="000000"/>
-            </w:tcBorders>
-            <w:shd w:val="clear" w:color="auto" w:fill="auto"/>
-          </w:tcPr>
-          <w:p>
-            <w:pPr>
-              <w:tabs>
-                <w:tab w:val="left" w:pos="3240"/>
-                <w:tab w:val="left" w:pos="6120"/>
-              </w:tabs>
-              <w:spacing w:line="480" w:lineRule="auto"/>
+              <w:keepLines/>
+              <w:keepNext/>
             </w:pPr>
             <w:r>
               <w:rPr>
@@ -2647,15 +3174,20 @@
               <w:right w:val="single" w:sz="4" w:space="0" w:color="000000"/>
             </w:tcBorders>
             <w:shd w:val="clear" w:color="auto" w:fill="auto"/>
-          </w:tcPr>
-          <w:p>
-            <w:pPr>
-              <w:tabs>
-                <w:tab w:val="left" w:pos="3240"/>
-                <w:tab w:val="left" w:pos="6120"/>
-              </w:tabs>
-              <w:spacing w:line="480" w:lineRule="auto"/>
-            </w:pPr>
+            <w:vAlign w:val="top"/>
+          </w:tcPr>
+          <w:p>
+            <w:pPr>
+              <w:spacing w:after="0" w:before="0" w:line="240" w:lineRule="auto"/>
+              <w:keepLines/>
+            </w:pPr>
+            <w:r>
+              <w:rPr>
+                <w:b w:val="0"/>
+                <w:sz w:val="17"/>
+              </w:rPr>
+              <w:t>30 fő az előzetes mézesvölgyi technikai egyeztető szerint. Utazási bontás: 8 díszítő, 2 hangosító, 4 világosító, Ignácz György; továbbá 6 öltöztető, 2 fodrász és 1 kellékes. A teljes névsor és az eltérő létszámok EGYEZTETENDŐK.</w:t>
+            </w:r>
           </w:p>
         </w:tc>
       </w:tr>
@@ -2676,12 +3208,794 @@
     </w:p>
     <w:p>
       <w:pPr>
+        <w:keepNext/>
+        <w:pageBreakBefore/>
+        <w:spacing w:before="0" w:after="120"/>
+        <w:jc w:val="center"/>
+      </w:pPr>
+      <w:r>
+        <w:drawing>
+          <wp:inline xmlns:a="http://schemas.openxmlformats.org/drawingml/2006/main" xmlns:pic="http://schemas.openxmlformats.org/drawingml/2006/picture">
+            <wp:extent cx="1188720" cy="684747"/>
+            <wp:docPr id="5" name="Picture 5"/>
+            <wp:cNvGraphicFramePr>
+              <a:graphicFrameLocks noChangeAspect="1"/>
+            </wp:cNvGraphicFramePr>
+            <a:graphic>
+              <a:graphicData uri="http://schemas.openxmlformats.org/drawingml/2006/picture">
+                <pic:pic>
+                  <pic:nvPicPr>
+                    <pic:cNvPr id="0" name="image.png"/>
+                    <pic:cNvPicPr/>
+                  </pic:nvPicPr>
+                  <pic:blipFill>
+                    <a:blip r:embed="rId14"/>
+                    <a:stretch>
+                      <a:fillRect/>
+                    </a:stretch>
+                  </pic:blipFill>
+                  <pic:spPr>
+                    <a:xfrm>
+                      <a:off x="0" y="0"/>
+                      <a:ext cx="1188720" cy="684747"/>
+                    </a:xfrm>
+                    <a:prstGeom prst="rect"/>
+                  </pic:spPr>
+                </pic:pic>
+              </a:graphicData>
+            </a:graphic>
+          </wp:inline>
+        </w:drawing>
+      </w:r>
+    </w:p>
+    <w:p>
+      <w:pPr>
+        <w:keepNext/>
+        <w:tabs>
+          <w:tab w:val="left" w:pos="3240"/>
+          <w:tab w:val="left" w:pos="6120"/>
+        </w:tabs>
+        <w:spacing w:line="360" w:lineRule="auto" w:after="80"/>
+        <w:jc w:val="center"/>
+        <w:rPr>
+          <w:b/>
+        </w:rPr>
+        <w:keepLines/>
+      </w:pPr>
+      <w:r>
+        <w:rPr>
+          <w:b/>
+          <w:sz w:val="22"/>
+        </w:rPr>
+        <w:t>RÉSZLETES SZEREPOSZTÁS ÉS KÖZREMŰKÖDŐK</w:t>
+      </w:r>
+    </w:p>
+    <w:tbl>
+      <w:tblPr>
+        <w:tblW w:w="0" w:type="auto"/>
+        <w:tblLayout w:type="fixed"/>
+        <w:tblLook w:val="0000" w:firstRow="0" w:lastRow="0" w:firstColumn="0" w:lastColumn="0" w:noHBand="0" w:noVBand="0"/>
+      </w:tblPr>
+      <w:tblGrid>
+        <w:gridCol w:w="4606"/>
+        <w:gridCol w:w="4606"/>
+      </w:tblGrid>
+      <w:tr>
+        <w:trPr>
+          <w:cantSplit/>
+        </w:trPr>
+        <w:tc>
+          <w:tcPr>
+            <w:tcW w:w="4606" w:type="dxa"/>
+            <w:tcBorders>
+              <w:top w:val="single" w:sz="4" w:space="0" w:color="000000"/>
+              <w:left w:val="single" w:sz="4" w:space="0" w:color="000000"/>
+              <w:bottom w:val="single" w:sz="4" w:space="0" w:color="000000"/>
+              <w:right w:val="single" w:sz="4" w:space="0" w:color="000000"/>
+            </w:tcBorders>
+            <w:shd w:val="clear" w:color="auto" w:fill="auto"/>
+            <w:vAlign w:val="top"/>
+          </w:tcPr>
+          <w:p>
+            <w:pPr>
+              <w:spacing w:after="0" w:before="0" w:line="240" w:lineRule="auto"/>
+              <w:keepLines/>
+              <w:keepNext/>
+            </w:pPr>
+            <w:r>
+              <w:rPr>
+                <w:b/>
+                <w:sz w:val="17"/>
+              </w:rPr>
+              <w:t>Felnőtt női szereposztás (6 fő):</w:t>
+            </w:r>
+          </w:p>
+        </w:tc>
+        <w:tc>
+          <w:tcPr>
+            <w:tcW w:w="4606" w:type="dxa"/>
+            <w:tcBorders>
+              <w:top w:val="single" w:sz="4" w:space="0" w:color="000000"/>
+              <w:left w:val="single" w:sz="4" w:space="0" w:color="000000"/>
+              <w:bottom w:val="single" w:sz="4" w:space="0" w:color="000000"/>
+              <w:right w:val="single" w:sz="4" w:space="0" w:color="000000"/>
+            </w:tcBorders>
+            <w:shd w:val="clear" w:color="auto" w:fill="auto"/>
+            <w:vAlign w:val="top"/>
+          </w:tcPr>
+          <w:p>
+            <w:pPr>
+              <w:spacing w:after="0" w:before="0" w:line="240" w:lineRule="auto"/>
+              <w:keepLines/>
+              <w:keepNext/>
+            </w:pPr>
+            <w:r>
+              <w:rPr>
+                <w:b w:val="0"/>
+                <w:sz w:val="17"/>
+              </w:rPr>
+              <w:t>Maria – Molnár Nikolett; Apátnő – Kertész Marcella; Elsa Schraeder / Berthe nővér – Sárvári Diána; Liesl – Megyesi Pálma; Frau Schmidt / Margaretta nővér – Lugosi Claudia; Sophia nővér / Elberfeld bárónő – Kerényi Tünde Sára.</w:t>
+            </w:r>
+          </w:p>
+        </w:tc>
+      </w:tr>
+      <w:tr>
+        <w:trPr>
+          <w:cantSplit/>
+        </w:trPr>
+        <w:tc>
+          <w:tcPr>
+            <w:tcW w:w="4606" w:type="dxa"/>
+            <w:tcBorders>
+              <w:top w:val="single" w:sz="4" w:space="0" w:color="000000"/>
+              <w:left w:val="single" w:sz="4" w:space="0" w:color="000000"/>
+              <w:bottom w:val="single" w:sz="4" w:space="0" w:color="000000"/>
+              <w:right w:val="single" w:sz="4" w:space="0" w:color="000000"/>
+            </w:tcBorders>
+            <w:shd w:val="clear" w:color="auto" w:fill="auto"/>
+            <w:vAlign w:val="top"/>
+          </w:tcPr>
+          <w:p>
+            <w:pPr>
+              <w:spacing w:after="0" w:before="0" w:line="240" w:lineRule="auto"/>
+              <w:keepLines/>
+              <w:keepNext/>
+            </w:pPr>
+            <w:r>
+              <w:rPr>
+                <w:b/>
+                <w:sz w:val="17"/>
+              </w:rPr>
+              <w:t>Felnőtt férfi szereposztás (6 fő):</w:t>
+            </w:r>
+          </w:p>
+        </w:tc>
+        <w:tc>
+          <w:tcPr>
+            <w:tcW w:w="4606" w:type="dxa"/>
+            <w:tcBorders>
+              <w:top w:val="single" w:sz="4" w:space="0" w:color="000000"/>
+              <w:left w:val="single" w:sz="4" w:space="0" w:color="000000"/>
+              <w:bottom w:val="single" w:sz="4" w:space="0" w:color="000000"/>
+              <w:right w:val="single" w:sz="4" w:space="0" w:color="000000"/>
+            </w:tcBorders>
+            <w:shd w:val="clear" w:color="auto" w:fill="auto"/>
+            <w:vAlign w:val="top"/>
+          </w:tcPr>
+          <w:p>
+            <w:pPr>
+              <w:spacing w:after="0" w:before="0" w:line="240" w:lineRule="auto"/>
+              <w:keepLines/>
+              <w:keepNext/>
+            </w:pPr>
+            <w:r>
+              <w:rPr>
+                <w:b w:val="0"/>
+                <w:sz w:val="17"/>
+              </w:rPr>
+              <w:t>Georg von Trapp – Barabás Botond; Max Detweiler – Ónodi Gábor; Rolf Gruber – Dósa Mátyás; Herr Zeller – Zelei Gábor; Franz, komornyik – Tárnai Attila; Elberfeld / von Schreiber – Kinczel József.</w:t>
+            </w:r>
+          </w:p>
+        </w:tc>
+      </w:tr>
+      <w:tr>
+        <w:trPr>
+          <w:cantSplit/>
+        </w:trPr>
+        <w:tc>
+          <w:tcPr>
+            <w:tcW w:w="4606" w:type="dxa"/>
+            <w:tcBorders>
+              <w:top w:val="single" w:sz="4" w:space="0" w:color="000000"/>
+              <w:left w:val="single" w:sz="4" w:space="0" w:color="000000"/>
+              <w:bottom w:val="single" w:sz="4" w:space="0" w:color="000000"/>
+              <w:right w:val="single" w:sz="4" w:space="0" w:color="000000"/>
+            </w:tcBorders>
+            <w:shd w:val="clear" w:color="auto" w:fill="auto"/>
+            <w:vAlign w:val="top"/>
+          </w:tcPr>
+          <w:p>
+            <w:pPr>
+              <w:spacing w:after="0" w:before="0" w:line="240" w:lineRule="auto"/>
+              <w:keepLines/>
+              <w:keepNext/>
+            </w:pPr>
+            <w:r>
+              <w:rPr>
+                <w:b/>
+                <w:sz w:val="17"/>
+              </w:rPr>
+              <w:t>Gyerekszereplők – I. szereposztás (4 lány, 2 fiú):</w:t>
+            </w:r>
+          </w:p>
+        </w:tc>
+        <w:tc>
+          <w:tcPr>
+            <w:tcW w:w="4606" w:type="dxa"/>
+            <w:tcBorders>
+              <w:top w:val="single" w:sz="4" w:space="0" w:color="000000"/>
+              <w:left w:val="single" w:sz="4" w:space="0" w:color="000000"/>
+              <w:bottom w:val="single" w:sz="4" w:space="0" w:color="000000"/>
+              <w:right w:val="single" w:sz="4" w:space="0" w:color="000000"/>
+            </w:tcBorders>
+            <w:shd w:val="clear" w:color="auto" w:fill="auto"/>
+            <w:vAlign w:val="top"/>
+          </w:tcPr>
+          <w:p>
+            <w:pPr>
+              <w:spacing w:after="0" w:before="0" w:line="240" w:lineRule="auto"/>
+              <w:keepLines/>
+              <w:keepNext/>
+            </w:pPr>
+            <w:r>
+              <w:rPr>
+                <w:b w:val="0"/>
+                <w:sz w:val="17"/>
+              </w:rPr>
+              <w:t>Friedrich – Varga Csanád; Louisa – Fenyővári Nikolett; Kurt – Kovács Bendegúz; Brigitta – Lipták Blanka; Marta – Bozsó Linda Bella; Gretl – Koszta Hanna.</w:t>
+            </w:r>
+          </w:p>
+        </w:tc>
+      </w:tr>
+      <w:tr>
+        <w:trPr>
+          <w:cantSplit/>
+        </w:trPr>
+        <w:tc>
+          <w:tcPr>
+            <w:tcW w:w="4606" w:type="dxa"/>
+            <w:tcBorders>
+              <w:top w:val="single" w:sz="4" w:space="0" w:color="000000"/>
+              <w:left w:val="single" w:sz="4" w:space="0" w:color="000000"/>
+              <w:bottom w:val="single" w:sz="4" w:space="0" w:color="000000"/>
+              <w:right w:val="single" w:sz="4" w:space="0" w:color="000000"/>
+            </w:tcBorders>
+            <w:shd w:val="clear" w:color="auto" w:fill="auto"/>
+            <w:vAlign w:val="top"/>
+          </w:tcPr>
+          <w:p>
+            <w:pPr>
+              <w:spacing w:after="0" w:before="0" w:line="240" w:lineRule="auto"/>
+              <w:keepLines/>
+              <w:keepNext/>
+            </w:pPr>
+            <w:r>
+              <w:rPr>
+                <w:b/>
+                <w:sz w:val="17"/>
+              </w:rPr>
+              <w:t>További közreműködők / statisztéria:</w:t>
+            </w:r>
+          </w:p>
+        </w:tc>
+        <w:tc>
+          <w:tcPr>
+            <w:tcW w:w="4606" w:type="dxa"/>
+            <w:tcBorders>
+              <w:top w:val="single" w:sz="4" w:space="0" w:color="000000"/>
+              <w:left w:val="single" w:sz="4" w:space="0" w:color="000000"/>
+              <w:bottom w:val="single" w:sz="4" w:space="0" w:color="000000"/>
+              <w:right w:val="single" w:sz="4" w:space="0" w:color="000000"/>
+            </w:tcBorders>
+            <w:shd w:val="clear" w:color="auto" w:fill="auto"/>
+            <w:vAlign w:val="top"/>
+          </w:tcPr>
+          <w:p>
+            <w:pPr>
+              <w:spacing w:after="0" w:before="0" w:line="240" w:lineRule="auto"/>
+              <w:keepLines/>
+            </w:pPr>
+            <w:r>
+              <w:rPr>
+                <w:b w:val="0"/>
+                <w:sz w:val="17"/>
+              </w:rPr>
+              <w:t>Boda Beáta; Kis Zsuzsa; Nagy Réka; Szatmári Beáta; Deme Gábor; Szabó Lóránd; Bana Zoé; Illyés Boglárka; Kiszelák Lenke; Pintér Mónika Mária; Baka Ádám. Szerepkör: posztulánsok, katonák, bálozók. Mézesvölgyi részvételük EGYEZTETENDŐ. A helyi munkalistán Juhász Bálint is szerepel – EGYEZTETENDŐ.</w:t>
+            </w:r>
+          </w:p>
+        </w:tc>
+      </w:tr>
+    </w:tbl>
+    <w:p>
+      <w:pPr>
+        <w:keepNext/>
+        <w:pageBreakBefore/>
+        <w:spacing w:before="0" w:after="120"/>
+        <w:jc w:val="center"/>
+      </w:pPr>
+      <w:r>
+        <w:drawing>
+          <wp:inline xmlns:a="http://schemas.openxmlformats.org/drawingml/2006/main" xmlns:pic="http://schemas.openxmlformats.org/drawingml/2006/picture">
+            <wp:extent cx="1188720" cy="684747"/>
+            <wp:docPr id="6" name="Picture 6"/>
+            <wp:cNvGraphicFramePr>
+              <a:graphicFrameLocks noChangeAspect="1"/>
+            </wp:cNvGraphicFramePr>
+            <a:graphic>
+              <a:graphicData uri="http://schemas.openxmlformats.org/drawingml/2006/picture">
+                <pic:pic>
+                  <pic:nvPicPr>
+                    <pic:cNvPr id="0" name="image.png"/>
+                    <pic:cNvPicPr/>
+                  </pic:nvPicPr>
+                  <pic:blipFill>
+                    <a:blip r:embed="rId14"/>
+                    <a:stretch>
+                      <a:fillRect/>
+                    </a:stretch>
+                  </pic:blipFill>
+                  <pic:spPr>
+                    <a:xfrm>
+                      <a:off x="0" y="0"/>
+                      <a:ext cx="1188720" cy="684747"/>
+                    </a:xfrm>
+                    <a:prstGeom prst="rect"/>
+                  </pic:spPr>
+                </pic:pic>
+              </a:graphicData>
+            </a:graphic>
+          </wp:inline>
+        </w:drawing>
+      </w:r>
+    </w:p>
+    <w:p>
+      <w:pPr>
+        <w:keepNext/>
+        <w:tabs>
+          <w:tab w:val="left" w:pos="3240"/>
+          <w:tab w:val="left" w:pos="6120"/>
+        </w:tabs>
+        <w:spacing w:line="360" w:lineRule="auto" w:after="80"/>
+        <w:jc w:val="center"/>
+        <w:rPr>
+          <w:b/>
+        </w:rPr>
+        <w:keepLines/>
+      </w:pPr>
+      <w:r>
+        <w:rPr>
+          <w:b/>
+          <w:sz w:val="22"/>
+        </w:rPr>
+        <w:t>ZENEKAR, SZÍNPADI STÁB ÉS ALKOTÓK</w:t>
+      </w:r>
+    </w:p>
+    <w:tbl>
+      <w:tblPr>
+        <w:tblW w:w="0" w:type="auto"/>
+        <w:tblLayout w:type="fixed"/>
+        <w:tblLook w:val="0000" w:firstRow="0" w:lastRow="0" w:firstColumn="0" w:lastColumn="0" w:noHBand="0" w:noVBand="0"/>
+      </w:tblPr>
+      <w:tblGrid>
+        <w:gridCol w:w="4606"/>
+        <w:gridCol w:w="4606"/>
+      </w:tblGrid>
+      <w:tr>
+        <w:trPr>
+          <w:cantSplit/>
+        </w:trPr>
+        <w:tc>
+          <w:tcPr>
+            <w:tcW w:w="4606" w:type="dxa"/>
+            <w:tcBorders>
+              <w:top w:val="single" w:sz="4" w:space="0" w:color="000000"/>
+              <w:left w:val="single" w:sz="4" w:space="0" w:color="000000"/>
+              <w:bottom w:val="single" w:sz="4" w:space="0" w:color="000000"/>
+              <w:right w:val="single" w:sz="4" w:space="0" w:color="000000"/>
+            </w:tcBorders>
+            <w:shd w:val="clear" w:color="auto" w:fill="auto"/>
+            <w:vAlign w:val="top"/>
+          </w:tcPr>
+          <w:p>
+            <w:pPr>
+              <w:spacing w:after="0" w:before="0" w:line="240" w:lineRule="auto"/>
+              <w:keepLines/>
+              <w:keepNext/>
+            </w:pPr>
+            <w:r>
+              <w:rPr>
+                <w:b/>
+                <w:sz w:val="17"/>
+              </w:rPr>
+              <w:t>Zenekar:</w:t>
+            </w:r>
+          </w:p>
+        </w:tc>
+        <w:tc>
+          <w:tcPr>
+            <w:tcW w:w="4606" w:type="dxa"/>
+            <w:tcBorders>
+              <w:top w:val="single" w:sz="4" w:space="0" w:color="000000"/>
+              <w:left w:val="single" w:sz="4" w:space="0" w:color="000000"/>
+              <w:bottom w:val="single" w:sz="4" w:space="0" w:color="000000"/>
+              <w:right w:val="single" w:sz="4" w:space="0" w:color="000000"/>
+            </w:tcBorders>
+            <w:shd w:val="clear" w:color="auto" w:fill="auto"/>
+            <w:vAlign w:val="top"/>
+          </w:tcPr>
+          <w:p>
+            <w:pPr>
+              <w:spacing w:after="0" w:before="0" w:line="240" w:lineRule="auto"/>
+              <w:keepLines/>
+              <w:keepNext/>
+            </w:pPr>
+            <w:r>
+              <w:rPr>
+                <w:b w:val="0"/>
+                <w:sz w:val="17"/>
+              </w:rPr>
+              <w:t>1 fő az előzetes mézesvölgyi technikai egyeztető szerint. Zenei vezető, karmester és hangszerelő: Gulyás Gergely. A tényleges utazó létszám, névsor és hangszerösszetétel EGYEZTETENDŐ.</w:t>
+            </w:r>
+          </w:p>
+        </w:tc>
+      </w:tr>
+      <w:tr>
+        <w:trPr>
+          <w:cantSplit/>
+        </w:trPr>
+        <w:tc>
+          <w:tcPr>
+            <w:tcW w:w="4606" w:type="dxa"/>
+            <w:tcBorders>
+              <w:top w:val="single" w:sz="4" w:space="0" w:color="000000"/>
+              <w:left w:val="single" w:sz="4" w:space="0" w:color="000000"/>
+              <w:bottom w:val="single" w:sz="4" w:space="0" w:color="000000"/>
+              <w:right w:val="single" w:sz="4" w:space="0" w:color="000000"/>
+            </w:tcBorders>
+            <w:shd w:val="clear" w:color="auto" w:fill="auto"/>
+            <w:vAlign w:val="top"/>
+          </w:tcPr>
+          <w:p>
+            <w:pPr>
+              <w:spacing w:after="0" w:before="0" w:line="240" w:lineRule="auto"/>
+              <w:keepLines/>
+              <w:keepNext/>
+            </w:pPr>
+            <w:r>
+              <w:rPr>
+                <w:b/>
+                <w:sz w:val="17"/>
+              </w:rPr>
+              <w:t>Tánc-/énekkari közreműködés:</w:t>
+            </w:r>
+          </w:p>
+        </w:tc>
+        <w:tc>
+          <w:tcPr>
+            <w:tcW w:w="4606" w:type="dxa"/>
+            <w:tcBorders>
+              <w:top w:val="single" w:sz="4" w:space="0" w:color="000000"/>
+              <w:left w:val="single" w:sz="4" w:space="0" w:color="000000"/>
+              <w:bottom w:val="single" w:sz="4" w:space="0" w:color="000000"/>
+              <w:right w:val="single" w:sz="4" w:space="0" w:color="000000"/>
+            </w:tcBorders>
+            <w:shd w:val="clear" w:color="auto" w:fill="auto"/>
+            <w:vAlign w:val="top"/>
+          </w:tcPr>
+          <w:p>
+            <w:pPr>
+              <w:spacing w:after="0" w:before="0" w:line="240" w:lineRule="auto"/>
+              <w:keepLines/>
+              <w:keepNext/>
+            </w:pPr>
+            <w:r>
+              <w:rPr>
+                <w:b w:val="0"/>
+                <w:sz w:val="17"/>
+              </w:rPr>
+              <w:t>A produkcióban apácák/kórus és koreografált jelenetek szerepelnek; külön tánckari és énekkari létszám nincs hitelesen megadva. EGYEZTETENDŐ.</w:t>
+            </w:r>
+          </w:p>
+        </w:tc>
+      </w:tr>
+      <w:tr>
+        <w:trPr>
+          <w:cantSplit/>
+        </w:trPr>
+        <w:tc>
+          <w:tcPr>
+            <w:tcW w:w="4606" w:type="dxa"/>
+            <w:tcBorders>
+              <w:top w:val="single" w:sz="4" w:space="0" w:color="000000"/>
+              <w:left w:val="single" w:sz="4" w:space="0" w:color="000000"/>
+              <w:bottom w:val="single" w:sz="4" w:space="0" w:color="000000"/>
+              <w:right w:val="single" w:sz="4" w:space="0" w:color="000000"/>
+            </w:tcBorders>
+            <w:shd w:val="clear" w:color="auto" w:fill="auto"/>
+            <w:vAlign w:val="top"/>
+          </w:tcPr>
+          <w:p>
+            <w:pPr>
+              <w:spacing w:after="0" w:before="0" w:line="240" w:lineRule="auto"/>
+              <w:keepLines/>
+              <w:keepNext/>
+            </w:pPr>
+            <w:r>
+              <w:rPr>
+                <w:b/>
+                <w:sz w:val="17"/>
+              </w:rPr>
+              <w:t>Ügyelő / súgó / segédrendező:</w:t>
+            </w:r>
+          </w:p>
+        </w:tc>
+        <w:tc>
+          <w:tcPr>
+            <w:tcW w:w="4606" w:type="dxa"/>
+            <w:tcBorders>
+              <w:top w:val="single" w:sz="4" w:space="0" w:color="000000"/>
+              <w:left w:val="single" w:sz="4" w:space="0" w:color="000000"/>
+              <w:bottom w:val="single" w:sz="4" w:space="0" w:color="000000"/>
+              <w:right w:val="single" w:sz="4" w:space="0" w:color="000000"/>
+            </w:tcBorders>
+            <w:shd w:val="clear" w:color="auto" w:fill="auto"/>
+            <w:vAlign w:val="top"/>
+          </w:tcPr>
+          <w:p>
+            <w:pPr>
+              <w:spacing w:after="0" w:before="0" w:line="240" w:lineRule="auto"/>
+              <w:keepLines/>
+              <w:keepNext/>
+            </w:pPr>
+            <w:r>
+              <w:rPr>
+                <w:b w:val="0"/>
+                <w:sz w:val="17"/>
+              </w:rPr>
+              <w:t>Ügyelő: Besenyi Anna; súgó: Auer Edit; segédrendező: Kinczel József.</w:t>
+            </w:r>
+          </w:p>
+        </w:tc>
+      </w:tr>
+      <w:tr>
+        <w:trPr>
+          <w:cantSplit/>
+        </w:trPr>
+        <w:tc>
+          <w:tcPr>
+            <w:tcW w:w="4606" w:type="dxa"/>
+            <w:tcBorders>
+              <w:top w:val="single" w:sz="4" w:space="0" w:color="000000"/>
+              <w:left w:val="single" w:sz="4" w:space="0" w:color="000000"/>
+              <w:bottom w:val="single" w:sz="4" w:space="0" w:color="000000"/>
+              <w:right w:val="single" w:sz="4" w:space="0" w:color="000000"/>
+            </w:tcBorders>
+            <w:shd w:val="clear" w:color="auto" w:fill="auto"/>
+            <w:vAlign w:val="top"/>
+          </w:tcPr>
+          <w:p>
+            <w:pPr>
+              <w:spacing w:after="0" w:before="0" w:line="240" w:lineRule="auto"/>
+              <w:keepLines/>
+              <w:keepNext/>
+            </w:pPr>
+            <w:r>
+              <w:rPr>
+                <w:b/>
+                <w:sz w:val="17"/>
+              </w:rPr>
+              <w:t>Rendezés és zenei vezetés:</w:t>
+            </w:r>
+          </w:p>
+        </w:tc>
+        <w:tc>
+          <w:tcPr>
+            <w:tcW w:w="4606" w:type="dxa"/>
+            <w:tcBorders>
+              <w:top w:val="single" w:sz="4" w:space="0" w:color="000000"/>
+              <w:left w:val="single" w:sz="4" w:space="0" w:color="000000"/>
+              <w:bottom w:val="single" w:sz="4" w:space="0" w:color="000000"/>
+              <w:right w:val="single" w:sz="4" w:space="0" w:color="000000"/>
+            </w:tcBorders>
+            <w:shd w:val="clear" w:color="auto" w:fill="auto"/>
+            <w:vAlign w:val="top"/>
+          </w:tcPr>
+          <w:p>
+            <w:pPr>
+              <w:spacing w:after="0" w:before="0" w:line="240" w:lineRule="auto"/>
+              <w:keepLines/>
+              <w:keepNext/>
+            </w:pPr>
+            <w:r>
+              <w:rPr>
+                <w:b w:val="0"/>
+                <w:sz w:val="17"/>
+              </w:rPr>
+              <w:t>Rendező: Pányik Tamás; zenei vezető, karmester és hangszerelő: Gulyás Gergely; koreográfus: Barta Viktória; korrepetitor: Rimóczi Mónika.</w:t>
+            </w:r>
+          </w:p>
+        </w:tc>
+      </w:tr>
+      <w:tr>
+        <w:trPr>
+          <w:cantSplit/>
+        </w:trPr>
+        <w:tc>
+          <w:tcPr>
+            <w:tcW w:w="4606" w:type="dxa"/>
+            <w:tcBorders>
+              <w:top w:val="single" w:sz="4" w:space="0" w:color="000000"/>
+              <w:left w:val="single" w:sz="4" w:space="0" w:color="000000"/>
+              <w:bottom w:val="single" w:sz="4" w:space="0" w:color="000000"/>
+              <w:right w:val="single" w:sz="4" w:space="0" w:color="000000"/>
+            </w:tcBorders>
+            <w:shd w:val="clear" w:color="auto" w:fill="auto"/>
+            <w:vAlign w:val="top"/>
+          </w:tcPr>
+          <w:p>
+            <w:pPr>
+              <w:spacing w:after="0" w:before="0" w:line="240" w:lineRule="auto"/>
+              <w:keepLines/>
+              <w:keepNext/>
+            </w:pPr>
+            <w:r>
+              <w:rPr>
+                <w:b/>
+                <w:sz w:val="17"/>
+              </w:rPr>
+              <w:t>Alkotók:</w:t>
+            </w:r>
+          </w:p>
+        </w:tc>
+        <w:tc>
+          <w:tcPr>
+            <w:tcW w:w="4606" w:type="dxa"/>
+            <w:tcBorders>
+              <w:top w:val="single" w:sz="4" w:space="0" w:color="000000"/>
+              <w:left w:val="single" w:sz="4" w:space="0" w:color="000000"/>
+              <w:bottom w:val="single" w:sz="4" w:space="0" w:color="000000"/>
+              <w:right w:val="single" w:sz="4" w:space="0" w:color="000000"/>
+            </w:tcBorders>
+            <w:shd w:val="clear" w:color="auto" w:fill="auto"/>
+            <w:vAlign w:val="top"/>
+          </w:tcPr>
+          <w:p>
+            <w:pPr>
+              <w:spacing w:after="0" w:before="0" w:line="240" w:lineRule="auto"/>
+              <w:keepLines/>
+              <w:keepNext/>
+            </w:pPr>
+            <w:r>
+              <w:rPr>
+                <w:b w:val="0"/>
+                <w:sz w:val="17"/>
+              </w:rPr>
+              <w:t>Magyar szöveg, dramaturg: Kerényi Tünde Sára; magyar dalszöveg: Cseh Dávid Péter; díszlettervező: Árva Nóra; jelmeztervező: Rákay Tamás.</w:t>
+            </w:r>
+          </w:p>
+        </w:tc>
+      </w:tr>
+      <w:tr>
+        <w:trPr>
+          <w:cantSplit/>
+        </w:trPr>
+        <w:tc>
+          <w:tcPr>
+            <w:tcW w:w="4606" w:type="dxa"/>
+            <w:tcBorders>
+              <w:top w:val="single" w:sz="4" w:space="0" w:color="000000"/>
+              <w:left w:val="single" w:sz="4" w:space="0" w:color="000000"/>
+              <w:bottom w:val="single" w:sz="4" w:space="0" w:color="000000"/>
+              <w:right w:val="single" w:sz="4" w:space="0" w:color="000000"/>
+            </w:tcBorders>
+            <w:shd w:val="clear" w:color="auto" w:fill="auto"/>
+            <w:vAlign w:val="top"/>
+          </w:tcPr>
+          <w:p>
+            <w:pPr>
+              <w:spacing w:after="0" w:before="0" w:line="240" w:lineRule="auto"/>
+              <w:keepLines/>
+              <w:keepNext/>
+            </w:pPr>
+            <w:r>
+              <w:rPr>
+                <w:b/>
+                <w:sz w:val="17"/>
+              </w:rPr>
+              <w:t>Műszaki és kiszolgáló személyzet:</w:t>
+            </w:r>
+          </w:p>
+        </w:tc>
+        <w:tc>
+          <w:tcPr>
+            <w:tcW w:w="4606" w:type="dxa"/>
+            <w:tcBorders>
+              <w:top w:val="single" w:sz="4" w:space="0" w:color="000000"/>
+              <w:left w:val="single" w:sz="4" w:space="0" w:color="000000"/>
+              <w:bottom w:val="single" w:sz="4" w:space="0" w:color="000000"/>
+              <w:right w:val="single" w:sz="4" w:space="0" w:color="000000"/>
+            </w:tcBorders>
+            <w:shd w:val="clear" w:color="auto" w:fill="auto"/>
+            <w:vAlign w:val="top"/>
+          </w:tcPr>
+          <w:p>
+            <w:pPr>
+              <w:spacing w:after="0" w:before="0" w:line="240" w:lineRule="auto"/>
+              <w:keepLines/>
+            </w:pPr>
+            <w:r>
+              <w:rPr>
+                <w:b w:val="0"/>
+                <w:sz w:val="17"/>
+              </w:rPr>
+              <w:t>30 fő az előzetes mézesvölgyi technikai egyeztető szerint. Ismert bontás: 8 díszítő, 2 hangosító, 4 világosító, Ignácz György; 6 öltöztető, 2 fodrász, 1 kellékes. A 30 fős teljes keret és az utazási/szálláslisták eltérése EGYEZTETENDŐ.</w:t>
+            </w:r>
+          </w:p>
+        </w:tc>
+      </w:tr>
+    </w:tbl>
+    <w:p>
+      <w:pPr>
+        <w:keepNext/>
+        <w:pageBreakBefore/>
+        <w:spacing w:before="0" w:after="120"/>
+        <w:jc w:val="center"/>
+      </w:pPr>
+      <w:r>
+        <w:drawing>
+          <wp:inline xmlns:a="http://schemas.openxmlformats.org/drawingml/2006/main" xmlns:pic="http://schemas.openxmlformats.org/drawingml/2006/picture">
+            <wp:extent cx="1188720" cy="684747"/>
+            <wp:docPr id="7" name="Picture 7"/>
+            <wp:cNvGraphicFramePr>
+              <a:graphicFrameLocks noChangeAspect="1"/>
+            </wp:cNvGraphicFramePr>
+            <a:graphic>
+              <a:graphicData uri="http://schemas.openxmlformats.org/drawingml/2006/picture">
+                <pic:pic>
+                  <pic:nvPicPr>
+                    <pic:cNvPr id="0" name="image.png"/>
+                    <pic:cNvPicPr/>
+                  </pic:nvPicPr>
+                  <pic:blipFill>
+                    <a:blip r:embed="rId14"/>
+                    <a:stretch>
+                      <a:fillRect/>
+                    </a:stretch>
+                  </pic:blipFill>
+                  <pic:spPr>
+                    <a:xfrm>
+                      <a:off x="0" y="0"/>
+                      <a:ext cx="1188720" cy="684747"/>
+                    </a:xfrm>
+                    <a:prstGeom prst="rect"/>
+                  </pic:spPr>
+                </pic:pic>
+              </a:graphicData>
+            </a:graphic>
+          </wp:inline>
+        </w:drawing>
+      </w:r>
+    </w:p>
+    <w:p>
+      <w:pPr>
         <w:spacing w:line="360" w:lineRule="auto"/>
         <w:jc w:val="center"/>
         <w:rPr>
           <w:b/>
           <w:bCs/>
         </w:rPr>
+        <w:keepLines/>
+        <w:keepNext/>
       </w:pPr>
       <w:r>
         <w:rPr>
@@ -2710,6 +4024,9 @@
         <w:gridCol w:w="1696"/>
       </w:tblGrid>
       <w:tr>
+        <w:trPr>
+          <w:cantSplit/>
+        </w:trPr>
         <w:tc>
           <w:tcPr>
             <w:tcW w:w="4606" w:type="dxa"/>
@@ -2728,6 +4045,8 @@
           <w:p>
             <w:pPr>
               <w:spacing w:line="360" w:lineRule="auto"/>
+              <w:keepLines/>
+              <w:keepNext/>
             </w:pPr>
             <w:r>
               <w:rPr>
@@ -2751,6 +4070,8 @@
                 <w:b/>
                 <w:bCs/>
               </w:rPr>
+              <w:keepLines/>
+              <w:keepNext/>
             </w:pPr>
           </w:p>
         </w:tc>
@@ -2764,6 +4085,7 @@
         </w:tblPrEx>
         <w:trPr>
           <w:trHeight w:val="300"/>
+          <w:cantSplit/>
         </w:trPr>
         <w:tc>
           <w:tcPr>
@@ -2780,6 +4102,8 @@
           <w:p>
             <w:pPr>
               <w:spacing w:line="360" w:lineRule="auto"/>
+              <w:keepLines/>
+              <w:keepNext/>
             </w:pPr>
             <w:r>
               <w:rPr>
@@ -2804,6 +4128,8 @@
           <w:p>
             <w:pPr>
               <w:spacing w:line="360" w:lineRule="auto"/>
+              <w:keepLines/>
+              <w:keepNext/>
             </w:pPr>
             <w:r>
               <w:rPr>
@@ -2829,6 +4155,8 @@
           <w:p>
             <w:pPr>
               <w:spacing w:line="360" w:lineRule="auto"/>
+              <w:keepLines/>
+              <w:keepNext/>
             </w:pPr>
             <w:r>
               <w:rPr>
@@ -2853,6 +4181,8 @@
           <w:p>
             <w:pPr>
               <w:spacing w:line="360" w:lineRule="auto"/>
+              <w:keepLines/>
+              <w:keepNext/>
             </w:pPr>
             <w:r>
               <w:rPr>
@@ -2873,6 +4203,7 @@
         </w:tblPrEx>
         <w:trPr>
           <w:trHeight w:val="180"/>
+          <w:cantSplit/>
         </w:trPr>
         <w:tc>
           <w:tcPr>
@@ -2894,6 +4225,8 @@
                 <w:b/>
                 <w:bCs/>
               </w:rPr>
+              <w:keepLines/>
+              <w:keepNext/>
             </w:pPr>
           </w:p>
         </w:tc>
@@ -2907,14 +4240,21 @@
               <w:right w:val="single" w:sz="4" w:space="0" w:color="000000"/>
             </w:tcBorders>
             <w:shd w:val="clear" w:color="auto" w:fill="auto"/>
-          </w:tcPr>
-          <w:p>
-            <w:pPr>
-              <w:spacing w:line="360" w:lineRule="auto"/>
-              <w:rPr>
-                <w:bCs/>
-              </w:rPr>
-            </w:pPr>
+            <w:vAlign w:val="top"/>
+          </w:tcPr>
+          <w:p>
+            <w:pPr>
+              <w:spacing w:after="0" w:before="0" w:line="240" w:lineRule="auto"/>
+              <w:keepLines/>
+              <w:keepNext/>
+            </w:pPr>
+            <w:r>
+              <w:rPr>
+                <w:b w:val="0"/>
+                <w:sz w:val="18"/>
+              </w:rPr>
+              <w:t>10 méter</w:t>
+            </w:r>
           </w:p>
         </w:tc>
         <w:tc>
@@ -2928,14 +4268,21 @@
               <w:right w:val="single" w:sz="4" w:space="0" w:color="000000"/>
             </w:tcBorders>
             <w:shd w:val="clear" w:color="auto" w:fill="auto"/>
-          </w:tcPr>
-          <w:p>
-            <w:pPr>
-              <w:spacing w:line="360" w:lineRule="auto"/>
-              <w:rPr>
-                <w:bCs/>
-              </w:rPr>
-            </w:pPr>
+            <w:vAlign w:val="top"/>
+          </w:tcPr>
+          <w:p>
+            <w:pPr>
+              <w:spacing w:after="0" w:before="0" w:line="240" w:lineRule="auto"/>
+              <w:keepLines/>
+              <w:keepNext/>
+            </w:pPr>
+            <w:r>
+              <w:rPr>
+                <w:b w:val="0"/>
+                <w:sz w:val="18"/>
+              </w:rPr>
+              <w:t>14 méter</w:t>
+            </w:r>
           </w:p>
         </w:tc>
         <w:tc>
@@ -2948,14 +4295,21 @@
               <w:right w:val="single" w:sz="4" w:space="0" w:color="000000"/>
             </w:tcBorders>
             <w:shd w:val="clear" w:color="auto" w:fill="auto"/>
-          </w:tcPr>
-          <w:p>
-            <w:pPr>
-              <w:spacing w:line="360" w:lineRule="auto"/>
-              <w:rPr>
-                <w:bCs/>
-              </w:rPr>
-            </w:pPr>
+            <w:vAlign w:val="top"/>
+          </w:tcPr>
+          <w:p>
+            <w:pPr>
+              <w:spacing w:after="0" w:before="0" w:line="240" w:lineRule="auto"/>
+              <w:keepLines/>
+              <w:keepNext/>
+            </w:pPr>
+            <w:r>
+              <w:rPr>
+                <w:b w:val="0"/>
+                <w:sz w:val="18"/>
+              </w:rPr>
+              <w:t>6 méter</w:t>
+            </w:r>
           </w:p>
         </w:tc>
       </w:tr>
@@ -2966,6 +4320,9 @@
             <w:right w:w="108" w:type="dxa"/>
           </w:tblCellMar>
         </w:tblPrEx>
+        <w:trPr>
+          <w:cantSplit/>
+        </w:trPr>
         <w:tc>
           <w:tcPr>
             <w:tcW w:w="4606" w:type="dxa"/>
@@ -2984,6 +4341,8 @@
                 <w:b/>
                 <w:bCs/>
               </w:rPr>
+              <w:keepLines/>
+              <w:keepNext/>
             </w:pPr>
             <w:r>
               <w:rPr>
@@ -2996,6 +4355,8 @@
           <w:p>
             <w:pPr>
               <w:spacing w:line="360" w:lineRule="auto"/>
+              <w:keepLines/>
+              <w:keepNext/>
             </w:pPr>
             <w:r>
               <w:rPr>
@@ -3017,14 +4378,21 @@
               <w:right w:val="single" w:sz="4" w:space="0" w:color="000000"/>
             </w:tcBorders>
             <w:shd w:val="clear" w:color="auto" w:fill="auto"/>
-          </w:tcPr>
-          <w:p>
-            <w:pPr>
-              <w:spacing w:line="360" w:lineRule="auto"/>
-              <w:rPr>
-                <w:bCs/>
-              </w:rPr>
-            </w:pPr>
+            <w:vAlign w:val="top"/>
+          </w:tcPr>
+          <w:p>
+            <w:pPr>
+              <w:spacing w:after="0" w:before="0" w:line="240" w:lineRule="auto"/>
+              <w:keepLines/>
+              <w:keepNext/>
+            </w:pPr>
+            <w:r>
+              <w:rPr>
+                <w:b w:val="0"/>
+                <w:sz w:val="18"/>
+              </w:rPr>
+              <w:t>Igen</w:t>
+            </w:r>
           </w:p>
         </w:tc>
         <w:tc>
@@ -3038,15 +4406,21 @@
               <w:right w:val="single" w:sz="4" w:space="0" w:color="000000"/>
             </w:tcBorders>
             <w:shd w:val="clear" w:color="auto" w:fill="auto"/>
-          </w:tcPr>
-          <w:p>
-            <w:pPr>
-              <w:snapToGrid w:val="0"/>
-              <w:spacing w:line="360" w:lineRule="auto"/>
-              <w:rPr>
-                <w:bCs/>
-              </w:rPr>
-            </w:pPr>
+            <w:vAlign w:val="top"/>
+          </w:tcPr>
+          <w:p>
+            <w:pPr>
+              <w:spacing w:after="0" w:before="0" w:line="240" w:lineRule="auto"/>
+              <w:keepLines/>
+              <w:keepNext/>
+            </w:pPr>
+            <w:r>
+              <w:rPr>
+                <w:b w:val="0"/>
+                <w:sz w:val="18"/>
+              </w:rPr>
+              <w:t>Visszük</w:t>
+            </w:r>
           </w:p>
         </w:tc>
       </w:tr>
@@ -3057,6 +4431,9 @@
             <w:right w:w="108" w:type="dxa"/>
           </w:tblCellMar>
         </w:tblPrEx>
+        <w:trPr>
+          <w:cantSplit/>
+        </w:trPr>
         <w:tc>
           <w:tcPr>
             <w:tcW w:w="4606" w:type="dxa"/>
@@ -3071,6 +4448,8 @@
           <w:p>
             <w:pPr>
               <w:spacing w:line="360" w:lineRule="auto"/>
+              <w:keepLines/>
+              <w:keepNext/>
             </w:pPr>
             <w:r>
               <w:rPr>
@@ -3092,14 +4471,21 @@
               <w:right w:val="single" w:sz="4" w:space="0" w:color="000000"/>
             </w:tcBorders>
             <w:shd w:val="clear" w:color="auto" w:fill="auto"/>
-          </w:tcPr>
-          <w:p>
-            <w:pPr>
-              <w:spacing w:line="360" w:lineRule="auto"/>
-              <w:rPr>
-                <w:bCs/>
-              </w:rPr>
-            </w:pPr>
+            <w:vAlign w:val="top"/>
+          </w:tcPr>
+          <w:p>
+            <w:pPr>
+              <w:spacing w:after="0" w:before="0" w:line="240" w:lineRule="auto"/>
+              <w:keepLines/>
+              <w:keepNext/>
+            </w:pPr>
+            <w:r>
+              <w:rPr>
+                <w:b w:val="0"/>
+                <w:sz w:val="18"/>
+              </w:rPr>
+              <w:t>Nem</w:t>
+            </w:r>
           </w:p>
         </w:tc>
         <w:tc>
@@ -3113,15 +4499,21 @@
               <w:right w:val="single" w:sz="4" w:space="0" w:color="000000"/>
             </w:tcBorders>
             <w:shd w:val="clear" w:color="auto" w:fill="auto"/>
-          </w:tcPr>
-          <w:p>
-            <w:pPr>
-              <w:snapToGrid w:val="0"/>
-              <w:spacing w:line="360" w:lineRule="auto"/>
-              <w:rPr>
-                <w:bCs/>
-              </w:rPr>
-            </w:pPr>
+            <w:vAlign w:val="top"/>
+          </w:tcPr>
+          <w:p>
+            <w:pPr>
+              <w:spacing w:after="0" w:before="0" w:line="240" w:lineRule="auto"/>
+              <w:keepLines/>
+              <w:keepNext/>
+            </w:pPr>
+            <w:r>
+              <w:rPr>
+                <w:b w:val="0"/>
+                <w:sz w:val="18"/>
+              </w:rPr>
+              <w:t>–</w:t>
+            </w:r>
           </w:p>
         </w:tc>
       </w:tr>
@@ -3132,6 +4524,9 @@
             <w:right w:w="108" w:type="dxa"/>
           </w:tblCellMar>
         </w:tblPrEx>
+        <w:trPr>
+          <w:cantSplit/>
+        </w:trPr>
         <w:tc>
           <w:tcPr>
             <w:tcW w:w="4606" w:type="dxa"/>
@@ -3146,6 +4541,8 @@
           <w:p>
             <w:pPr>
               <w:spacing w:line="360" w:lineRule="auto"/>
+              <w:keepLines/>
+              <w:keepNext/>
             </w:pPr>
             <w:r>
               <w:rPr>
@@ -3167,14 +4564,21 @@
               <w:right w:val="single" w:sz="4" w:space="0" w:color="000000"/>
             </w:tcBorders>
             <w:shd w:val="clear" w:color="auto" w:fill="auto"/>
-          </w:tcPr>
-          <w:p>
-            <w:pPr>
-              <w:spacing w:line="360" w:lineRule="auto"/>
-              <w:rPr>
-                <w:bCs/>
-              </w:rPr>
-            </w:pPr>
+            <w:vAlign w:val="top"/>
+          </w:tcPr>
+          <w:p>
+            <w:pPr>
+              <w:spacing w:after="0" w:before="0" w:line="240" w:lineRule="auto"/>
+              <w:keepLines/>
+              <w:keepNext/>
+            </w:pPr>
+            <w:r>
+              <w:rPr>
+                <w:b w:val="0"/>
+                <w:sz w:val="18"/>
+              </w:rPr>
+              <w:t>Igen</w:t>
+            </w:r>
           </w:p>
         </w:tc>
         <w:tc>
@@ -3188,15 +4592,21 @@
               <w:right w:val="single" w:sz="4" w:space="0" w:color="000000"/>
             </w:tcBorders>
             <w:shd w:val="clear" w:color="auto" w:fill="auto"/>
-          </w:tcPr>
-          <w:p>
-            <w:pPr>
-              <w:snapToGrid w:val="0"/>
-              <w:spacing w:line="360" w:lineRule="auto"/>
-              <w:rPr>
-                <w:bCs/>
-              </w:rPr>
-            </w:pPr>
+            <w:vAlign w:val="top"/>
+          </w:tcPr>
+          <w:p>
+            <w:pPr>
+              <w:spacing w:after="0" w:before="0" w:line="240" w:lineRule="auto"/>
+              <w:keepLines/>
+              <w:keepNext/>
+            </w:pPr>
+            <w:r>
+              <w:rPr>
+                <w:b w:val="0"/>
+                <w:sz w:val="18"/>
+              </w:rPr>
+              <w:t>–</w:t>
+            </w:r>
           </w:p>
         </w:tc>
       </w:tr>
@@ -3209,6 +4619,7 @@
         </w:tblPrEx>
         <w:trPr>
           <w:trHeight w:val="390"/>
+          <w:cantSplit/>
         </w:trPr>
         <w:tc>
           <w:tcPr>
@@ -3224,6 +4635,8 @@
           <w:p>
             <w:pPr>
               <w:spacing w:line="360" w:lineRule="auto"/>
+              <w:keepLines/>
+              <w:keepNext/>
             </w:pPr>
             <w:r>
               <w:rPr>
@@ -3260,14 +4673,21 @@
               <w:right w:val="single" w:sz="4" w:space="0" w:color="000000"/>
             </w:tcBorders>
             <w:shd w:val="clear" w:color="auto" w:fill="auto"/>
-          </w:tcPr>
-          <w:p>
-            <w:pPr>
-              <w:spacing w:line="360" w:lineRule="auto"/>
-              <w:rPr>
-                <w:bCs/>
-              </w:rPr>
-            </w:pPr>
+            <w:vAlign w:val="top"/>
+          </w:tcPr>
+          <w:p>
+            <w:pPr>
+              <w:spacing w:after="0" w:before="0" w:line="240" w:lineRule="auto"/>
+              <w:keepLines/>
+              <w:keepNext/>
+            </w:pPr>
+            <w:r>
+              <w:rPr>
+                <w:b w:val="0"/>
+                <w:sz w:val="18"/>
+              </w:rPr>
+              <w:t>Igen</w:t>
+            </w:r>
           </w:p>
         </w:tc>
         <w:tc>
@@ -3281,15 +4701,21 @@
               <w:right w:val="single" w:sz="4" w:space="0" w:color="000000"/>
             </w:tcBorders>
             <w:shd w:val="clear" w:color="auto" w:fill="auto"/>
-          </w:tcPr>
-          <w:p>
-            <w:pPr>
-              <w:snapToGrid w:val="0"/>
-              <w:spacing w:line="360" w:lineRule="auto"/>
-              <w:rPr>
-                <w:bCs/>
-              </w:rPr>
-            </w:pPr>
+            <w:vAlign w:val="top"/>
+          </w:tcPr>
+          <w:p>
+            <w:pPr>
+              <w:spacing w:after="0" w:before="0" w:line="240" w:lineRule="auto"/>
+              <w:keepLines/>
+              <w:keepNext/>
+            </w:pPr>
+            <w:r>
+              <w:rPr>
+                <w:b w:val="0"/>
+                <w:sz w:val="18"/>
+              </w:rPr>
+              <w:t>Visszük</w:t>
+            </w:r>
           </w:p>
         </w:tc>
       </w:tr>
@@ -3300,6 +4726,9 @@
             <w:right w:w="108" w:type="dxa"/>
           </w:tblCellMar>
         </w:tblPrEx>
+        <w:trPr>
+          <w:cantSplit/>
+        </w:trPr>
         <w:tc>
           <w:tcPr>
             <w:tcW w:w="4606" w:type="dxa"/>
@@ -3314,6 +4743,8 @@
           <w:p>
             <w:pPr>
               <w:spacing w:line="360" w:lineRule="auto"/>
+              <w:keepLines/>
+              <w:keepNext/>
             </w:pPr>
             <w:r>
               <w:rPr>
@@ -3335,16 +4766,20 @@
               <w:right w:val="single" w:sz="4" w:space="0" w:color="000000"/>
             </w:tcBorders>
             <w:shd w:val="clear" w:color="auto" w:fill="auto"/>
-          </w:tcPr>
-          <w:p>
-            <w:pPr>
-              <w:snapToGrid w:val="0"/>
-              <w:spacing w:line="360" w:lineRule="auto"/>
-              <w:rPr>
-                <w:b/>
-                <w:bCs/>
-              </w:rPr>
-            </w:pPr>
+            <w:vAlign w:val="top"/>
+          </w:tcPr>
+          <w:p>
+            <w:pPr>
+              <w:spacing w:after="0" w:before="0" w:line="240" w:lineRule="auto"/>
+              <w:keepLines/>
+            </w:pPr>
+            <w:r>
+              <w:rPr>
+                <w:b w:val="0"/>
+                <w:sz w:val="18"/>
+              </w:rPr>
+              <w:t>A színpad teljes alapterülete szükséges; biztosítani kell a díszlet padlóhoz rögzítését és a szabad be-/kihordási útvonalat.</w:t>
+            </w:r>
           </w:p>
         </w:tc>
       </w:tr>
@@ -3369,6 +4804,8 @@
         <w:rPr>
           <w:bCs/>
         </w:rPr>
+        <w:keepLines/>
+        <w:keepNext/>
       </w:pPr>
     </w:p>
     <w:tbl>
@@ -3386,6 +4823,9 @@
         <w:gridCol w:w="4606"/>
       </w:tblGrid>
       <w:tr>
+        <w:trPr>
+          <w:cantSplit/>
+        </w:trPr>
         <w:tc>
           <w:tcPr>
             <w:tcW w:w="4606" w:type="dxa"/>
@@ -3411,6 +4851,8 @@
                 <w:b/>
                 <w:bCs/>
               </w:rPr>
+              <w:keepLines/>
+              <w:keepNext/>
             </w:pPr>
             <w:r>
               <w:rPr>
@@ -3426,6 +4868,8 @@
                 <w:tab w:val="right" w:leader="dot" w:pos="9000"/>
               </w:tabs>
               <w:spacing w:line="360" w:lineRule="auto"/>
+              <w:keepLines/>
+              <w:keepNext/>
             </w:pPr>
             <w:r>
               <w:rPr>
@@ -3446,15 +4890,21 @@
               <w:right w:val="single" w:sz="4" w:space="0" w:color="000000"/>
             </w:tcBorders>
             <w:shd w:val="clear" w:color="auto" w:fill="auto"/>
-          </w:tcPr>
-          <w:p>
-            <w:pPr>
-              <w:snapToGrid w:val="0"/>
-              <w:rPr>
-                <w:b/>
-                <w:bCs/>
-              </w:rPr>
-            </w:pPr>
+            <w:vAlign w:val="top"/>
+          </w:tcPr>
+          <w:p>
+            <w:pPr>
+              <w:spacing w:after="0" w:before="0" w:line="240" w:lineRule="auto"/>
+              <w:keepLines/>
+              <w:keepNext/>
+            </w:pPr>
+            <w:r>
+              <w:rPr>
+                <w:b w:val="0"/>
+                <w:sz w:val="18"/>
+              </w:rPr>
+              <w:t>Igen</w:t>
+            </w:r>
           </w:p>
         </w:tc>
       </w:tr>
@@ -3465,6 +4915,9 @@
             <w:right w:w="108" w:type="dxa"/>
           </w:tblCellMar>
         </w:tblPrEx>
+        <w:trPr>
+          <w:cantSplit/>
+        </w:trPr>
         <w:tc>
           <w:tcPr>
             <w:tcW w:w="4606" w:type="dxa"/>
@@ -3486,6 +4939,8 @@
                 <w:b/>
                 <w:bCs/>
               </w:rPr>
+              <w:keepLines/>
+              <w:keepNext/>
             </w:pPr>
             <w:r>
               <w:rPr>
@@ -3506,19 +4961,21 @@
               <w:right w:val="single" w:sz="4" w:space="0" w:color="000000"/>
             </w:tcBorders>
             <w:shd w:val="clear" w:color="auto" w:fill="auto"/>
-          </w:tcPr>
-          <w:p>
-            <w:pPr>
-              <w:tabs>
-                <w:tab w:val="right" w:leader="dot" w:pos="9000"/>
-              </w:tabs>
-              <w:snapToGrid w:val="0"/>
-              <w:spacing w:line="360" w:lineRule="auto"/>
-              <w:rPr>
-                <w:b/>
-                <w:bCs/>
-              </w:rPr>
-            </w:pPr>
+            <w:vAlign w:val="top"/>
+          </w:tcPr>
+          <w:p>
+            <w:pPr>
+              <w:spacing w:after="0" w:before="0" w:line="240" w:lineRule="auto"/>
+              <w:keepLines/>
+              <w:keepNext/>
+            </w:pPr>
+            <w:r>
+              <w:rPr>
+                <w:b w:val="0"/>
+                <w:sz w:val="18"/>
+              </w:rPr>
+              <w:t>Későbbi egyeztetés</w:t>
+            </w:r>
           </w:p>
         </w:tc>
       </w:tr>
@@ -3531,6 +4988,7 @@
         </w:tblPrEx>
         <w:trPr>
           <w:trHeight w:val="332"/>
+          <w:cantSplit/>
         </w:trPr>
         <w:tc>
           <w:tcPr>
@@ -3549,6 +5007,8 @@
                 <w:tab w:val="right" w:leader="dot" w:pos="9000"/>
               </w:tabs>
               <w:spacing w:line="360" w:lineRule="auto"/>
+              <w:keepLines/>
+              <w:keepNext/>
             </w:pPr>
             <w:r>
               <w:rPr>
@@ -3569,19 +5029,20 @@
               <w:right w:val="single" w:sz="4" w:space="0" w:color="000000"/>
             </w:tcBorders>
             <w:shd w:val="clear" w:color="auto" w:fill="auto"/>
-          </w:tcPr>
-          <w:p>
-            <w:pPr>
-              <w:tabs>
-                <w:tab w:val="right" w:leader="dot" w:pos="9000"/>
-              </w:tabs>
-              <w:snapToGrid w:val="0"/>
-              <w:spacing w:line="360" w:lineRule="auto"/>
-              <w:rPr>
-                <w:b/>
-                <w:bCs/>
-              </w:rPr>
-            </w:pPr>
+            <w:vAlign w:val="top"/>
+          </w:tcPr>
+          <w:p>
+            <w:pPr>
+              <w:spacing w:after="0" w:before="0" w:line="240" w:lineRule="auto"/>
+              <w:keepLines/>
+            </w:pPr>
+            <w:r>
+              <w:rPr>
+                <w:b w:val="0"/>
+                <w:sz w:val="18"/>
+              </w:rPr>
+              <w:t>–</w:t>
+            </w:r>
           </w:p>
         </w:tc>
       </w:tr>
@@ -3602,6 +5063,49 @@
         </w:rPr>
       </w:pPr>
     </w:p>
+    <w:p>
+      <w:pPr>
+        <w:keepNext/>
+        <w:pageBreakBefore/>
+        <w:spacing w:before="0" w:after="120"/>
+        <w:jc w:val="center"/>
+        <w:keepLines/>
+      </w:pPr>
+      <w:r>
+        <w:drawing>
+          <wp:inline xmlns:a="http://schemas.openxmlformats.org/drawingml/2006/main" xmlns:pic="http://schemas.openxmlformats.org/drawingml/2006/picture">
+            <wp:extent cx="1188720" cy="684747"/>
+            <wp:docPr id="8" name="Picture 8"/>
+            <wp:cNvGraphicFramePr>
+              <a:graphicFrameLocks noChangeAspect="1"/>
+            </wp:cNvGraphicFramePr>
+            <a:graphic>
+              <a:graphicData uri="http://schemas.openxmlformats.org/drawingml/2006/picture">
+                <pic:pic>
+                  <pic:nvPicPr>
+                    <pic:cNvPr id="0" name="image.png"/>
+                    <pic:cNvPicPr/>
+                  </pic:nvPicPr>
+                  <pic:blipFill>
+                    <a:blip r:embed="rId14"/>
+                    <a:stretch>
+                      <a:fillRect/>
+                    </a:stretch>
+                  </pic:blipFill>
+                  <pic:spPr>
+                    <a:xfrm>
+                      <a:off x="0" y="0"/>
+                      <a:ext cx="1188720" cy="684747"/>
+                    </a:xfrm>
+                    <a:prstGeom prst="rect"/>
+                  </pic:spPr>
+                </pic:pic>
+              </a:graphicData>
+            </a:graphic>
+          </wp:inline>
+        </w:drawing>
+      </w:r>
+    </w:p>
     <w:tbl>
       <w:tblPr>
         <w:tblW w:w="9212" w:type="dxa"/>
@@ -3613,6 +5117,9 @@
         <w:gridCol w:w="4606"/>
       </w:tblGrid>
       <w:tr>
+        <w:trPr>
+          <w:cantSplit/>
+        </w:trPr>
         <w:tc>
           <w:tcPr>
             <w:tcW w:w="4606" w:type="dxa"/>
@@ -3631,6 +5138,8 @@
                 <w:b/>
                 <w:bCs/>
               </w:rPr>
+              <w:keepLines/>
+              <w:keepNext/>
             </w:pPr>
             <w:r>
               <w:rPr>
@@ -3643,6 +5152,8 @@
           <w:p>
             <w:pPr>
               <w:spacing w:line="360" w:lineRule="auto"/>
+              <w:keepLines/>
+              <w:keepNext/>
             </w:pPr>
             <w:r>
               <w:rPr>
@@ -3663,20 +5174,28 @@
               <w:right w:val="single" w:sz="4" w:space="0" w:color="000000"/>
             </w:tcBorders>
             <w:shd w:val="clear" w:color="auto" w:fill="auto"/>
-          </w:tcPr>
-          <w:p>
-            <w:pPr>
-              <w:snapToGrid w:val="0"/>
-              <w:spacing w:line="360" w:lineRule="auto"/>
-              <w:rPr>
-                <w:b/>
-                <w:bCs/>
-              </w:rPr>
-            </w:pPr>
+            <w:vAlign w:val="top"/>
+          </w:tcPr>
+          <w:p>
+            <w:pPr>
+              <w:spacing w:after="0" w:before="0" w:line="240" w:lineRule="auto"/>
+              <w:keepLines/>
+              <w:keepNext/>
+            </w:pPr>
+            <w:r>
+              <w:rPr>
+                <w:b w:val="0"/>
+                <w:sz w:val="18"/>
+              </w:rPr>
+              <w:t>20 mikroport</w:t>
+            </w:r>
           </w:p>
         </w:tc>
       </w:tr>
       <w:tr>
+        <w:trPr>
+          <w:cantSplit/>
+        </w:trPr>
         <w:tc>
           <w:tcPr>
             <w:tcW w:w="4606" w:type="dxa"/>
@@ -3691,6 +5210,8 @@
           <w:p>
             <w:pPr>
               <w:spacing w:line="360" w:lineRule="auto"/>
+              <w:keepLines/>
+              <w:keepNext/>
             </w:pPr>
             <w:r>
               <w:rPr>
@@ -3711,20 +5232,28 @@
               <w:right w:val="single" w:sz="4" w:space="0" w:color="000000"/>
             </w:tcBorders>
             <w:shd w:val="clear" w:color="auto" w:fill="auto"/>
-          </w:tcPr>
-          <w:p>
-            <w:pPr>
-              <w:snapToGrid w:val="0"/>
-              <w:spacing w:line="360" w:lineRule="auto"/>
-              <w:rPr>
-                <w:b/>
-                <w:bCs/>
-              </w:rPr>
-            </w:pPr>
+            <w:vAlign w:val="top"/>
+          </w:tcPr>
+          <w:p>
+            <w:pPr>
+              <w:spacing w:after="0" w:before="0" w:line="240" w:lineRule="auto"/>
+              <w:keepLines/>
+              <w:keepNext/>
+            </w:pPr>
+            <w:r>
+              <w:rPr>
+                <w:b w:val="0"/>
+                <w:sz w:val="18"/>
+              </w:rPr>
+              <w:t>3 monitorút, 5 hangsugárzó</w:t>
+            </w:r>
           </w:p>
         </w:tc>
       </w:tr>
       <w:tr>
+        <w:trPr>
+          <w:cantSplit/>
+        </w:trPr>
         <w:tc>
           <w:tcPr>
             <w:tcW w:w="4606" w:type="dxa"/>
@@ -3739,6 +5268,8 @@
           <w:p>
             <w:pPr>
               <w:spacing w:line="360" w:lineRule="auto"/>
+              <w:keepLines/>
+              <w:keepNext/>
             </w:pPr>
             <w:r>
               <w:rPr>
@@ -3759,20 +5290,28 @@
               <w:right w:val="single" w:sz="4" w:space="0" w:color="000000"/>
             </w:tcBorders>
             <w:shd w:val="clear" w:color="auto" w:fill="auto"/>
-          </w:tcPr>
-          <w:p>
-            <w:pPr>
-              <w:snapToGrid w:val="0"/>
-              <w:spacing w:line="360" w:lineRule="auto"/>
-              <w:rPr>
-                <w:b/>
-                <w:bCs/>
-              </w:rPr>
-            </w:pPr>
+            <w:vAlign w:val="top"/>
+          </w:tcPr>
+          <w:p>
+            <w:pPr>
+              <w:spacing w:after="0" w:before="0" w:line="240" w:lineRule="auto"/>
+              <w:keepLines/>
+              <w:keepNext/>
+            </w:pPr>
+            <w:r>
+              <w:rPr>
+                <w:b w:val="0"/>
+                <w:sz w:val="18"/>
+              </w:rPr>
+              <w:t>Saját – visszük</w:t>
+            </w:r>
           </w:p>
         </w:tc>
       </w:tr>
       <w:tr>
+        <w:trPr>
+          <w:cantSplit/>
+        </w:trPr>
         <w:tc>
           <w:tcPr>
             <w:tcW w:w="4606" w:type="dxa"/>
@@ -3787,6 +5326,8 @@
           <w:p>
             <w:pPr>
               <w:spacing w:line="360" w:lineRule="auto"/>
+              <w:keepLines/>
+              <w:keepNext/>
             </w:pPr>
             <w:r>
               <w:rPr>
@@ -3807,14 +5348,20 @@
               <w:right w:val="single" w:sz="4" w:space="0" w:color="000000"/>
             </w:tcBorders>
             <w:shd w:val="clear" w:color="auto" w:fill="auto"/>
-          </w:tcPr>
-          <w:p>
-            <w:pPr>
-              <w:spacing w:line="360" w:lineRule="auto"/>
-              <w:rPr>
-                <w:bCs/>
-              </w:rPr>
-            </w:pPr>
+            <w:vAlign w:val="top"/>
+          </w:tcPr>
+          <w:p>
+            <w:pPr>
+              <w:spacing w:after="0" w:before="0" w:line="240" w:lineRule="auto"/>
+              <w:keepLines/>
+            </w:pPr>
+            <w:r>
+              <w:rPr>
+                <w:b w:val="0"/>
+                <w:sz w:val="18"/>
+              </w:rPr>
+              <w:t>Bejátszó és hangpult: saját, visszük</w:t>
+            </w:r>
           </w:p>
         </w:tc>
       </w:tr>
@@ -3825,6 +5372,8 @@
         <w:rPr>
           <w:bCs/>
         </w:rPr>
+        <w:keepLines/>
+        <w:keepNext/>
       </w:pPr>
     </w:p>
     <w:tbl>
@@ -3839,6 +5388,9 @@
         <w:gridCol w:w="2356"/>
       </w:tblGrid>
       <w:tr>
+        <w:trPr>
+          <w:cantSplit/>
+        </w:trPr>
         <w:tc>
           <w:tcPr>
             <w:tcW w:w="4606" w:type="dxa"/>
@@ -3853,6 +5405,8 @@
           <w:p>
             <w:pPr>
               <w:spacing w:line="360" w:lineRule="auto"/>
+              <w:keepLines/>
+              <w:keepNext/>
             </w:pPr>
             <w:r>
               <w:rPr>
@@ -3878,6 +5432,8 @@
             <w:pPr>
               <w:spacing w:line="360" w:lineRule="auto"/>
               <w:jc w:val="center"/>
+              <w:keepLines/>
+              <w:keepNext/>
             </w:pPr>
             <w:r>
               <w:rPr>
@@ -3903,6 +5459,8 @@
             <w:pPr>
               <w:spacing w:line="360" w:lineRule="auto"/>
               <w:jc w:val="center"/>
+              <w:keepLines/>
+              <w:keepNext/>
             </w:pPr>
             <w:r>
               <w:rPr>
@@ -3915,6 +5473,9 @@
         </w:tc>
       </w:tr>
       <w:tr>
+        <w:trPr>
+          <w:cantSplit/>
+        </w:trPr>
         <w:tc>
           <w:tcPr>
             <w:tcW w:w="4606" w:type="dxa"/>
@@ -3929,6 +5490,8 @@
           <w:p>
             <w:pPr>
               <w:spacing w:line="360" w:lineRule="auto"/>
+              <w:keepLines/>
+              <w:keepNext/>
             </w:pPr>
             <w:r>
               <w:rPr>
@@ -3949,14 +5512,20 @@
               <w:right w:val="single" w:sz="4" w:space="0" w:color="000000"/>
             </w:tcBorders>
             <w:shd w:val="clear" w:color="auto" w:fill="auto"/>
-          </w:tcPr>
-          <w:p>
-            <w:pPr>
-              <w:spacing w:line="360" w:lineRule="auto"/>
-              <w:rPr>
-                <w:bCs/>
-              </w:rPr>
-            </w:pPr>
+            <w:vAlign w:val="top"/>
+          </w:tcPr>
+          <w:p>
+            <w:pPr>
+              <w:spacing w:after="0" w:before="0" w:line="240" w:lineRule="auto"/>
+              <w:keepLines/>
+              <w:keepNext/>
+            </w:pPr>
+            <w:r>
+              <w:rPr>
+                <w:b w:val="0"/>
+                <w:sz w:val="18"/>
+              </w:rPr>
+            </w:r>
           </w:p>
         </w:tc>
         <w:tc>
@@ -3969,20 +5538,28 @@
               <w:right w:val="single" w:sz="4" w:space="0" w:color="000000"/>
             </w:tcBorders>
             <w:shd w:val="clear" w:color="auto" w:fill="auto"/>
-          </w:tcPr>
-          <w:p>
-            <w:pPr>
-              <w:snapToGrid w:val="0"/>
-              <w:spacing w:line="360" w:lineRule="auto"/>
-              <w:jc w:val="center"/>
-              <w:rPr>
-                <w:bCs/>
-              </w:rPr>
-            </w:pPr>
+            <w:vAlign w:val="top"/>
+          </w:tcPr>
+          <w:p>
+            <w:pPr>
+              <w:spacing w:after="0" w:before="0" w:line="240" w:lineRule="auto"/>
+              <w:keepLines/>
+              <w:keepNext/>
+            </w:pPr>
+            <w:r>
+              <w:rPr>
+                <w:b w:val="0"/>
+                <w:sz w:val="18"/>
+              </w:rPr>
+              <w:t>X</w:t>
+            </w:r>
           </w:p>
         </w:tc>
       </w:tr>
       <w:tr>
+        <w:trPr>
+          <w:cantSplit/>
+        </w:trPr>
         <w:tc>
           <w:tcPr>
             <w:tcW w:w="4606" w:type="dxa"/>
@@ -3997,6 +5574,8 @@
           <w:p>
             <w:pPr>
               <w:spacing w:line="360" w:lineRule="auto"/>
+              <w:keepLines/>
+              <w:keepNext/>
             </w:pPr>
             <w:r>
               <w:rPr>
@@ -4017,14 +5596,20 @@
               <w:right w:val="single" w:sz="4" w:space="0" w:color="000000"/>
             </w:tcBorders>
             <w:shd w:val="clear" w:color="auto" w:fill="auto"/>
-          </w:tcPr>
-          <w:p>
-            <w:pPr>
-              <w:spacing w:line="360" w:lineRule="auto"/>
-              <w:rPr>
-                <w:bCs/>
-              </w:rPr>
-            </w:pPr>
+            <w:vAlign w:val="top"/>
+          </w:tcPr>
+          <w:p>
+            <w:pPr>
+              <w:spacing w:after="0" w:before="0" w:line="240" w:lineRule="auto"/>
+              <w:keepLines/>
+              <w:keepNext/>
+            </w:pPr>
+            <w:r>
+              <w:rPr>
+                <w:b w:val="0"/>
+                <w:sz w:val="18"/>
+              </w:rPr>
+            </w:r>
           </w:p>
         </w:tc>
         <w:tc>
@@ -4037,30 +5622,24 @@
               <w:right w:val="single" w:sz="4" w:space="0" w:color="000000"/>
             </w:tcBorders>
             <w:shd w:val="clear" w:color="auto" w:fill="auto"/>
-          </w:tcPr>
-          <w:p>
-            <w:pPr>
-              <w:snapToGrid w:val="0"/>
-              <w:spacing w:line="360" w:lineRule="auto"/>
-              <w:jc w:val="center"/>
-              <w:rPr>
-                <w:bCs/>
-              </w:rPr>
-            </w:pPr>
+            <w:vAlign w:val="top"/>
+          </w:tcPr>
+          <w:p>
+            <w:pPr>
+              <w:spacing w:after="0" w:before="0" w:line="240" w:lineRule="auto"/>
+              <w:keepLines/>
+            </w:pPr>
+            <w:r>
+              <w:rPr>
+                <w:b w:val="0"/>
+                <w:sz w:val="18"/>
+              </w:rPr>
+              <w:t>X</w:t>
+            </w:r>
           </w:p>
         </w:tc>
       </w:tr>
     </w:tbl>
-    <w:p>
-      <w:pPr>
-        <w:spacing w:line="360" w:lineRule="auto"/>
-        <w:ind w:left="360"/>
-        <w:rPr>
-          <w:b/>
-          <w:bCs/>
-        </w:rPr>
-      </w:pPr>
-    </w:p>
     <w:p>
       <w:pPr>
         <w:tabs>
@@ -4068,51 +5647,6 @@
         </w:tabs>
         <w:spacing w:line="360" w:lineRule="auto"/>
         <w:jc w:val="center"/>
-        <w:rPr>
-          <w:bCs/>
-        </w:rPr>
-      </w:pPr>
-    </w:p>
-    <w:p>
-      <w:pPr>
-        <w:tabs>
-          <w:tab w:val="left" w:pos="540"/>
-        </w:tabs>
-        <w:spacing w:line="360" w:lineRule="auto"/>
-        <w:rPr>
-          <w:b/>
-          <w:bCs/>
-        </w:rPr>
-      </w:pPr>
-      <w:r>
-        <w:rPr>
-          <w:bCs/>
-        </w:rPr>
-        <w:br/>
-      </w:r>
-    </w:p>
-    <w:p>
-      <w:pPr>
-        <w:spacing w:line="259" w:lineRule="auto"/>
-        <w:rPr>
-          <w:b/>
-          <w:bCs/>
-        </w:rPr>
-      </w:pPr>
-      <w:r>
-        <w:rPr>
-          <w:b/>
-          <w:bCs/>
-        </w:rPr>
-        <w:br w:type="page"/>
-      </w:r>
-    </w:p>
-    <w:p>
-      <w:pPr>
-        <w:tabs>
-          <w:tab w:val="left" w:pos="540"/>
-        </w:tabs>
-        <w:spacing w:line="360" w:lineRule="auto"/>
         <w:rPr>
           <w:b/>
           <w:bCs/>
@@ -4130,6 +5664,8 @@
           <w:b/>
           <w:bCs/>
         </w:rPr>
+        <w:keepLines/>
+        <w:keepNext/>
       </w:pPr>
       <w:r>
         <w:rPr>
@@ -4153,6 +5689,7 @@
       <w:tr>
         <w:trPr>
           <w:jc w:val="center"/>
+          <w:cantSplit/>
         </w:trPr>
         <w:tc>
           <w:tcPr>
@@ -4171,6 +5708,8 @@
                 <w:tab w:val="left" w:pos="540"/>
               </w:tabs>
               <w:spacing w:line="360" w:lineRule="auto"/>
+              <w:keepLines/>
+              <w:keepNext/>
             </w:pPr>
             <w:r>
               <w:rPr>
@@ -4204,13 +5743,19 @@
                 <w:b/>
                 <w:bCs/>
               </w:rPr>
-            </w:pPr>
+              <w:keepLines/>
+              <w:keepNext/>
+            </w:pPr>
+            <w:r>
+              <w:t>Szolnoki Szigligeti Színház Nonprofit Kft.</w:t>
+            </w:r>
           </w:p>
         </w:tc>
       </w:tr>
       <w:tr>
         <w:trPr>
           <w:jc w:val="center"/>
+          <w:cantSplit/>
         </w:trPr>
         <w:tc>
           <w:tcPr>
@@ -4229,6 +5774,8 @@
                 <w:tab w:val="left" w:pos="540"/>
               </w:tabs>
               <w:spacing w:line="360" w:lineRule="auto"/>
+              <w:keepLines/>
+              <w:keepNext/>
             </w:pPr>
             <w:r>
               <w:rPr>
@@ -4258,13 +5805,19 @@
                 <w:b/>
                 <w:bCs/>
               </w:rPr>
-            </w:pPr>
+              <w:keepLines/>
+              <w:keepNext/>
+            </w:pPr>
+            <w:r>
+              <w:t>5000 Szolnok, Táncsics Mihály utca 20.</w:t>
+            </w:r>
           </w:p>
         </w:tc>
       </w:tr>
       <w:tr>
         <w:trPr>
           <w:jc w:val="center"/>
+          <w:cantSplit/>
         </w:trPr>
         <w:tc>
           <w:tcPr>
@@ -4283,6 +5836,8 @@
                 <w:tab w:val="left" w:pos="540"/>
               </w:tabs>
               <w:spacing w:line="360" w:lineRule="auto"/>
+              <w:keepLines/>
+              <w:keepNext/>
             </w:pPr>
             <w:r>
               <w:rPr>
@@ -4313,13 +5868,19 @@
                 <w:bCs/>
                 <w:color w:val="000000"/>
               </w:rPr>
-            </w:pPr>
+              <w:keepLines/>
+              <w:keepNext/>
+            </w:pPr>
+            <w:r>
+              <w:t>25157934-2-16</w:t>
+            </w:r>
           </w:p>
         </w:tc>
       </w:tr>
       <w:tr>
         <w:trPr>
           <w:jc w:val="center"/>
+          <w:cantSplit/>
         </w:trPr>
         <w:tc>
           <w:tcPr>
@@ -4338,6 +5899,8 @@
                 <w:tab w:val="left" w:pos="540"/>
               </w:tabs>
               <w:spacing w:line="360" w:lineRule="auto"/>
+              <w:keepLines/>
+              <w:keepNext/>
             </w:pPr>
             <w:r>
               <w:rPr>
@@ -4371,13 +5934,19 @@
                 <w:b/>
                 <w:bCs/>
               </w:rPr>
-            </w:pPr>
+              <w:keepLines/>
+              <w:keepNext/>
+            </w:pPr>
+            <w:r>
+              <w:t>16-09-016207</w:t>
+            </w:r>
           </w:p>
         </w:tc>
       </w:tr>
       <w:tr>
         <w:trPr>
           <w:jc w:val="center"/>
+          <w:cantSplit/>
         </w:trPr>
         <w:tc>
           <w:tcPr>
@@ -4396,6 +5965,8 @@
                 <w:tab w:val="left" w:pos="540"/>
               </w:tabs>
               <w:spacing w:line="360" w:lineRule="auto"/>
+              <w:keepLines/>
+              <w:keepNext/>
             </w:pPr>
             <w:r>
               <w:rPr>
@@ -4429,13 +6000,19 @@
                 <w:b/>
                 <w:bCs/>
               </w:rPr>
-            </w:pPr>
+              <w:keepLines/>
+              <w:keepNext/>
+            </w:pPr>
+            <w:r>
+              <w:t>OTP Bank Nyrt. 11745004-20137807</w:t>
+            </w:r>
           </w:p>
         </w:tc>
       </w:tr>
       <w:tr>
         <w:trPr>
           <w:jc w:val="center"/>
+          <w:cantSplit/>
         </w:trPr>
         <w:tc>
           <w:tcPr>
@@ -4454,6 +6031,8 @@
                 <w:tab w:val="left" w:pos="540"/>
               </w:tabs>
               <w:spacing w:line="360" w:lineRule="auto"/>
+              <w:keepLines/>
+              <w:keepNext/>
             </w:pPr>
             <w:r>
               <w:rPr>
@@ -4484,13 +6063,19 @@
                 <w:bCs/>
                 <w:color w:val="000000"/>
               </w:rPr>
-            </w:pPr>
+              <w:keepLines/>
+              <w:keepNext/>
+            </w:pPr>
+            <w:r>
+              <w:t>Barabás Botond Levente – ügyvezető</w:t>
+            </w:r>
           </w:p>
         </w:tc>
       </w:tr>
       <w:tr>
         <w:trPr>
           <w:jc w:val="center"/>
+          <w:cantSplit/>
         </w:trPr>
         <w:tc>
           <w:tcPr>
@@ -4509,6 +6094,8 @@
                 <w:tab w:val="left" w:pos="540"/>
               </w:tabs>
               <w:spacing w:line="360" w:lineRule="auto"/>
+              <w:keepLines/>
+              <w:keepNext/>
             </w:pPr>
             <w:r>
               <w:rPr>
@@ -4566,13 +6153,19 @@
               <w:rPr>
                 <w:bCs/>
               </w:rPr>
-            </w:pPr>
+              <w:keepLines/>
+              <w:keepNext/>
+            </w:pPr>
+            <w:r>
+              <w:t>Farkas Irén, +36 30 299 2792, farkas.iren@szigligeti.com</w:t>
+            </w:r>
           </w:p>
         </w:tc>
       </w:tr>
       <w:tr>
         <w:trPr>
           <w:jc w:val="center"/>
+          <w:cantSplit/>
         </w:trPr>
         <w:tc>
           <w:tcPr>
@@ -4591,6 +6184,8 @@
                 <w:tab w:val="left" w:pos="540"/>
               </w:tabs>
               <w:spacing w:line="360" w:lineRule="auto"/>
+              <w:keepLines/>
+              <w:keepNext/>
             </w:pPr>
             <w:r>
               <w:rPr>
@@ -4638,7 +6233,14 @@
             <w:shd w:val="clear" w:color="auto" w:fill="auto"/>
             <w:vAlign w:val="center"/>
           </w:tcPr>
-          <w:p/>
+          <w:p>
+            <w:pPr>
+              <w:keepLines/>
+            </w:pPr>
+            <w:r>
+              <w:t>Szigligeti: Ignácz György, 06-30-955-8259, igigyuri@gmail.com; fogadó: Giba Attila, 06-70-3333-676, gibati@gmail.com</w:t>
+            </w:r>
+          </w:p>
         </w:tc>
       </w:tr>
     </w:tbl>
@@ -4654,9 +6256,69 @@
       <w:pPr>
         <w:spacing w:line="360" w:lineRule="auto"/>
         <w:rPr>
+          <w:bCs/>
+        </w:rPr>
+      </w:pPr>
+    </w:p>
+    <w:p>
+      <w:pPr>
+        <w:spacing w:line="360" w:lineRule="auto"/>
+        <w:rPr>
+          <w:bCs/>
+        </w:rPr>
+      </w:pPr>
+    </w:p>
+    <w:p>
+      <w:pPr>
+        <w:keepNext/>
+        <w:pageBreakBefore/>
+        <w:spacing w:before="0" w:after="120"/>
+        <w:jc w:val="center"/>
+      </w:pPr>
+      <w:r>
+        <w:drawing>
+          <wp:inline xmlns:a="http://schemas.openxmlformats.org/drawingml/2006/main" xmlns:pic="http://schemas.openxmlformats.org/drawingml/2006/picture">
+            <wp:extent cx="1188720" cy="684747"/>
+            <wp:docPr id="9" name="Picture 9"/>
+            <wp:cNvGraphicFramePr>
+              <a:graphicFrameLocks noChangeAspect="1"/>
+            </wp:cNvGraphicFramePr>
+            <a:graphic>
+              <a:graphicData uri="http://schemas.openxmlformats.org/drawingml/2006/picture">
+                <pic:pic>
+                  <pic:nvPicPr>
+                    <pic:cNvPr id="0" name="image.png"/>
+                    <pic:cNvPicPr/>
+                  </pic:nvPicPr>
+                  <pic:blipFill>
+                    <a:blip r:embed="rId14"/>
+                    <a:stretch>
+                      <a:fillRect/>
+                    </a:stretch>
+                  </pic:blipFill>
+                  <pic:spPr>
+                    <a:xfrm>
+                      <a:off x="0" y="0"/>
+                      <a:ext cx="1188720" cy="684747"/>
+                    </a:xfrm>
+                    <a:prstGeom prst="rect"/>
+                  </pic:spPr>
+                </pic:pic>
+              </a:graphicData>
+            </a:graphic>
+          </wp:inline>
+        </w:drawing>
+      </w:r>
+    </w:p>
+    <w:p>
+      <w:pPr>
+        <w:spacing w:line="360" w:lineRule="auto"/>
+        <w:rPr>
           <w:b/>
           <w:bCs/>
         </w:rPr>
+        <w:keepLines/>
+        <w:keepNext/>
       </w:pPr>
       <w:r>
         <w:rPr>
@@ -4681,6 +6343,7 @@
       <w:tr>
         <w:trPr>
           <w:trHeight w:val="189"/>
+          <w:cantSplit/>
         </w:trPr>
         <w:tc>
           <w:tcPr>
@@ -4695,6 +6358,10 @@
             <w:shd w:val="clear" w:color="auto" w:fill="auto"/>
           </w:tcPr>
           <w:p>
+            <w:pPr>
+              <w:keepLines/>
+              <w:keepNext/>
+            </w:pPr>
             <w:r>
               <w:rPr>
                 <w:b/>
@@ -4718,6 +6385,8 @@
           <w:p>
             <w:pPr>
               <w:spacing w:line="360" w:lineRule="auto"/>
+              <w:keepLines/>
+              <w:keepNext/>
             </w:pPr>
             <w:hyperlink r:id="rId8" w:history="1">
               <w:r>
@@ -4735,6 +6404,7 @@
       <w:tr>
         <w:trPr>
           <w:trHeight w:val="210"/>
+          <w:cantSplit/>
         </w:trPr>
         <w:tc>
           <w:tcPr>
@@ -4757,6 +6427,8 @@
                 <w:bCs/>
                 <w:i/>
               </w:rPr>
+              <w:keepLines/>
+              <w:keepNext/>
             </w:pPr>
           </w:p>
         </w:tc>
@@ -4774,6 +6446,8 @@
           <w:p>
             <w:pPr>
               <w:spacing w:line="360" w:lineRule="auto"/>
+              <w:keepLines/>
+              <w:keepNext/>
             </w:pPr>
             <w:r>
               <w:rPr>
@@ -4809,6 +6483,7 @@
       <w:tr>
         <w:trPr>
           <w:trHeight w:val="498"/>
+          <w:cantSplit/>
         </w:trPr>
         <w:tc>
           <w:tcPr>
@@ -4825,6 +6500,8 @@
           <w:p>
             <w:pPr>
               <w:spacing w:line="360" w:lineRule="auto"/>
+              <w:keepLines/>
+              <w:keepNext/>
             </w:pPr>
             <w:proofErr w:type="spellStart"/>
             <w:r>
@@ -4858,6 +6535,8 @@
           <w:p>
             <w:pPr>
               <w:spacing w:line="360" w:lineRule="auto"/>
+              <w:keepLines/>
+              <w:keepNext/>
             </w:pPr>
             <w:hyperlink r:id="rId9" w:history="1">
               <w:r>
@@ -4875,6 +6554,7 @@
       <w:tr>
         <w:trPr>
           <w:trHeight w:val="309"/>
+          <w:cantSplit/>
         </w:trPr>
         <w:tc>
           <w:tcPr>
@@ -4897,6 +6577,8 @@
                 <w:bCs/>
                 <w:i/>
               </w:rPr>
+              <w:keepLines/>
+              <w:keepNext/>
             </w:pPr>
           </w:p>
         </w:tc>
@@ -4914,6 +6596,8 @@
           <w:p>
             <w:pPr>
               <w:spacing w:line="360" w:lineRule="auto"/>
+              <w:keepLines/>
+              <w:keepNext/>
             </w:pPr>
             <w:r>
               <w:rPr>
@@ -4928,6 +6612,7 @@
       <w:tr>
         <w:trPr>
           <w:trHeight w:val="270"/>
+          <w:cantSplit/>
         </w:trPr>
         <w:tc>
           <w:tcPr>
@@ -4944,6 +6629,8 @@
           <w:p>
             <w:pPr>
               <w:spacing w:line="360" w:lineRule="auto"/>
+              <w:keepLines/>
+              <w:keepNext/>
             </w:pPr>
             <w:r>
               <w:rPr>
@@ -4967,6 +6654,8 @@
           <w:p>
             <w:pPr>
               <w:spacing w:line="360" w:lineRule="auto"/>
+              <w:keepLines/>
+              <w:keepNext/>
             </w:pPr>
             <w:r>
               <w:rPr>
@@ -4981,6 +6670,7 @@
       <w:tr>
         <w:trPr>
           <w:trHeight w:val="195"/>
+          <w:cantSplit/>
         </w:trPr>
         <w:tc>
           <w:tcPr>
@@ -5004,6 +6694,8 @@
                 <w:i/>
                 <w:highlight w:val="yellow"/>
               </w:rPr>
+              <w:keepLines/>
+              <w:keepNext/>
             </w:pPr>
           </w:p>
         </w:tc>
@@ -5021,6 +6713,8 @@
           <w:p>
             <w:pPr>
               <w:spacing w:line="360" w:lineRule="auto"/>
+              <w:keepLines/>
+              <w:keepNext/>
             </w:pPr>
             <w:r>
               <w:rPr>
@@ -5034,6 +6728,7 @@
       <w:tr>
         <w:trPr>
           <w:trHeight w:val="195"/>
+          <w:cantSplit/>
         </w:trPr>
         <w:tc>
           <w:tcPr>
@@ -5051,6 +6746,8 @@
             <w:pPr>
               <w:spacing w:line="360" w:lineRule="auto"/>
               <w:ind w:right="-141"/>
+              <w:keepLines/>
+              <w:keepNext/>
             </w:pPr>
             <w:r>
               <w:rPr>
@@ -5075,6 +6772,8 @@
           <w:p>
             <w:pPr>
               <w:spacing w:line="360" w:lineRule="auto"/>
+              <w:keepLines/>
+              <w:keepNext/>
             </w:pPr>
             <w:hyperlink r:id="rId10" w:history="1">
               <w:r>
@@ -5092,6 +6791,7 @@
       <w:tr>
         <w:trPr>
           <w:trHeight w:val="195"/>
+          <w:cantSplit/>
         </w:trPr>
         <w:tc>
           <w:tcPr>
@@ -5114,6 +6814,8 @@
                 <w:bCs/>
                 <w:i/>
               </w:rPr>
+              <w:keepLines/>
+              <w:keepNext/>
             </w:pPr>
           </w:p>
         </w:tc>
@@ -5131,6 +6833,7 @@
           <w:p>
             <w:pPr>
               <w:spacing w:line="360" w:lineRule="auto"/>
+              <w:keepLines/>
             </w:pPr>
             <w:r>
               <w:rPr>
@@ -5158,7 +6861,7 @@
     <w:sectPr>
       <w:headerReference w:type="default" r:id="rId11"/>
       <w:pgSz w:w="11906" w:h="16838"/>
-      <w:pgMar w:top="1417" w:right="1417" w:bottom="1417" w:left="1417" w:header="283" w:footer="680" w:gutter="0"/>
+      <w:pgMar w:top="504" w:right="1417" w:bottom="1417" w:left="1417" w:header="283" w:footer="680" w:gutter="0"/>
       <w:cols w:space="708"/>
       <w:docGrid w:linePitch="360"/>
     </w:sectPr>
@@ -5218,82 +6921,7 @@
 
 <file path=word/header1.xml><?xml version="1.0" encoding="utf-8"?>
 <w:hdr xmlns:wpc="http://schemas.microsoft.com/office/word/2010/wordprocessingCanvas" xmlns:cx="http://schemas.microsoft.com/office/drawing/2014/chartex" xmlns:cx1="http://schemas.microsoft.com/office/drawing/2015/9/8/chartex" xmlns:cx2="http://schemas.microsoft.com/office/drawing/2015/10/21/chartex" xmlns:cx3="http://schemas.microsoft.com/office/drawing/2016/5/9/chartex" xmlns:cx4="http://schemas.microsoft.com/office/drawing/2016/5/10/chartex" xmlns:cx5="http://schemas.microsoft.com/office/drawing/2016/5/11/chartex" xmlns:cx6="http://schemas.microsoft.com/office/drawing/2016/5/12/chartex" xmlns:cx7="http://schemas.microsoft.com/office/drawing/2016/5/13/chartex" xmlns:cx8="http://schemas.microsoft.com/office/drawing/2016/5/14/chartex" xmlns:mc="http://schemas.openxmlformats.org/markup-compatibility/2006" xmlns:aink="http://schemas.microsoft.com/office/drawing/2016/ink" xmlns:am3d="http://schemas.microsoft.com/office/drawing/2017/model3d" xmlns:o="urn:schemas-microsoft-com:office:office" xmlns:r="http://schemas.openxmlformats.org/officeDocument/2006/relationships" xmlns:m="http://schemas.openxmlformats.org/officeDocument/2006/math" xmlns:v="urn:schemas-microsoft-com:vml" xmlns:wp14="http://schemas.microsoft.com/office/word/2010/wordprocessingDrawing" xmlns:wp="http://schemas.openxmlformats.org/drawingml/2006/wordprocessingDrawing" xmlns:w10="urn:schemas-microsoft-com:office:word" xmlns:w="http://schemas.openxmlformats.org/wordprocessingml/2006/main" xmlns:w14="http://schemas.microsoft.com/office/word/2010/wordml" xmlns:w15="http://schemas.microsoft.com/office/word/2012/wordml" xmlns:w16cex="http://schemas.microsoft.com/office/word/2018/wordml/cex" xmlns:w16cid="http://schemas.microsoft.com/office/word/2016/wordml/cid" xmlns:w16="http://schemas.microsoft.com/office/word/2018/wordml" xmlns:w16sdtdh="http://schemas.microsoft.com/office/word/2020/wordml/sdtdatahash" xmlns:w16se="http://schemas.microsoft.com/office/word/2015/wordml/symex" xmlns:wpg="http://schemas.microsoft.com/office/word/2010/wordprocessingGroup" xmlns:wpi="http://schemas.microsoft.com/office/word/2010/wordprocessingInk" xmlns:wne="http://schemas.microsoft.com/office/word/2006/wordml" xmlns:wps="http://schemas.microsoft.com/office/word/2010/wordprocessingShape" mc:Ignorable="w14 w15 w16se w16cid w16 w16cex w16sdtdh wp14">
-  <w:p>
-    <w:pPr>
-      <w:pStyle w:val="lfej"/>
-      <w:ind w:left="-1417"/>
-      <w:jc w:val="right"/>
-      <w:rPr>
-        <w:b/>
-        <w:sz w:val="28"/>
-        <w:szCs w:val="28"/>
-      </w:rPr>
-    </w:pPr>
-    <w:r>
-      <w:rPr>
-        <w:b/>
-        <w:noProof/>
-        <w:sz w:val="28"/>
-        <w:szCs w:val="28"/>
-        <w:lang w:eastAsia="hu-HU"/>
-      </w:rPr>
-      <w:drawing>
-        <wp:anchor distT="0" distB="0" distL="114300" distR="114300" simplePos="0" relativeHeight="251659264" behindDoc="1" locked="0" layoutInCell="1" allowOverlap="1" wp14:anchorId="4A136D1E" wp14:editId="53068148">
-          <wp:simplePos x="0" y="0"/>
-          <wp:positionH relativeFrom="margin">
-            <wp:posOffset>1134745</wp:posOffset>
-          </wp:positionH>
-          <wp:positionV relativeFrom="paragraph">
-            <wp:posOffset>-179705</wp:posOffset>
-          </wp:positionV>
-          <wp:extent cx="1560940" cy="899160"/>
-          <wp:effectExtent l="0" t="0" r="1270" b="0"/>
-          <wp:wrapNone/>
-          <wp:docPr id="1" name="Kép 1"/>
-          <wp:cNvGraphicFramePr>
-            <a:graphicFrameLocks xmlns:a="http://schemas.openxmlformats.org/drawingml/2006/main" noChangeAspect="1"/>
-          </wp:cNvGraphicFramePr>
-          <a:graphic xmlns:a="http://schemas.openxmlformats.org/drawingml/2006/main">
-            <a:graphicData uri="http://schemas.openxmlformats.org/drawingml/2006/picture">
-              <pic:pic xmlns:pic="http://schemas.openxmlformats.org/drawingml/2006/picture">
-                <pic:nvPicPr>
-                  <pic:cNvPr id="1" name="LOGO_2024.png"/>
-                  <pic:cNvPicPr/>
-                </pic:nvPicPr>
-                <pic:blipFill>
-                  <a:blip r:embed="rId1">
-                    <a:extLst>
-                      <a:ext uri="{28A0092B-C50C-407E-A947-70E740481C1C}">
-                        <a14:useLocalDpi xmlns:a14="http://schemas.microsoft.com/office/drawing/2010/main" val="0"/>
-                      </a:ext>
-                    </a:extLst>
-                  </a:blip>
-                  <a:stretch>
-                    <a:fillRect/>
-                  </a:stretch>
-                </pic:blipFill>
-                <pic:spPr>
-                  <a:xfrm>
-                    <a:off x="0" y="0"/>
-                    <a:ext cx="1560940" cy="899160"/>
-                  </a:xfrm>
-                  <a:prstGeom prst="rect">
-                    <a:avLst/>
-                  </a:prstGeom>
-                </pic:spPr>
-              </pic:pic>
-            </a:graphicData>
-          </a:graphic>
-          <wp14:sizeRelH relativeFrom="margin">
-            <wp14:pctWidth>0</wp14:pctWidth>
-          </wp14:sizeRelH>
-          <wp14:sizeRelV relativeFrom="margin">
-            <wp14:pctHeight>0</wp14:pctHeight>
-          </wp14:sizeRelV>
-        </wp:anchor>
-      </w:drawing>
-    </w:r>
-  </w:p>
+  <w:p/>
 </w:hdr>
 </file>
 
